--- a/F21SC Coursework 1 Report.docx
+++ b/F21SC Coursework 1 Report.docx
@@ -745,7 +745,9 @@
         </w:tblBorders>
         <w:tblLayout w:type="autofit"/>
         <w:tblCellMar>
+          <w:top w:w="0" w:type="dxa"/>
           <w:left w:w="108" w:type="dxa"/>
+          <w:bottom w:w="0" w:type="dxa"/>
           <w:right w:w="108" w:type="dxa"/>
         </w:tblCellMar>
       </w:tblPr>
@@ -764,7 +766,9 @@
             <w:insideV w:val="single" w:color="auto" w:sz="4" w:space="0"/>
           </w:tblBorders>
           <w:tblCellMar>
+            <w:top w:w="0" w:type="dxa"/>
             <w:left w:w="108" w:type="dxa"/>
+            <w:bottom w:w="0" w:type="dxa"/>
             <w:right w:w="108" w:type="dxa"/>
           </w:tblCellMar>
         </w:tblPrEx>
@@ -777,6 +781,7 @@
           </w:tcPr>
           <w:p>
             <w:pPr>
+              <w:widowControl w:val="0"/>
               <w:jc w:val="center"/>
               <w:rPr>
                 <w:rFonts w:hint="default" w:ascii="JetBrains Mono" w:hAnsi="JetBrains Mono" w:cs="JetBrains Mono"/>
@@ -803,6 +808,7 @@
           </w:p>
           <w:p>
             <w:pPr>
+              <w:widowControl w:val="0"/>
               <w:jc w:val="center"/>
               <w:rPr>
                 <w:rFonts w:hint="default" w:ascii="JetBrains Mono" w:hAnsi="JetBrains Mono" w:cs="JetBrains Mono"/>
@@ -822,6 +828,7 @@
           </w:tcPr>
           <w:p>
             <w:pPr>
+              <w:widowControl w:val="0"/>
               <w:jc w:val="center"/>
               <w:rPr>
                 <w:rFonts w:hint="default" w:ascii="JetBrains Mono" w:hAnsi="JetBrains Mono" w:cs="JetBrains Mono"/>
@@ -859,7 +866,9 @@
             <w:insideV w:val="single" w:color="auto" w:sz="4" w:space="0"/>
           </w:tblBorders>
           <w:tblCellMar>
+            <w:top w:w="0" w:type="dxa"/>
             <w:left w:w="108" w:type="dxa"/>
+            <w:bottom w:w="0" w:type="dxa"/>
             <w:right w:w="108" w:type="dxa"/>
           </w:tblCellMar>
         </w:tblPrEx>
@@ -869,6 +878,7 @@
           </w:tcPr>
           <w:p>
             <w:pPr>
+              <w:widowControl w:val="0"/>
               <w:jc w:val="left"/>
               <w:rPr>
                 <w:rFonts w:hint="default" w:ascii="JetBrains Mono" w:hAnsi="JetBrains Mono" w:cs="JetBrains Mono"/>
@@ -891,6 +901,7 @@
           </w:p>
           <w:p>
             <w:pPr>
+              <w:widowControl w:val="0"/>
               <w:jc w:val="left"/>
               <w:rPr>
                 <w:rFonts w:hint="default" w:ascii="JetBrains Mono" w:hAnsi="JetBrains Mono" w:cs="JetBrains Mono"/>
@@ -909,79 +920,11 @@
           </w:tcPr>
           <w:p>
             <w:pPr>
+              <w:widowControl w:val="0"/>
               <w:jc w:val="both"/>
               <w:rPr>
                 <w:rFonts w:hint="default" w:ascii="JetBrains Mono" w:hAnsi="JetBrains Mono" w:cs="JetBrains Mono"/>
                 <w:color w:val="92D050"/>
-                <w:sz w:val="24"/>
-                <w:szCs w:val="24"/>
-                <w:vertAlign w:val="baseline"/>
-                <w:lang w:val="en-US"/>
-              </w:rPr>
-            </w:pPr>
-          </w:p>
-        </w:tc>
-      </w:tr>
-      <w:tr>
-        <w:tblPrEx>
-          <w:tblBorders>
-            <w:top w:val="single" w:color="auto" w:sz="4" w:space="0"/>
-            <w:left w:val="single" w:color="auto" w:sz="4" w:space="0"/>
-            <w:bottom w:val="single" w:color="auto" w:sz="4" w:space="0"/>
-            <w:right w:val="single" w:color="auto" w:sz="4" w:space="0"/>
-            <w:insideH w:val="single" w:color="auto" w:sz="4" w:space="0"/>
-            <w:insideV w:val="single" w:color="auto" w:sz="4" w:space="0"/>
-          </w:tblBorders>
-        </w:tblPrEx>
-        <w:tc>
-          <w:tcPr>
-            <w:tcW w:w="5341" w:type="dxa"/>
-          </w:tcPr>
-          <w:p>
-            <w:pPr>
-              <w:jc w:val="left"/>
-              <w:rPr>
-                <w:rFonts w:hint="default" w:ascii="JetBrains Mono" w:hAnsi="JetBrains Mono" w:cs="JetBrains Mono"/>
-                <w:sz w:val="24"/>
-                <w:szCs w:val="24"/>
-                <w:vertAlign w:val="baseline"/>
-                <w:lang w:val="en-US"/>
-              </w:rPr>
-            </w:pPr>
-            <w:r>
-              <w:rPr>
-                <w:rFonts w:hint="default" w:ascii="JetBrains Mono" w:hAnsi="JetBrains Mono" w:cs="JetBrains Mono"/>
-                <w:sz w:val="24"/>
-                <w:szCs w:val="24"/>
-                <w:vertAlign w:val="baseline"/>
-                <w:lang w:val="en-US"/>
-              </w:rPr>
-              <w:t>Displaying the HTTP response status code</w:t>
-            </w:r>
-          </w:p>
-          <w:p>
-            <w:pPr>
-              <w:jc w:val="left"/>
-              <w:rPr>
-                <w:rFonts w:hint="default" w:ascii="JetBrains Mono" w:hAnsi="JetBrains Mono" w:cs="JetBrains Mono"/>
-                <w:sz w:val="24"/>
-                <w:szCs w:val="24"/>
-                <w:vertAlign w:val="baseline"/>
-                <w:lang w:val="en-US"/>
-              </w:rPr>
-            </w:pPr>
-          </w:p>
-        </w:tc>
-        <w:tc>
-          <w:tcPr>
-            <w:tcW w:w="5341" w:type="dxa"/>
-            <w:shd w:val="clear" w:color="auto" w:fill="92D050"/>
-          </w:tcPr>
-          <w:p>
-            <w:pPr>
-              <w:jc w:val="both"/>
-              <w:rPr>
-                <w:rFonts w:hint="default" w:ascii="JetBrains Mono" w:hAnsi="JetBrains Mono" w:cs="JetBrains Mono"/>
                 <w:sz w:val="24"/>
                 <w:szCs w:val="24"/>
                 <w:vertAlign w:val="baseline"/>
@@ -1002,7 +945,9 @@
             <w:insideV w:val="single" w:color="auto" w:sz="4" w:space="0"/>
           </w:tblBorders>
           <w:tblCellMar>
+            <w:top w:w="0" w:type="dxa"/>
             <w:left w:w="108" w:type="dxa"/>
+            <w:bottom w:w="0" w:type="dxa"/>
             <w:right w:w="108" w:type="dxa"/>
           </w:tblCellMar>
         </w:tblPrEx>
@@ -1012,6 +957,7 @@
           </w:tcPr>
           <w:p>
             <w:pPr>
+              <w:widowControl w:val="0"/>
               <w:jc w:val="left"/>
               <w:rPr>
                 <w:rFonts w:hint="default" w:ascii="JetBrains Mono" w:hAnsi="JetBrains Mono" w:cs="JetBrains Mono"/>
@@ -1029,11 +975,12 @@
                 <w:vertAlign w:val="baseline"/>
                 <w:lang w:val="en-US"/>
               </w:rPr>
-              <w:t>Displaying the web page’s title</w:t>
+              <w:t>Displaying the HTTP response status code</w:t>
             </w:r>
           </w:p>
           <w:p>
             <w:pPr>
+              <w:widowControl w:val="0"/>
               <w:jc w:val="left"/>
               <w:rPr>
                 <w:rFonts w:hint="default" w:ascii="JetBrains Mono" w:hAnsi="JetBrains Mono" w:cs="JetBrains Mono"/>
@@ -1052,75 +999,7 @@
           </w:tcPr>
           <w:p>
             <w:pPr>
-              <w:jc w:val="both"/>
-              <w:rPr>
-                <w:rFonts w:hint="default" w:ascii="JetBrains Mono" w:hAnsi="JetBrains Mono" w:cs="JetBrains Mono"/>
-                <w:sz w:val="24"/>
-                <w:szCs w:val="24"/>
-                <w:vertAlign w:val="baseline"/>
-                <w:lang w:val="en-US"/>
-              </w:rPr>
-            </w:pPr>
-          </w:p>
-        </w:tc>
-      </w:tr>
-      <w:tr>
-        <w:tblPrEx>
-          <w:tblBorders>
-            <w:top w:val="single" w:color="auto" w:sz="4" w:space="0"/>
-            <w:left w:val="single" w:color="auto" w:sz="4" w:space="0"/>
-            <w:bottom w:val="single" w:color="auto" w:sz="4" w:space="0"/>
-            <w:right w:val="single" w:color="auto" w:sz="4" w:space="0"/>
-            <w:insideH w:val="single" w:color="auto" w:sz="4" w:space="0"/>
-            <w:insideV w:val="single" w:color="auto" w:sz="4" w:space="0"/>
-          </w:tblBorders>
-        </w:tblPrEx>
-        <w:tc>
-          <w:tcPr>
-            <w:tcW w:w="5341" w:type="dxa"/>
-          </w:tcPr>
-          <w:p>
-            <w:pPr>
-              <w:jc w:val="left"/>
-              <w:rPr>
-                <w:rFonts w:hint="default" w:ascii="JetBrains Mono" w:hAnsi="JetBrains Mono" w:cs="JetBrains Mono"/>
-                <w:sz w:val="24"/>
-                <w:szCs w:val="24"/>
-                <w:vertAlign w:val="baseline"/>
-                <w:lang w:val="en-US"/>
-              </w:rPr>
-            </w:pPr>
-            <w:r>
-              <w:rPr>
-                <w:rFonts w:hint="default" w:ascii="JetBrains Mono" w:hAnsi="JetBrains Mono" w:cs="JetBrains Mono"/>
-                <w:sz w:val="24"/>
-                <w:szCs w:val="24"/>
-                <w:vertAlign w:val="baseline"/>
-                <w:lang w:val="en-US"/>
-              </w:rPr>
-              <w:t>Reload the current web page</w:t>
-            </w:r>
-          </w:p>
-          <w:p>
-            <w:pPr>
-              <w:jc w:val="left"/>
-              <w:rPr>
-                <w:rFonts w:hint="default" w:ascii="JetBrains Mono" w:hAnsi="JetBrains Mono" w:cs="JetBrains Mono"/>
-                <w:sz w:val="24"/>
-                <w:szCs w:val="24"/>
-                <w:vertAlign w:val="baseline"/>
-                <w:lang w:val="en-US"/>
-              </w:rPr>
-            </w:pPr>
-          </w:p>
-        </w:tc>
-        <w:tc>
-          <w:tcPr>
-            <w:tcW w:w="5341" w:type="dxa"/>
-            <w:shd w:val="clear" w:color="auto" w:fill="92D050"/>
-          </w:tcPr>
-          <w:p>
-            <w:pPr>
+              <w:widowControl w:val="0"/>
               <w:jc w:val="both"/>
               <w:rPr>
                 <w:rFonts w:hint="default" w:ascii="JetBrains Mono" w:hAnsi="JetBrains Mono" w:cs="JetBrains Mono"/>
@@ -1144,7 +1023,9 @@
             <w:insideV w:val="single" w:color="auto" w:sz="4" w:space="0"/>
           </w:tblBorders>
           <w:tblCellMar>
+            <w:top w:w="0" w:type="dxa"/>
             <w:left w:w="108" w:type="dxa"/>
+            <w:bottom w:w="0" w:type="dxa"/>
             <w:right w:w="108" w:type="dxa"/>
           </w:tblCellMar>
         </w:tblPrEx>
@@ -1154,6 +1035,7 @@
           </w:tcPr>
           <w:p>
             <w:pPr>
+              <w:widowControl w:val="0"/>
               <w:jc w:val="left"/>
               <w:rPr>
                 <w:rFonts w:hint="default" w:ascii="JetBrains Mono" w:hAnsi="JetBrains Mono" w:cs="JetBrains Mono"/>
@@ -1171,11 +1053,12 @@
                 <w:vertAlign w:val="baseline"/>
                 <w:lang w:val="en-US"/>
               </w:rPr>
-              <w:t>Setting the home page</w:t>
+              <w:t>Displaying the web page’s title</w:t>
             </w:r>
           </w:p>
           <w:p>
             <w:pPr>
+              <w:widowControl w:val="0"/>
               <w:jc w:val="left"/>
               <w:rPr>
                 <w:rFonts w:hint="default" w:ascii="JetBrains Mono" w:hAnsi="JetBrains Mono" w:cs="JetBrains Mono"/>
@@ -1194,6 +1077,7 @@
           </w:tcPr>
           <w:p>
             <w:pPr>
+              <w:widowControl w:val="0"/>
               <w:jc w:val="both"/>
               <w:rPr>
                 <w:rFonts w:hint="default" w:ascii="JetBrains Mono" w:hAnsi="JetBrains Mono" w:cs="JetBrains Mono"/>
@@ -1203,76 +1087,6 @@
                 <w:lang w:val="en-US"/>
               </w:rPr>
             </w:pPr>
-          </w:p>
-        </w:tc>
-      </w:tr>
-      <w:tr>
-        <w:tblPrEx>
-          <w:tblBorders>
-            <w:top w:val="single" w:color="auto" w:sz="4" w:space="0"/>
-            <w:left w:val="single" w:color="auto" w:sz="4" w:space="0"/>
-            <w:bottom w:val="single" w:color="auto" w:sz="4" w:space="0"/>
-            <w:right w:val="single" w:color="auto" w:sz="4" w:space="0"/>
-            <w:insideH w:val="single" w:color="auto" w:sz="4" w:space="0"/>
-            <w:insideV w:val="single" w:color="auto" w:sz="4" w:space="0"/>
-          </w:tblBorders>
-        </w:tblPrEx>
-        <w:tc>
-          <w:tcPr>
-            <w:tcW w:w="5341" w:type="dxa"/>
-          </w:tcPr>
-          <w:p>
-            <w:pPr>
-              <w:jc w:val="left"/>
-              <w:rPr>
-                <w:rFonts w:hint="default" w:ascii="JetBrains Mono" w:hAnsi="JetBrains Mono" w:cs="JetBrains Mono"/>
-                <w:sz w:val="24"/>
-                <w:szCs w:val="24"/>
-                <w:vertAlign w:val="baseline"/>
-                <w:lang w:val="en-US"/>
-              </w:rPr>
-            </w:pPr>
-            <w:r>
-              <w:rPr>
-                <w:rFonts w:hint="default" w:ascii="JetBrains Mono" w:hAnsi="JetBrains Mono" w:cs="JetBrains Mono"/>
-                <w:sz w:val="24"/>
-                <w:szCs w:val="24"/>
-                <w:vertAlign w:val="baseline"/>
-                <w:lang w:val="en-US"/>
-              </w:rPr>
-              <w:t>Adding pages to bookmarks list</w:t>
-            </w:r>
-          </w:p>
-          <w:p>
-            <w:pPr>
-              <w:jc w:val="left"/>
-              <w:rPr>
-                <w:rFonts w:hint="default" w:ascii="JetBrains Mono" w:hAnsi="JetBrains Mono" w:cs="JetBrains Mono"/>
-                <w:sz w:val="24"/>
-                <w:szCs w:val="24"/>
-                <w:vertAlign w:val="baseline"/>
-                <w:lang w:val="en-US"/>
-              </w:rPr>
-            </w:pPr>
-          </w:p>
-        </w:tc>
-        <w:tc>
-          <w:tcPr>
-            <w:tcW w:w="5341" w:type="dxa"/>
-          </w:tcPr>
-          <w:p>
-            <w:pPr>
-              <w:jc w:val="both"/>
-              <w:rPr>
-                <w:rFonts w:hint="default" w:ascii="JetBrains Mono" w:hAnsi="JetBrains Mono" w:cs="JetBrains Mono"/>
-                <w:sz w:val="24"/>
-                <w:szCs w:val="24"/>
-                <w:vertAlign w:val="baseline"/>
-                <w:lang w:val="en-US"/>
-              </w:rPr>
-            </w:pPr>
-            <w:bookmarkStart w:id="0" w:name="_GoBack"/>
-            <w:bookmarkEnd w:id="0"/>
           </w:p>
         </w:tc>
       </w:tr>
@@ -1287,7 +1101,9 @@
             <w:insideV w:val="single" w:color="auto" w:sz="4" w:space="0"/>
           </w:tblBorders>
           <w:tblCellMar>
+            <w:top w:w="0" w:type="dxa"/>
             <w:left w:w="108" w:type="dxa"/>
+            <w:bottom w:w="0" w:type="dxa"/>
             <w:right w:w="108" w:type="dxa"/>
           </w:tblCellMar>
         </w:tblPrEx>
@@ -1297,6 +1113,7 @@
           </w:tcPr>
           <w:p>
             <w:pPr>
+              <w:widowControl w:val="0"/>
               <w:jc w:val="left"/>
               <w:rPr>
                 <w:rFonts w:hint="default" w:ascii="JetBrains Mono" w:hAnsi="JetBrains Mono" w:cs="JetBrains Mono"/>
@@ -1314,28 +1131,31 @@
                 <w:vertAlign w:val="baseline"/>
                 <w:lang w:val="en-US"/>
               </w:rPr>
-              <w:t>Naming bookmarks</w:t>
+              <w:t>Reload the current web page</w:t>
             </w:r>
           </w:p>
           <w:p>
             <w:pPr>
-              <w:jc w:val="left"/>
-              <w:rPr>
-                <w:rFonts w:hint="default" w:ascii="JetBrains Mono" w:hAnsi="JetBrains Mono" w:cs="JetBrains Mono"/>
-                <w:sz w:val="24"/>
-                <w:szCs w:val="24"/>
-                <w:vertAlign w:val="baseline"/>
-                <w:lang w:val="en-US"/>
-              </w:rPr>
-            </w:pPr>
-          </w:p>
-        </w:tc>
-        <w:tc>
-          <w:tcPr>
-            <w:tcW w:w="5341" w:type="dxa"/>
-          </w:tcPr>
-          <w:p>
-            <w:pPr>
+              <w:widowControl w:val="0"/>
+              <w:jc w:val="left"/>
+              <w:rPr>
+                <w:rFonts w:hint="default" w:ascii="JetBrains Mono" w:hAnsi="JetBrains Mono" w:cs="JetBrains Mono"/>
+                <w:sz w:val="24"/>
+                <w:szCs w:val="24"/>
+                <w:vertAlign w:val="baseline"/>
+                <w:lang w:val="en-US"/>
+              </w:rPr>
+            </w:pPr>
+          </w:p>
+        </w:tc>
+        <w:tc>
+          <w:tcPr>
+            <w:tcW w:w="5341" w:type="dxa"/>
+            <w:shd w:val="clear" w:color="auto" w:fill="92D050"/>
+          </w:tcPr>
+          <w:p>
+            <w:pPr>
+              <w:widowControl w:val="0"/>
               <w:jc w:val="both"/>
               <w:rPr>
                 <w:rFonts w:hint="default" w:ascii="JetBrains Mono" w:hAnsi="JetBrains Mono" w:cs="JetBrains Mono"/>
@@ -1359,7 +1179,9 @@
             <w:insideV w:val="single" w:color="auto" w:sz="4" w:space="0"/>
           </w:tblBorders>
           <w:tblCellMar>
+            <w:top w:w="0" w:type="dxa"/>
             <w:left w:w="108" w:type="dxa"/>
+            <w:bottom w:w="0" w:type="dxa"/>
             <w:right w:w="108" w:type="dxa"/>
           </w:tblCellMar>
         </w:tblPrEx>
@@ -1369,6 +1191,7 @@
           </w:tcPr>
           <w:p>
             <w:pPr>
+              <w:widowControl w:val="0"/>
               <w:jc w:val="left"/>
               <w:rPr>
                 <w:rFonts w:hint="default" w:ascii="JetBrains Mono" w:hAnsi="JetBrains Mono" w:cs="JetBrains Mono"/>
@@ -1386,28 +1209,31 @@
                 <w:vertAlign w:val="baseline"/>
                 <w:lang w:val="en-US"/>
               </w:rPr>
-              <w:t>Deleting bookmarks</w:t>
+              <w:t>Setting the home page</w:t>
             </w:r>
           </w:p>
           <w:p>
             <w:pPr>
-              <w:jc w:val="left"/>
-              <w:rPr>
-                <w:rFonts w:hint="default" w:ascii="JetBrains Mono" w:hAnsi="JetBrains Mono" w:cs="JetBrains Mono"/>
-                <w:sz w:val="24"/>
-                <w:szCs w:val="24"/>
-                <w:vertAlign w:val="baseline"/>
-                <w:lang w:val="en-US"/>
-              </w:rPr>
-            </w:pPr>
-          </w:p>
-        </w:tc>
-        <w:tc>
-          <w:tcPr>
-            <w:tcW w:w="5341" w:type="dxa"/>
-          </w:tcPr>
-          <w:p>
-            <w:pPr>
+              <w:widowControl w:val="0"/>
+              <w:jc w:val="left"/>
+              <w:rPr>
+                <w:rFonts w:hint="default" w:ascii="JetBrains Mono" w:hAnsi="JetBrains Mono" w:cs="JetBrains Mono"/>
+                <w:sz w:val="24"/>
+                <w:szCs w:val="24"/>
+                <w:vertAlign w:val="baseline"/>
+                <w:lang w:val="en-US"/>
+              </w:rPr>
+            </w:pPr>
+          </w:p>
+        </w:tc>
+        <w:tc>
+          <w:tcPr>
+            <w:tcW w:w="5341" w:type="dxa"/>
+            <w:shd w:val="clear" w:color="auto" w:fill="92D050"/>
+          </w:tcPr>
+          <w:p>
+            <w:pPr>
+              <w:widowControl w:val="0"/>
               <w:jc w:val="both"/>
               <w:rPr>
                 <w:rFonts w:hint="default" w:ascii="JetBrains Mono" w:hAnsi="JetBrains Mono" w:cs="JetBrains Mono"/>
@@ -1431,7 +1257,9 @@
             <w:insideV w:val="single" w:color="auto" w:sz="4" w:space="0"/>
           </w:tblBorders>
           <w:tblCellMar>
+            <w:top w:w="0" w:type="dxa"/>
             <w:left w:w="108" w:type="dxa"/>
+            <w:bottom w:w="0" w:type="dxa"/>
             <w:right w:w="108" w:type="dxa"/>
           </w:tblCellMar>
         </w:tblPrEx>
@@ -1441,6 +1269,7 @@
           </w:tcPr>
           <w:p>
             <w:pPr>
+              <w:widowControl w:val="0"/>
               <w:jc w:val="left"/>
               <w:rPr>
                 <w:rFonts w:hint="default" w:ascii="JetBrains Mono" w:hAnsi="JetBrains Mono" w:cs="JetBrains Mono"/>
@@ -1458,28 +1287,31 @@
                 <w:vertAlign w:val="baseline"/>
                 <w:lang w:val="en-US"/>
               </w:rPr>
-              <w:t>Removing bookmarks</w:t>
+              <w:t>Adding pages to bookmarks list</w:t>
             </w:r>
           </w:p>
           <w:p>
             <w:pPr>
-              <w:jc w:val="left"/>
-              <w:rPr>
-                <w:rFonts w:hint="default" w:ascii="JetBrains Mono" w:hAnsi="JetBrains Mono" w:cs="JetBrains Mono"/>
-                <w:sz w:val="24"/>
-                <w:szCs w:val="24"/>
-                <w:vertAlign w:val="baseline"/>
-                <w:lang w:val="en-US"/>
-              </w:rPr>
-            </w:pPr>
-          </w:p>
-        </w:tc>
-        <w:tc>
-          <w:tcPr>
-            <w:tcW w:w="5341" w:type="dxa"/>
-          </w:tcPr>
-          <w:p>
-            <w:pPr>
+              <w:widowControl w:val="0"/>
+              <w:jc w:val="left"/>
+              <w:rPr>
+                <w:rFonts w:hint="default" w:ascii="JetBrains Mono" w:hAnsi="JetBrains Mono" w:cs="JetBrains Mono"/>
+                <w:sz w:val="24"/>
+                <w:szCs w:val="24"/>
+                <w:vertAlign w:val="baseline"/>
+                <w:lang w:val="en-US"/>
+              </w:rPr>
+            </w:pPr>
+          </w:p>
+        </w:tc>
+        <w:tc>
+          <w:tcPr>
+            <w:tcW w:w="5341" w:type="dxa"/>
+            <w:shd w:val="clear" w:color="auto" w:fill="92D050"/>
+          </w:tcPr>
+          <w:p>
+            <w:pPr>
+              <w:widowControl w:val="0"/>
               <w:jc w:val="both"/>
               <w:rPr>
                 <w:rFonts w:hint="default" w:ascii="JetBrains Mono" w:hAnsi="JetBrains Mono" w:cs="JetBrains Mono"/>
@@ -1503,7 +1335,9 @@
             <w:insideV w:val="single" w:color="auto" w:sz="4" w:space="0"/>
           </w:tblBorders>
           <w:tblCellMar>
+            <w:top w:w="0" w:type="dxa"/>
             <w:left w:w="108" w:type="dxa"/>
+            <w:bottom w:w="0" w:type="dxa"/>
             <w:right w:w="108" w:type="dxa"/>
           </w:tblCellMar>
         </w:tblPrEx>
@@ -1513,6 +1347,7 @@
           </w:tcPr>
           <w:p>
             <w:pPr>
+              <w:widowControl w:val="0"/>
               <w:jc w:val="left"/>
               <w:rPr>
                 <w:rFonts w:hint="default" w:ascii="JetBrains Mono" w:hAnsi="JetBrains Mono" w:cs="JetBrains Mono"/>
@@ -1530,28 +1365,31 @@
                 <w:vertAlign w:val="baseline"/>
                 <w:lang w:val="en-US"/>
               </w:rPr>
-              <w:t>Navigating to bookmarks</w:t>
+              <w:t>Naming bookmarks</w:t>
             </w:r>
           </w:p>
           <w:p>
             <w:pPr>
-              <w:jc w:val="left"/>
-              <w:rPr>
-                <w:rFonts w:hint="default" w:ascii="JetBrains Mono" w:hAnsi="JetBrains Mono" w:cs="JetBrains Mono"/>
-                <w:sz w:val="24"/>
-                <w:szCs w:val="24"/>
-                <w:vertAlign w:val="baseline"/>
-                <w:lang w:val="en-US"/>
-              </w:rPr>
-            </w:pPr>
-          </w:p>
-        </w:tc>
-        <w:tc>
-          <w:tcPr>
-            <w:tcW w:w="5341" w:type="dxa"/>
-          </w:tcPr>
-          <w:p>
-            <w:pPr>
+              <w:widowControl w:val="0"/>
+              <w:jc w:val="left"/>
+              <w:rPr>
+                <w:rFonts w:hint="default" w:ascii="JetBrains Mono" w:hAnsi="JetBrains Mono" w:cs="JetBrains Mono"/>
+                <w:sz w:val="24"/>
+                <w:szCs w:val="24"/>
+                <w:vertAlign w:val="baseline"/>
+                <w:lang w:val="en-US"/>
+              </w:rPr>
+            </w:pPr>
+          </w:p>
+        </w:tc>
+        <w:tc>
+          <w:tcPr>
+            <w:tcW w:w="5341" w:type="dxa"/>
+            <w:shd w:val="clear" w:color="auto" w:fill="92D050"/>
+          </w:tcPr>
+          <w:p>
+            <w:pPr>
+              <w:widowControl w:val="0"/>
               <w:jc w:val="both"/>
               <w:rPr>
                 <w:rFonts w:hint="default" w:ascii="JetBrains Mono" w:hAnsi="JetBrains Mono" w:cs="JetBrains Mono"/>
@@ -1575,7 +1413,9 @@
             <w:insideV w:val="single" w:color="auto" w:sz="4" w:space="0"/>
           </w:tblBorders>
           <w:tblCellMar>
+            <w:top w:w="0" w:type="dxa"/>
             <w:left w:w="108" w:type="dxa"/>
+            <w:bottom w:w="0" w:type="dxa"/>
             <w:right w:w="108" w:type="dxa"/>
           </w:tblCellMar>
         </w:tblPrEx>
@@ -1585,6 +1425,7 @@
           </w:tcPr>
           <w:p>
             <w:pPr>
+              <w:widowControl w:val="0"/>
               <w:jc w:val="left"/>
               <w:rPr>
                 <w:rFonts w:hint="default" w:ascii="JetBrains Mono" w:hAnsi="JetBrains Mono" w:cs="JetBrains Mono"/>
@@ -1602,28 +1443,31 @@
                 <w:vertAlign w:val="baseline"/>
                 <w:lang w:val="en-US"/>
               </w:rPr>
-              <w:t>Maintaining history</w:t>
+              <w:t>Deleting bookmarks</w:t>
             </w:r>
           </w:p>
           <w:p>
             <w:pPr>
-              <w:jc w:val="left"/>
-              <w:rPr>
-                <w:rFonts w:hint="default" w:ascii="JetBrains Mono" w:hAnsi="JetBrains Mono" w:cs="JetBrains Mono"/>
-                <w:sz w:val="24"/>
-                <w:szCs w:val="24"/>
-                <w:vertAlign w:val="baseline"/>
-                <w:lang w:val="en-US"/>
-              </w:rPr>
-            </w:pPr>
-          </w:p>
-        </w:tc>
-        <w:tc>
-          <w:tcPr>
-            <w:tcW w:w="5341" w:type="dxa"/>
-          </w:tcPr>
-          <w:p>
-            <w:pPr>
+              <w:widowControl w:val="0"/>
+              <w:jc w:val="left"/>
+              <w:rPr>
+                <w:rFonts w:hint="default" w:ascii="JetBrains Mono" w:hAnsi="JetBrains Mono" w:cs="JetBrains Mono"/>
+                <w:sz w:val="24"/>
+                <w:szCs w:val="24"/>
+                <w:vertAlign w:val="baseline"/>
+                <w:lang w:val="en-US"/>
+              </w:rPr>
+            </w:pPr>
+          </w:p>
+        </w:tc>
+        <w:tc>
+          <w:tcPr>
+            <w:tcW w:w="5341" w:type="dxa"/>
+            <w:shd w:val="clear" w:color="auto" w:fill="92D050"/>
+          </w:tcPr>
+          <w:p>
+            <w:pPr>
+              <w:widowControl w:val="0"/>
               <w:jc w:val="both"/>
               <w:rPr>
                 <w:rFonts w:hint="default" w:ascii="JetBrains Mono" w:hAnsi="JetBrains Mono" w:cs="JetBrains Mono"/>
@@ -1647,7 +1491,9 @@
             <w:insideV w:val="single" w:color="auto" w:sz="4" w:space="0"/>
           </w:tblBorders>
           <w:tblCellMar>
+            <w:top w:w="0" w:type="dxa"/>
             <w:left w:w="108" w:type="dxa"/>
+            <w:bottom w:w="0" w:type="dxa"/>
             <w:right w:w="108" w:type="dxa"/>
           </w:tblCellMar>
         </w:tblPrEx>
@@ -1657,6 +1503,7 @@
           </w:tcPr>
           <w:p>
             <w:pPr>
+              <w:widowControl w:val="0"/>
               <w:jc w:val="left"/>
               <w:rPr>
                 <w:rFonts w:hint="default" w:ascii="JetBrains Mono" w:hAnsi="JetBrains Mono" w:cs="JetBrains Mono"/>
@@ -1674,28 +1521,30 @@
                 <w:vertAlign w:val="baseline"/>
                 <w:lang w:val="en-US"/>
               </w:rPr>
-              <w:t>Navigating to previous/next page in history</w:t>
+              <w:t>Removing bookmarks</w:t>
             </w:r>
           </w:p>
           <w:p>
             <w:pPr>
-              <w:jc w:val="left"/>
-              <w:rPr>
-                <w:rFonts w:hint="default" w:ascii="JetBrains Mono" w:hAnsi="JetBrains Mono" w:cs="JetBrains Mono"/>
-                <w:sz w:val="24"/>
-                <w:szCs w:val="24"/>
-                <w:vertAlign w:val="baseline"/>
-                <w:lang w:val="en-US"/>
-              </w:rPr>
-            </w:pPr>
-          </w:p>
-        </w:tc>
-        <w:tc>
-          <w:tcPr>
-            <w:tcW w:w="5341" w:type="dxa"/>
-          </w:tcPr>
-          <w:p>
-            <w:pPr>
+              <w:widowControl w:val="0"/>
+              <w:jc w:val="left"/>
+              <w:rPr>
+                <w:rFonts w:hint="default" w:ascii="JetBrains Mono" w:hAnsi="JetBrains Mono" w:cs="JetBrains Mono"/>
+                <w:sz w:val="24"/>
+                <w:szCs w:val="24"/>
+                <w:vertAlign w:val="baseline"/>
+                <w:lang w:val="en-US"/>
+              </w:rPr>
+            </w:pPr>
+          </w:p>
+        </w:tc>
+        <w:tc>
+          <w:tcPr>
+            <w:tcW w:w="5341" w:type="dxa"/>
+          </w:tcPr>
+          <w:p>
+            <w:pPr>
+              <w:widowControl w:val="0"/>
               <w:jc w:val="both"/>
               <w:rPr>
                 <w:rFonts w:hint="default" w:ascii="JetBrains Mono" w:hAnsi="JetBrains Mono" w:cs="JetBrains Mono"/>
@@ -1705,6 +1554,8 @@
                 <w:lang w:val="en-US"/>
               </w:rPr>
             </w:pPr>
+            <w:bookmarkStart w:id="0" w:name="_GoBack"/>
+            <w:bookmarkEnd w:id="0"/>
           </w:p>
         </w:tc>
       </w:tr>
@@ -1719,7 +1570,9 @@
             <w:insideV w:val="single" w:color="auto" w:sz="4" w:space="0"/>
           </w:tblBorders>
           <w:tblCellMar>
+            <w:top w:w="0" w:type="dxa"/>
             <w:left w:w="108" w:type="dxa"/>
+            <w:bottom w:w="0" w:type="dxa"/>
             <w:right w:w="108" w:type="dxa"/>
           </w:tblCellMar>
         </w:tblPrEx>
@@ -1729,6 +1582,7 @@
           </w:tcPr>
           <w:p>
             <w:pPr>
+              <w:widowControl w:val="0"/>
               <w:jc w:val="left"/>
               <w:rPr>
                 <w:rFonts w:hint="default" w:ascii="JetBrains Mono" w:hAnsi="JetBrains Mono" w:cs="JetBrains Mono"/>
@@ -1746,28 +1600,30 @@
                 <w:vertAlign w:val="baseline"/>
                 <w:lang w:val="en-US"/>
               </w:rPr>
-              <w:t>Navigating to a selected page in history</w:t>
+              <w:t>Navigating to bookmarks</w:t>
             </w:r>
           </w:p>
           <w:p>
             <w:pPr>
-              <w:jc w:val="left"/>
-              <w:rPr>
-                <w:rFonts w:hint="default" w:ascii="JetBrains Mono" w:hAnsi="JetBrains Mono" w:cs="JetBrains Mono"/>
-                <w:sz w:val="24"/>
-                <w:szCs w:val="24"/>
-                <w:vertAlign w:val="baseline"/>
-                <w:lang w:val="en-US"/>
-              </w:rPr>
-            </w:pPr>
-          </w:p>
-        </w:tc>
-        <w:tc>
-          <w:tcPr>
-            <w:tcW w:w="5341" w:type="dxa"/>
-          </w:tcPr>
-          <w:p>
-            <w:pPr>
+              <w:widowControl w:val="0"/>
+              <w:jc w:val="left"/>
+              <w:rPr>
+                <w:rFonts w:hint="default" w:ascii="JetBrains Mono" w:hAnsi="JetBrains Mono" w:cs="JetBrains Mono"/>
+                <w:sz w:val="24"/>
+                <w:szCs w:val="24"/>
+                <w:vertAlign w:val="baseline"/>
+                <w:lang w:val="en-US"/>
+              </w:rPr>
+            </w:pPr>
+          </w:p>
+        </w:tc>
+        <w:tc>
+          <w:tcPr>
+            <w:tcW w:w="5341" w:type="dxa"/>
+          </w:tcPr>
+          <w:p>
+            <w:pPr>
+              <w:widowControl w:val="0"/>
               <w:jc w:val="both"/>
               <w:rPr>
                 <w:rFonts w:hint="default" w:ascii="JetBrains Mono" w:hAnsi="JetBrains Mono" w:cs="JetBrains Mono"/>
@@ -1791,7 +1647,9 @@
             <w:insideV w:val="single" w:color="auto" w:sz="4" w:space="0"/>
           </w:tblBorders>
           <w:tblCellMar>
+            <w:top w:w="0" w:type="dxa"/>
             <w:left w:w="108" w:type="dxa"/>
+            <w:bottom w:w="0" w:type="dxa"/>
             <w:right w:w="108" w:type="dxa"/>
           </w:tblCellMar>
         </w:tblPrEx>
@@ -1801,6 +1659,7 @@
           </w:tcPr>
           <w:p>
             <w:pPr>
+              <w:widowControl w:val="0"/>
               <w:jc w:val="left"/>
               <w:rPr>
                 <w:rFonts w:hint="default" w:ascii="JetBrains Mono" w:hAnsi="JetBrains Mono" w:cs="JetBrains Mono"/>
@@ -1818,29 +1677,30 @@
                 <w:vertAlign w:val="baseline"/>
                 <w:lang w:val="en-US"/>
               </w:rPr>
-              <w:t>List five urls from the web-page in the side panel</w:t>
+              <w:t>Maintaining history</w:t>
             </w:r>
           </w:p>
           <w:p>
             <w:pPr>
-              <w:jc w:val="left"/>
-              <w:rPr>
-                <w:rFonts w:hint="default" w:ascii="JetBrains Mono" w:hAnsi="JetBrains Mono" w:cs="JetBrains Mono"/>
-                <w:sz w:val="24"/>
-                <w:szCs w:val="24"/>
-                <w:vertAlign w:val="baseline"/>
-                <w:lang w:val="en-US"/>
-              </w:rPr>
-            </w:pPr>
-          </w:p>
-        </w:tc>
-        <w:tc>
-          <w:tcPr>
-            <w:tcW w:w="5341" w:type="dxa"/>
-            <w:shd w:val="clear" w:color="auto" w:fill="92D050"/>
-          </w:tcPr>
-          <w:p>
-            <w:pPr>
+              <w:widowControl w:val="0"/>
+              <w:jc w:val="left"/>
+              <w:rPr>
+                <w:rFonts w:hint="default" w:ascii="JetBrains Mono" w:hAnsi="JetBrains Mono" w:cs="JetBrains Mono"/>
+                <w:sz w:val="24"/>
+                <w:szCs w:val="24"/>
+                <w:vertAlign w:val="baseline"/>
+                <w:lang w:val="en-US"/>
+              </w:rPr>
+            </w:pPr>
+          </w:p>
+        </w:tc>
+        <w:tc>
+          <w:tcPr>
+            <w:tcW w:w="5341" w:type="dxa"/>
+          </w:tcPr>
+          <w:p>
+            <w:pPr>
+              <w:widowControl w:val="0"/>
               <w:jc w:val="both"/>
               <w:rPr>
                 <w:rFonts w:hint="default" w:ascii="JetBrains Mono" w:hAnsi="JetBrains Mono" w:cs="JetBrains Mono"/>
@@ -1864,7 +1724,9 @@
             <w:insideV w:val="single" w:color="auto" w:sz="4" w:space="0"/>
           </w:tblBorders>
           <w:tblCellMar>
+            <w:top w:w="0" w:type="dxa"/>
             <w:left w:w="108" w:type="dxa"/>
+            <w:bottom w:w="0" w:type="dxa"/>
             <w:right w:w="108" w:type="dxa"/>
           </w:tblCellMar>
         </w:tblPrEx>
@@ -1874,6 +1736,239 @@
           </w:tcPr>
           <w:p>
             <w:pPr>
+              <w:widowControl w:val="0"/>
+              <w:jc w:val="left"/>
+              <w:rPr>
+                <w:rFonts w:hint="default" w:ascii="JetBrains Mono" w:hAnsi="JetBrains Mono" w:cs="JetBrains Mono"/>
+                <w:sz w:val="24"/>
+                <w:szCs w:val="24"/>
+                <w:vertAlign w:val="baseline"/>
+                <w:lang w:val="en-US"/>
+              </w:rPr>
+            </w:pPr>
+            <w:r>
+              <w:rPr>
+                <w:rFonts w:hint="default" w:ascii="JetBrains Mono" w:hAnsi="JetBrains Mono" w:cs="JetBrains Mono"/>
+                <w:sz w:val="24"/>
+                <w:szCs w:val="24"/>
+                <w:vertAlign w:val="baseline"/>
+                <w:lang w:val="en-US"/>
+              </w:rPr>
+              <w:t>Navigating to previous/next page in history</w:t>
+            </w:r>
+          </w:p>
+          <w:p>
+            <w:pPr>
+              <w:widowControl w:val="0"/>
+              <w:jc w:val="left"/>
+              <w:rPr>
+                <w:rFonts w:hint="default" w:ascii="JetBrains Mono" w:hAnsi="JetBrains Mono" w:cs="JetBrains Mono"/>
+                <w:sz w:val="24"/>
+                <w:szCs w:val="24"/>
+                <w:vertAlign w:val="baseline"/>
+                <w:lang w:val="en-US"/>
+              </w:rPr>
+            </w:pPr>
+          </w:p>
+        </w:tc>
+        <w:tc>
+          <w:tcPr>
+            <w:tcW w:w="5341" w:type="dxa"/>
+          </w:tcPr>
+          <w:p>
+            <w:pPr>
+              <w:widowControl w:val="0"/>
+              <w:jc w:val="both"/>
+              <w:rPr>
+                <w:rFonts w:hint="default" w:ascii="JetBrains Mono" w:hAnsi="JetBrains Mono" w:cs="JetBrains Mono"/>
+                <w:sz w:val="24"/>
+                <w:szCs w:val="24"/>
+                <w:vertAlign w:val="baseline"/>
+                <w:lang w:val="en-US"/>
+              </w:rPr>
+            </w:pPr>
+          </w:p>
+        </w:tc>
+      </w:tr>
+      <w:tr>
+        <w:tblPrEx>
+          <w:tblBorders>
+            <w:top w:val="single" w:color="auto" w:sz="4" w:space="0"/>
+            <w:left w:val="single" w:color="auto" w:sz="4" w:space="0"/>
+            <w:bottom w:val="single" w:color="auto" w:sz="4" w:space="0"/>
+            <w:right w:val="single" w:color="auto" w:sz="4" w:space="0"/>
+            <w:insideH w:val="single" w:color="auto" w:sz="4" w:space="0"/>
+            <w:insideV w:val="single" w:color="auto" w:sz="4" w:space="0"/>
+          </w:tblBorders>
+          <w:tblCellMar>
+            <w:top w:w="0" w:type="dxa"/>
+            <w:left w:w="108" w:type="dxa"/>
+            <w:bottom w:w="0" w:type="dxa"/>
+            <w:right w:w="108" w:type="dxa"/>
+          </w:tblCellMar>
+        </w:tblPrEx>
+        <w:tc>
+          <w:tcPr>
+            <w:tcW w:w="5341" w:type="dxa"/>
+          </w:tcPr>
+          <w:p>
+            <w:pPr>
+              <w:widowControl w:val="0"/>
+              <w:jc w:val="left"/>
+              <w:rPr>
+                <w:rFonts w:hint="default" w:ascii="JetBrains Mono" w:hAnsi="JetBrains Mono" w:cs="JetBrains Mono"/>
+                <w:sz w:val="24"/>
+                <w:szCs w:val="24"/>
+                <w:vertAlign w:val="baseline"/>
+                <w:lang w:val="en-US"/>
+              </w:rPr>
+            </w:pPr>
+            <w:r>
+              <w:rPr>
+                <w:rFonts w:hint="default" w:ascii="JetBrains Mono" w:hAnsi="JetBrains Mono" w:cs="JetBrains Mono"/>
+                <w:sz w:val="24"/>
+                <w:szCs w:val="24"/>
+                <w:vertAlign w:val="baseline"/>
+                <w:lang w:val="en-US"/>
+              </w:rPr>
+              <w:t>Navigating to a selected page in history</w:t>
+            </w:r>
+          </w:p>
+          <w:p>
+            <w:pPr>
+              <w:widowControl w:val="0"/>
+              <w:jc w:val="left"/>
+              <w:rPr>
+                <w:rFonts w:hint="default" w:ascii="JetBrains Mono" w:hAnsi="JetBrains Mono" w:cs="JetBrains Mono"/>
+                <w:sz w:val="24"/>
+                <w:szCs w:val="24"/>
+                <w:vertAlign w:val="baseline"/>
+                <w:lang w:val="en-US"/>
+              </w:rPr>
+            </w:pPr>
+          </w:p>
+        </w:tc>
+        <w:tc>
+          <w:tcPr>
+            <w:tcW w:w="5341" w:type="dxa"/>
+          </w:tcPr>
+          <w:p>
+            <w:pPr>
+              <w:widowControl w:val="0"/>
+              <w:jc w:val="both"/>
+              <w:rPr>
+                <w:rFonts w:hint="default" w:ascii="JetBrains Mono" w:hAnsi="JetBrains Mono" w:cs="JetBrains Mono"/>
+                <w:sz w:val="24"/>
+                <w:szCs w:val="24"/>
+                <w:vertAlign w:val="baseline"/>
+                <w:lang w:val="en-US"/>
+              </w:rPr>
+            </w:pPr>
+          </w:p>
+        </w:tc>
+      </w:tr>
+      <w:tr>
+        <w:tblPrEx>
+          <w:tblBorders>
+            <w:top w:val="single" w:color="auto" w:sz="4" w:space="0"/>
+            <w:left w:val="single" w:color="auto" w:sz="4" w:space="0"/>
+            <w:bottom w:val="single" w:color="auto" w:sz="4" w:space="0"/>
+            <w:right w:val="single" w:color="auto" w:sz="4" w:space="0"/>
+            <w:insideH w:val="single" w:color="auto" w:sz="4" w:space="0"/>
+            <w:insideV w:val="single" w:color="auto" w:sz="4" w:space="0"/>
+          </w:tblBorders>
+          <w:tblCellMar>
+            <w:top w:w="0" w:type="dxa"/>
+            <w:left w:w="108" w:type="dxa"/>
+            <w:bottom w:w="0" w:type="dxa"/>
+            <w:right w:w="108" w:type="dxa"/>
+          </w:tblCellMar>
+        </w:tblPrEx>
+        <w:tc>
+          <w:tcPr>
+            <w:tcW w:w="5341" w:type="dxa"/>
+          </w:tcPr>
+          <w:p>
+            <w:pPr>
+              <w:widowControl w:val="0"/>
+              <w:jc w:val="left"/>
+              <w:rPr>
+                <w:rFonts w:hint="default" w:ascii="JetBrains Mono" w:hAnsi="JetBrains Mono" w:cs="JetBrains Mono"/>
+                <w:sz w:val="24"/>
+                <w:szCs w:val="24"/>
+                <w:vertAlign w:val="baseline"/>
+                <w:lang w:val="en-US"/>
+              </w:rPr>
+            </w:pPr>
+            <w:r>
+              <w:rPr>
+                <w:rFonts w:hint="default" w:ascii="JetBrains Mono" w:hAnsi="JetBrains Mono" w:cs="JetBrains Mono"/>
+                <w:sz w:val="24"/>
+                <w:szCs w:val="24"/>
+                <w:vertAlign w:val="baseline"/>
+                <w:lang w:val="en-US"/>
+              </w:rPr>
+              <w:t>List five urls from the web-page in the side panel</w:t>
+            </w:r>
+          </w:p>
+          <w:p>
+            <w:pPr>
+              <w:widowControl w:val="0"/>
+              <w:jc w:val="left"/>
+              <w:rPr>
+                <w:rFonts w:hint="default" w:ascii="JetBrains Mono" w:hAnsi="JetBrains Mono" w:cs="JetBrains Mono"/>
+                <w:sz w:val="24"/>
+                <w:szCs w:val="24"/>
+                <w:vertAlign w:val="baseline"/>
+                <w:lang w:val="en-US"/>
+              </w:rPr>
+            </w:pPr>
+          </w:p>
+        </w:tc>
+        <w:tc>
+          <w:tcPr>
+            <w:tcW w:w="5341" w:type="dxa"/>
+            <w:shd w:val="clear" w:color="auto" w:fill="92D050"/>
+          </w:tcPr>
+          <w:p>
+            <w:pPr>
+              <w:widowControl w:val="0"/>
+              <w:jc w:val="both"/>
+              <w:rPr>
+                <w:rFonts w:hint="default" w:ascii="JetBrains Mono" w:hAnsi="JetBrains Mono" w:cs="JetBrains Mono"/>
+                <w:sz w:val="24"/>
+                <w:szCs w:val="24"/>
+                <w:vertAlign w:val="baseline"/>
+                <w:lang w:val="en-US"/>
+              </w:rPr>
+            </w:pPr>
+          </w:p>
+        </w:tc>
+      </w:tr>
+      <w:tr>
+        <w:tblPrEx>
+          <w:tblBorders>
+            <w:top w:val="single" w:color="auto" w:sz="4" w:space="0"/>
+            <w:left w:val="single" w:color="auto" w:sz="4" w:space="0"/>
+            <w:bottom w:val="single" w:color="auto" w:sz="4" w:space="0"/>
+            <w:right w:val="single" w:color="auto" w:sz="4" w:space="0"/>
+            <w:insideH w:val="single" w:color="auto" w:sz="4" w:space="0"/>
+            <w:insideV w:val="single" w:color="auto" w:sz="4" w:space="0"/>
+          </w:tblBorders>
+          <w:tblCellMar>
+            <w:top w:w="0" w:type="dxa"/>
+            <w:left w:w="108" w:type="dxa"/>
+            <w:bottom w:w="0" w:type="dxa"/>
+            <w:right w:w="108" w:type="dxa"/>
+          </w:tblCellMar>
+        </w:tblPrEx>
+        <w:tc>
+          <w:tcPr>
+            <w:tcW w:w="5341" w:type="dxa"/>
+          </w:tcPr>
+          <w:p>
+            <w:pPr>
+              <w:widowControl w:val="0"/>
               <w:jc w:val="left"/>
               <w:rPr>
                 <w:rFonts w:hint="default" w:ascii="JetBrains Mono" w:hAnsi="JetBrains Mono" w:cs="JetBrains Mono"/>
@@ -1901,6 +1996,7 @@
           </w:tcPr>
           <w:p>
             <w:pPr>
+              <w:widowControl w:val="0"/>
               <w:jc w:val="both"/>
               <w:rPr>
                 <w:rFonts w:hint="default" w:ascii="JetBrains Mono" w:hAnsi="JetBrains Mono" w:cs="JetBrains Mono"/>

--- a/F21SC Coursework 1 Report.docx
+++ b/F21SC Coursework 1 Report.docx
@@ -306,16 +306,16 @@
         <w:jc w:val="both"/>
         <w:rPr>
           <w:rFonts w:hint="default" w:ascii="JetBrains Mono" w:hAnsi="JetBrains Mono" w:cs="JetBrains Mono"/>
-          <w:sz w:val="24"/>
-          <w:szCs w:val="24"/>
+          <w:sz w:val="20"/>
+          <w:szCs w:val="20"/>
           <w:lang w:val="en-US"/>
         </w:rPr>
       </w:pPr>
       <w:r>
         <w:rPr>
           <w:rFonts w:hint="default" w:ascii="JetBrains Mono" w:hAnsi="JetBrains Mono" w:cs="JetBrains Mono"/>
-          <w:sz w:val="24"/>
-          <w:szCs w:val="24"/>
+          <w:sz w:val="20"/>
+          <w:szCs w:val="20"/>
           <w:lang w:val="en-US"/>
         </w:rPr>
         <w:t>The purpose of this report is to provide a simple to follow guide on setting up Squash Browser.</w:t>
@@ -326,8 +326,8 @@
         <w:jc w:val="both"/>
         <w:rPr>
           <w:rFonts w:hint="default" w:ascii="JetBrains Mono" w:hAnsi="JetBrains Mono" w:cs="JetBrains Mono"/>
-          <w:sz w:val="24"/>
-          <w:szCs w:val="24"/>
+          <w:sz w:val="20"/>
+          <w:szCs w:val="20"/>
           <w:lang w:val="en-US"/>
         </w:rPr>
       </w:pPr>
@@ -337,16 +337,16 @@
         <w:jc w:val="both"/>
         <w:rPr>
           <w:rFonts w:hint="default" w:ascii="JetBrains Mono" w:hAnsi="JetBrains Mono" w:cs="JetBrains Mono"/>
-          <w:sz w:val="24"/>
-          <w:szCs w:val="24"/>
+          <w:sz w:val="20"/>
+          <w:szCs w:val="20"/>
           <w:lang w:val="en-US"/>
         </w:rPr>
       </w:pPr>
       <w:r>
         <w:rPr>
           <w:rFonts w:hint="default" w:ascii="JetBrains Mono" w:hAnsi="JetBrains Mono" w:cs="JetBrains Mono"/>
-          <w:sz w:val="24"/>
-          <w:szCs w:val="24"/>
+          <w:sz w:val="20"/>
+          <w:szCs w:val="20"/>
           <w:lang w:val="en-US"/>
         </w:rPr>
         <w:t xml:space="preserve">Squash Browser is a simple and intuitive new way to browse on the web.It isn't </w:t>
@@ -354,8 +354,8 @@
       <w:r>
         <w:rPr>
           <w:rFonts w:hint="default" w:ascii="JetBrains Mono" w:hAnsi="JetBrains Mono" w:cs="JetBrains Mono"/>
-          <w:sz w:val="24"/>
-          <w:szCs w:val="24"/>
+          <w:sz w:val="20"/>
+          <w:szCs w:val="20"/>
           <w:lang w:val="en-US" w:eastAsia="zh-CN"/>
         </w:rPr>
         <w:t>just another chromium web client; it is a simple, intuitive, and radically new way to experience the web!</w:t>
@@ -366,8 +366,8 @@
         <w:jc w:val="both"/>
         <w:rPr>
           <w:rFonts w:hint="default" w:ascii="JetBrains Mono" w:hAnsi="JetBrains Mono" w:cs="JetBrains Mono"/>
-          <w:sz w:val="24"/>
-          <w:szCs w:val="24"/>
+          <w:sz w:val="20"/>
+          <w:szCs w:val="20"/>
           <w:lang w:val="en-US"/>
         </w:rPr>
       </w:pPr>
@@ -377,16 +377,16 @@
         <w:jc w:val="both"/>
         <w:rPr>
           <w:rFonts w:hint="default" w:ascii="JetBrains Mono" w:hAnsi="JetBrains Mono" w:cs="JetBrains Mono"/>
-          <w:sz w:val="24"/>
-          <w:szCs w:val="24"/>
+          <w:sz w:val="20"/>
+          <w:szCs w:val="20"/>
           <w:lang w:val="en-US" w:eastAsia="zh-CN"/>
         </w:rPr>
       </w:pPr>
       <w:r>
         <w:rPr>
           <w:rFonts w:hint="default" w:ascii="JetBrains Mono" w:hAnsi="JetBrains Mono" w:cs="JetBrains Mono"/>
-          <w:sz w:val="24"/>
-          <w:szCs w:val="24"/>
+          <w:sz w:val="20"/>
+          <w:szCs w:val="20"/>
           <w:lang w:val="en-US"/>
         </w:rPr>
         <w:t xml:space="preserve">It rivals already existing heavy and clunky chromium web browsers such as Google Chrome, Opera, Edge,etc. Here at squash labs we revolutionized the way browsers work by not even including a web rendering engine! Crazy right? Not only does this make our browser the best performative browser in the market, </w:t>
@@ -394,8 +394,8 @@
       <w:r>
         <w:rPr>
           <w:rFonts w:hint="default" w:ascii="JetBrains Mono" w:hAnsi="JetBrains Mono" w:cs="JetBrains Mono"/>
-          <w:sz w:val="24"/>
-          <w:szCs w:val="24"/>
+          <w:sz w:val="20"/>
+          <w:szCs w:val="20"/>
           <w:lang w:val="en-US" w:eastAsia="zh-CN"/>
         </w:rPr>
         <w:t>there is absolutely no way for third-party trackers, pixels, or intrusive JavaScript to execute or be displayed in our application, meaning you get true, undeniable, and effortless privacy!</w:t>
@@ -406,8 +406,8 @@
         <w:jc w:val="both"/>
         <w:rPr>
           <w:rFonts w:hint="default" w:ascii="JetBrains Mono" w:hAnsi="JetBrains Mono" w:cs="JetBrains Mono"/>
-          <w:sz w:val="24"/>
-          <w:szCs w:val="24"/>
+          <w:sz w:val="20"/>
+          <w:szCs w:val="20"/>
           <w:lang w:val="en-US" w:eastAsia="zh-CN"/>
         </w:rPr>
       </w:pPr>
@@ -417,16 +417,16 @@
         <w:jc w:val="both"/>
         <w:rPr>
           <w:rFonts w:hint="default" w:ascii="JetBrains Mono" w:hAnsi="JetBrains Mono" w:cs="JetBrains Mono"/>
-          <w:sz w:val="24"/>
-          <w:szCs w:val="24"/>
+          <w:sz w:val="20"/>
+          <w:szCs w:val="20"/>
           <w:lang w:val="en-US" w:eastAsia="zh-CN"/>
         </w:rPr>
       </w:pPr>
       <w:r>
         <w:rPr>
           <w:rFonts w:hint="default" w:ascii="JetBrains Mono" w:hAnsi="JetBrains Mono" w:cs="JetBrains Mono"/>
-          <w:sz w:val="24"/>
-          <w:szCs w:val="24"/>
+          <w:sz w:val="20"/>
+          <w:szCs w:val="20"/>
           <w:lang w:val="en-US" w:eastAsia="zh-CN"/>
         </w:rPr>
         <w:t>Squash Browser is not a bug, it's a feature. We're offering a direct, powerful, and text-only browsing experience.</w:t>
@@ -437,8 +437,8 @@
         <w:jc w:val="both"/>
         <w:rPr>
           <w:rFonts w:hint="default" w:ascii="JetBrains Mono" w:hAnsi="JetBrains Mono" w:cs="JetBrains Mono"/>
-          <w:sz w:val="24"/>
-          <w:szCs w:val="24"/>
+          <w:sz w:val="20"/>
+          <w:szCs w:val="20"/>
           <w:lang w:val="en-US" w:eastAsia="zh-CN"/>
         </w:rPr>
       </w:pPr>
@@ -450,8 +450,8 @@
           <w:rFonts w:hint="default" w:ascii="JetBrains Mono" w:hAnsi="JetBrains Mono" w:cs="JetBrains Mono"/>
           <w:b/>
           <w:bCs/>
-          <w:sz w:val="24"/>
-          <w:szCs w:val="24"/>
+          <w:sz w:val="20"/>
+          <w:szCs w:val="20"/>
           <w:u w:val="single"/>
           <w:lang w:val="en-US" w:eastAsia="zh-CN"/>
         </w:rPr>
@@ -461,8 +461,8 @@
           <w:rFonts w:hint="default" w:ascii="JetBrains Mono" w:hAnsi="JetBrains Mono" w:cs="JetBrains Mono"/>
           <w:b/>
           <w:bCs/>
-          <w:sz w:val="24"/>
-          <w:szCs w:val="24"/>
+          <w:sz w:val="20"/>
+          <w:szCs w:val="20"/>
           <w:u w:val="single"/>
           <w:lang w:val="en-US" w:eastAsia="zh-CN"/>
         </w:rPr>
@@ -506,6 +506,155 @@
     </w:p>
     <w:p>
       <w:pPr>
+        <w:numPr>
+          <w:ilvl w:val="0"/>
+          <w:numId w:val="1"/>
+        </w:numPr>
+        <w:ind w:left="420" w:leftChars="0" w:hanging="420" w:firstLineChars="0"/>
+        <w:jc w:val="left"/>
+        <w:rPr>
+          <w:rFonts w:hint="default" w:ascii="JetBrains Mono" w:hAnsi="JetBrains Mono" w:cs="JetBrains Mono"/>
+          <w:b w:val="0"/>
+          <w:bCs w:val="0"/>
+          <w:sz w:val="20"/>
+          <w:szCs w:val="20"/>
+          <w:lang w:val="en-US" w:eastAsia="zh-CN"/>
+        </w:rPr>
+      </w:pPr>
+      <w:r>
+        <w:rPr>
+          <w:rFonts w:hint="default" w:ascii="JetBrains Mono" w:hAnsi="JetBrains Mono" w:cs="JetBrains Mono"/>
+          <w:b w:val="0"/>
+          <w:bCs w:val="0"/>
+          <w:sz w:val="20"/>
+          <w:szCs w:val="20"/>
+          <w:lang w:val="en-US" w:eastAsia="zh-CN"/>
+        </w:rPr>
+        <w:t>The user history list would not need to show the title for each history item</w:t>
+      </w:r>
+    </w:p>
+    <w:p>
+      <w:pPr>
+        <w:numPr>
+          <w:ilvl w:val="0"/>
+          <w:numId w:val="1"/>
+        </w:numPr>
+        <w:ind w:left="420" w:leftChars="0" w:hanging="420" w:firstLineChars="0"/>
+        <w:jc w:val="left"/>
+        <w:rPr>
+          <w:rFonts w:hint="default" w:ascii="JetBrains Mono" w:hAnsi="JetBrains Mono" w:cs="JetBrains Mono"/>
+          <w:b w:val="0"/>
+          <w:bCs w:val="0"/>
+          <w:sz w:val="20"/>
+          <w:szCs w:val="20"/>
+          <w:lang w:val="en-US" w:eastAsia="zh-CN"/>
+        </w:rPr>
+      </w:pPr>
+      <w:r>
+        <w:rPr>
+          <w:rFonts w:hint="default" w:ascii="JetBrains Mono" w:hAnsi="JetBrains Mono" w:cs="JetBrains Mono"/>
+          <w:b w:val="0"/>
+          <w:bCs w:val="0"/>
+          <w:sz w:val="20"/>
+          <w:szCs w:val="20"/>
+          <w:lang w:val="en-US" w:eastAsia="zh-CN"/>
+        </w:rPr>
+        <w:t>A list was used as the data structure for the navigation stack as it allows forward and backward access without affecting the stack.</w:t>
+      </w:r>
+    </w:p>
+    <w:p>
+      <w:pPr>
+        <w:numPr>
+          <w:ilvl w:val="0"/>
+          <w:numId w:val="1"/>
+        </w:numPr>
+        <w:ind w:left="420" w:leftChars="0" w:hanging="420" w:firstLineChars="0"/>
+        <w:jc w:val="left"/>
+        <w:rPr>
+          <w:rFonts w:hint="default" w:ascii="JetBrains Mono" w:hAnsi="JetBrains Mono" w:cs="JetBrains Mono"/>
+          <w:b w:val="0"/>
+          <w:bCs w:val="0"/>
+          <w:sz w:val="20"/>
+          <w:szCs w:val="20"/>
+          <w:lang w:val="en-US" w:eastAsia="zh-CN"/>
+        </w:rPr>
+      </w:pPr>
+      <w:r>
+        <w:rPr>
+          <w:rFonts w:hint="default" w:ascii="JetBrains Mono" w:hAnsi="JetBrains Mono" w:cs="JetBrains Mono"/>
+          <w:b w:val="0"/>
+          <w:bCs w:val="0"/>
+          <w:sz w:val="20"/>
+          <w:szCs w:val="20"/>
+          <w:lang w:val="en-US" w:eastAsia="zh-CN"/>
+        </w:rPr>
+        <w:t>The initial home page URL would initialize with “https://hw.ac.uk”, but the user would be allowed to change it to any URL as they please. (“https://hw.ac.uk” is just a suggestion for the user at the start of the browser)</w:t>
+      </w:r>
+    </w:p>
+    <w:p>
+      <w:pPr>
+        <w:numPr>
+          <w:ilvl w:val="0"/>
+          <w:numId w:val="1"/>
+        </w:numPr>
+        <w:ind w:left="420" w:leftChars="0" w:hanging="420" w:firstLineChars="0"/>
+        <w:jc w:val="left"/>
+        <w:rPr>
+          <w:rFonts w:hint="default" w:ascii="JetBrains Mono" w:hAnsi="JetBrains Mono" w:cs="JetBrains Mono"/>
+          <w:b w:val="0"/>
+          <w:bCs w:val="0"/>
+          <w:sz w:val="20"/>
+          <w:szCs w:val="20"/>
+          <w:lang w:val="en-US" w:eastAsia="zh-CN"/>
+        </w:rPr>
+      </w:pPr>
+      <w:r>
+        <w:rPr>
+          <w:rFonts w:hint="default" w:ascii="JetBrains Mono" w:hAnsi="JetBrains Mono" w:cs="JetBrains Mono"/>
+          <w:b w:val="0"/>
+          <w:bCs w:val="0"/>
+          <w:sz w:val="20"/>
+          <w:szCs w:val="20"/>
+          <w:lang w:val="en-US" w:eastAsia="zh-CN"/>
+        </w:rPr>
+        <w:t>Navigation stack wouldn’t need to be saved in the database as it was not specified in the requirements. As such when the user loads the browser again only the the most recent history would be loaded.</w:t>
+      </w:r>
+    </w:p>
+    <w:p>
+      <w:pPr>
+        <w:numPr>
+          <w:ilvl w:val="0"/>
+          <w:numId w:val="1"/>
+        </w:numPr>
+        <w:ind w:left="420" w:leftChars="0" w:hanging="420" w:firstLineChars="0"/>
+        <w:jc w:val="left"/>
+        <w:rPr>
+          <w:rFonts w:hint="default" w:ascii="JetBrains Mono" w:hAnsi="JetBrains Mono" w:cs="JetBrains Mono"/>
+          <w:b w:val="0"/>
+          <w:bCs w:val="0"/>
+          <w:sz w:val="20"/>
+          <w:szCs w:val="20"/>
+          <w:lang w:val="en-US" w:eastAsia="zh-CN"/>
+        </w:rPr>
+      </w:pPr>
+      <w:r>
+        <w:rPr>
+          <w:rFonts w:hint="default" w:ascii="JetBrains Mono" w:hAnsi="JetBrains Mono" w:cs="JetBrains Mono"/>
+          <w:b w:val="0"/>
+          <w:bCs w:val="0"/>
+          <w:sz w:val="20"/>
+          <w:szCs w:val="20"/>
+          <w:lang w:val="en-US" w:eastAsia="zh-CN"/>
+        </w:rPr>
+        <w:t>Using the alternative Avalonia was allowed by my professor, while mentioned in the spec that GTK# Library for linux must be used.</w:t>
+      </w:r>
+    </w:p>
+    <w:p>
+      <w:pPr>
+        <w:numPr>
+          <w:numId w:val="0"/>
+        </w:numPr>
+        <w:ind w:leftChars="0"/>
         <w:jc w:val="left"/>
         <w:rPr>
           <w:rFonts w:hint="default" w:ascii="JetBrains Mono" w:hAnsi="JetBrains Mono" w:cs="JetBrains Mono"/>
@@ -516,197 +665,6 @@
           <w:lang w:val="en-US" w:eastAsia="zh-CN"/>
         </w:rPr>
       </w:pPr>
-      <w:r>
-        <w:rPr>
-          <w:rFonts w:hint="default" w:ascii="JetBrains Mono" w:hAnsi="JetBrains Mono" w:cs="JetBrains Mono"/>
-          <w:b w:val="0"/>
-          <w:bCs w:val="0"/>
-          <w:sz w:val="24"/>
-          <w:szCs w:val="24"/>
-          <w:lang w:val="en-US" w:eastAsia="zh-CN"/>
-        </w:rPr>
-        <w:t>There were only a few assumptions made during the entire development process. One assumption is that the application must be cross platform to windows &amp; linux. This in mind is the reason I chose Avalonia (Which will be talked about later) as the main platform to develop the C# browser.</w:t>
-      </w:r>
-    </w:p>
-    <w:p>
-      <w:pPr>
-        <w:jc w:val="left"/>
-        <w:rPr>
-          <w:rFonts w:hint="default" w:ascii="JetBrains Mono" w:hAnsi="JetBrains Mono" w:cs="JetBrains Mono"/>
-          <w:b w:val="0"/>
-          <w:bCs w:val="0"/>
-          <w:sz w:val="24"/>
-          <w:szCs w:val="24"/>
-          <w:lang w:val="en-US" w:eastAsia="zh-CN"/>
-        </w:rPr>
-      </w:pPr>
-      <w:r>
-        <w:rPr>
-          <w:rFonts w:hint="default" w:ascii="JetBrains Mono" w:hAnsi="JetBrains Mono" w:cs="JetBrains Mono"/>
-          <w:b w:val="0"/>
-          <w:bCs w:val="0"/>
-          <w:sz w:val="24"/>
-          <w:szCs w:val="24"/>
-          <w:lang w:val="en-US" w:eastAsia="zh-CN"/>
-        </w:rPr>
-        <w:t>Another assumption is to develop the project using a MVVM (Model-View-ViewMode). This is a software design pattern commonly used for building user interfaces, like squash browser. It allows me to separate the main business logic (Model) with the UI elements (View). Making the codebase easier to maintain and test.</w:t>
-      </w:r>
-    </w:p>
-    <w:p>
-      <w:pPr>
-        <w:jc w:val="left"/>
-        <w:rPr>
-          <w:rFonts w:hint="default" w:ascii="JetBrains Mono" w:hAnsi="JetBrains Mono" w:cs="JetBrains Mono"/>
-          <w:b w:val="0"/>
-          <w:bCs w:val="0"/>
-          <w:sz w:val="24"/>
-          <w:szCs w:val="24"/>
-          <w:lang w:val="en-US" w:eastAsia="zh-CN"/>
-        </w:rPr>
-      </w:pPr>
-    </w:p>
-    <w:p>
-      <w:pPr>
-        <w:jc w:val="left"/>
-        <w:rPr>
-          <w:rFonts w:hint="default" w:ascii="JetBrains Mono" w:hAnsi="JetBrains Mono" w:cs="JetBrains Mono"/>
-          <w:b w:val="0"/>
-          <w:bCs w:val="0"/>
-          <w:sz w:val="24"/>
-          <w:szCs w:val="24"/>
-          <w:lang w:val="en-US" w:eastAsia="zh-CN"/>
-        </w:rPr>
-      </w:pPr>
-    </w:p>
-    <w:p>
-      <w:pPr>
-        <w:jc w:val="left"/>
-        <w:rPr>
-          <w:rFonts w:hint="default" w:ascii="JetBrains Mono" w:hAnsi="JetBrains Mono" w:cs="JetBrains Mono"/>
-          <w:b w:val="0"/>
-          <w:bCs w:val="0"/>
-          <w:sz w:val="24"/>
-          <w:szCs w:val="24"/>
-          <w:lang w:val="en-US" w:eastAsia="zh-CN"/>
-        </w:rPr>
-      </w:pPr>
-    </w:p>
-    <w:p>
-      <w:pPr>
-        <w:jc w:val="left"/>
-        <w:rPr>
-          <w:rFonts w:hint="default" w:ascii="JetBrains Mono" w:hAnsi="JetBrains Mono" w:cs="JetBrains Mono"/>
-          <w:b w:val="0"/>
-          <w:bCs w:val="0"/>
-          <w:sz w:val="24"/>
-          <w:szCs w:val="24"/>
-          <w:lang w:val="en-US" w:eastAsia="zh-CN"/>
-        </w:rPr>
-      </w:pPr>
-    </w:p>
-    <w:p>
-      <w:pPr>
-        <w:jc w:val="left"/>
-        <w:rPr>
-          <w:rFonts w:hint="default" w:ascii="JetBrains Mono" w:hAnsi="JetBrains Mono" w:cs="JetBrains Mono"/>
-          <w:b w:val="0"/>
-          <w:bCs w:val="0"/>
-          <w:sz w:val="24"/>
-          <w:szCs w:val="24"/>
-          <w:lang w:val="en-US" w:eastAsia="zh-CN"/>
-        </w:rPr>
-      </w:pPr>
-    </w:p>
-    <w:p>
-      <w:pPr>
-        <w:jc w:val="left"/>
-        <w:rPr>
-          <w:rFonts w:hint="default" w:ascii="JetBrains Mono" w:hAnsi="JetBrains Mono" w:cs="JetBrains Mono"/>
-          <w:b w:val="0"/>
-          <w:bCs w:val="0"/>
-          <w:sz w:val="24"/>
-          <w:szCs w:val="24"/>
-          <w:lang w:val="en-US" w:eastAsia="zh-CN"/>
-        </w:rPr>
-      </w:pPr>
-    </w:p>
-    <w:p>
-      <w:pPr>
-        <w:jc w:val="left"/>
-        <w:rPr>
-          <w:rFonts w:hint="default" w:ascii="JetBrains Mono" w:hAnsi="JetBrains Mono" w:cs="JetBrains Mono"/>
-          <w:b w:val="0"/>
-          <w:bCs w:val="0"/>
-          <w:sz w:val="24"/>
-          <w:szCs w:val="24"/>
-          <w:lang w:val="en-US" w:eastAsia="zh-CN"/>
-        </w:rPr>
-      </w:pPr>
-    </w:p>
-    <w:p>
-      <w:pPr>
-        <w:jc w:val="left"/>
-        <w:rPr>
-          <w:rFonts w:hint="default" w:ascii="JetBrains Mono" w:hAnsi="JetBrains Mono" w:cs="JetBrains Mono"/>
-          <w:b w:val="0"/>
-          <w:bCs w:val="0"/>
-          <w:sz w:val="24"/>
-          <w:szCs w:val="24"/>
-          <w:lang w:val="en-US" w:eastAsia="zh-CN"/>
-        </w:rPr>
-      </w:pPr>
-    </w:p>
-    <w:p>
-      <w:pPr>
-        <w:jc w:val="left"/>
-        <w:rPr>
-          <w:rFonts w:hint="default" w:ascii="JetBrains Mono" w:hAnsi="JetBrains Mono" w:cs="JetBrains Mono"/>
-          <w:b w:val="0"/>
-          <w:bCs w:val="0"/>
-          <w:sz w:val="24"/>
-          <w:szCs w:val="24"/>
-          <w:lang w:val="en-US" w:eastAsia="zh-CN"/>
-        </w:rPr>
-      </w:pPr>
-    </w:p>
-    <w:p>
-      <w:pPr>
-        <w:jc w:val="left"/>
-        <w:rPr>
-          <w:rFonts w:hint="default" w:ascii="JetBrains Mono" w:hAnsi="JetBrains Mono" w:cs="JetBrains Mono"/>
-          <w:b w:val="0"/>
-          <w:bCs w:val="0"/>
-          <w:sz w:val="24"/>
-          <w:szCs w:val="24"/>
-          <w:lang w:val="en-US" w:eastAsia="zh-CN"/>
-        </w:rPr>
-      </w:pPr>
-    </w:p>
-    <w:p>
-      <w:pPr>
-        <w:jc w:val="left"/>
-        <w:rPr>
-          <w:rFonts w:hint="default" w:ascii="JetBrains Mono" w:hAnsi="JetBrains Mono" w:cs="JetBrains Mono"/>
-          <w:b w:val="0"/>
-          <w:bCs w:val="0"/>
-          <w:sz w:val="24"/>
-          <w:szCs w:val="24"/>
-          <w:lang w:val="en-US" w:eastAsia="zh-CN"/>
-        </w:rPr>
-      </w:pPr>
-    </w:p>
-    <w:p>
-      <w:pPr>
-        <w:jc w:val="left"/>
-        <w:rPr>
-          <w:rFonts w:hint="default" w:ascii="JetBrains Mono" w:hAnsi="JetBrains Mono" w:cs="JetBrains Mono"/>
-          <w:b w:val="0"/>
-          <w:bCs w:val="0"/>
-          <w:sz w:val="24"/>
-          <w:szCs w:val="24"/>
-          <w:lang w:val="en-US" w:eastAsia="zh-CN"/>
-        </w:rPr>
-      </w:pPr>
     </w:p>
     <w:p>
       <w:pPr>
@@ -727,12 +685,12 @@
           <w:szCs w:val="36"/>
           <w:lang w:val="en-US" w:eastAsia="zh-CN"/>
         </w:rPr>
-        <w:t>Requirements checklist:</w:t>
+        <w:t>Feature checklist:</w:t>
       </w:r>
     </w:p>
     <w:tbl>
       <w:tblPr>
-        <w:tblStyle w:val="7"/>
+        <w:tblStyle w:val="15"/>
         <w:tblW w:w="0" w:type="auto"/>
         <w:tblInd w:w="0" w:type="dxa"/>
         <w:tblBorders>
@@ -787,19 +745,19 @@
                 <w:rFonts w:hint="default" w:ascii="JetBrains Mono" w:hAnsi="JetBrains Mono" w:cs="JetBrains Mono"/>
                 <w:b/>
                 <w:bCs/>
-                <w:sz w:val="24"/>
-                <w:szCs w:val="24"/>
-                <w:vertAlign w:val="baseline"/>
-                <w:lang w:val="en-US"/>
-              </w:rPr>
-            </w:pPr>
-            <w:r>
-              <w:rPr>
-                <w:rFonts w:hint="default" w:ascii="JetBrains Mono" w:hAnsi="JetBrains Mono" w:cs="JetBrains Mono"/>
-                <w:b/>
-                <w:bCs/>
-                <w:sz w:val="24"/>
-                <w:szCs w:val="24"/>
+                <w:sz w:val="22"/>
+                <w:szCs w:val="22"/>
+                <w:vertAlign w:val="baseline"/>
+                <w:lang w:val="en-US"/>
+              </w:rPr>
+            </w:pPr>
+            <w:r>
+              <w:rPr>
+                <w:rFonts w:hint="default" w:ascii="JetBrains Mono" w:hAnsi="JetBrains Mono" w:cs="JetBrains Mono"/>
+                <w:b/>
+                <w:bCs/>
+                <w:sz w:val="22"/>
+                <w:szCs w:val="22"/>
                 <w:vertAlign w:val="baseline"/>
                 <w:lang w:val="en-US"/>
               </w:rPr>
@@ -814,8 +772,8 @@
                 <w:rFonts w:hint="default" w:ascii="JetBrains Mono" w:hAnsi="JetBrains Mono" w:cs="JetBrains Mono"/>
                 <w:b/>
                 <w:bCs/>
-                <w:sz w:val="24"/>
-                <w:szCs w:val="24"/>
+                <w:sz w:val="22"/>
+                <w:szCs w:val="22"/>
                 <w:vertAlign w:val="baseline"/>
                 <w:lang w:val="en-US"/>
               </w:rPr>
@@ -834,19 +792,19 @@
                 <w:rFonts w:hint="default" w:ascii="JetBrains Mono" w:hAnsi="JetBrains Mono" w:cs="JetBrains Mono"/>
                 <w:b/>
                 <w:bCs/>
-                <w:sz w:val="24"/>
-                <w:szCs w:val="24"/>
-                <w:vertAlign w:val="baseline"/>
-                <w:lang w:val="en-US"/>
-              </w:rPr>
-            </w:pPr>
-            <w:r>
-              <w:rPr>
-                <w:rFonts w:hint="default" w:ascii="JetBrains Mono" w:hAnsi="JetBrains Mono" w:cs="JetBrains Mono"/>
-                <w:b/>
-                <w:bCs/>
-                <w:sz w:val="24"/>
-                <w:szCs w:val="24"/>
+                <w:sz w:val="22"/>
+                <w:szCs w:val="22"/>
+                <w:vertAlign w:val="baseline"/>
+                <w:lang w:val="en-US"/>
+              </w:rPr>
+            </w:pPr>
+            <w:r>
+              <w:rPr>
+                <w:rFonts w:hint="default" w:ascii="JetBrains Mono" w:hAnsi="JetBrains Mono" w:cs="JetBrains Mono"/>
+                <w:b/>
+                <w:bCs/>
+                <w:sz w:val="22"/>
+                <w:szCs w:val="22"/>
                 <w:vertAlign w:val="baseline"/>
                 <w:lang w:val="en-US"/>
               </w:rPr>
@@ -882,17 +840,17 @@
               <w:jc w:val="left"/>
               <w:rPr>
                 <w:rFonts w:hint="default" w:ascii="JetBrains Mono" w:hAnsi="JetBrains Mono" w:cs="JetBrains Mono"/>
-                <w:sz w:val="24"/>
-                <w:szCs w:val="24"/>
-                <w:vertAlign w:val="baseline"/>
-                <w:lang w:val="en-US"/>
-              </w:rPr>
-            </w:pPr>
-            <w:r>
-              <w:rPr>
-                <w:rFonts w:hint="default" w:ascii="JetBrains Mono" w:hAnsi="JetBrains Mono" w:cs="JetBrains Mono"/>
-                <w:sz w:val="24"/>
-                <w:szCs w:val="24"/>
+                <w:sz w:val="22"/>
+                <w:szCs w:val="22"/>
+                <w:vertAlign w:val="baseline"/>
+                <w:lang w:val="en-US"/>
+              </w:rPr>
+            </w:pPr>
+            <w:r>
+              <w:rPr>
+                <w:rFonts w:hint="default" w:ascii="JetBrains Mono" w:hAnsi="JetBrains Mono" w:cs="JetBrains Mono"/>
+                <w:sz w:val="22"/>
+                <w:szCs w:val="22"/>
                 <w:vertAlign w:val="baseline"/>
                 <w:lang w:val="en-US"/>
               </w:rPr>
@@ -905,8 +863,8 @@
               <w:jc w:val="left"/>
               <w:rPr>
                 <w:rFonts w:hint="default" w:ascii="JetBrains Mono" w:hAnsi="JetBrains Mono" w:cs="JetBrains Mono"/>
-                <w:sz w:val="24"/>
-                <w:szCs w:val="24"/>
+                <w:sz w:val="22"/>
+                <w:szCs w:val="22"/>
                 <w:vertAlign w:val="baseline"/>
                 <w:lang w:val="en-US"/>
               </w:rPr>
@@ -924,13 +882,24 @@
               <w:jc w:val="both"/>
               <w:rPr>
                 <w:rFonts w:hint="default" w:ascii="JetBrains Mono" w:hAnsi="JetBrains Mono" w:cs="JetBrains Mono"/>
-                <w:color w:val="92D050"/>
-                <w:sz w:val="24"/>
-                <w:szCs w:val="24"/>
-                <w:vertAlign w:val="baseline"/>
-                <w:lang w:val="en-US"/>
-              </w:rPr>
-            </w:pPr>
+                <w:color w:val="auto"/>
+                <w:sz w:val="22"/>
+                <w:szCs w:val="22"/>
+                <w:vertAlign w:val="baseline"/>
+                <w:lang w:val="en-US"/>
+              </w:rPr>
+            </w:pPr>
+            <w:r>
+              <w:rPr>
+                <w:rFonts w:hint="default" w:ascii="JetBrains Mono" w:hAnsi="JetBrains Mono" w:cs="JetBrains Mono"/>
+                <w:color w:val="auto"/>
+                <w:sz w:val="22"/>
+                <w:szCs w:val="22"/>
+                <w:vertAlign w:val="baseline"/>
+                <w:lang w:val="en-US"/>
+              </w:rPr>
+              <w:t>Fully Implemented</w:t>
+            </w:r>
           </w:p>
         </w:tc>
       </w:tr>
@@ -961,17 +930,17 @@
               <w:jc w:val="left"/>
               <w:rPr>
                 <w:rFonts w:hint="default" w:ascii="JetBrains Mono" w:hAnsi="JetBrains Mono" w:cs="JetBrains Mono"/>
-                <w:sz w:val="24"/>
-                <w:szCs w:val="24"/>
-                <w:vertAlign w:val="baseline"/>
-                <w:lang w:val="en-US"/>
-              </w:rPr>
-            </w:pPr>
-            <w:r>
-              <w:rPr>
-                <w:rFonts w:hint="default" w:ascii="JetBrains Mono" w:hAnsi="JetBrains Mono" w:cs="JetBrains Mono"/>
-                <w:sz w:val="24"/>
-                <w:szCs w:val="24"/>
+                <w:sz w:val="22"/>
+                <w:szCs w:val="22"/>
+                <w:vertAlign w:val="baseline"/>
+                <w:lang w:val="en-US"/>
+              </w:rPr>
+            </w:pPr>
+            <w:r>
+              <w:rPr>
+                <w:rFonts w:hint="default" w:ascii="JetBrains Mono" w:hAnsi="JetBrains Mono" w:cs="JetBrains Mono"/>
+                <w:sz w:val="22"/>
+                <w:szCs w:val="22"/>
                 <w:vertAlign w:val="baseline"/>
                 <w:lang w:val="en-US"/>
               </w:rPr>
@@ -984,8 +953,8 @@
               <w:jc w:val="left"/>
               <w:rPr>
                 <w:rFonts w:hint="default" w:ascii="JetBrains Mono" w:hAnsi="JetBrains Mono" w:cs="JetBrains Mono"/>
-                <w:sz w:val="24"/>
-                <w:szCs w:val="24"/>
+                <w:sz w:val="22"/>
+                <w:szCs w:val="22"/>
                 <w:vertAlign w:val="baseline"/>
                 <w:lang w:val="en-US"/>
               </w:rPr>
@@ -1003,12 +972,22 @@
               <w:jc w:val="both"/>
               <w:rPr>
                 <w:rFonts w:hint="default" w:ascii="JetBrains Mono" w:hAnsi="JetBrains Mono" w:cs="JetBrains Mono"/>
-                <w:sz w:val="24"/>
-                <w:szCs w:val="24"/>
-                <w:vertAlign w:val="baseline"/>
-                <w:lang w:val="en-US"/>
-              </w:rPr>
-            </w:pPr>
+                <w:sz w:val="22"/>
+                <w:szCs w:val="22"/>
+                <w:vertAlign w:val="baseline"/>
+                <w:lang w:val="en-US"/>
+              </w:rPr>
+            </w:pPr>
+            <w:r>
+              <w:rPr>
+                <w:rFonts w:hint="default" w:ascii="JetBrains Mono" w:hAnsi="JetBrains Mono" w:cs="JetBrains Mono"/>
+                <w:sz w:val="22"/>
+                <w:szCs w:val="22"/>
+                <w:vertAlign w:val="baseline"/>
+                <w:lang w:val="en-US"/>
+              </w:rPr>
+              <w:t>Fully Implemented</w:t>
+            </w:r>
           </w:p>
         </w:tc>
       </w:tr>
@@ -1039,17 +1018,17 @@
               <w:jc w:val="left"/>
               <w:rPr>
                 <w:rFonts w:hint="default" w:ascii="JetBrains Mono" w:hAnsi="JetBrains Mono" w:cs="JetBrains Mono"/>
-                <w:sz w:val="24"/>
-                <w:szCs w:val="24"/>
-                <w:vertAlign w:val="baseline"/>
-                <w:lang w:val="en-US"/>
-              </w:rPr>
-            </w:pPr>
-            <w:r>
-              <w:rPr>
-                <w:rFonts w:hint="default" w:ascii="JetBrains Mono" w:hAnsi="JetBrains Mono" w:cs="JetBrains Mono"/>
-                <w:sz w:val="24"/>
-                <w:szCs w:val="24"/>
+                <w:sz w:val="22"/>
+                <w:szCs w:val="22"/>
+                <w:vertAlign w:val="baseline"/>
+                <w:lang w:val="en-US"/>
+              </w:rPr>
+            </w:pPr>
+            <w:r>
+              <w:rPr>
+                <w:rFonts w:hint="default" w:ascii="JetBrains Mono" w:hAnsi="JetBrains Mono" w:cs="JetBrains Mono"/>
+                <w:sz w:val="22"/>
+                <w:szCs w:val="22"/>
                 <w:vertAlign w:val="baseline"/>
                 <w:lang w:val="en-US"/>
               </w:rPr>
@@ -1062,8 +1041,8 @@
               <w:jc w:val="left"/>
               <w:rPr>
                 <w:rFonts w:hint="default" w:ascii="JetBrains Mono" w:hAnsi="JetBrains Mono" w:cs="JetBrains Mono"/>
-                <w:sz w:val="24"/>
-                <w:szCs w:val="24"/>
+                <w:sz w:val="22"/>
+                <w:szCs w:val="22"/>
                 <w:vertAlign w:val="baseline"/>
                 <w:lang w:val="en-US"/>
               </w:rPr>
@@ -1081,12 +1060,22 @@
               <w:jc w:val="both"/>
               <w:rPr>
                 <w:rFonts w:hint="default" w:ascii="JetBrains Mono" w:hAnsi="JetBrains Mono" w:cs="JetBrains Mono"/>
-                <w:sz w:val="24"/>
-                <w:szCs w:val="24"/>
-                <w:vertAlign w:val="baseline"/>
-                <w:lang w:val="en-US"/>
-              </w:rPr>
-            </w:pPr>
+                <w:sz w:val="22"/>
+                <w:szCs w:val="22"/>
+                <w:vertAlign w:val="baseline"/>
+                <w:lang w:val="en-US"/>
+              </w:rPr>
+            </w:pPr>
+            <w:r>
+              <w:rPr>
+                <w:rFonts w:hint="default" w:ascii="JetBrains Mono" w:hAnsi="JetBrains Mono" w:cs="JetBrains Mono"/>
+                <w:sz w:val="22"/>
+                <w:szCs w:val="22"/>
+                <w:vertAlign w:val="baseline"/>
+                <w:lang w:val="en-US"/>
+              </w:rPr>
+              <w:t>Fully Implemented</w:t>
+            </w:r>
           </w:p>
         </w:tc>
       </w:tr>
@@ -1117,17 +1106,17 @@
               <w:jc w:val="left"/>
               <w:rPr>
                 <w:rFonts w:hint="default" w:ascii="JetBrains Mono" w:hAnsi="JetBrains Mono" w:cs="JetBrains Mono"/>
-                <w:sz w:val="24"/>
-                <w:szCs w:val="24"/>
-                <w:vertAlign w:val="baseline"/>
-                <w:lang w:val="en-US"/>
-              </w:rPr>
-            </w:pPr>
-            <w:r>
-              <w:rPr>
-                <w:rFonts w:hint="default" w:ascii="JetBrains Mono" w:hAnsi="JetBrains Mono" w:cs="JetBrains Mono"/>
-                <w:sz w:val="24"/>
-                <w:szCs w:val="24"/>
+                <w:sz w:val="22"/>
+                <w:szCs w:val="22"/>
+                <w:vertAlign w:val="baseline"/>
+                <w:lang w:val="en-US"/>
+              </w:rPr>
+            </w:pPr>
+            <w:r>
+              <w:rPr>
+                <w:rFonts w:hint="default" w:ascii="JetBrains Mono" w:hAnsi="JetBrains Mono" w:cs="JetBrains Mono"/>
+                <w:sz w:val="22"/>
+                <w:szCs w:val="22"/>
                 <w:vertAlign w:val="baseline"/>
                 <w:lang w:val="en-US"/>
               </w:rPr>
@@ -1140,8 +1129,8 @@
               <w:jc w:val="left"/>
               <w:rPr>
                 <w:rFonts w:hint="default" w:ascii="JetBrains Mono" w:hAnsi="JetBrains Mono" w:cs="JetBrains Mono"/>
-                <w:sz w:val="24"/>
-                <w:szCs w:val="24"/>
+                <w:sz w:val="22"/>
+                <w:szCs w:val="22"/>
                 <w:vertAlign w:val="baseline"/>
                 <w:lang w:val="en-US"/>
               </w:rPr>
@@ -1159,12 +1148,22 @@
               <w:jc w:val="both"/>
               <w:rPr>
                 <w:rFonts w:hint="default" w:ascii="JetBrains Mono" w:hAnsi="JetBrains Mono" w:cs="JetBrains Mono"/>
-                <w:sz w:val="24"/>
-                <w:szCs w:val="24"/>
-                <w:vertAlign w:val="baseline"/>
-                <w:lang w:val="en-US"/>
-              </w:rPr>
-            </w:pPr>
+                <w:sz w:val="22"/>
+                <w:szCs w:val="22"/>
+                <w:vertAlign w:val="baseline"/>
+                <w:lang w:val="en-US"/>
+              </w:rPr>
+            </w:pPr>
+            <w:r>
+              <w:rPr>
+                <w:rFonts w:hint="default" w:ascii="JetBrains Mono" w:hAnsi="JetBrains Mono" w:cs="JetBrains Mono"/>
+                <w:sz w:val="22"/>
+                <w:szCs w:val="22"/>
+                <w:vertAlign w:val="baseline"/>
+                <w:lang w:val="en-US"/>
+              </w:rPr>
+              <w:t>Fully Implemented</w:t>
+            </w:r>
           </w:p>
         </w:tc>
       </w:tr>
@@ -1195,17 +1194,17 @@
               <w:jc w:val="left"/>
               <w:rPr>
                 <w:rFonts w:hint="default" w:ascii="JetBrains Mono" w:hAnsi="JetBrains Mono" w:cs="JetBrains Mono"/>
-                <w:sz w:val="24"/>
-                <w:szCs w:val="24"/>
-                <w:vertAlign w:val="baseline"/>
-                <w:lang w:val="en-US"/>
-              </w:rPr>
-            </w:pPr>
-            <w:r>
-              <w:rPr>
-                <w:rFonts w:hint="default" w:ascii="JetBrains Mono" w:hAnsi="JetBrains Mono" w:cs="JetBrains Mono"/>
-                <w:sz w:val="24"/>
-                <w:szCs w:val="24"/>
+                <w:sz w:val="22"/>
+                <w:szCs w:val="22"/>
+                <w:vertAlign w:val="baseline"/>
+                <w:lang w:val="en-US"/>
+              </w:rPr>
+            </w:pPr>
+            <w:r>
+              <w:rPr>
+                <w:rFonts w:hint="default" w:ascii="JetBrains Mono" w:hAnsi="JetBrains Mono" w:cs="JetBrains Mono"/>
+                <w:sz w:val="22"/>
+                <w:szCs w:val="22"/>
                 <w:vertAlign w:val="baseline"/>
                 <w:lang w:val="en-US"/>
               </w:rPr>
@@ -1218,8 +1217,8 @@
               <w:jc w:val="left"/>
               <w:rPr>
                 <w:rFonts w:hint="default" w:ascii="JetBrains Mono" w:hAnsi="JetBrains Mono" w:cs="JetBrains Mono"/>
-                <w:sz w:val="24"/>
-                <w:szCs w:val="24"/>
+                <w:sz w:val="22"/>
+                <w:szCs w:val="22"/>
                 <w:vertAlign w:val="baseline"/>
                 <w:lang w:val="en-US"/>
               </w:rPr>
@@ -1237,12 +1236,22 @@
               <w:jc w:val="both"/>
               <w:rPr>
                 <w:rFonts w:hint="default" w:ascii="JetBrains Mono" w:hAnsi="JetBrains Mono" w:cs="JetBrains Mono"/>
-                <w:sz w:val="24"/>
-                <w:szCs w:val="24"/>
-                <w:vertAlign w:val="baseline"/>
-                <w:lang w:val="en-US"/>
-              </w:rPr>
-            </w:pPr>
+                <w:sz w:val="22"/>
+                <w:szCs w:val="22"/>
+                <w:vertAlign w:val="baseline"/>
+                <w:lang w:val="en-US"/>
+              </w:rPr>
+            </w:pPr>
+            <w:r>
+              <w:rPr>
+                <w:rFonts w:hint="default" w:ascii="JetBrains Mono" w:hAnsi="JetBrains Mono" w:cs="JetBrains Mono"/>
+                <w:sz w:val="22"/>
+                <w:szCs w:val="22"/>
+                <w:vertAlign w:val="baseline"/>
+                <w:lang w:val="en-US"/>
+              </w:rPr>
+              <w:t>Fully Implemented</w:t>
+            </w:r>
           </w:p>
         </w:tc>
       </w:tr>
@@ -1273,17 +1282,17 @@
               <w:jc w:val="left"/>
               <w:rPr>
                 <w:rFonts w:hint="default" w:ascii="JetBrains Mono" w:hAnsi="JetBrains Mono" w:cs="JetBrains Mono"/>
-                <w:sz w:val="24"/>
-                <w:szCs w:val="24"/>
-                <w:vertAlign w:val="baseline"/>
-                <w:lang w:val="en-US"/>
-              </w:rPr>
-            </w:pPr>
-            <w:r>
-              <w:rPr>
-                <w:rFonts w:hint="default" w:ascii="JetBrains Mono" w:hAnsi="JetBrains Mono" w:cs="JetBrains Mono"/>
-                <w:sz w:val="24"/>
-                <w:szCs w:val="24"/>
+                <w:sz w:val="22"/>
+                <w:szCs w:val="22"/>
+                <w:vertAlign w:val="baseline"/>
+                <w:lang w:val="en-US"/>
+              </w:rPr>
+            </w:pPr>
+            <w:r>
+              <w:rPr>
+                <w:rFonts w:hint="default" w:ascii="JetBrains Mono" w:hAnsi="JetBrains Mono" w:cs="JetBrains Mono"/>
+                <w:sz w:val="22"/>
+                <w:szCs w:val="22"/>
                 <w:vertAlign w:val="baseline"/>
                 <w:lang w:val="en-US"/>
               </w:rPr>
@@ -1296,8 +1305,8 @@
               <w:jc w:val="left"/>
               <w:rPr>
                 <w:rFonts w:hint="default" w:ascii="JetBrains Mono" w:hAnsi="JetBrains Mono" w:cs="JetBrains Mono"/>
-                <w:sz w:val="24"/>
-                <w:szCs w:val="24"/>
+                <w:sz w:val="22"/>
+                <w:szCs w:val="22"/>
                 <w:vertAlign w:val="baseline"/>
                 <w:lang w:val="en-US"/>
               </w:rPr>
@@ -1315,12 +1324,22 @@
               <w:jc w:val="both"/>
               <w:rPr>
                 <w:rFonts w:hint="default" w:ascii="JetBrains Mono" w:hAnsi="JetBrains Mono" w:cs="JetBrains Mono"/>
-                <w:sz w:val="24"/>
-                <w:szCs w:val="24"/>
-                <w:vertAlign w:val="baseline"/>
-                <w:lang w:val="en-US"/>
-              </w:rPr>
-            </w:pPr>
+                <w:sz w:val="22"/>
+                <w:szCs w:val="22"/>
+                <w:vertAlign w:val="baseline"/>
+                <w:lang w:val="en-US"/>
+              </w:rPr>
+            </w:pPr>
+            <w:r>
+              <w:rPr>
+                <w:rFonts w:hint="default" w:ascii="JetBrains Mono" w:hAnsi="JetBrains Mono" w:cs="JetBrains Mono"/>
+                <w:sz w:val="22"/>
+                <w:szCs w:val="22"/>
+                <w:vertAlign w:val="baseline"/>
+                <w:lang w:val="en-US"/>
+              </w:rPr>
+              <w:t>Fully Implemented</w:t>
+            </w:r>
           </w:p>
         </w:tc>
       </w:tr>
@@ -1351,17 +1370,17 @@
               <w:jc w:val="left"/>
               <w:rPr>
                 <w:rFonts w:hint="default" w:ascii="JetBrains Mono" w:hAnsi="JetBrains Mono" w:cs="JetBrains Mono"/>
-                <w:sz w:val="24"/>
-                <w:szCs w:val="24"/>
-                <w:vertAlign w:val="baseline"/>
-                <w:lang w:val="en-US"/>
-              </w:rPr>
-            </w:pPr>
-            <w:r>
-              <w:rPr>
-                <w:rFonts w:hint="default" w:ascii="JetBrains Mono" w:hAnsi="JetBrains Mono" w:cs="JetBrains Mono"/>
-                <w:sz w:val="24"/>
-                <w:szCs w:val="24"/>
+                <w:sz w:val="22"/>
+                <w:szCs w:val="22"/>
+                <w:vertAlign w:val="baseline"/>
+                <w:lang w:val="en-US"/>
+              </w:rPr>
+            </w:pPr>
+            <w:r>
+              <w:rPr>
+                <w:rFonts w:hint="default" w:ascii="JetBrains Mono" w:hAnsi="JetBrains Mono" w:cs="JetBrains Mono"/>
+                <w:sz w:val="22"/>
+                <w:szCs w:val="22"/>
                 <w:vertAlign w:val="baseline"/>
                 <w:lang w:val="en-US"/>
               </w:rPr>
@@ -1374,8 +1393,8 @@
               <w:jc w:val="left"/>
               <w:rPr>
                 <w:rFonts w:hint="default" w:ascii="JetBrains Mono" w:hAnsi="JetBrains Mono" w:cs="JetBrains Mono"/>
-                <w:sz w:val="24"/>
-                <w:szCs w:val="24"/>
+                <w:sz w:val="22"/>
+                <w:szCs w:val="22"/>
                 <w:vertAlign w:val="baseline"/>
                 <w:lang w:val="en-US"/>
               </w:rPr>
@@ -1393,12 +1412,22 @@
               <w:jc w:val="both"/>
               <w:rPr>
                 <w:rFonts w:hint="default" w:ascii="JetBrains Mono" w:hAnsi="JetBrains Mono" w:cs="JetBrains Mono"/>
-                <w:sz w:val="24"/>
-                <w:szCs w:val="24"/>
-                <w:vertAlign w:val="baseline"/>
-                <w:lang w:val="en-US"/>
-              </w:rPr>
-            </w:pPr>
+                <w:sz w:val="22"/>
+                <w:szCs w:val="22"/>
+                <w:vertAlign w:val="baseline"/>
+                <w:lang w:val="en-US"/>
+              </w:rPr>
+            </w:pPr>
+            <w:r>
+              <w:rPr>
+                <w:rFonts w:hint="default" w:ascii="JetBrains Mono" w:hAnsi="JetBrains Mono" w:cs="JetBrains Mono"/>
+                <w:sz w:val="22"/>
+                <w:szCs w:val="22"/>
+                <w:vertAlign w:val="baseline"/>
+                <w:lang w:val="en-US"/>
+              </w:rPr>
+              <w:t>Fully Implemented</w:t>
+            </w:r>
           </w:p>
         </w:tc>
       </w:tr>
@@ -1429,17 +1458,17 @@
               <w:jc w:val="left"/>
               <w:rPr>
                 <w:rFonts w:hint="default" w:ascii="JetBrains Mono" w:hAnsi="JetBrains Mono" w:cs="JetBrains Mono"/>
-                <w:sz w:val="24"/>
-                <w:szCs w:val="24"/>
-                <w:vertAlign w:val="baseline"/>
-                <w:lang w:val="en-US"/>
-              </w:rPr>
-            </w:pPr>
-            <w:r>
-              <w:rPr>
-                <w:rFonts w:hint="default" w:ascii="JetBrains Mono" w:hAnsi="JetBrains Mono" w:cs="JetBrains Mono"/>
-                <w:sz w:val="24"/>
-                <w:szCs w:val="24"/>
+                <w:sz w:val="22"/>
+                <w:szCs w:val="22"/>
+                <w:vertAlign w:val="baseline"/>
+                <w:lang w:val="en-US"/>
+              </w:rPr>
+            </w:pPr>
+            <w:r>
+              <w:rPr>
+                <w:rFonts w:hint="default" w:ascii="JetBrains Mono" w:hAnsi="JetBrains Mono" w:cs="JetBrains Mono"/>
+                <w:sz w:val="22"/>
+                <w:szCs w:val="22"/>
                 <w:vertAlign w:val="baseline"/>
                 <w:lang w:val="en-US"/>
               </w:rPr>
@@ -1452,8 +1481,8 @@
               <w:jc w:val="left"/>
               <w:rPr>
                 <w:rFonts w:hint="default" w:ascii="JetBrains Mono" w:hAnsi="JetBrains Mono" w:cs="JetBrains Mono"/>
-                <w:sz w:val="24"/>
-                <w:szCs w:val="24"/>
+                <w:sz w:val="22"/>
+                <w:szCs w:val="22"/>
                 <w:vertAlign w:val="baseline"/>
                 <w:lang w:val="en-US"/>
               </w:rPr>
@@ -1471,12 +1500,22 @@
               <w:jc w:val="both"/>
               <w:rPr>
                 <w:rFonts w:hint="default" w:ascii="JetBrains Mono" w:hAnsi="JetBrains Mono" w:cs="JetBrains Mono"/>
-                <w:sz w:val="24"/>
-                <w:szCs w:val="24"/>
-                <w:vertAlign w:val="baseline"/>
-                <w:lang w:val="en-US"/>
-              </w:rPr>
-            </w:pPr>
+                <w:sz w:val="22"/>
+                <w:szCs w:val="22"/>
+                <w:vertAlign w:val="baseline"/>
+                <w:lang w:val="en-US"/>
+              </w:rPr>
+            </w:pPr>
+            <w:r>
+              <w:rPr>
+                <w:rFonts w:hint="default" w:ascii="JetBrains Mono" w:hAnsi="JetBrains Mono" w:cs="JetBrains Mono"/>
+                <w:sz w:val="22"/>
+                <w:szCs w:val="22"/>
+                <w:vertAlign w:val="baseline"/>
+                <w:lang w:val="en-US"/>
+              </w:rPr>
+              <w:t>Fully Implemented</w:t>
+            </w:r>
           </w:p>
         </w:tc>
       </w:tr>
@@ -1507,31 +1546,31 @@
               <w:jc w:val="left"/>
               <w:rPr>
                 <w:rFonts w:hint="default" w:ascii="JetBrains Mono" w:hAnsi="JetBrains Mono" w:cs="JetBrains Mono"/>
-                <w:sz w:val="24"/>
-                <w:szCs w:val="24"/>
-                <w:vertAlign w:val="baseline"/>
-                <w:lang w:val="en-US"/>
-              </w:rPr>
-            </w:pPr>
-            <w:r>
-              <w:rPr>
-                <w:rFonts w:hint="default" w:ascii="JetBrains Mono" w:hAnsi="JetBrains Mono" w:cs="JetBrains Mono"/>
-                <w:sz w:val="24"/>
-                <w:szCs w:val="24"/>
-                <w:vertAlign w:val="baseline"/>
-                <w:lang w:val="en-US"/>
-              </w:rPr>
-              <w:t>Removing bookmarks</w:t>
-            </w:r>
-          </w:p>
-          <w:p>
-            <w:pPr>
-              <w:widowControl w:val="0"/>
-              <w:jc w:val="left"/>
-              <w:rPr>
-                <w:rFonts w:hint="default" w:ascii="JetBrains Mono" w:hAnsi="JetBrains Mono" w:cs="JetBrains Mono"/>
-                <w:sz w:val="24"/>
-                <w:szCs w:val="24"/>
+                <w:sz w:val="22"/>
+                <w:szCs w:val="22"/>
+                <w:vertAlign w:val="baseline"/>
+                <w:lang w:val="en-US"/>
+              </w:rPr>
+            </w:pPr>
+            <w:r>
+              <w:rPr>
+                <w:rFonts w:hint="default" w:ascii="JetBrains Mono" w:hAnsi="JetBrains Mono" w:cs="JetBrains Mono"/>
+                <w:sz w:val="22"/>
+                <w:szCs w:val="22"/>
+                <w:vertAlign w:val="baseline"/>
+                <w:lang w:val="en-US"/>
+              </w:rPr>
+              <w:t>Navigating to bookmarks</w:t>
+            </w:r>
+          </w:p>
+          <w:p>
+            <w:pPr>
+              <w:widowControl w:val="0"/>
+              <w:jc w:val="left"/>
+              <w:rPr>
+                <w:rFonts w:hint="default" w:ascii="JetBrains Mono" w:hAnsi="JetBrains Mono" w:cs="JetBrains Mono"/>
+                <w:sz w:val="22"/>
+                <w:szCs w:val="22"/>
                 <w:vertAlign w:val="baseline"/>
                 <w:lang w:val="en-US"/>
               </w:rPr>
@@ -1541,6 +1580,7 @@
         <w:tc>
           <w:tcPr>
             <w:tcW w:w="5341" w:type="dxa"/>
+            <w:shd w:val="clear" w:color="auto" w:fill="92D050"/>
           </w:tcPr>
           <w:p>
             <w:pPr>
@@ -1548,14 +1588,22 @@
               <w:jc w:val="both"/>
               <w:rPr>
                 <w:rFonts w:hint="default" w:ascii="JetBrains Mono" w:hAnsi="JetBrains Mono" w:cs="JetBrains Mono"/>
-                <w:sz w:val="24"/>
-                <w:szCs w:val="24"/>
-                <w:vertAlign w:val="baseline"/>
-                <w:lang w:val="en-US"/>
-              </w:rPr>
-            </w:pPr>
-            <w:bookmarkStart w:id="0" w:name="_GoBack"/>
-            <w:bookmarkEnd w:id="0"/>
+                <w:sz w:val="22"/>
+                <w:szCs w:val="22"/>
+                <w:vertAlign w:val="baseline"/>
+                <w:lang w:val="en-US"/>
+              </w:rPr>
+            </w:pPr>
+            <w:r>
+              <w:rPr>
+                <w:rFonts w:hint="default" w:ascii="JetBrains Mono" w:hAnsi="JetBrains Mono" w:cs="JetBrains Mono"/>
+                <w:sz w:val="22"/>
+                <w:szCs w:val="22"/>
+                <w:vertAlign w:val="baseline"/>
+                <w:lang w:val="en-US"/>
+              </w:rPr>
+              <w:t>Fully Implemented</w:t>
+            </w:r>
           </w:p>
         </w:tc>
       </w:tr>
@@ -1586,31 +1634,31 @@
               <w:jc w:val="left"/>
               <w:rPr>
                 <w:rFonts w:hint="default" w:ascii="JetBrains Mono" w:hAnsi="JetBrains Mono" w:cs="JetBrains Mono"/>
-                <w:sz w:val="24"/>
-                <w:szCs w:val="24"/>
-                <w:vertAlign w:val="baseline"/>
-                <w:lang w:val="en-US"/>
-              </w:rPr>
-            </w:pPr>
-            <w:r>
-              <w:rPr>
-                <w:rFonts w:hint="default" w:ascii="JetBrains Mono" w:hAnsi="JetBrains Mono" w:cs="JetBrains Mono"/>
-                <w:sz w:val="24"/>
-                <w:szCs w:val="24"/>
-                <w:vertAlign w:val="baseline"/>
-                <w:lang w:val="en-US"/>
-              </w:rPr>
-              <w:t>Navigating to bookmarks</w:t>
-            </w:r>
-          </w:p>
-          <w:p>
-            <w:pPr>
-              <w:widowControl w:val="0"/>
-              <w:jc w:val="left"/>
-              <w:rPr>
-                <w:rFonts w:hint="default" w:ascii="JetBrains Mono" w:hAnsi="JetBrains Mono" w:cs="JetBrains Mono"/>
-                <w:sz w:val="24"/>
-                <w:szCs w:val="24"/>
+                <w:sz w:val="22"/>
+                <w:szCs w:val="22"/>
+                <w:vertAlign w:val="baseline"/>
+                <w:lang w:val="en-US"/>
+              </w:rPr>
+            </w:pPr>
+            <w:r>
+              <w:rPr>
+                <w:rFonts w:hint="default" w:ascii="JetBrains Mono" w:hAnsi="JetBrains Mono" w:cs="JetBrains Mono"/>
+                <w:sz w:val="22"/>
+                <w:szCs w:val="22"/>
+                <w:vertAlign w:val="baseline"/>
+                <w:lang w:val="en-US"/>
+              </w:rPr>
+              <w:t>Maintaining history</w:t>
+            </w:r>
+          </w:p>
+          <w:p>
+            <w:pPr>
+              <w:widowControl w:val="0"/>
+              <w:jc w:val="left"/>
+              <w:rPr>
+                <w:rFonts w:hint="default" w:ascii="JetBrains Mono" w:hAnsi="JetBrains Mono" w:cs="JetBrains Mono"/>
+                <w:sz w:val="22"/>
+                <w:szCs w:val="22"/>
                 <w:vertAlign w:val="baseline"/>
                 <w:lang w:val="en-US"/>
               </w:rPr>
@@ -1620,6 +1668,7 @@
         <w:tc>
           <w:tcPr>
             <w:tcW w:w="5341" w:type="dxa"/>
+            <w:shd w:val="clear" w:color="auto" w:fill="92D050"/>
           </w:tcPr>
           <w:p>
             <w:pPr>
@@ -1627,12 +1676,22 @@
               <w:jc w:val="both"/>
               <w:rPr>
                 <w:rFonts w:hint="default" w:ascii="JetBrains Mono" w:hAnsi="JetBrains Mono" w:cs="JetBrains Mono"/>
-                <w:sz w:val="24"/>
-                <w:szCs w:val="24"/>
-                <w:vertAlign w:val="baseline"/>
-                <w:lang w:val="en-US"/>
-              </w:rPr>
-            </w:pPr>
+                <w:sz w:val="22"/>
+                <w:szCs w:val="22"/>
+                <w:vertAlign w:val="baseline"/>
+                <w:lang w:val="en-US"/>
+              </w:rPr>
+            </w:pPr>
+            <w:r>
+              <w:rPr>
+                <w:rFonts w:hint="default" w:ascii="JetBrains Mono" w:hAnsi="JetBrains Mono" w:cs="JetBrains Mono"/>
+                <w:sz w:val="22"/>
+                <w:szCs w:val="22"/>
+                <w:vertAlign w:val="baseline"/>
+                <w:lang w:val="en-US"/>
+              </w:rPr>
+              <w:t>Fully Implemented</w:t>
+            </w:r>
           </w:p>
         </w:tc>
       </w:tr>
@@ -1663,31 +1722,31 @@
               <w:jc w:val="left"/>
               <w:rPr>
                 <w:rFonts w:hint="default" w:ascii="JetBrains Mono" w:hAnsi="JetBrains Mono" w:cs="JetBrains Mono"/>
-                <w:sz w:val="24"/>
-                <w:szCs w:val="24"/>
-                <w:vertAlign w:val="baseline"/>
-                <w:lang w:val="en-US"/>
-              </w:rPr>
-            </w:pPr>
-            <w:r>
-              <w:rPr>
-                <w:rFonts w:hint="default" w:ascii="JetBrains Mono" w:hAnsi="JetBrains Mono" w:cs="JetBrains Mono"/>
-                <w:sz w:val="24"/>
-                <w:szCs w:val="24"/>
-                <w:vertAlign w:val="baseline"/>
-                <w:lang w:val="en-US"/>
-              </w:rPr>
-              <w:t>Maintaining history</w:t>
-            </w:r>
-          </w:p>
-          <w:p>
-            <w:pPr>
-              <w:widowControl w:val="0"/>
-              <w:jc w:val="left"/>
-              <w:rPr>
-                <w:rFonts w:hint="default" w:ascii="JetBrains Mono" w:hAnsi="JetBrains Mono" w:cs="JetBrains Mono"/>
-                <w:sz w:val="24"/>
-                <w:szCs w:val="24"/>
+                <w:sz w:val="22"/>
+                <w:szCs w:val="22"/>
+                <w:vertAlign w:val="baseline"/>
+                <w:lang w:val="en-US"/>
+              </w:rPr>
+            </w:pPr>
+            <w:r>
+              <w:rPr>
+                <w:rFonts w:hint="default" w:ascii="JetBrains Mono" w:hAnsi="JetBrains Mono" w:cs="JetBrains Mono"/>
+                <w:sz w:val="22"/>
+                <w:szCs w:val="22"/>
+                <w:vertAlign w:val="baseline"/>
+                <w:lang w:val="en-US"/>
+              </w:rPr>
+              <w:t>Navigating to previous/next page in history</w:t>
+            </w:r>
+          </w:p>
+          <w:p>
+            <w:pPr>
+              <w:widowControl w:val="0"/>
+              <w:jc w:val="left"/>
+              <w:rPr>
+                <w:rFonts w:hint="default" w:ascii="JetBrains Mono" w:hAnsi="JetBrains Mono" w:cs="JetBrains Mono"/>
+                <w:sz w:val="22"/>
+                <w:szCs w:val="22"/>
                 <w:vertAlign w:val="baseline"/>
                 <w:lang w:val="en-US"/>
               </w:rPr>
@@ -1697,6 +1756,7 @@
         <w:tc>
           <w:tcPr>
             <w:tcW w:w="5341" w:type="dxa"/>
+            <w:shd w:val="clear" w:color="auto" w:fill="92D050"/>
           </w:tcPr>
           <w:p>
             <w:pPr>
@@ -1704,12 +1764,22 @@
               <w:jc w:val="both"/>
               <w:rPr>
                 <w:rFonts w:hint="default" w:ascii="JetBrains Mono" w:hAnsi="JetBrains Mono" w:cs="JetBrains Mono"/>
-                <w:sz w:val="24"/>
-                <w:szCs w:val="24"/>
-                <w:vertAlign w:val="baseline"/>
-                <w:lang w:val="en-US"/>
-              </w:rPr>
-            </w:pPr>
+                <w:sz w:val="22"/>
+                <w:szCs w:val="22"/>
+                <w:vertAlign w:val="baseline"/>
+                <w:lang w:val="en-US"/>
+              </w:rPr>
+            </w:pPr>
+            <w:r>
+              <w:rPr>
+                <w:rFonts w:hint="default" w:ascii="JetBrains Mono" w:hAnsi="JetBrains Mono" w:cs="JetBrains Mono"/>
+                <w:sz w:val="22"/>
+                <w:szCs w:val="22"/>
+                <w:vertAlign w:val="baseline"/>
+                <w:lang w:val="en-US"/>
+              </w:rPr>
+              <w:t>Fully Implemented</w:t>
+            </w:r>
           </w:p>
         </w:tc>
       </w:tr>
@@ -1740,31 +1810,31 @@
               <w:jc w:val="left"/>
               <w:rPr>
                 <w:rFonts w:hint="default" w:ascii="JetBrains Mono" w:hAnsi="JetBrains Mono" w:cs="JetBrains Mono"/>
-                <w:sz w:val="24"/>
-                <w:szCs w:val="24"/>
-                <w:vertAlign w:val="baseline"/>
-                <w:lang w:val="en-US"/>
-              </w:rPr>
-            </w:pPr>
-            <w:r>
-              <w:rPr>
-                <w:rFonts w:hint="default" w:ascii="JetBrains Mono" w:hAnsi="JetBrains Mono" w:cs="JetBrains Mono"/>
-                <w:sz w:val="24"/>
-                <w:szCs w:val="24"/>
-                <w:vertAlign w:val="baseline"/>
-                <w:lang w:val="en-US"/>
-              </w:rPr>
-              <w:t>Navigating to previous/next page in history</w:t>
-            </w:r>
-          </w:p>
-          <w:p>
-            <w:pPr>
-              <w:widowControl w:val="0"/>
-              <w:jc w:val="left"/>
-              <w:rPr>
-                <w:rFonts w:hint="default" w:ascii="JetBrains Mono" w:hAnsi="JetBrains Mono" w:cs="JetBrains Mono"/>
-                <w:sz w:val="24"/>
-                <w:szCs w:val="24"/>
+                <w:sz w:val="22"/>
+                <w:szCs w:val="22"/>
+                <w:vertAlign w:val="baseline"/>
+                <w:lang w:val="en-US"/>
+              </w:rPr>
+            </w:pPr>
+            <w:r>
+              <w:rPr>
+                <w:rFonts w:hint="default" w:ascii="JetBrains Mono" w:hAnsi="JetBrains Mono" w:cs="JetBrains Mono"/>
+                <w:sz w:val="22"/>
+                <w:szCs w:val="22"/>
+                <w:vertAlign w:val="baseline"/>
+                <w:lang w:val="en-US"/>
+              </w:rPr>
+              <w:t>Navigating to a selected page in history</w:t>
+            </w:r>
+          </w:p>
+          <w:p>
+            <w:pPr>
+              <w:widowControl w:val="0"/>
+              <w:jc w:val="left"/>
+              <w:rPr>
+                <w:rFonts w:hint="default" w:ascii="JetBrains Mono" w:hAnsi="JetBrains Mono" w:cs="JetBrains Mono"/>
+                <w:sz w:val="22"/>
+                <w:szCs w:val="22"/>
                 <w:vertAlign w:val="baseline"/>
                 <w:lang w:val="en-US"/>
               </w:rPr>
@@ -1774,6 +1844,7 @@
         <w:tc>
           <w:tcPr>
             <w:tcW w:w="5341" w:type="dxa"/>
+            <w:shd w:val="clear" w:color="auto" w:fill="92D050"/>
           </w:tcPr>
           <w:p>
             <w:pPr>
@@ -1781,12 +1852,22 @@
               <w:jc w:val="both"/>
               <w:rPr>
                 <w:rFonts w:hint="default" w:ascii="JetBrains Mono" w:hAnsi="JetBrains Mono" w:cs="JetBrains Mono"/>
-                <w:sz w:val="24"/>
-                <w:szCs w:val="24"/>
-                <w:vertAlign w:val="baseline"/>
-                <w:lang w:val="en-US"/>
-              </w:rPr>
-            </w:pPr>
+                <w:sz w:val="22"/>
+                <w:szCs w:val="22"/>
+                <w:vertAlign w:val="baseline"/>
+                <w:lang w:val="en-US"/>
+              </w:rPr>
+            </w:pPr>
+            <w:r>
+              <w:rPr>
+                <w:rFonts w:hint="default" w:ascii="JetBrains Mono" w:hAnsi="JetBrains Mono" w:cs="JetBrains Mono"/>
+                <w:sz w:val="22"/>
+                <w:szCs w:val="22"/>
+                <w:vertAlign w:val="baseline"/>
+                <w:lang w:val="en-US"/>
+              </w:rPr>
+              <w:t>Fully Implemented</w:t>
+            </w:r>
           </w:p>
         </w:tc>
       </w:tr>
@@ -1817,31 +1898,31 @@
               <w:jc w:val="left"/>
               <w:rPr>
                 <w:rFonts w:hint="default" w:ascii="JetBrains Mono" w:hAnsi="JetBrains Mono" w:cs="JetBrains Mono"/>
-                <w:sz w:val="24"/>
-                <w:szCs w:val="24"/>
-                <w:vertAlign w:val="baseline"/>
-                <w:lang w:val="en-US"/>
-              </w:rPr>
-            </w:pPr>
-            <w:r>
-              <w:rPr>
-                <w:rFonts w:hint="default" w:ascii="JetBrains Mono" w:hAnsi="JetBrains Mono" w:cs="JetBrains Mono"/>
-                <w:sz w:val="24"/>
-                <w:szCs w:val="24"/>
-                <w:vertAlign w:val="baseline"/>
-                <w:lang w:val="en-US"/>
-              </w:rPr>
-              <w:t>Navigating to a selected page in history</w:t>
-            </w:r>
-          </w:p>
-          <w:p>
-            <w:pPr>
-              <w:widowControl w:val="0"/>
-              <w:jc w:val="left"/>
-              <w:rPr>
-                <w:rFonts w:hint="default" w:ascii="JetBrains Mono" w:hAnsi="JetBrains Mono" w:cs="JetBrains Mono"/>
-                <w:sz w:val="24"/>
-                <w:szCs w:val="24"/>
+                <w:sz w:val="22"/>
+                <w:szCs w:val="22"/>
+                <w:vertAlign w:val="baseline"/>
+                <w:lang w:val="en-US"/>
+              </w:rPr>
+            </w:pPr>
+            <w:r>
+              <w:rPr>
+                <w:rFonts w:hint="default" w:ascii="JetBrains Mono" w:hAnsi="JetBrains Mono" w:cs="JetBrains Mono"/>
+                <w:sz w:val="22"/>
+                <w:szCs w:val="22"/>
+                <w:vertAlign w:val="baseline"/>
+                <w:lang w:val="en-US"/>
+              </w:rPr>
+              <w:t>List five urls from the web-page in the side panel</w:t>
+            </w:r>
+          </w:p>
+          <w:p>
+            <w:pPr>
+              <w:widowControl w:val="0"/>
+              <w:jc w:val="left"/>
+              <w:rPr>
+                <w:rFonts w:hint="default" w:ascii="JetBrains Mono" w:hAnsi="JetBrains Mono" w:cs="JetBrains Mono"/>
+                <w:sz w:val="22"/>
+                <w:szCs w:val="22"/>
                 <w:vertAlign w:val="baseline"/>
                 <w:lang w:val="en-US"/>
               </w:rPr>
@@ -1851,6 +1932,7 @@
         <w:tc>
           <w:tcPr>
             <w:tcW w:w="5341" w:type="dxa"/>
+            <w:shd w:val="clear" w:color="auto" w:fill="92D050"/>
           </w:tcPr>
           <w:p>
             <w:pPr>
@@ -1858,12 +1940,22 @@
               <w:jc w:val="both"/>
               <w:rPr>
                 <w:rFonts w:hint="default" w:ascii="JetBrains Mono" w:hAnsi="JetBrains Mono" w:cs="JetBrains Mono"/>
-                <w:sz w:val="24"/>
-                <w:szCs w:val="24"/>
-                <w:vertAlign w:val="baseline"/>
-                <w:lang w:val="en-US"/>
-              </w:rPr>
-            </w:pPr>
+                <w:sz w:val="22"/>
+                <w:szCs w:val="22"/>
+                <w:vertAlign w:val="baseline"/>
+                <w:lang w:val="en-US"/>
+              </w:rPr>
+            </w:pPr>
+            <w:r>
+              <w:rPr>
+                <w:rFonts w:hint="default" w:ascii="JetBrains Mono" w:hAnsi="JetBrains Mono" w:cs="JetBrains Mono"/>
+                <w:sz w:val="22"/>
+                <w:szCs w:val="22"/>
+                <w:vertAlign w:val="baseline"/>
+                <w:lang w:val="en-US"/>
+              </w:rPr>
+              <w:t>Fully Implemented</w:t>
+            </w:r>
           </w:p>
         </w:tc>
       </w:tr>
@@ -1884,6 +1976,9 @@
             <w:right w:w="108" w:type="dxa"/>
           </w:tblCellMar>
         </w:tblPrEx>
+        <w:trPr>
+          <w:trHeight w:val="763" w:hRule="atLeast"/>
+        </w:trPr>
         <w:tc>
           <w:tcPr>
             <w:tcW w:w="5341" w:type="dxa"/>
@@ -1894,41 +1989,28 @@
               <w:jc w:val="left"/>
               <w:rPr>
                 <w:rFonts w:hint="default" w:ascii="JetBrains Mono" w:hAnsi="JetBrains Mono" w:cs="JetBrains Mono"/>
-                <w:sz w:val="24"/>
-                <w:szCs w:val="24"/>
-                <w:vertAlign w:val="baseline"/>
-                <w:lang w:val="en-US"/>
-              </w:rPr>
-            </w:pPr>
-            <w:r>
-              <w:rPr>
-                <w:rFonts w:hint="default" w:ascii="JetBrains Mono" w:hAnsi="JetBrains Mono" w:cs="JetBrains Mono"/>
-                <w:sz w:val="24"/>
-                <w:szCs w:val="24"/>
-                <w:vertAlign w:val="baseline"/>
-                <w:lang w:val="en-US"/>
-              </w:rPr>
-              <w:t>List five urls from the web-page in the side panel</w:t>
-            </w:r>
-          </w:p>
-          <w:p>
-            <w:pPr>
-              <w:widowControl w:val="0"/>
-              <w:jc w:val="left"/>
-              <w:rPr>
-                <w:rFonts w:hint="default" w:ascii="JetBrains Mono" w:hAnsi="JetBrains Mono" w:cs="JetBrains Mono"/>
-                <w:sz w:val="24"/>
-                <w:szCs w:val="24"/>
-                <w:vertAlign w:val="baseline"/>
-                <w:lang w:val="en-US"/>
-              </w:rPr>
-            </w:pPr>
+                <w:sz w:val="22"/>
+                <w:szCs w:val="22"/>
+                <w:vertAlign w:val="baseline"/>
+                <w:lang w:val="en-US"/>
+              </w:rPr>
+            </w:pPr>
+            <w:r>
+              <w:rPr>
+                <w:rFonts w:hint="default" w:ascii="JetBrains Mono" w:hAnsi="JetBrains Mono" w:cs="JetBrains Mono"/>
+                <w:sz w:val="22"/>
+                <w:szCs w:val="22"/>
+                <w:vertAlign w:val="baseline"/>
+                <w:lang w:val="en-US"/>
+              </w:rPr>
+              <w:t>Overall good GUI experience</w:t>
+            </w:r>
           </w:p>
         </w:tc>
         <w:tc>
           <w:tcPr>
             <w:tcW w:w="5341" w:type="dxa"/>
-            <w:shd w:val="clear" w:color="auto" w:fill="92D050"/>
+            <w:shd w:val="clear" w:color="auto" w:fill="DEEBF6" w:themeFill="accent1" w:themeFillTint="32"/>
           </w:tcPr>
           <w:p>
             <w:pPr>
@@ -1936,12 +2018,22 @@
               <w:jc w:val="both"/>
               <w:rPr>
                 <w:rFonts w:hint="default" w:ascii="JetBrains Mono" w:hAnsi="JetBrains Mono" w:cs="JetBrains Mono"/>
-                <w:sz w:val="24"/>
-                <w:szCs w:val="24"/>
-                <w:vertAlign w:val="baseline"/>
-                <w:lang w:val="en-US"/>
-              </w:rPr>
-            </w:pPr>
+                <w:sz w:val="22"/>
+                <w:szCs w:val="22"/>
+                <w:vertAlign w:val="baseline"/>
+                <w:lang w:val="en-US"/>
+              </w:rPr>
+            </w:pPr>
+            <w:r>
+              <w:rPr>
+                <w:rFonts w:hint="default" w:ascii="JetBrains Mono" w:hAnsi="JetBrains Mono" w:cs="JetBrains Mono"/>
+                <w:sz w:val="22"/>
+                <w:szCs w:val="22"/>
+                <w:vertAlign w:val="baseline"/>
+                <w:lang w:val="en-US"/>
+              </w:rPr>
+              <w:t>I dunno, yours to judge</w:t>
+            </w:r>
           </w:p>
         </w:tc>
       </w:tr>
@@ -1962,6 +2054,9 @@
             <w:right w:w="108" w:type="dxa"/>
           </w:tblCellMar>
         </w:tblPrEx>
+        <w:trPr>
+          <w:trHeight w:val="1133" w:hRule="atLeast"/>
+        </w:trPr>
         <w:tc>
           <w:tcPr>
             <w:tcW w:w="5341" w:type="dxa"/>
@@ -1972,17 +2067,17 @@
               <w:jc w:val="left"/>
               <w:rPr>
                 <w:rFonts w:hint="default" w:ascii="JetBrains Mono" w:hAnsi="JetBrains Mono" w:cs="JetBrains Mono"/>
-                <w:sz w:val="24"/>
-                <w:szCs w:val="24"/>
-                <w:vertAlign w:val="baseline"/>
-                <w:lang w:val="en-US"/>
-              </w:rPr>
-            </w:pPr>
-            <w:r>
-              <w:rPr>
-                <w:rFonts w:hint="default" w:ascii="JetBrains Mono" w:hAnsi="JetBrains Mono" w:cs="JetBrains Mono"/>
-                <w:sz w:val="24"/>
-                <w:szCs w:val="24"/>
+                <w:sz w:val="22"/>
+                <w:szCs w:val="22"/>
+                <w:vertAlign w:val="baseline"/>
+                <w:lang w:val="en-US"/>
+              </w:rPr>
+            </w:pPr>
+            <w:r>
+              <w:rPr>
+                <w:rFonts w:hint="default" w:ascii="JetBrains Mono" w:hAnsi="JetBrains Mono" w:cs="JetBrains Mono"/>
+                <w:sz w:val="22"/>
+                <w:szCs w:val="22"/>
                 <w:vertAlign w:val="baseline"/>
                 <w:lang w:val="en-US"/>
               </w:rPr>
@@ -1993,6 +2088,7 @@
         <w:tc>
           <w:tcPr>
             <w:tcW w:w="5341" w:type="dxa"/>
+            <w:shd w:val="clear" w:color="auto" w:fill="FFE599" w:themeFill="accent4" w:themeFillTint="66"/>
           </w:tcPr>
           <w:p>
             <w:pPr>
@@ -2000,27 +2096,183 @@
               <w:jc w:val="both"/>
               <w:rPr>
                 <w:rFonts w:hint="default" w:ascii="JetBrains Mono" w:hAnsi="JetBrains Mono" w:cs="JetBrains Mono"/>
-                <w:sz w:val="24"/>
-                <w:szCs w:val="24"/>
-                <w:vertAlign w:val="baseline"/>
-                <w:lang w:val="en-US"/>
-              </w:rPr>
-            </w:pPr>
+                <w:sz w:val="22"/>
+                <w:szCs w:val="22"/>
+                <w:vertAlign w:val="baseline"/>
+                <w:lang w:val="en-US"/>
+              </w:rPr>
+            </w:pPr>
+            <w:r>
+              <w:rPr>
+                <w:rFonts w:hint="default" w:ascii="JetBrains Mono" w:hAnsi="JetBrains Mono" w:cs="JetBrains Mono"/>
+                <w:sz w:val="22"/>
+                <w:szCs w:val="22"/>
+                <w:shd w:val="clear" w:fill="FFE599" w:themeFill="accent4" w:themeFillTint="66"/>
+                <w:vertAlign w:val="baseline"/>
+                <w:lang w:val="en-US"/>
+              </w:rPr>
+              <w:t>Mostly implemented - As under my assumptions i assumed navigation history would not need to be saved.</w:t>
+            </w:r>
+          </w:p>
+        </w:tc>
+      </w:tr>
+      <w:tr>
+        <w:tblPrEx>
+          <w:tblBorders>
+            <w:top w:val="single" w:color="auto" w:sz="4" w:space="0"/>
+            <w:left w:val="single" w:color="auto" w:sz="4" w:space="0"/>
+            <w:bottom w:val="single" w:color="auto" w:sz="4" w:space="0"/>
+            <w:right w:val="single" w:color="auto" w:sz="4" w:space="0"/>
+            <w:insideH w:val="single" w:color="auto" w:sz="4" w:space="0"/>
+            <w:insideV w:val="single" w:color="auto" w:sz="4" w:space="0"/>
+          </w:tblBorders>
+          <w:tblCellMar>
+            <w:top w:w="0" w:type="dxa"/>
+            <w:left w:w="108" w:type="dxa"/>
+            <w:bottom w:w="0" w:type="dxa"/>
+            <w:right w:w="108" w:type="dxa"/>
+          </w:tblCellMar>
+        </w:tblPrEx>
+        <w:trPr>
+          <w:trHeight w:val="768" w:hRule="atLeast"/>
+        </w:trPr>
+        <w:tc>
+          <w:tcPr>
+            <w:tcW w:w="5341" w:type="dxa"/>
+          </w:tcPr>
+          <w:p>
+            <w:pPr>
+              <w:widowControl w:val="0"/>
+              <w:jc w:val="left"/>
+              <w:rPr>
+                <w:rFonts w:hint="default" w:ascii="JetBrains Mono" w:hAnsi="JetBrains Mono" w:cs="JetBrains Mono"/>
+                <w:sz w:val="22"/>
+                <w:szCs w:val="22"/>
+                <w:vertAlign w:val="baseline"/>
+                <w:lang w:val="en-US"/>
+              </w:rPr>
+            </w:pPr>
+            <w:r>
+              <w:rPr>
+                <w:rFonts w:hint="default" w:ascii="JetBrains Mono" w:hAnsi="JetBrains Mono" w:cs="JetBrains Mono"/>
+                <w:sz w:val="22"/>
+                <w:szCs w:val="22"/>
+                <w:vertAlign w:val="baseline"/>
+                <w:lang w:val="en-US"/>
+              </w:rPr>
+              <w:t>Database used as storage</w:t>
+            </w:r>
+          </w:p>
+        </w:tc>
+        <w:tc>
+          <w:tcPr>
+            <w:tcW w:w="5341" w:type="dxa"/>
+            <w:shd w:val="clear" w:color="auto" w:fill="92D050"/>
+          </w:tcPr>
+          <w:p>
+            <w:pPr>
+              <w:widowControl w:val="0"/>
+              <w:jc w:val="both"/>
+              <w:rPr>
+                <w:rFonts w:hint="default" w:ascii="JetBrains Mono" w:hAnsi="JetBrains Mono" w:cs="JetBrains Mono"/>
+                <w:sz w:val="22"/>
+                <w:szCs w:val="22"/>
+                <w:vertAlign w:val="baseline"/>
+                <w:lang w:val="en-US"/>
+              </w:rPr>
+            </w:pPr>
+            <w:r>
+              <w:rPr>
+                <w:rFonts w:hint="default" w:ascii="JetBrains Mono" w:hAnsi="JetBrains Mono" w:cs="JetBrains Mono"/>
+                <w:sz w:val="22"/>
+                <w:szCs w:val="22"/>
+                <w:vertAlign w:val="baseline"/>
+                <w:lang w:val="en-US"/>
+              </w:rPr>
+              <w:t>Fully Implemented</w:t>
+            </w:r>
+          </w:p>
+        </w:tc>
+      </w:tr>
+      <w:tr>
+        <w:tblPrEx>
+          <w:tblBorders>
+            <w:top w:val="single" w:color="auto" w:sz="4" w:space="0"/>
+            <w:left w:val="single" w:color="auto" w:sz="4" w:space="0"/>
+            <w:bottom w:val="single" w:color="auto" w:sz="4" w:space="0"/>
+            <w:right w:val="single" w:color="auto" w:sz="4" w:space="0"/>
+            <w:insideH w:val="single" w:color="auto" w:sz="4" w:space="0"/>
+            <w:insideV w:val="single" w:color="auto" w:sz="4" w:space="0"/>
+          </w:tblBorders>
+          <w:tblCellMar>
+            <w:top w:w="0" w:type="dxa"/>
+            <w:left w:w="108" w:type="dxa"/>
+            <w:bottom w:w="0" w:type="dxa"/>
+            <w:right w:w="108" w:type="dxa"/>
+          </w:tblCellMar>
+        </w:tblPrEx>
+        <w:trPr>
+          <w:trHeight w:val="768" w:hRule="atLeast"/>
+        </w:trPr>
+        <w:tc>
+          <w:tcPr>
+            <w:tcW w:w="5341" w:type="dxa"/>
+          </w:tcPr>
+          <w:p>
+            <w:pPr>
+              <w:widowControl w:val="0"/>
+              <w:jc w:val="left"/>
+              <w:rPr>
+                <w:rFonts w:hint="default" w:ascii="JetBrains Mono" w:hAnsi="JetBrains Mono" w:cs="JetBrains Mono"/>
+                <w:sz w:val="22"/>
+                <w:szCs w:val="22"/>
+                <w:vertAlign w:val="baseline"/>
+                <w:lang w:val="en-US"/>
+              </w:rPr>
+            </w:pPr>
+            <w:r>
+              <w:rPr>
+                <w:rFonts w:hint="default" w:ascii="JetBrains Mono" w:hAnsi="JetBrains Mono" w:cs="JetBrains Mono"/>
+                <w:sz w:val="22"/>
+                <w:szCs w:val="22"/>
+                <w:vertAlign w:val="baseline"/>
+                <w:lang w:val="en-US"/>
+              </w:rPr>
+              <w:t xml:space="preserve">Advanced Added multi-user functionality. </w:t>
+            </w:r>
+          </w:p>
+        </w:tc>
+        <w:tc>
+          <w:tcPr>
+            <w:tcW w:w="5341" w:type="dxa"/>
+            <w:shd w:val="clear" w:color="auto" w:fill="FF0000"/>
+          </w:tcPr>
+          <w:p>
+            <w:pPr>
+              <w:widowControl w:val="0"/>
+              <w:jc w:val="both"/>
+              <w:rPr>
+                <w:rFonts w:hint="default" w:ascii="JetBrains Mono" w:hAnsi="JetBrains Mono" w:cs="JetBrains Mono"/>
+                <w:sz w:val="22"/>
+                <w:szCs w:val="22"/>
+                <w:vertAlign w:val="baseline"/>
+                <w:lang w:val="en-US"/>
+              </w:rPr>
+            </w:pPr>
+            <w:r>
+              <w:rPr>
+                <w:rFonts w:hint="default" w:ascii="JetBrains Mono" w:hAnsi="JetBrains Mono" w:cs="JetBrains Mono"/>
+                <w:sz w:val="22"/>
+                <w:szCs w:val="22"/>
+                <w:vertAlign w:val="baseline"/>
+                <w:lang w:val="en-US"/>
+              </w:rPr>
+              <w:t>Not Implemented</w:t>
+            </w:r>
           </w:p>
         </w:tc>
       </w:tr>
     </w:tbl>
-    <w:p>
-      <w:pPr>
-        <w:jc w:val="both"/>
-        <w:rPr>
-          <w:rFonts w:hint="default" w:ascii="JetBrains Mono" w:hAnsi="JetBrains Mono" w:cs="JetBrains Mono"/>
-          <w:sz w:val="24"/>
-          <w:szCs w:val="24"/>
-          <w:lang w:val="en-US"/>
-        </w:rPr>
-      </w:pPr>
-    </w:p>
     <w:p>
       <w:pPr>
         <w:rPr>
@@ -2033,7 +2285,1626 @@
         </w:rPr>
       </w:pPr>
     </w:p>
+    <w:p>
+      <w:pPr>
+        <w:pStyle w:val="3"/>
+        <w:bidi w:val="0"/>
+        <w:spacing w:line="240" w:lineRule="auto"/>
+        <w:rPr>
+          <w:rFonts w:hint="default" w:ascii="JetBrains Mono" w:hAnsi="JetBrains Mono" w:cs="JetBrains Mono"/>
+          <w:sz w:val="36"/>
+          <w:szCs w:val="36"/>
+          <w:lang w:val="en-US"/>
+        </w:rPr>
+      </w:pPr>
+      <w:r>
+        <w:rPr>
+          <w:rFonts w:hint="default" w:ascii="JetBrains Mono" w:hAnsi="JetBrains Mono" w:cs="JetBrains Mono"/>
+          <w:sz w:val="36"/>
+          <w:szCs w:val="36"/>
+          <w:lang w:val="en-US"/>
+        </w:rPr>
+        <w:t>Design Considerations:</w:t>
+      </w:r>
+    </w:p>
+    <w:p>
+      <w:pPr>
+        <w:pStyle w:val="4"/>
+        <w:numPr>
+          <w:ilvl w:val="0"/>
+          <w:numId w:val="2"/>
+        </w:numPr>
+        <w:bidi w:val="0"/>
+        <w:spacing w:line="240" w:lineRule="auto"/>
+        <w:rPr>
+          <w:rFonts w:hint="default" w:ascii="JetBrains Mono" w:hAnsi="JetBrains Mono" w:cs="JetBrains Mono"/>
+          <w:sz w:val="28"/>
+          <w:szCs w:val="28"/>
+          <w:lang w:val="en-US"/>
+        </w:rPr>
+      </w:pPr>
+      <w:r>
+        <w:rPr>
+          <w:rFonts w:hint="default" w:ascii="JetBrains Mono" w:hAnsi="JetBrains Mono" w:cs="JetBrains Mono"/>
+          <w:sz w:val="28"/>
+          <w:szCs w:val="28"/>
+          <w:lang w:val="en-US"/>
+        </w:rPr>
+        <w:t>Architecture:</w:t>
+      </w:r>
+    </w:p>
+    <w:p>
+      <w:pPr>
+        <w:jc w:val="both"/>
+        <w:rPr>
+          <w:rFonts w:hint="default" w:ascii="JetBrains Mono" w:hAnsi="JetBrains Mono" w:cs="JetBrains Mono"/>
+          <w:sz w:val="20"/>
+          <w:szCs w:val="20"/>
+          <w:lang w:val="en-US"/>
+        </w:rPr>
+      </w:pPr>
+      <w:r>
+        <w:rPr>
+          <w:rFonts w:hint="default" w:ascii="JetBrains Mono" w:hAnsi="JetBrains Mono" w:cs="JetBrains Mono"/>
+          <w:sz w:val="20"/>
+          <w:szCs w:val="20"/>
+          <w:lang w:val="en-US"/>
+        </w:rPr>
+        <w:t>The architecture used in this project is the MVVM (Model, View, ViewModel).MVVM basically allows us to separate the GUI logic with the business/backend logic, effectively allowing me to maintain and scale the codebase in an easier fashion. It is also regarded as the go-to default architecture for many frameworks like WPF, Xamarin, etc.</w:t>
+      </w:r>
+    </w:p>
+    <w:p>
+      <w:pPr>
+        <w:jc w:val="both"/>
+        <w:rPr>
+          <w:rFonts w:hint="default" w:ascii="JetBrains Mono" w:hAnsi="JetBrains Mono" w:cs="JetBrains Mono"/>
+          <w:b/>
+          <w:bCs/>
+          <w:sz w:val="20"/>
+          <w:szCs w:val="20"/>
+          <w:vertAlign w:val="baseline"/>
+          <w:lang w:val="en-US"/>
+        </w:rPr>
+      </w:pPr>
+      <w:r>
+        <w:rPr>
+          <w:rFonts w:hint="default" w:ascii="JetBrains Mono" w:hAnsi="JetBrains Mono" w:cs="JetBrains Mono"/>
+          <w:sz w:val="20"/>
+          <w:szCs w:val="20"/>
+          <w:lang w:val="en-US"/>
+        </w:rPr>
+        <w:t>Below is the file structure of the squash web browser project. Commands folder holds classes that are used to connect UI elements to the ViewModel logic. Controls folder holds custom reusable UI elements such as the address bar, bookmarks panel, etc. Models folder holds application's data classes. These classes represent the core objects of the application, such as a Bookmark or a History entry. Services holds the classes that provide core functionality for the app. Such as IWebService to make http requests add IStorageService that handles all the database logic. ViewModels folder holds the core business logic binding UI elements to specific functions from the Services folder to be called. Finally views contains the main windows and pages UI of the application's user interface.</w:t>
+      </w:r>
+    </w:p>
+    <w:tbl>
+      <w:tblPr>
+        <w:tblStyle w:val="15"/>
+        <w:tblW w:w="0" w:type="auto"/>
+        <w:tblInd w:w="0" w:type="dxa"/>
+        <w:tblBorders>
+          <w:top w:val="single" w:color="auto" w:sz="4" w:space="0"/>
+          <w:left w:val="single" w:color="auto" w:sz="4" w:space="0"/>
+          <w:bottom w:val="single" w:color="auto" w:sz="4" w:space="0"/>
+          <w:right w:val="single" w:color="auto" w:sz="4" w:space="0"/>
+          <w:insideH w:val="single" w:color="auto" w:sz="4" w:space="0"/>
+          <w:insideV w:val="single" w:color="auto" w:sz="4" w:space="0"/>
+        </w:tblBorders>
+        <w:tblLayout w:type="autofit"/>
+        <w:tblCellMar>
+          <w:left w:w="108" w:type="dxa"/>
+          <w:right w:w="108" w:type="dxa"/>
+        </w:tblCellMar>
+      </w:tblPr>
+      <w:tblGrid>
+        <w:gridCol w:w="10682"/>
+      </w:tblGrid>
+      <w:tr>
+        <w:tblPrEx>
+          <w:tblBorders>
+            <w:top w:val="single" w:color="auto" w:sz="4" w:space="0"/>
+            <w:left w:val="single" w:color="auto" w:sz="4" w:space="0"/>
+            <w:bottom w:val="single" w:color="auto" w:sz="4" w:space="0"/>
+            <w:right w:val="single" w:color="auto" w:sz="4" w:space="0"/>
+            <w:insideH w:val="single" w:color="auto" w:sz="4" w:space="0"/>
+            <w:insideV w:val="single" w:color="auto" w:sz="4" w:space="0"/>
+          </w:tblBorders>
+          <w:tblCellMar>
+            <w:left w:w="108" w:type="dxa"/>
+            <w:right w:w="108" w:type="dxa"/>
+          </w:tblCellMar>
+        </w:tblPrEx>
+        <w:tc>
+          <w:tcPr>
+            <w:tcW w:w="10682" w:type="dxa"/>
+            <w:tcBorders>
+              <w:top w:val="nil"/>
+              <w:left w:val="nil"/>
+              <w:bottom w:val="nil"/>
+              <w:right w:val="nil"/>
+            </w:tcBorders>
+          </w:tcPr>
+          <w:p>
+            <w:pPr>
+              <w:jc w:val="left"/>
+              <w:rPr>
+                <w:rFonts w:hint="default" w:ascii="JetBrains Mono" w:hAnsi="JetBrains Mono" w:cs="JetBrains Mono"/>
+                <w:b/>
+                <w:bCs/>
+                <w:sz w:val="20"/>
+                <w:szCs w:val="20"/>
+                <w:vertAlign w:val="baseline"/>
+                <w:lang w:val="en-US"/>
+              </w:rPr>
+            </w:pPr>
+          </w:p>
+          <w:p>
+            <w:pPr>
+              <w:ind w:left="720" w:leftChars="0"/>
+              <w:jc w:val="left"/>
+              <w:rPr>
+                <w:rFonts w:hint="default" w:ascii="JetBrains Mono" w:hAnsi="JetBrains Mono" w:cs="JetBrains Mono"/>
+                <w:b/>
+                <w:bCs/>
+                <w:sz w:val="20"/>
+                <w:szCs w:val="20"/>
+                <w:vertAlign w:val="baseline"/>
+                <w:lang w:val="en-US"/>
+              </w:rPr>
+            </w:pPr>
+            <w:r>
+              <w:rPr>
+                <w:rFonts w:hint="default" w:ascii="JetBrains Mono" w:hAnsi="JetBrains Mono" w:cs="JetBrains Mono"/>
+                <w:b/>
+                <w:bCs/>
+                <w:sz w:val="20"/>
+                <w:szCs w:val="20"/>
+                <w:vertAlign w:val="baseline"/>
+                <w:lang w:val="en-US"/>
+              </w:rPr>
+              <w:t>Squash_Web_Browser/</w:t>
+            </w:r>
+          </w:p>
+          <w:p>
+            <w:pPr>
+              <w:ind w:left="720" w:leftChars="0"/>
+              <w:jc w:val="left"/>
+              <w:rPr>
+                <w:rFonts w:hint="default" w:ascii="JetBrains Mono" w:hAnsi="JetBrains Mono" w:cs="JetBrains Mono"/>
+                <w:b/>
+                <w:bCs/>
+                <w:sz w:val="20"/>
+                <w:szCs w:val="20"/>
+                <w:vertAlign w:val="baseline"/>
+                <w:lang w:val="en-US"/>
+              </w:rPr>
+            </w:pPr>
+            <w:r>
+              <w:rPr>
+                <w:rFonts w:hint="default" w:ascii="JetBrains Mono" w:hAnsi="JetBrains Mono" w:cs="JetBrains Mono"/>
+                <w:b/>
+                <w:bCs/>
+                <w:sz w:val="20"/>
+                <w:szCs w:val="20"/>
+                <w:vertAlign w:val="baseline"/>
+                <w:lang w:val="en-US"/>
+              </w:rPr>
+              <w:t>├── Commands/</w:t>
+            </w:r>
+          </w:p>
+          <w:p>
+            <w:pPr>
+              <w:ind w:left="720" w:leftChars="0"/>
+              <w:jc w:val="left"/>
+              <w:rPr>
+                <w:rFonts w:hint="default" w:ascii="JetBrains Mono" w:hAnsi="JetBrains Mono" w:cs="JetBrains Mono"/>
+                <w:b/>
+                <w:bCs/>
+                <w:sz w:val="20"/>
+                <w:szCs w:val="20"/>
+                <w:vertAlign w:val="baseline"/>
+                <w:lang w:val="en-US"/>
+              </w:rPr>
+            </w:pPr>
+            <w:r>
+              <w:rPr>
+                <w:rFonts w:hint="default" w:ascii="JetBrains Mono" w:hAnsi="JetBrains Mono" w:cs="JetBrains Mono"/>
+                <w:b/>
+                <w:bCs/>
+                <w:sz w:val="20"/>
+                <w:szCs w:val="20"/>
+                <w:vertAlign w:val="baseline"/>
+                <w:lang w:val="en-US"/>
+              </w:rPr>
+              <w:t>│   └── RelayCommand.cs</w:t>
+            </w:r>
+          </w:p>
+          <w:p>
+            <w:pPr>
+              <w:ind w:left="720" w:leftChars="0"/>
+              <w:jc w:val="left"/>
+              <w:rPr>
+                <w:rFonts w:hint="default" w:ascii="JetBrains Mono" w:hAnsi="JetBrains Mono" w:cs="JetBrains Mono"/>
+                <w:b/>
+                <w:bCs/>
+                <w:sz w:val="20"/>
+                <w:szCs w:val="20"/>
+                <w:vertAlign w:val="baseline"/>
+                <w:lang w:val="en-US"/>
+              </w:rPr>
+            </w:pPr>
+            <w:r>
+              <w:rPr>
+                <w:rFonts w:hint="default" w:ascii="JetBrains Mono" w:hAnsi="JetBrains Mono" w:cs="JetBrains Mono"/>
+                <w:b/>
+                <w:bCs/>
+                <w:sz w:val="20"/>
+                <w:szCs w:val="20"/>
+                <w:vertAlign w:val="baseline"/>
+                <w:lang w:val="en-US"/>
+              </w:rPr>
+              <w:t xml:space="preserve">│ </w:t>
+            </w:r>
+          </w:p>
+          <w:p>
+            <w:pPr>
+              <w:ind w:left="720" w:leftChars="0"/>
+              <w:jc w:val="left"/>
+              <w:rPr>
+                <w:rFonts w:hint="default" w:ascii="JetBrains Mono" w:hAnsi="JetBrains Mono" w:cs="JetBrains Mono"/>
+                <w:b/>
+                <w:bCs/>
+                <w:sz w:val="20"/>
+                <w:szCs w:val="20"/>
+                <w:vertAlign w:val="baseline"/>
+                <w:lang w:val="en-US"/>
+              </w:rPr>
+            </w:pPr>
+            <w:r>
+              <w:rPr>
+                <w:rFonts w:hint="default" w:ascii="JetBrains Mono" w:hAnsi="JetBrains Mono" w:cs="JetBrains Mono"/>
+                <w:b/>
+                <w:bCs/>
+                <w:sz w:val="20"/>
+                <w:szCs w:val="20"/>
+                <w:vertAlign w:val="baseline"/>
+                <w:lang w:val="en-US"/>
+              </w:rPr>
+              <w:t>├── Controls/</w:t>
+            </w:r>
+          </w:p>
+          <w:p>
+            <w:pPr>
+              <w:ind w:left="720" w:leftChars="0"/>
+              <w:jc w:val="left"/>
+              <w:rPr>
+                <w:rFonts w:hint="default" w:ascii="JetBrains Mono" w:hAnsi="JetBrains Mono" w:cs="JetBrains Mono"/>
+                <w:b/>
+                <w:bCs/>
+                <w:sz w:val="20"/>
+                <w:szCs w:val="20"/>
+                <w:vertAlign w:val="baseline"/>
+                <w:lang w:val="en-US"/>
+              </w:rPr>
+            </w:pPr>
+            <w:r>
+              <w:rPr>
+                <w:rFonts w:hint="default" w:ascii="JetBrains Mono" w:hAnsi="JetBrains Mono" w:cs="JetBrains Mono"/>
+                <w:b/>
+                <w:bCs/>
+                <w:sz w:val="20"/>
+                <w:szCs w:val="20"/>
+                <w:vertAlign w:val="baseline"/>
+                <w:lang w:val="en-US"/>
+              </w:rPr>
+              <w:t>│   ├── AddressBar.axaml</w:t>
+            </w:r>
+          </w:p>
+          <w:p>
+            <w:pPr>
+              <w:ind w:left="720" w:leftChars="0"/>
+              <w:jc w:val="left"/>
+              <w:rPr>
+                <w:rFonts w:hint="default" w:ascii="JetBrains Mono" w:hAnsi="JetBrains Mono" w:cs="JetBrains Mono"/>
+                <w:b/>
+                <w:bCs/>
+                <w:sz w:val="20"/>
+                <w:szCs w:val="20"/>
+                <w:vertAlign w:val="baseline"/>
+                <w:lang w:val="en-US"/>
+              </w:rPr>
+            </w:pPr>
+            <w:r>
+              <w:rPr>
+                <w:rFonts w:hint="default" w:ascii="JetBrains Mono" w:hAnsi="JetBrains Mono" w:cs="JetBrains Mono"/>
+                <w:b/>
+                <w:bCs/>
+                <w:sz w:val="20"/>
+                <w:szCs w:val="20"/>
+                <w:vertAlign w:val="baseline"/>
+                <w:lang w:val="en-US"/>
+              </w:rPr>
+              <w:t>│   ├── AddressBar.axaml.cs</w:t>
+            </w:r>
+          </w:p>
+          <w:p>
+            <w:pPr>
+              <w:ind w:left="720" w:leftChars="0"/>
+              <w:jc w:val="left"/>
+              <w:rPr>
+                <w:rFonts w:hint="default" w:ascii="JetBrains Mono" w:hAnsi="JetBrains Mono" w:cs="JetBrains Mono"/>
+                <w:b/>
+                <w:bCs/>
+                <w:sz w:val="20"/>
+                <w:szCs w:val="20"/>
+                <w:vertAlign w:val="baseline"/>
+                <w:lang w:val="en-US"/>
+              </w:rPr>
+            </w:pPr>
+            <w:r>
+              <w:rPr>
+                <w:rFonts w:hint="default" w:ascii="JetBrains Mono" w:hAnsi="JetBrains Mono" w:cs="JetBrains Mono"/>
+                <w:b/>
+                <w:bCs/>
+                <w:sz w:val="20"/>
+                <w:szCs w:val="20"/>
+                <w:vertAlign w:val="baseline"/>
+                <w:lang w:val="en-US"/>
+              </w:rPr>
+              <w:t>│   ├── BookmarksPanel.axaml</w:t>
+            </w:r>
+          </w:p>
+          <w:p>
+            <w:pPr>
+              <w:ind w:left="720" w:leftChars="0"/>
+              <w:jc w:val="left"/>
+              <w:rPr>
+                <w:rFonts w:hint="default" w:ascii="JetBrains Mono" w:hAnsi="JetBrains Mono" w:cs="JetBrains Mono"/>
+                <w:b/>
+                <w:bCs/>
+                <w:sz w:val="20"/>
+                <w:szCs w:val="20"/>
+                <w:vertAlign w:val="baseline"/>
+                <w:lang w:val="en-US"/>
+              </w:rPr>
+            </w:pPr>
+            <w:r>
+              <w:rPr>
+                <w:rFonts w:hint="default" w:ascii="JetBrains Mono" w:hAnsi="JetBrains Mono" w:cs="JetBrains Mono"/>
+                <w:b/>
+                <w:bCs/>
+                <w:sz w:val="20"/>
+                <w:szCs w:val="20"/>
+                <w:vertAlign w:val="baseline"/>
+                <w:lang w:val="en-US"/>
+              </w:rPr>
+              <w:t>│   ├── BookmarksPanel.axaml.cs</w:t>
+            </w:r>
+          </w:p>
+          <w:p>
+            <w:pPr>
+              <w:ind w:left="720" w:leftChars="0"/>
+              <w:jc w:val="left"/>
+              <w:rPr>
+                <w:rFonts w:hint="default" w:ascii="JetBrains Mono" w:hAnsi="JetBrains Mono" w:cs="JetBrains Mono"/>
+                <w:b/>
+                <w:bCs/>
+                <w:sz w:val="20"/>
+                <w:szCs w:val="20"/>
+                <w:vertAlign w:val="baseline"/>
+                <w:lang w:val="en-US"/>
+              </w:rPr>
+            </w:pPr>
+            <w:r>
+              <w:rPr>
+                <w:rFonts w:hint="default" w:ascii="JetBrains Mono" w:hAnsi="JetBrains Mono" w:cs="JetBrains Mono"/>
+                <w:b/>
+                <w:bCs/>
+                <w:sz w:val="20"/>
+                <w:szCs w:val="20"/>
+                <w:vertAlign w:val="baseline"/>
+                <w:lang w:val="en-US"/>
+              </w:rPr>
+              <w:t>│   ├── EditHomePagePanel.axaml</w:t>
+            </w:r>
+          </w:p>
+          <w:p>
+            <w:pPr>
+              <w:ind w:left="720" w:leftChars="0"/>
+              <w:jc w:val="left"/>
+              <w:rPr>
+                <w:rFonts w:hint="default" w:ascii="JetBrains Mono" w:hAnsi="JetBrains Mono" w:cs="JetBrains Mono"/>
+                <w:b/>
+                <w:bCs/>
+                <w:sz w:val="20"/>
+                <w:szCs w:val="20"/>
+                <w:vertAlign w:val="baseline"/>
+                <w:lang w:val="en-US"/>
+              </w:rPr>
+            </w:pPr>
+            <w:r>
+              <w:rPr>
+                <w:rFonts w:hint="default" w:ascii="JetBrains Mono" w:hAnsi="JetBrains Mono" w:cs="JetBrains Mono"/>
+                <w:b/>
+                <w:bCs/>
+                <w:sz w:val="20"/>
+                <w:szCs w:val="20"/>
+                <w:vertAlign w:val="baseline"/>
+                <w:lang w:val="en-US"/>
+              </w:rPr>
+              <w:t>│   ├── EditHomePagePanel.axaml.cs</w:t>
+            </w:r>
+          </w:p>
+          <w:p>
+            <w:pPr>
+              <w:ind w:left="720" w:leftChars="0"/>
+              <w:jc w:val="left"/>
+              <w:rPr>
+                <w:rFonts w:hint="default" w:ascii="JetBrains Mono" w:hAnsi="JetBrains Mono" w:cs="JetBrains Mono"/>
+                <w:b/>
+                <w:bCs/>
+                <w:sz w:val="20"/>
+                <w:szCs w:val="20"/>
+                <w:vertAlign w:val="baseline"/>
+                <w:lang w:val="en-US"/>
+              </w:rPr>
+            </w:pPr>
+            <w:r>
+              <w:rPr>
+                <w:rFonts w:hint="default" w:ascii="JetBrains Mono" w:hAnsi="JetBrains Mono" w:cs="JetBrains Mono"/>
+                <w:b/>
+                <w:bCs/>
+                <w:sz w:val="20"/>
+                <w:szCs w:val="20"/>
+                <w:vertAlign w:val="baseline"/>
+                <w:lang w:val="en-US"/>
+              </w:rPr>
+              <w:t>│   ├── HistoryPanel.axaml</w:t>
+            </w:r>
+          </w:p>
+          <w:p>
+            <w:pPr>
+              <w:ind w:left="720" w:leftChars="0"/>
+              <w:jc w:val="left"/>
+              <w:rPr>
+                <w:rFonts w:hint="default" w:ascii="JetBrains Mono" w:hAnsi="JetBrains Mono" w:cs="JetBrains Mono"/>
+                <w:b/>
+                <w:bCs/>
+                <w:sz w:val="20"/>
+                <w:szCs w:val="20"/>
+                <w:vertAlign w:val="baseline"/>
+                <w:lang w:val="en-US"/>
+              </w:rPr>
+            </w:pPr>
+            <w:r>
+              <w:rPr>
+                <w:rFonts w:hint="default" w:ascii="JetBrains Mono" w:hAnsi="JetBrains Mono" w:cs="JetBrains Mono"/>
+                <w:b/>
+                <w:bCs/>
+                <w:sz w:val="20"/>
+                <w:szCs w:val="20"/>
+                <w:vertAlign w:val="baseline"/>
+                <w:lang w:val="en-US"/>
+              </w:rPr>
+              <w:t>│   └── HistoryPanel.axaml.cs</w:t>
+            </w:r>
+          </w:p>
+          <w:p>
+            <w:pPr>
+              <w:ind w:left="720" w:leftChars="0"/>
+              <w:jc w:val="left"/>
+              <w:rPr>
+                <w:rFonts w:hint="default" w:ascii="JetBrains Mono" w:hAnsi="JetBrains Mono" w:cs="JetBrains Mono"/>
+                <w:b/>
+                <w:bCs/>
+                <w:sz w:val="20"/>
+                <w:szCs w:val="20"/>
+                <w:vertAlign w:val="baseline"/>
+                <w:lang w:val="en-US"/>
+              </w:rPr>
+            </w:pPr>
+            <w:r>
+              <w:rPr>
+                <w:rFonts w:hint="default" w:ascii="JetBrains Mono" w:hAnsi="JetBrains Mono" w:cs="JetBrains Mono"/>
+                <w:b/>
+                <w:bCs/>
+                <w:sz w:val="20"/>
+                <w:szCs w:val="20"/>
+                <w:vertAlign w:val="baseline"/>
+                <w:lang w:val="en-US"/>
+              </w:rPr>
+              <w:t xml:space="preserve">│ </w:t>
+            </w:r>
+          </w:p>
+          <w:p>
+            <w:pPr>
+              <w:ind w:left="720" w:leftChars="0"/>
+              <w:jc w:val="left"/>
+              <w:rPr>
+                <w:rFonts w:hint="default" w:ascii="JetBrains Mono" w:hAnsi="JetBrains Mono" w:cs="JetBrains Mono"/>
+                <w:b/>
+                <w:bCs/>
+                <w:sz w:val="20"/>
+                <w:szCs w:val="20"/>
+                <w:vertAlign w:val="baseline"/>
+                <w:lang w:val="en-US"/>
+              </w:rPr>
+            </w:pPr>
+            <w:r>
+              <w:rPr>
+                <w:rFonts w:hint="default" w:ascii="JetBrains Mono" w:hAnsi="JetBrains Mono" w:cs="JetBrains Mono"/>
+                <w:b/>
+                <w:bCs/>
+                <w:sz w:val="20"/>
+                <w:szCs w:val="20"/>
+                <w:vertAlign w:val="baseline"/>
+                <w:lang w:val="en-US"/>
+              </w:rPr>
+              <w:t>├── Models/</w:t>
+            </w:r>
+          </w:p>
+          <w:p>
+            <w:pPr>
+              <w:ind w:left="720" w:leftChars="0"/>
+              <w:jc w:val="left"/>
+              <w:rPr>
+                <w:rFonts w:hint="default" w:ascii="JetBrains Mono" w:hAnsi="JetBrains Mono" w:cs="JetBrains Mono"/>
+                <w:b/>
+                <w:bCs/>
+                <w:sz w:val="20"/>
+                <w:szCs w:val="20"/>
+                <w:vertAlign w:val="baseline"/>
+                <w:lang w:val="en-US"/>
+              </w:rPr>
+            </w:pPr>
+            <w:r>
+              <w:rPr>
+                <w:rFonts w:hint="default" w:ascii="JetBrains Mono" w:hAnsi="JetBrains Mono" w:cs="JetBrains Mono"/>
+                <w:b/>
+                <w:bCs/>
+                <w:sz w:val="20"/>
+                <w:szCs w:val="20"/>
+                <w:vertAlign w:val="baseline"/>
+                <w:lang w:val="en-US"/>
+              </w:rPr>
+              <w:t>│   ├── Bookmark.cs</w:t>
+            </w:r>
+          </w:p>
+          <w:p>
+            <w:pPr>
+              <w:ind w:left="720" w:leftChars="0"/>
+              <w:jc w:val="left"/>
+              <w:rPr>
+                <w:rFonts w:hint="default" w:ascii="JetBrains Mono" w:hAnsi="JetBrains Mono" w:cs="JetBrains Mono"/>
+                <w:b/>
+                <w:bCs/>
+                <w:sz w:val="20"/>
+                <w:szCs w:val="20"/>
+                <w:vertAlign w:val="baseline"/>
+                <w:lang w:val="en-US"/>
+              </w:rPr>
+            </w:pPr>
+            <w:r>
+              <w:rPr>
+                <w:rFonts w:hint="default" w:ascii="JetBrains Mono" w:hAnsi="JetBrains Mono" w:cs="JetBrains Mono"/>
+                <w:b/>
+                <w:bCs/>
+                <w:sz w:val="20"/>
+                <w:szCs w:val="20"/>
+                <w:vertAlign w:val="baseline"/>
+                <w:lang w:val="en-US"/>
+              </w:rPr>
+              <w:t>│   ├── History.cs</w:t>
+            </w:r>
+          </w:p>
+          <w:p>
+            <w:pPr>
+              <w:ind w:left="720" w:leftChars="0"/>
+              <w:jc w:val="left"/>
+              <w:rPr>
+                <w:rFonts w:hint="default" w:ascii="JetBrains Mono" w:hAnsi="JetBrains Mono" w:cs="JetBrains Mono"/>
+                <w:b/>
+                <w:bCs/>
+                <w:sz w:val="20"/>
+                <w:szCs w:val="20"/>
+                <w:vertAlign w:val="baseline"/>
+                <w:lang w:val="en-US"/>
+              </w:rPr>
+            </w:pPr>
+            <w:r>
+              <w:rPr>
+                <w:rFonts w:hint="default" w:ascii="JetBrains Mono" w:hAnsi="JetBrains Mono" w:cs="JetBrains Mono"/>
+                <w:b/>
+                <w:bCs/>
+                <w:sz w:val="20"/>
+                <w:szCs w:val="20"/>
+                <w:vertAlign w:val="baseline"/>
+                <w:lang w:val="en-US"/>
+              </w:rPr>
+              <w:t>│   └── Setting.cs</w:t>
+            </w:r>
+          </w:p>
+          <w:p>
+            <w:pPr>
+              <w:ind w:left="720" w:leftChars="0"/>
+              <w:jc w:val="left"/>
+              <w:rPr>
+                <w:rFonts w:hint="default" w:ascii="JetBrains Mono" w:hAnsi="JetBrains Mono" w:cs="JetBrains Mono"/>
+                <w:b/>
+                <w:bCs/>
+                <w:sz w:val="20"/>
+                <w:szCs w:val="20"/>
+                <w:vertAlign w:val="baseline"/>
+                <w:lang w:val="en-US"/>
+              </w:rPr>
+            </w:pPr>
+            <w:r>
+              <w:rPr>
+                <w:rFonts w:hint="default" w:ascii="JetBrains Mono" w:hAnsi="JetBrains Mono" w:cs="JetBrains Mono"/>
+                <w:b/>
+                <w:bCs/>
+                <w:sz w:val="20"/>
+                <w:szCs w:val="20"/>
+                <w:vertAlign w:val="baseline"/>
+                <w:lang w:val="en-US"/>
+              </w:rPr>
+              <w:t xml:space="preserve">│ </w:t>
+            </w:r>
+          </w:p>
+          <w:p>
+            <w:pPr>
+              <w:ind w:left="720" w:leftChars="0"/>
+              <w:jc w:val="left"/>
+              <w:rPr>
+                <w:rFonts w:hint="default" w:ascii="JetBrains Mono" w:hAnsi="JetBrains Mono" w:cs="JetBrains Mono"/>
+                <w:b/>
+                <w:bCs/>
+                <w:sz w:val="20"/>
+                <w:szCs w:val="20"/>
+                <w:vertAlign w:val="baseline"/>
+                <w:lang w:val="en-US"/>
+              </w:rPr>
+            </w:pPr>
+            <w:r>
+              <w:rPr>
+                <w:rFonts w:hint="default" w:ascii="JetBrains Mono" w:hAnsi="JetBrains Mono" w:cs="JetBrains Mono"/>
+                <w:b/>
+                <w:bCs/>
+                <w:sz w:val="20"/>
+                <w:szCs w:val="20"/>
+                <w:vertAlign w:val="baseline"/>
+                <w:lang w:val="en-US"/>
+              </w:rPr>
+              <w:t>├── Services/</w:t>
+            </w:r>
+          </w:p>
+          <w:p>
+            <w:pPr>
+              <w:ind w:left="720" w:leftChars="0"/>
+              <w:jc w:val="left"/>
+              <w:rPr>
+                <w:rFonts w:hint="default" w:ascii="JetBrains Mono" w:hAnsi="JetBrains Mono" w:cs="JetBrains Mono"/>
+                <w:b/>
+                <w:bCs/>
+                <w:sz w:val="20"/>
+                <w:szCs w:val="20"/>
+                <w:vertAlign w:val="baseline"/>
+                <w:lang w:val="en-US"/>
+              </w:rPr>
+            </w:pPr>
+            <w:r>
+              <w:rPr>
+                <w:rFonts w:hint="default" w:ascii="JetBrains Mono" w:hAnsi="JetBrains Mono" w:cs="JetBrains Mono"/>
+                <w:b/>
+                <w:bCs/>
+                <w:sz w:val="20"/>
+                <w:szCs w:val="20"/>
+                <w:vertAlign w:val="baseline"/>
+                <w:lang w:val="en-US"/>
+              </w:rPr>
+              <w:t>│   ├── AppDbContext.cs</w:t>
+            </w:r>
+          </w:p>
+          <w:p>
+            <w:pPr>
+              <w:ind w:left="720" w:leftChars="0"/>
+              <w:jc w:val="left"/>
+              <w:rPr>
+                <w:rFonts w:hint="default" w:ascii="JetBrains Mono" w:hAnsi="JetBrains Mono" w:cs="JetBrains Mono"/>
+                <w:b/>
+                <w:bCs/>
+                <w:sz w:val="20"/>
+                <w:szCs w:val="20"/>
+                <w:vertAlign w:val="baseline"/>
+                <w:lang w:val="en-US"/>
+              </w:rPr>
+            </w:pPr>
+            <w:r>
+              <w:rPr>
+                <w:rFonts w:hint="default" w:ascii="JetBrains Mono" w:hAnsi="JetBrains Mono" w:cs="JetBrains Mono"/>
+                <w:b/>
+                <w:bCs/>
+                <w:sz w:val="20"/>
+                <w:szCs w:val="20"/>
+                <w:vertAlign w:val="baseline"/>
+                <w:lang w:val="en-US"/>
+              </w:rPr>
+              <w:t>│   ├── IHistoryService.cs</w:t>
+            </w:r>
+          </w:p>
+          <w:p>
+            <w:pPr>
+              <w:ind w:left="720" w:leftChars="0"/>
+              <w:jc w:val="left"/>
+              <w:rPr>
+                <w:rFonts w:hint="default" w:ascii="JetBrains Mono" w:hAnsi="JetBrains Mono" w:cs="JetBrains Mono"/>
+                <w:b/>
+                <w:bCs/>
+                <w:sz w:val="20"/>
+                <w:szCs w:val="20"/>
+                <w:vertAlign w:val="baseline"/>
+                <w:lang w:val="en-US"/>
+              </w:rPr>
+            </w:pPr>
+            <w:r>
+              <w:rPr>
+                <w:rFonts w:hint="default" w:ascii="JetBrains Mono" w:hAnsi="JetBrains Mono" w:cs="JetBrains Mono"/>
+                <w:b/>
+                <w:bCs/>
+                <w:sz w:val="20"/>
+                <w:szCs w:val="20"/>
+                <w:vertAlign w:val="baseline"/>
+                <w:lang w:val="en-US"/>
+              </w:rPr>
+              <w:t>│   ├── IHtmlParser.cs</w:t>
+            </w:r>
+          </w:p>
+          <w:p>
+            <w:pPr>
+              <w:ind w:left="720" w:leftChars="0"/>
+              <w:jc w:val="left"/>
+              <w:rPr>
+                <w:rFonts w:hint="default" w:ascii="JetBrains Mono" w:hAnsi="JetBrains Mono" w:cs="JetBrains Mono"/>
+                <w:b/>
+                <w:bCs/>
+                <w:sz w:val="20"/>
+                <w:szCs w:val="20"/>
+                <w:vertAlign w:val="baseline"/>
+                <w:lang w:val="en-US"/>
+              </w:rPr>
+            </w:pPr>
+            <w:r>
+              <w:rPr>
+                <w:rFonts w:hint="default" w:ascii="JetBrains Mono" w:hAnsi="JetBrains Mono" w:cs="JetBrains Mono"/>
+                <w:b/>
+                <w:bCs/>
+                <w:sz w:val="20"/>
+                <w:szCs w:val="20"/>
+                <w:vertAlign w:val="baseline"/>
+                <w:lang w:val="en-US"/>
+              </w:rPr>
+              <w:t>│   ├── INavService.cs</w:t>
+            </w:r>
+          </w:p>
+          <w:p>
+            <w:pPr>
+              <w:ind w:left="720" w:leftChars="0"/>
+              <w:jc w:val="left"/>
+              <w:rPr>
+                <w:rFonts w:hint="default" w:ascii="JetBrains Mono" w:hAnsi="JetBrains Mono" w:cs="JetBrains Mono"/>
+                <w:b/>
+                <w:bCs/>
+                <w:sz w:val="20"/>
+                <w:szCs w:val="20"/>
+                <w:vertAlign w:val="baseline"/>
+                <w:lang w:val="en-US"/>
+              </w:rPr>
+            </w:pPr>
+            <w:r>
+              <w:rPr>
+                <w:rFonts w:hint="default" w:ascii="JetBrains Mono" w:hAnsi="JetBrains Mono" w:cs="JetBrains Mono"/>
+                <w:b/>
+                <w:bCs/>
+                <w:sz w:val="20"/>
+                <w:szCs w:val="20"/>
+                <w:vertAlign w:val="baseline"/>
+                <w:lang w:val="en-US"/>
+              </w:rPr>
+              <w:t>│   ├── IStorageService.cs</w:t>
+            </w:r>
+          </w:p>
+          <w:p>
+            <w:pPr>
+              <w:ind w:left="720" w:leftChars="0"/>
+              <w:jc w:val="left"/>
+              <w:rPr>
+                <w:rFonts w:hint="default" w:ascii="JetBrains Mono" w:hAnsi="JetBrains Mono" w:cs="JetBrains Mono"/>
+                <w:b/>
+                <w:bCs/>
+                <w:sz w:val="20"/>
+                <w:szCs w:val="20"/>
+                <w:vertAlign w:val="baseline"/>
+                <w:lang w:val="en-US"/>
+              </w:rPr>
+            </w:pPr>
+            <w:r>
+              <w:rPr>
+                <w:rFonts w:hint="default" w:ascii="JetBrains Mono" w:hAnsi="JetBrains Mono" w:cs="JetBrains Mono"/>
+                <w:b/>
+                <w:bCs/>
+                <w:sz w:val="20"/>
+                <w:szCs w:val="20"/>
+                <w:vertAlign w:val="baseline"/>
+                <w:lang w:val="en-US"/>
+              </w:rPr>
+              <w:t>│   └── IWebService.cs</w:t>
+            </w:r>
+          </w:p>
+          <w:p>
+            <w:pPr>
+              <w:ind w:left="720" w:leftChars="0"/>
+              <w:jc w:val="left"/>
+              <w:rPr>
+                <w:rFonts w:hint="default" w:ascii="JetBrains Mono" w:hAnsi="JetBrains Mono" w:cs="JetBrains Mono"/>
+                <w:b/>
+                <w:bCs/>
+                <w:sz w:val="20"/>
+                <w:szCs w:val="20"/>
+                <w:vertAlign w:val="baseline"/>
+                <w:lang w:val="en-US"/>
+              </w:rPr>
+            </w:pPr>
+            <w:r>
+              <w:rPr>
+                <w:rFonts w:hint="default" w:ascii="JetBrains Mono" w:hAnsi="JetBrains Mono" w:cs="JetBrains Mono"/>
+                <w:b/>
+                <w:bCs/>
+                <w:sz w:val="20"/>
+                <w:szCs w:val="20"/>
+                <w:vertAlign w:val="baseline"/>
+                <w:lang w:val="en-US"/>
+              </w:rPr>
+              <w:t xml:space="preserve">│ </w:t>
+            </w:r>
+          </w:p>
+          <w:p>
+            <w:pPr>
+              <w:ind w:left="720" w:leftChars="0"/>
+              <w:jc w:val="left"/>
+              <w:rPr>
+                <w:rFonts w:hint="default" w:ascii="JetBrains Mono" w:hAnsi="JetBrains Mono" w:cs="JetBrains Mono"/>
+                <w:b/>
+                <w:bCs/>
+                <w:sz w:val="20"/>
+                <w:szCs w:val="20"/>
+                <w:vertAlign w:val="baseline"/>
+                <w:lang w:val="en-US"/>
+              </w:rPr>
+            </w:pPr>
+            <w:r>
+              <w:rPr>
+                <w:rFonts w:hint="default" w:ascii="JetBrains Mono" w:hAnsi="JetBrains Mono" w:cs="JetBrains Mono"/>
+                <w:b/>
+                <w:bCs/>
+                <w:sz w:val="20"/>
+                <w:szCs w:val="20"/>
+                <w:vertAlign w:val="baseline"/>
+                <w:lang w:val="en-US"/>
+              </w:rPr>
+              <w:t>├── ViewModels/</w:t>
+            </w:r>
+          </w:p>
+          <w:p>
+            <w:pPr>
+              <w:ind w:left="720" w:leftChars="0"/>
+              <w:jc w:val="left"/>
+              <w:rPr>
+                <w:rFonts w:hint="default" w:ascii="JetBrains Mono" w:hAnsi="JetBrains Mono" w:cs="JetBrains Mono"/>
+                <w:b/>
+                <w:bCs/>
+                <w:sz w:val="20"/>
+                <w:szCs w:val="20"/>
+                <w:vertAlign w:val="baseline"/>
+                <w:lang w:val="en-US"/>
+              </w:rPr>
+            </w:pPr>
+            <w:r>
+              <w:rPr>
+                <w:rFonts w:hint="default" w:ascii="JetBrains Mono" w:hAnsi="JetBrains Mono" w:cs="JetBrains Mono"/>
+                <w:b/>
+                <w:bCs/>
+                <w:sz w:val="20"/>
+                <w:szCs w:val="20"/>
+                <w:vertAlign w:val="baseline"/>
+                <w:lang w:val="en-US"/>
+              </w:rPr>
+              <w:t>│   ├── MainWindowViewModel.cs</w:t>
+            </w:r>
+          </w:p>
+          <w:p>
+            <w:pPr>
+              <w:ind w:left="720" w:leftChars="0"/>
+              <w:jc w:val="left"/>
+              <w:rPr>
+                <w:rFonts w:hint="default" w:ascii="JetBrains Mono" w:hAnsi="JetBrains Mono" w:cs="JetBrains Mono"/>
+                <w:b/>
+                <w:bCs/>
+                <w:sz w:val="20"/>
+                <w:szCs w:val="20"/>
+                <w:vertAlign w:val="baseline"/>
+                <w:lang w:val="en-US"/>
+              </w:rPr>
+            </w:pPr>
+            <w:r>
+              <w:rPr>
+                <w:rFonts w:hint="default" w:ascii="JetBrains Mono" w:hAnsi="JetBrains Mono" w:cs="JetBrains Mono"/>
+                <w:b/>
+                <w:bCs/>
+                <w:sz w:val="20"/>
+                <w:szCs w:val="20"/>
+                <w:vertAlign w:val="baseline"/>
+                <w:lang w:val="en-US"/>
+              </w:rPr>
+              <w:t>│   └── ViewModelBase.cs</w:t>
+            </w:r>
+          </w:p>
+          <w:p>
+            <w:pPr>
+              <w:ind w:left="720" w:leftChars="0"/>
+              <w:jc w:val="left"/>
+              <w:rPr>
+                <w:rFonts w:hint="default" w:ascii="JetBrains Mono" w:hAnsi="JetBrains Mono" w:cs="JetBrains Mono"/>
+                <w:b/>
+                <w:bCs/>
+                <w:sz w:val="20"/>
+                <w:szCs w:val="20"/>
+                <w:vertAlign w:val="baseline"/>
+                <w:lang w:val="en-US"/>
+              </w:rPr>
+            </w:pPr>
+            <w:r>
+              <w:rPr>
+                <w:rFonts w:hint="default" w:ascii="JetBrains Mono" w:hAnsi="JetBrains Mono" w:cs="JetBrains Mono"/>
+                <w:b/>
+                <w:bCs/>
+                <w:sz w:val="20"/>
+                <w:szCs w:val="20"/>
+                <w:vertAlign w:val="baseline"/>
+                <w:lang w:val="en-US"/>
+              </w:rPr>
+              <w:t xml:space="preserve">│ </w:t>
+            </w:r>
+          </w:p>
+          <w:p>
+            <w:pPr>
+              <w:ind w:left="720" w:leftChars="0"/>
+              <w:jc w:val="left"/>
+              <w:rPr>
+                <w:rFonts w:hint="default" w:ascii="JetBrains Mono" w:hAnsi="JetBrains Mono" w:cs="JetBrains Mono"/>
+                <w:b/>
+                <w:bCs/>
+                <w:sz w:val="20"/>
+                <w:szCs w:val="20"/>
+                <w:vertAlign w:val="baseline"/>
+                <w:lang w:val="en-US"/>
+              </w:rPr>
+            </w:pPr>
+            <w:r>
+              <w:rPr>
+                <w:rFonts w:hint="default" w:ascii="JetBrains Mono" w:hAnsi="JetBrains Mono" w:cs="JetBrains Mono"/>
+                <w:b/>
+                <w:bCs/>
+                <w:sz w:val="20"/>
+                <w:szCs w:val="20"/>
+                <w:vertAlign w:val="baseline"/>
+                <w:lang w:val="en-US"/>
+              </w:rPr>
+              <w:t>└── Views/</w:t>
+            </w:r>
+          </w:p>
+          <w:p>
+            <w:pPr>
+              <w:ind w:left="720" w:leftChars="0"/>
+              <w:jc w:val="left"/>
+              <w:rPr>
+                <w:rFonts w:hint="default" w:ascii="JetBrains Mono" w:hAnsi="JetBrains Mono" w:cs="JetBrains Mono"/>
+                <w:b/>
+                <w:bCs/>
+                <w:sz w:val="20"/>
+                <w:szCs w:val="20"/>
+                <w:vertAlign w:val="baseline"/>
+                <w:lang w:val="en-US"/>
+              </w:rPr>
+            </w:pPr>
+            <w:r>
+              <w:rPr>
+                <w:rFonts w:hint="default" w:ascii="JetBrains Mono" w:hAnsi="JetBrains Mono" w:cs="JetBrains Mono"/>
+                <w:b/>
+                <w:bCs/>
+                <w:sz w:val="20"/>
+                <w:szCs w:val="20"/>
+                <w:vertAlign w:val="baseline"/>
+                <w:lang w:val="en-US"/>
+              </w:rPr>
+              <w:t xml:space="preserve">    ├── App.axaml</w:t>
+            </w:r>
+          </w:p>
+          <w:p>
+            <w:pPr>
+              <w:ind w:left="720" w:leftChars="0"/>
+              <w:jc w:val="left"/>
+              <w:rPr>
+                <w:rFonts w:hint="default" w:ascii="JetBrains Mono" w:hAnsi="JetBrains Mono" w:cs="JetBrains Mono"/>
+                <w:b/>
+                <w:bCs/>
+                <w:sz w:val="20"/>
+                <w:szCs w:val="20"/>
+                <w:vertAlign w:val="baseline"/>
+                <w:lang w:val="en-US"/>
+              </w:rPr>
+            </w:pPr>
+            <w:r>
+              <w:rPr>
+                <w:rFonts w:hint="default" w:ascii="JetBrains Mono" w:hAnsi="JetBrains Mono" w:cs="JetBrains Mono"/>
+                <w:b/>
+                <w:bCs/>
+                <w:sz w:val="20"/>
+                <w:szCs w:val="20"/>
+                <w:vertAlign w:val="baseline"/>
+                <w:lang w:val="en-US"/>
+              </w:rPr>
+              <w:t xml:space="preserve">    ├── App.axaml.cs</w:t>
+            </w:r>
+          </w:p>
+          <w:p>
+            <w:pPr>
+              <w:ind w:left="720" w:leftChars="0"/>
+              <w:jc w:val="left"/>
+              <w:rPr>
+                <w:rFonts w:hint="default" w:ascii="JetBrains Mono" w:hAnsi="JetBrains Mono" w:cs="JetBrains Mono"/>
+                <w:b/>
+                <w:bCs/>
+                <w:sz w:val="20"/>
+                <w:szCs w:val="20"/>
+                <w:vertAlign w:val="baseline"/>
+                <w:lang w:val="en-US"/>
+              </w:rPr>
+            </w:pPr>
+            <w:r>
+              <w:rPr>
+                <w:rFonts w:hint="default" w:ascii="JetBrains Mono" w:hAnsi="JetBrains Mono" w:cs="JetBrains Mono"/>
+                <w:b/>
+                <w:bCs/>
+                <w:sz w:val="20"/>
+                <w:szCs w:val="20"/>
+                <w:vertAlign w:val="baseline"/>
+                <w:lang w:val="en-US"/>
+              </w:rPr>
+              <w:t xml:space="preserve">    ├── MainWindow.axaml</w:t>
+            </w:r>
+          </w:p>
+          <w:p>
+            <w:pPr>
+              <w:ind w:left="720" w:leftChars="0" w:firstLine="480"/>
+              <w:jc w:val="left"/>
+              <w:rPr>
+                <w:rFonts w:hint="default" w:ascii="JetBrains Mono" w:hAnsi="JetBrains Mono" w:cs="JetBrains Mono"/>
+                <w:b/>
+                <w:bCs/>
+                <w:sz w:val="20"/>
+                <w:szCs w:val="20"/>
+                <w:vertAlign w:val="baseline"/>
+                <w:lang w:val="en-US"/>
+              </w:rPr>
+            </w:pPr>
+            <w:r>
+              <w:rPr>
+                <w:rFonts w:hint="default" w:ascii="JetBrains Mono" w:hAnsi="JetBrains Mono" w:cs="JetBrains Mono"/>
+                <w:b/>
+                <w:bCs/>
+                <w:sz w:val="20"/>
+                <w:szCs w:val="20"/>
+                <w:vertAlign w:val="baseline"/>
+                <w:lang w:val="en-US"/>
+              </w:rPr>
+              <w:t>└── MainWindow.axaml.cs</w:t>
+            </w:r>
+          </w:p>
+          <w:p>
+            <w:pPr>
+              <w:ind w:firstLine="480"/>
+              <w:jc w:val="left"/>
+              <w:rPr>
+                <w:rFonts w:hint="default" w:ascii="JetBrains Mono" w:hAnsi="JetBrains Mono" w:cs="JetBrains Mono"/>
+                <w:b/>
+                <w:bCs/>
+                <w:sz w:val="20"/>
+                <w:szCs w:val="20"/>
+                <w:vertAlign w:val="baseline"/>
+                <w:lang w:val="en-US"/>
+              </w:rPr>
+            </w:pPr>
+          </w:p>
+        </w:tc>
+      </w:tr>
+    </w:tbl>
+    <w:p>
+      <w:pPr>
+        <w:pStyle w:val="4"/>
+        <w:numPr>
+          <w:numId w:val="0"/>
+        </w:numPr>
+        <w:bidi w:val="0"/>
+        <w:spacing w:line="240" w:lineRule="auto"/>
+        <w:ind w:leftChars="0"/>
+        <w:outlineLvl w:val="2"/>
+        <w:rPr>
+          <w:rFonts w:hint="default" w:ascii="JetBrains Mono" w:hAnsi="JetBrains Mono" w:cs="JetBrains Mono"/>
+          <w:sz w:val="28"/>
+          <w:szCs w:val="28"/>
+          <w:lang w:val="en-US"/>
+        </w:rPr>
+      </w:pPr>
+    </w:p>
+    <w:p>
+      <w:pPr>
+        <w:pStyle w:val="4"/>
+        <w:numPr>
+          <w:numId w:val="0"/>
+        </w:numPr>
+        <w:bidi w:val="0"/>
+        <w:spacing w:line="240" w:lineRule="auto"/>
+        <w:ind w:leftChars="0"/>
+        <w:outlineLvl w:val="2"/>
+        <w:rPr>
+          <w:rFonts w:hint="default" w:ascii="JetBrains Mono" w:hAnsi="JetBrains Mono" w:cs="JetBrains Mono"/>
+          <w:sz w:val="28"/>
+          <w:szCs w:val="28"/>
+          <w:lang w:val="en-US"/>
+        </w:rPr>
+      </w:pPr>
+    </w:p>
+    <w:p>
+      <w:pPr>
+        <w:pStyle w:val="4"/>
+        <w:numPr>
+          <w:numId w:val="0"/>
+        </w:numPr>
+        <w:bidi w:val="0"/>
+        <w:spacing w:line="240" w:lineRule="auto"/>
+        <w:ind w:leftChars="0"/>
+        <w:outlineLvl w:val="2"/>
+        <w:rPr>
+          <w:rFonts w:hint="default" w:ascii="JetBrains Mono" w:hAnsi="JetBrains Mono" w:cs="JetBrains Mono"/>
+          <w:sz w:val="28"/>
+          <w:szCs w:val="28"/>
+          <w:lang w:val="en-US"/>
+        </w:rPr>
+      </w:pPr>
+    </w:p>
+    <w:p>
+      <w:pPr>
+        <w:pStyle w:val="4"/>
+        <w:numPr>
+          <w:numId w:val="0"/>
+        </w:numPr>
+        <w:bidi w:val="0"/>
+        <w:spacing w:line="240" w:lineRule="auto"/>
+        <w:ind w:leftChars="0"/>
+        <w:outlineLvl w:val="2"/>
+        <w:rPr>
+          <w:rFonts w:hint="default" w:ascii="JetBrains Mono" w:hAnsi="JetBrains Mono" w:cs="JetBrains Mono"/>
+          <w:sz w:val="28"/>
+          <w:szCs w:val="28"/>
+          <w:lang w:val="en-US"/>
+        </w:rPr>
+      </w:pPr>
+    </w:p>
+    <w:p>
+      <w:pPr>
+        <w:pStyle w:val="4"/>
+        <w:numPr>
+          <w:numId w:val="0"/>
+        </w:numPr>
+        <w:bidi w:val="0"/>
+        <w:spacing w:line="240" w:lineRule="auto"/>
+        <w:ind w:leftChars="0"/>
+        <w:outlineLvl w:val="2"/>
+        <w:rPr>
+          <w:rFonts w:hint="default" w:ascii="JetBrains Mono" w:hAnsi="JetBrains Mono" w:cs="JetBrains Mono"/>
+          <w:sz w:val="28"/>
+          <w:szCs w:val="28"/>
+          <w:lang w:val="en-US"/>
+        </w:rPr>
+      </w:pPr>
+    </w:p>
+    <w:p>
+      <w:pPr>
+        <w:pStyle w:val="4"/>
+        <w:numPr>
+          <w:numId w:val="0"/>
+        </w:numPr>
+        <w:bidi w:val="0"/>
+        <w:spacing w:line="240" w:lineRule="auto"/>
+        <w:ind w:leftChars="0"/>
+        <w:outlineLvl w:val="2"/>
+        <w:rPr>
+          <w:rFonts w:hint="default" w:ascii="JetBrains Mono" w:hAnsi="JetBrains Mono" w:cs="JetBrains Mono"/>
+          <w:sz w:val="28"/>
+          <w:szCs w:val="28"/>
+          <w:lang w:val="en-US"/>
+        </w:rPr>
+      </w:pPr>
+    </w:p>
+    <w:p>
+      <w:pPr>
+        <w:pStyle w:val="4"/>
+        <w:numPr>
+          <w:numId w:val="0"/>
+        </w:numPr>
+        <w:bidi w:val="0"/>
+        <w:spacing w:line="240" w:lineRule="auto"/>
+        <w:ind w:leftChars="0"/>
+        <w:outlineLvl w:val="2"/>
+        <w:rPr>
+          <w:rFonts w:hint="default" w:ascii="JetBrains Mono" w:hAnsi="JetBrains Mono" w:cs="JetBrains Mono"/>
+          <w:sz w:val="28"/>
+          <w:szCs w:val="28"/>
+          <w:lang w:val="en-US"/>
+        </w:rPr>
+      </w:pPr>
+    </w:p>
+    <w:p>
+      <w:pPr>
+        <w:pStyle w:val="4"/>
+        <w:numPr>
+          <w:numId w:val="0"/>
+        </w:numPr>
+        <w:bidi w:val="0"/>
+        <w:spacing w:line="240" w:lineRule="auto"/>
+        <w:ind w:leftChars="0"/>
+        <w:outlineLvl w:val="2"/>
+        <w:rPr>
+          <w:rFonts w:hint="default" w:ascii="JetBrains Mono" w:hAnsi="JetBrains Mono" w:cs="JetBrains Mono"/>
+          <w:sz w:val="28"/>
+          <w:szCs w:val="28"/>
+          <w:lang w:val="en-US"/>
+        </w:rPr>
+      </w:pPr>
+      <w:r>
+        <w:rPr>
+          <w:rFonts w:hint="default" w:ascii="JetBrains Mono" w:hAnsi="JetBrains Mono" w:cs="JetBrains Mono"/>
+          <w:sz w:val="28"/>
+          <w:szCs w:val="28"/>
+          <w:lang w:val="en-US"/>
+        </w:rPr>
+        <w:t>Appendix 1 - Class diagrams:</w:t>
+      </w:r>
+    </w:p>
+    <w:p>
+      <w:pPr>
+        <w:jc w:val="both"/>
+        <w:rPr>
+          <w:rFonts w:hint="default" w:ascii="JetBrains Mono" w:hAnsi="JetBrains Mono" w:cs="JetBrains Mono"/>
+          <w:sz w:val="20"/>
+          <w:szCs w:val="20"/>
+          <w:lang w:val="en-US"/>
+        </w:rPr>
+      </w:pPr>
+      <w:r>
+        <w:rPr>
+          <w:rFonts w:hint="default" w:ascii="JetBrains Mono" w:hAnsi="JetBrains Mono" w:cs="JetBrains Mono"/>
+          <w:sz w:val="20"/>
+          <w:szCs w:val="20"/>
+          <w:lang w:val="en-US"/>
+        </w:rPr>
+        <w:t xml:space="preserve">This section covers the class diagram of the services folder, containing classes that handle most of the business logic such as the html parsing, database storing, url navigation, bookmark, history, etc. </w:t>
+      </w:r>
+    </w:p>
+    <w:p>
+      <w:pPr>
+        <w:jc w:val="both"/>
+        <w:rPr>
+          <w:rFonts w:hint="default" w:ascii="JetBrains Mono" w:hAnsi="JetBrains Mono" w:cs="JetBrains Mono"/>
+          <w:sz w:val="20"/>
+          <w:szCs w:val="20"/>
+          <w:lang w:val="en-US"/>
+        </w:rPr>
+      </w:pPr>
+    </w:p>
+    <w:p>
+      <w:pPr>
+        <w:jc w:val="both"/>
+        <w:rPr>
+          <w:rFonts w:hint="default" w:ascii="JetBrains Mono" w:hAnsi="JetBrains Mono" w:cs="JetBrains Mono"/>
+          <w:sz w:val="20"/>
+          <w:szCs w:val="20"/>
+          <w:lang w:val="en-US"/>
+        </w:rPr>
+      </w:pPr>
+      <w:bookmarkStart w:id="0" w:name="_GoBack"/>
+      <w:bookmarkEnd w:id="0"/>
+      <w:r>
+        <w:rPr>
+          <w:rFonts w:hint="default" w:ascii="JetBrains Mono" w:hAnsi="JetBrains Mono" w:cs="JetBrains Mono"/>
+          <w:sz w:val="20"/>
+          <w:szCs w:val="20"/>
+          <w:lang w:val="en-US"/>
+        </w:rPr>
+        <w:drawing>
+          <wp:anchor distT="0" distB="0" distL="118745" distR="118745" simplePos="0" relativeHeight="251659264" behindDoc="0" locked="0" layoutInCell="1" allowOverlap="1">
+            <wp:simplePos x="0" y="0"/>
+            <wp:positionH relativeFrom="column">
+              <wp:posOffset>-347980</wp:posOffset>
+            </wp:positionH>
+            <wp:positionV relativeFrom="paragraph">
+              <wp:posOffset>93980</wp:posOffset>
+            </wp:positionV>
+            <wp:extent cx="7371715" cy="6245860"/>
+            <wp:effectExtent l="0" t="0" r="635" b="2540"/>
+            <wp:wrapTopAndBottom/>
+            <wp:docPr id="2" name="Picture 2" descr="/home/ajaz/Downloads/CD.drawio(2).pngCD.drawio(2)"/>
+            <wp:cNvGraphicFramePr>
+              <a:graphicFrameLocks xmlns:a="http://schemas.openxmlformats.org/drawingml/2006/main" noChangeAspect="1"/>
+            </wp:cNvGraphicFramePr>
+            <a:graphic xmlns:a="http://schemas.openxmlformats.org/drawingml/2006/main">
+              <a:graphicData uri="http://schemas.openxmlformats.org/drawingml/2006/picture">
+                <pic:pic xmlns:pic="http://schemas.openxmlformats.org/drawingml/2006/picture">
+                  <pic:nvPicPr>
+                    <pic:cNvPr id="2" name="Picture 2" descr="/home/ajaz/Downloads/CD.drawio(2).pngCD.drawio(2)"/>
+                    <pic:cNvPicPr>
+                      <a:picLocks noChangeAspect="1"/>
+                    </pic:cNvPicPr>
+                  </pic:nvPicPr>
+                  <pic:blipFill>
+                    <a:blip r:embed="rId5"/>
+                    <a:srcRect/>
+                    <a:stretch>
+                      <a:fillRect/>
+                    </a:stretch>
+                  </pic:blipFill>
+                  <pic:spPr>
+                    <a:xfrm>
+                      <a:off x="0" y="0"/>
+                      <a:ext cx="7371715" cy="6245860"/>
+                    </a:xfrm>
+                    <a:prstGeom prst="rect">
+                      <a:avLst/>
+                    </a:prstGeom>
+                  </pic:spPr>
+                </pic:pic>
+              </a:graphicData>
+            </a:graphic>
+          </wp:anchor>
+        </w:drawing>
+      </w:r>
+    </w:p>
+    <w:p>
+      <w:pPr>
+        <w:jc w:val="both"/>
+        <w:rPr>
+          <w:rFonts w:hint="default" w:ascii="JetBrains Mono" w:hAnsi="JetBrains Mono" w:cs="JetBrains Mono"/>
+          <w:sz w:val="20"/>
+          <w:szCs w:val="20"/>
+          <w:lang w:val="en-US"/>
+        </w:rPr>
+      </w:pPr>
+    </w:p>
+    <w:p>
+      <w:pPr>
+        <w:rPr>
+          <w:rFonts w:hint="default" w:ascii="JetBrains Mono" w:hAnsi="JetBrains Mono" w:cs="JetBrains Mono"/>
+          <w:sz w:val="28"/>
+          <w:szCs w:val="28"/>
+          <w:lang w:val="en-US"/>
+        </w:rPr>
+      </w:pPr>
+    </w:p>
+    <w:p>
+      <w:pPr>
+        <w:pStyle w:val="4"/>
+        <w:bidi w:val="0"/>
+        <w:spacing w:line="240" w:lineRule="auto"/>
+        <w:rPr>
+          <w:rFonts w:hint="default" w:ascii="JetBrains Mono" w:hAnsi="JetBrains Mono" w:cs="JetBrains Mono"/>
+          <w:sz w:val="28"/>
+          <w:szCs w:val="28"/>
+          <w:lang w:val="en-US"/>
+        </w:rPr>
+      </w:pPr>
+    </w:p>
+    <w:p>
+      <w:pPr>
+        <w:pStyle w:val="4"/>
+        <w:bidi w:val="0"/>
+        <w:spacing w:line="240" w:lineRule="auto"/>
+        <w:rPr>
+          <w:rFonts w:hint="default" w:ascii="JetBrains Mono" w:hAnsi="JetBrains Mono" w:cs="JetBrains Mono"/>
+          <w:sz w:val="28"/>
+          <w:szCs w:val="28"/>
+          <w:lang w:val="en-US"/>
+        </w:rPr>
+      </w:pPr>
+    </w:p>
+    <w:p>
+      <w:pPr>
+        <w:pStyle w:val="4"/>
+        <w:bidi w:val="0"/>
+        <w:spacing w:line="240" w:lineRule="auto"/>
+        <w:rPr>
+          <w:rFonts w:hint="default" w:ascii="JetBrains Mono" w:hAnsi="JetBrains Mono" w:cs="JetBrains Mono"/>
+          <w:sz w:val="28"/>
+          <w:szCs w:val="28"/>
+          <w:lang w:val="en-US"/>
+        </w:rPr>
+      </w:pPr>
+    </w:p>
+    <w:p>
+      <w:pPr>
+        <w:pStyle w:val="4"/>
+        <w:bidi w:val="0"/>
+        <w:spacing w:line="240" w:lineRule="auto"/>
+        <w:rPr>
+          <w:rFonts w:hint="default" w:ascii="JetBrains Mono" w:hAnsi="JetBrains Mono" w:cs="JetBrains Mono"/>
+          <w:sz w:val="28"/>
+          <w:szCs w:val="28"/>
+          <w:lang w:val="en-US"/>
+        </w:rPr>
+      </w:pPr>
+    </w:p>
+    <w:p>
+      <w:pPr>
+        <w:pStyle w:val="4"/>
+        <w:bidi w:val="0"/>
+        <w:spacing w:line="240" w:lineRule="auto"/>
+        <w:rPr>
+          <w:rFonts w:hint="default" w:ascii="JetBrains Mono" w:hAnsi="JetBrains Mono" w:cs="JetBrains Mono"/>
+          <w:sz w:val="28"/>
+          <w:szCs w:val="28"/>
+          <w:lang w:val="en-US"/>
+        </w:rPr>
+      </w:pPr>
+    </w:p>
+    <w:p>
+      <w:pPr>
+        <w:pStyle w:val="4"/>
+        <w:bidi w:val="0"/>
+        <w:spacing w:line="240" w:lineRule="auto"/>
+        <w:rPr>
+          <w:rFonts w:hint="default" w:ascii="JetBrains Mono" w:hAnsi="JetBrains Mono" w:cs="JetBrains Mono"/>
+          <w:sz w:val="28"/>
+          <w:szCs w:val="28"/>
+          <w:lang w:val="en-US"/>
+        </w:rPr>
+      </w:pPr>
+    </w:p>
+    <w:p>
+      <w:pPr>
+        <w:pStyle w:val="4"/>
+        <w:bidi w:val="0"/>
+        <w:spacing w:line="240" w:lineRule="auto"/>
+        <w:rPr>
+          <w:rFonts w:hint="default" w:ascii="JetBrains Mono" w:hAnsi="JetBrains Mono" w:cs="JetBrains Mono"/>
+          <w:sz w:val="28"/>
+          <w:szCs w:val="28"/>
+          <w:lang w:val="en-US"/>
+        </w:rPr>
+      </w:pPr>
+      <w:r>
+        <w:rPr>
+          <w:rFonts w:hint="default" w:ascii="JetBrains Mono" w:hAnsi="JetBrains Mono" w:cs="JetBrains Mono"/>
+          <w:sz w:val="28"/>
+          <w:szCs w:val="28"/>
+          <w:lang w:val="en-US"/>
+        </w:rPr>
+        <w:t>Appendix 2 - Entity Relationship Diagram:</w:t>
+      </w:r>
+    </w:p>
+    <w:p>
+      <w:pPr>
+        <w:pStyle w:val="4"/>
+        <w:bidi w:val="0"/>
+        <w:spacing w:line="240" w:lineRule="auto"/>
+        <w:rPr>
+          <w:rFonts w:hint="default" w:ascii="JetBrains Mono" w:hAnsi="JetBrains Mono" w:cs="JetBrains Mono"/>
+          <w:sz w:val="28"/>
+          <w:szCs w:val="28"/>
+          <w:lang w:val="en-US"/>
+        </w:rPr>
+      </w:pPr>
+      <w:r>
+        <w:rPr>
+          <w:rFonts w:hint="default" w:ascii="JetBrains Mono" w:hAnsi="JetBrains Mono" w:cs="JetBrains Mono"/>
+          <w:sz w:val="28"/>
+          <w:szCs w:val="28"/>
+          <w:lang w:val="en-US"/>
+        </w:rPr>
+        <w:t>GUI Design &amp; Advanced language constructs:</w:t>
+      </w:r>
+    </w:p>
+    <w:p>
+      <w:pPr>
+        <w:pStyle w:val="4"/>
+        <w:bidi w:val="0"/>
+        <w:spacing w:line="240" w:lineRule="auto"/>
+        <w:rPr>
+          <w:rFonts w:hint="default" w:ascii="JetBrains Mono" w:hAnsi="JetBrains Mono" w:cs="JetBrains Mono"/>
+          <w:sz w:val="28"/>
+          <w:szCs w:val="28"/>
+          <w:lang w:val="en-US"/>
+        </w:rPr>
+      </w:pPr>
+      <w:r>
+        <w:rPr>
+          <w:rFonts w:hint="default" w:ascii="JetBrains Mono" w:hAnsi="JetBrains Mono" w:cs="JetBrains Mono"/>
+          <w:sz w:val="28"/>
+          <w:szCs w:val="28"/>
+          <w:lang w:val="en-US"/>
+        </w:rPr>
+        <w:t>Architecture:</w:t>
+      </w:r>
+    </w:p>
+    <w:p>
+      <w:pPr>
+        <w:rPr>
+          <w:rFonts w:hint="default" w:ascii="JetBrains Mono" w:hAnsi="JetBrains Mono" w:cs="JetBrains Mono"/>
+          <w:sz w:val="28"/>
+          <w:szCs w:val="28"/>
+          <w:lang w:val="en-US"/>
+        </w:rPr>
+      </w:pPr>
+    </w:p>
+    <w:p>
+      <w:pPr>
+        <w:pStyle w:val="3"/>
+        <w:bidi w:val="0"/>
+        <w:spacing w:line="240" w:lineRule="auto"/>
+        <w:rPr>
+          <w:rFonts w:hint="default" w:ascii="JetBrains Mono" w:hAnsi="JetBrains Mono" w:cs="JetBrains Mono"/>
+          <w:sz w:val="36"/>
+          <w:szCs w:val="36"/>
+          <w:lang w:val="en-US"/>
+        </w:rPr>
+      </w:pPr>
+      <w:r>
+        <w:rPr>
+          <w:rFonts w:hint="default" w:ascii="JetBrains Mono" w:hAnsi="JetBrains Mono" w:cs="JetBrains Mono"/>
+          <w:sz w:val="36"/>
+          <w:szCs w:val="36"/>
+          <w:lang w:val="en-US"/>
+        </w:rPr>
+        <w:t>Developer Guide:</w:t>
+      </w:r>
+    </w:p>
+    <w:p>
+      <w:pPr>
+        <w:rPr>
+          <w:rFonts w:hint="default" w:ascii="JetBrains Mono" w:hAnsi="JetBrains Mono" w:cs="JetBrains Mono"/>
+          <w:sz w:val="28"/>
+          <w:szCs w:val="28"/>
+          <w:lang w:val="en-US"/>
+        </w:rPr>
+      </w:pPr>
+    </w:p>
+    <w:p>
+      <w:pPr>
+        <w:rPr>
+          <w:rFonts w:hint="default" w:ascii="JetBrains Mono" w:hAnsi="JetBrains Mono" w:cs="JetBrains Mono"/>
+          <w:sz w:val="28"/>
+          <w:szCs w:val="28"/>
+          <w:lang w:val="en-US"/>
+        </w:rPr>
+      </w:pPr>
+    </w:p>
+    <w:p>
+      <w:pPr>
+        <w:rPr>
+          <w:rFonts w:hint="default"/>
+          <w:lang w:val="en-US"/>
+        </w:rPr>
+      </w:pPr>
+    </w:p>
     <w:sectPr>
+      <w:footerReference r:id="rId3" w:type="default"/>
       <w:pgSz w:w="11906" w:h="16838"/>
       <w:pgMar w:top="720" w:right="720" w:bottom="720" w:left="720" w:header="720" w:footer="720" w:gutter="0"/>
       <w:cols w:space="720" w:num="1"/>
@@ -2041,6 +3912,195 @@
     </w:sectPr>
   </w:body>
 </w:document>
+</file>
+
+<file path=word/footer1.xml><?xml version="1.0" encoding="utf-8"?>
+<w:ftr xmlns:wpc="http://schemas.microsoft.com/office/word/2010/wordprocessingCanvas" xmlns:mc="http://schemas.openxmlformats.org/markup-compatibility/2006" xmlns:o="urn:schemas-microsoft-com:office:office" xmlns:r="http://schemas.openxmlformats.org/officeDocument/2006/relationships" xmlns:m="http://schemas.openxmlformats.org/officeDocument/2006/math" xmlns:v="urn:schemas-microsoft-com:vml" xmlns:wp14="http://schemas.microsoft.com/office/word/2010/wordprocessingDrawing" xmlns:wp="http://schemas.openxmlformats.org/drawingml/2006/wordprocessingDrawing" xmlns:w10="urn:schemas-microsoft-com:office:word" xmlns:w="http://schemas.openxmlformats.org/wordprocessingml/2006/main" xmlns:w14="http://schemas.microsoft.com/office/word/2010/wordml" xmlns:w15="http://schemas.microsoft.com/office/word/2012/wordml" xmlns:wpg="http://schemas.microsoft.com/office/word/2010/wordprocessingGroup" xmlns:wpi="http://schemas.microsoft.com/office/word/2010/wordprocessingInk" xmlns:wne="http://schemas.microsoft.com/office/word/2006/wordml" xmlns:wps="http://schemas.microsoft.com/office/word/2010/wordprocessingShape" xmlns:wpsCustomData="http://www.wps.cn/officeDocument/2013/wpsCustomData" mc:Ignorable="w14 w15 wp14">
+  <w:p>
+    <w:pPr>
+      <w:pStyle w:val="9"/>
+    </w:pPr>
+    <w:r>
+      <w:rPr>
+        <w:sz w:val="18"/>
+      </w:rPr>
+      <mc:AlternateContent>
+        <mc:Choice Requires="wps">
+          <w:drawing>
+            <wp:anchor distT="0" distB="0" distL="114300" distR="114300" simplePos="0" relativeHeight="251659264" behindDoc="0" locked="0" layoutInCell="1" allowOverlap="1">
+              <wp:simplePos x="0" y="0"/>
+              <wp:positionH relativeFrom="margin">
+                <wp:align>center</wp:align>
+              </wp:positionH>
+              <wp:positionV relativeFrom="paragraph">
+                <wp:posOffset>0</wp:posOffset>
+              </wp:positionV>
+              <wp:extent cx="1828800" cy="1828800"/>
+              <wp:effectExtent l="0" t="0" r="0" b="0"/>
+              <wp:wrapNone/>
+              <wp:docPr id="1" name="Text Box 1"/>
+              <wp:cNvGraphicFramePr/>
+              <a:graphic xmlns:a="http://schemas.openxmlformats.org/drawingml/2006/main">
+                <a:graphicData uri="http://schemas.microsoft.com/office/word/2010/wordprocessingShape">
+                  <wps:wsp>
+                    <wps:cNvSpPr txBox="1"/>
+                    <wps:spPr>
+                      <a:xfrm>
+                        <a:off x="0" y="0"/>
+                        <a:ext cx="1828800" cy="1828800"/>
+                      </a:xfrm>
+                      <a:prstGeom prst="rect">
+                        <a:avLst/>
+                      </a:prstGeom>
+                      <a:noFill/>
+                      <a:ln w="6350">
+                        <a:noFill/>
+                      </a:ln>
+                      <a:extLst>
+                        <a:ext uri="{909E8E84-426E-40DD-AFC4-6F175D3DCCD1}">
+                          <a14:hiddenFill xmlns:a14="http://schemas.microsoft.com/office/drawing/2010/main">
+                            <a:solidFill>
+                              <a:schemeClr val="lt1"/>
+                            </a:solidFill>
+                          </a14:hiddenFill>
+                        </a:ext>
+                        <a:ext uri="{91240B29-F687-4F45-9708-019B960494DF}">
+                          <a14:hiddenLine xmlns:a14="http://schemas.microsoft.com/office/drawing/2010/main" w="6350">
+                            <a:solidFill>
+                              <a:prstClr val="black"/>
+                            </a:solidFill>
+                          </a14:hiddenLine>
+                        </a:ext>
+                      </a:extLst>
+                    </wps:spPr>
+                    <wps:style>
+                      <a:lnRef idx="0">
+                        <a:schemeClr val="accent1"/>
+                      </a:lnRef>
+                      <a:fillRef idx="0">
+                        <a:schemeClr val="accent1"/>
+                      </a:fillRef>
+                      <a:effectRef idx="0">
+                        <a:schemeClr val="accent1"/>
+                      </a:effectRef>
+                      <a:fontRef idx="minor">
+                        <a:schemeClr val="dk1"/>
+                      </a:fontRef>
+                    </wps:style>
+                    <wps:txbx>
+                      <w:txbxContent>
+                        <w:p>
+                          <w:pPr>
+                            <w:pStyle w:val="9"/>
+                          </w:pPr>
+                          <w:r>
+                            <w:fldChar w:fldCharType="begin"/>
+                          </w:r>
+                          <w:r>
+                            <w:instrText xml:space="preserve"> PAGE  \* MERGEFORMAT </w:instrText>
+                          </w:r>
+                          <w:r>
+                            <w:fldChar w:fldCharType="separate"/>
+                          </w:r>
+                          <w:r>
+                            <w:t>1</w:t>
+                          </w:r>
+                          <w:r>
+                            <w:fldChar w:fldCharType="end"/>
+                          </w:r>
+                        </w:p>
+                      </w:txbxContent>
+                    </wps:txbx>
+                    <wps:bodyPr rot="0" spcFirstLastPara="0" vertOverflow="overflow" horzOverflow="overflow" vert="horz" wrap="none" lIns="0" tIns="0" rIns="0" bIns="0" numCol="1" spcCol="0" rtlCol="0" fromWordArt="0" anchor="t" anchorCtr="0" forceAA="0" upright="0" compatLnSpc="1">
+                      <a:spAutoFit/>
+                    </wps:bodyPr>
+                  </wps:wsp>
+                </a:graphicData>
+              </a:graphic>
+            </wp:anchor>
+          </w:drawing>
+        </mc:Choice>
+        <mc:Fallback>
+          <w:pict>
+            <v:shape id="_x0000_s1026" o:spid="_x0000_s1026" o:spt="202" type="#_x0000_t202" style="position:absolute;left:0pt;margin-top:0pt;height:144pt;width:144pt;mso-position-horizontal:center;mso-position-horizontal-relative:margin;mso-wrap-style:none;z-index:251659264;mso-width-relative:page;mso-height-relative:page;" filled="f" stroked="f" coordsize="21600,21600" o:gfxdata="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">
+              <v:fill on="f" focussize="0,0"/>
+              <v:stroke on="f" weight="0.5pt"/>
+              <v:imagedata o:title=""/>
+              <o:lock v:ext="edit" aspectratio="f"/>
+              <v:textbox inset="0mm,0mm,0mm,0mm" style="mso-fit-shape-to-text:t;">
+                <w:txbxContent>
+                  <w:p>
+                    <w:pPr>
+                      <w:pStyle w:val="9"/>
+                    </w:pPr>
+                    <w:r>
+                      <w:fldChar w:fldCharType="begin"/>
+                    </w:r>
+                    <w:r>
+                      <w:instrText xml:space="preserve"> PAGE  \* MERGEFORMAT </w:instrText>
+                    </w:r>
+                    <w:r>
+                      <w:fldChar w:fldCharType="separate"/>
+                    </w:r>
+                    <w:r>
+                      <w:t>1</w:t>
+                    </w:r>
+                    <w:r>
+                      <w:fldChar w:fldCharType="end"/>
+                    </w:r>
+                  </w:p>
+                </w:txbxContent>
+              </v:textbox>
+            </v:shape>
+          </w:pict>
+        </mc:Fallback>
+      </mc:AlternateContent>
+    </w:r>
+  </w:p>
+</w:ftr>
+</file>
+
+<file path=word/numbering.xml><?xml version="1.0" encoding="utf-8"?>
+<w:numbering xmlns:wpc="http://schemas.microsoft.com/office/word/2010/wordprocessingCanvas" xmlns:mc="http://schemas.openxmlformats.org/markup-compatibility/2006" xmlns:o="urn:schemas-microsoft-com:office:office" xmlns:r="http://schemas.openxmlformats.org/officeDocument/2006/relationships" xmlns:m="http://schemas.openxmlformats.org/officeDocument/2006/math" xmlns:v="urn:schemas-microsoft-com:vml" xmlns:wp14="http://schemas.microsoft.com/office/word/2010/wordprocessingDrawing" xmlns:wp="http://schemas.openxmlformats.org/drawingml/2006/wordprocessingDrawing" xmlns:w10="urn:schemas-microsoft-com:office:word" xmlns:w="http://schemas.openxmlformats.org/wordprocessingml/2006/main" xmlns:w14="http://schemas.microsoft.com/office/word/2010/wordml" xmlns:wpg="http://schemas.microsoft.com/office/word/2010/wordprocessingGroup" xmlns:wpi="http://schemas.microsoft.com/office/word/2010/wordprocessingInk" xmlns:wne="http://schemas.microsoft.com/office/word/2006/wordml" xmlns:wps="http://schemas.microsoft.com/office/word/2010/wordprocessingShape" xmlns:wpsCustomData="http://www.wps.cn/officeDocument/2013/wpsCustomData" mc:Ignorable="w14 wp14">
+  <w:abstractNum w:abstractNumId="0">
+    <w:nsid w:val="B5DBFFB8"/>
+    <w:multiLevelType w:val="singleLevel"/>
+    <w:tmpl w:val="B5DBFFB8"/>
+    <w:lvl w:ilvl="0" w:tentative="0">
+      <w:start w:val="1"/>
+      <w:numFmt w:val="decimal"/>
+      <w:suff w:val="space"/>
+      <w:lvlText w:val="%1."/>
+      <w:lvlJc w:val="left"/>
+    </w:lvl>
+  </w:abstractNum>
+  <w:abstractNum w:abstractNumId="1">
+    <w:nsid w:val="F2F72412"/>
+    <w:multiLevelType w:val="singleLevel"/>
+    <w:tmpl w:val="F2F72412"/>
+    <w:lvl w:ilvl="0" w:tentative="0">
+      <w:start w:val="1"/>
+      <w:numFmt w:val="bullet"/>
+      <w:lvlText w:val=""/>
+      <w:lvlJc w:val="left"/>
+      <w:pPr>
+        <w:tabs>
+          <w:tab w:val="left" w:pos="420"/>
+        </w:tabs>
+        <w:ind w:left="420" w:leftChars="0" w:hanging="420" w:firstLineChars="0"/>
+      </w:pPr>
+      <w:rPr>
+        <w:rFonts w:hint="default" w:ascii="Wingdings" w:hAnsi="Wingdings"/>
+      </w:rPr>
+    </w:lvl>
+  </w:abstractNum>
+  <w:num w:numId="1">
+    <w:abstractNumId w:val="1"/>
+  </w:num>
+  <w:num w:numId="2">
+    <w:abstractNumId w:val="0"/>
+  </w:num>
+</w:numbering>
 </file>
 
 <file path=word/styles.xml><?xml version="1.0" encoding="utf-8"?>
@@ -2057,7 +4117,7 @@
     <w:lsdException w:qFormat="1" w:unhideWhenUsed="0" w:uiPriority="0" w:semiHidden="0" w:name="Normal"/>
     <w:lsdException w:qFormat="1" w:unhideWhenUsed="0" w:uiPriority="0" w:semiHidden="0" w:name="heading 1"/>
     <w:lsdException w:qFormat="1" w:uiPriority="0" w:semiHidden="0" w:name="heading 2"/>
-    <w:lsdException w:qFormat="1" w:uiPriority="0" w:name="heading 3"/>
+    <w:lsdException w:qFormat="1" w:uiPriority="0" w:semiHidden="0" w:name="heading 3"/>
     <w:lsdException w:qFormat="1" w:uiPriority="0" w:name="heading 4"/>
     <w:lsdException w:qFormat="1" w:uiPriority="0" w:name="heading 5"/>
     <w:lsdException w:qFormat="1" w:uiPriority="0" w:name="heading 6"/>
@@ -2157,7 +4217,7 @@
     <w:lsdException w:unhideWhenUsed="0" w:uiPriority="0" w:semiHidden="0" w:name="HTML Sample"/>
     <w:lsdException w:unhideWhenUsed="0" w:uiPriority="0" w:semiHidden="0" w:name="HTML Typewriter"/>
     <w:lsdException w:unhideWhenUsed="0" w:uiPriority="0" w:semiHidden="0" w:name="HTML Variable"/>
-    <w:lsdException w:unhideWhenUsed="0" w:uiPriority="0" w:name="Normal Table"/>
+    <w:lsdException w:qFormat="1" w:unhideWhenUsed="0" w:uiPriority="0" w:name="Normal Table"/>
     <w:lsdException w:unhideWhenUsed="0" w:uiPriority="0" w:semiHidden="0" w:name="annotation subject"/>
     <w:lsdException w:unhideWhenUsed="0" w:uiPriority="0" w:semiHidden="0" w:name="Table Simple 1"/>
     <w:lsdException w:unhideWhenUsed="0" w:uiPriority="0" w:semiHidden="0" w:name="Table Simple 2"/>
@@ -2352,15 +4412,57 @@
       <w:szCs w:val="32"/>
     </w:rPr>
   </w:style>
-  <w:style w:type="character" w:default="1" w:styleId="4">
+  <w:style w:type="paragraph" w:styleId="4">
+    <w:name w:val="heading 3"/>
+    <w:next w:val="1"/>
+    <w:unhideWhenUsed/>
+    <w:qFormat/>
+    <w:uiPriority w:val="0"/>
+    <w:pPr>
+      <w:spacing w:before="0" w:beforeAutospacing="1" w:after="0" w:afterAutospacing="1"/>
+      <w:jc w:val="left"/>
+    </w:pPr>
+    <w:rPr>
+      <w:rFonts w:hint="eastAsia" w:ascii="SimSun" w:hAnsi="SimSun" w:eastAsia="SimSun" w:cs="SimSun"/>
+      <w:b/>
+      <w:bCs/>
+      <w:kern w:val="0"/>
+      <w:sz w:val="27"/>
+      <w:szCs w:val="27"/>
+      <w:lang w:val="en-US" w:eastAsia="zh-CN" w:bidi="ar"/>
+    </w:rPr>
+  </w:style>
+  <w:style w:type="paragraph" w:styleId="5">
+    <w:name w:val="heading 4"/>
+    <w:next w:val="1"/>
+    <w:semiHidden/>
+    <w:unhideWhenUsed/>
+    <w:qFormat/>
+    <w:uiPriority w:val="0"/>
+    <w:pPr>
+      <w:spacing w:before="0" w:beforeAutospacing="1" w:after="0" w:afterAutospacing="1"/>
+      <w:jc w:val="left"/>
+    </w:pPr>
+    <w:rPr>
+      <w:rFonts w:hint="eastAsia" w:ascii="SimSun" w:hAnsi="SimSun" w:eastAsia="SimSun" w:cs="SimSun"/>
+      <w:b/>
+      <w:bCs/>
+      <w:kern w:val="0"/>
+      <w:sz w:val="24"/>
+      <w:szCs w:val="24"/>
+      <w:lang w:val="en-US" w:eastAsia="zh-CN" w:bidi="ar"/>
+    </w:rPr>
+  </w:style>
+  <w:style w:type="character" w:default="1" w:styleId="6">
     <w:name w:val="Default Paragraph Font"/>
     <w:semiHidden/>
     <w:qFormat/>
     <w:uiPriority w:val="0"/>
   </w:style>
-  <w:style w:type="table" w:default="1" w:styleId="5">
+  <w:style w:type="table" w:default="1" w:styleId="7">
     <w:name w:val="Normal Table"/>
     <w:semiHidden/>
+    <w:qFormat/>
     <w:uiPriority w:val="0"/>
     <w:tblPr>
       <w:tblCellMar>
@@ -2371,9 +4473,86 @@
       </w:tblCellMar>
     </w:tblPr>
   </w:style>
-  <w:style w:type="character" w:styleId="6">
+  <w:style w:type="character" w:styleId="8">
+    <w:name w:val="Emphasis"/>
+    <w:basedOn w:val="6"/>
+    <w:qFormat/>
+    <w:uiPriority w:val="0"/>
+    <w:rPr>
+      <w:i/>
+      <w:iCs/>
+    </w:rPr>
+  </w:style>
+  <w:style w:type="paragraph" w:styleId="9">
+    <w:name w:val="footer"/>
+    <w:basedOn w:val="1"/>
+    <w:uiPriority w:val="0"/>
+    <w:pPr>
+      <w:tabs>
+        <w:tab w:val="center" w:pos="4153"/>
+        <w:tab w:val="right" w:pos="8306"/>
+      </w:tabs>
+      <w:snapToGrid w:val="0"/>
+      <w:jc w:val="left"/>
+    </w:pPr>
+    <w:rPr>
+      <w:sz w:val="18"/>
+      <w:szCs w:val="18"/>
+    </w:rPr>
+  </w:style>
+  <w:style w:type="paragraph" w:styleId="10">
+    <w:name w:val="header"/>
+    <w:basedOn w:val="1"/>
+    <w:uiPriority w:val="0"/>
+    <w:pPr>
+      <w:tabs>
+        <w:tab w:val="center" w:pos="4153"/>
+        <w:tab w:val="right" w:pos="8306"/>
+      </w:tabs>
+      <w:snapToGrid w:val="0"/>
+    </w:pPr>
+    <w:rPr>
+      <w:sz w:val="18"/>
+      <w:szCs w:val="18"/>
+    </w:rPr>
+  </w:style>
+  <w:style w:type="character" w:styleId="11">
+    <w:name w:val="HTML Code"/>
+    <w:basedOn w:val="6"/>
+    <w:uiPriority w:val="0"/>
+    <w:rPr>
+      <w:rFonts w:ascii="Courier New" w:hAnsi="Courier New" w:cs="Courier New"/>
+      <w:sz w:val="20"/>
+      <w:szCs w:val="20"/>
+    </w:rPr>
+  </w:style>
+  <w:style w:type="character" w:styleId="12">
+    <w:name w:val="Hyperlink"/>
+    <w:basedOn w:val="6"/>
+    <w:uiPriority w:val="0"/>
+    <w:rPr>
+      <w:color w:val="0000FF"/>
+      <w:u w:val="single"/>
+    </w:rPr>
+  </w:style>
+  <w:style w:type="paragraph" w:styleId="13">
+    <w:name w:val="Normal (Web)"/>
+    <w:uiPriority w:val="0"/>
+    <w:pPr>
+      <w:spacing w:before="0" w:beforeAutospacing="1" w:after="0" w:afterAutospacing="1"/>
+      <w:ind w:left="0" w:right="0"/>
+      <w:jc w:val="left"/>
+    </w:pPr>
+    <w:rPr>
+      <w:kern w:val="0"/>
+      <w:sz w:val="24"/>
+      <w:szCs w:val="24"/>
+      <w:lang w:val="en-US" w:eastAsia="zh-CN" w:bidi="ar"/>
+    </w:rPr>
+  </w:style>
+  <w:style w:type="character" w:styleId="14">
     <w:name w:val="Strong"/>
-    <w:basedOn w:val="4"/>
+    <w:basedOn w:val="6"/>
     <w:qFormat/>
     <w:uiPriority w:val="0"/>
     <w:rPr>
@@ -2381,9 +4560,9 @@
       <w:bCs/>
     </w:rPr>
   </w:style>
-  <w:style w:type="table" w:styleId="7">
+  <w:style w:type="table" w:styleId="15">
     <w:name w:val="Table Grid"/>
-    <w:basedOn w:val="5"/>
+    <w:basedOn w:val="7"/>
     <w:uiPriority w:val="0"/>
     <w:pPr>
       <w:widowControl w:val="0"/>
@@ -2656,4 +4835,23 @@
   </a:themeElements>
   <a:objectDefaults/>
 </a:theme>
+</file>
+
+<file path=customXml/item1.xml><?xml version="1.0" encoding="utf-8"?>
+<s:customData xmlns="http://www.wps.cn/officeDocument/2013/wpsCustomData" xmlns:s="http://www.wps.cn/officeDocument/2013/wpsCustomData">
+  <customSectProps>
+    <customSectPr/>
+  </customSectProps>
+  <customShpExts>
+    <customShpInfo spid="_x0000_s1026" textRotate="1"/>
+  </customShpExts>
+</s:customData>
+</file>
+
+<file path=customXml/itemProps1.xml><?xml version="1.0" encoding="utf-8"?>
+<ds:datastoreItem xmlns:ds="http://schemas.openxmlformats.org/officeDocument/2006/customXml" ds:itemID="{B1977F7D-205B-4081-913C-38D41E755F92}">
+  <ds:schemaRefs>
+    <ds:schemaRef ds:uri="http://www.wps.cn/officeDocument/2013/wpsCustomData"/>
+  </ds:schemaRefs>
+</ds:datastoreItem>
 </file>
--- a/F21SC Coursework 1 Report.docx
+++ b/F21SC Coursework 1 Report.docx
@@ -530,7 +530,7 @@
           <w:szCs w:val="20"/>
           <w:lang w:val="en-US" w:eastAsia="zh-CN"/>
         </w:rPr>
-        <w:t>The user history list would not need to show the title for each history item</w:t>
+        <w:t>The user history list would not need to show the title for each history item.</w:t>
       </w:r>
     </w:p>
     <w:p>
@@ -652,6 +652,36 @@
     <w:p>
       <w:pPr>
         <w:numPr>
+          <w:ilvl w:val="0"/>
+          <w:numId w:val="1"/>
+        </w:numPr>
+        <w:ind w:left="420" w:leftChars="0" w:hanging="420" w:firstLineChars="0"/>
+        <w:jc w:val="left"/>
+        <w:rPr>
+          <w:rFonts w:hint="default" w:ascii="JetBrains Mono" w:hAnsi="JetBrains Mono" w:cs="JetBrains Mono"/>
+          <w:b w:val="0"/>
+          <w:bCs w:val="0"/>
+          <w:sz w:val="20"/>
+          <w:szCs w:val="20"/>
+          <w:lang w:val="en-US" w:eastAsia="zh-CN"/>
+        </w:rPr>
+      </w:pPr>
+      <w:r>
+        <w:rPr>
+          <w:rFonts w:hint="default" w:ascii="JetBrains Mono" w:hAnsi="JetBrains Mono" w:cs="JetBrains Mono"/>
+          <w:b w:val="0"/>
+          <w:bCs w:val="0"/>
+          <w:sz w:val="20"/>
+          <w:szCs w:val="20"/>
+          <w:lang w:val="en-US" w:eastAsia="zh-CN"/>
+        </w:rPr>
+        <w:t xml:space="preserve">The user would be able to add any amount of the same bookmark URL </w:t>
+      </w:r>
+    </w:p>
+    <w:p>
+      <w:pPr>
+        <w:numPr>
+          <w:ilvl w:val="0"/>
           <w:numId w:val="0"/>
         </w:numPr>
         <w:ind w:leftChars="0"/>
@@ -2032,7 +2062,7 @@
                 <w:vertAlign w:val="baseline"/>
                 <w:lang w:val="en-US"/>
               </w:rPr>
-              <w:t>I dunno, yours to judge</w:t>
+              <w:t>Subjective of the User :)</w:t>
             </w:r>
           </w:p>
         </w:tc>
@@ -2160,7 +2190,7 @@
                 <w:vertAlign w:val="baseline"/>
                 <w:lang w:val="en-US"/>
               </w:rPr>
-              <w:t>Database used as storage</w:t>
+              <w:t>(Advanced) Database used as storage</w:t>
             </w:r>
           </w:p>
         </w:tc>
@@ -2238,7 +2268,7 @@
                 <w:vertAlign w:val="baseline"/>
                 <w:lang w:val="en-US"/>
               </w:rPr>
-              <w:t xml:space="preserve">Advanced Added multi-user functionality. </w:t>
+              <w:t xml:space="preserve">(Advanced) Added multi-user functionality. </w:t>
             </w:r>
           </w:p>
         </w:tc>
@@ -2350,7 +2380,7 @@
           <w:szCs w:val="20"/>
           <w:lang w:val="en-US"/>
         </w:rPr>
-        <w:t>The architecture used in this project is the MVVM (Model, View, ViewModel).MVVM basically allows us to separate the GUI logic with the business/backend logic, effectively allowing me to maintain and scale the codebase in an easier fashion. It is also regarded as the go-to default architecture for many frameworks like WPF, Xamarin, etc.</w:t>
+        <w:t>The architecture used in this project is the MVVM (Model, View, ViewModel). MVVM basically allows us to separate the GUI logic with the business/backend logic, effectively allowing me/devs to maintain and scale the codebase in an easier fashion. It is also regarded as the go-to default architecture for many frameworks like WPF, Xamarin, etc. hence another reason to use it.</w:t>
       </w:r>
     </w:p>
     <w:p>
@@ -2358,23 +2388,53 @@
         <w:jc w:val="both"/>
         <w:rPr>
           <w:rFonts w:hint="default" w:ascii="JetBrains Mono" w:hAnsi="JetBrains Mono" w:cs="JetBrains Mono"/>
-          <w:b/>
-          <w:bCs/>
-          <w:sz w:val="20"/>
-          <w:szCs w:val="20"/>
-          <w:vertAlign w:val="baseline"/>
-          <w:lang w:val="en-US"/>
-        </w:rPr>
-      </w:pPr>
-      <w:r>
-        <w:rPr>
-          <w:rFonts w:hint="default" w:ascii="JetBrains Mono" w:hAnsi="JetBrains Mono" w:cs="JetBrains Mono"/>
-          <w:sz w:val="20"/>
-          <w:szCs w:val="20"/>
-          <w:lang w:val="en-US"/>
-        </w:rPr>
-        <w:t>Below is the file structure of the squash web browser project. Commands folder holds classes that are used to connect UI elements to the ViewModel logic. Controls folder holds custom reusable UI elements such as the address bar, bookmarks panel, etc. Models folder holds application's data classes. These classes represent the core objects of the application, such as a Bookmark or a History entry. Services holds the classes that provide core functionality for the app. Such as IWebService to make http requests add IStorageService that handles all the database logic. ViewModels folder holds the core business logic binding UI elements to specific functions from the Services folder to be called. Finally views contains the main windows and pages UI of the application's user interface.</w:t>
-      </w:r>
+          <w:sz w:val="20"/>
+          <w:szCs w:val="20"/>
+          <w:lang w:val="en-US"/>
+        </w:rPr>
+      </w:pPr>
+    </w:p>
+    <w:p>
+      <w:pPr>
+        <w:jc w:val="both"/>
+        <w:rPr>
+          <w:rFonts w:hint="default" w:ascii="JetBrains Mono" w:hAnsi="JetBrains Mono" w:cs="JetBrains Mono"/>
+          <w:sz w:val="20"/>
+          <w:szCs w:val="20"/>
+          <w:lang w:val="en-US"/>
+        </w:rPr>
+      </w:pPr>
+      <w:r>
+        <w:rPr>
+          <w:rFonts w:hint="default" w:ascii="JetBrains Mono" w:hAnsi="JetBrains Mono" w:cs="JetBrains Mono"/>
+          <w:sz w:val="20"/>
+          <w:szCs w:val="20"/>
+          <w:lang w:val="en-US"/>
+        </w:rPr>
+        <w:t>Below is the file structure of the squash web browser project. Commands folder holds class that acts as the binder of the UI elements to the ViewModel logic. Controls folder holds custom reusable UI elements such as the address bar, bookmarks panel, etc. Models folder holds application's data classes. These classes represent the core objects of the application, such as a Bookmark or a History entry. Services holds the classes that provide core functionality for the app such as IWebService to make http requests add IStorageService that handles all the database logic. ViewModels folder holds the core business logic binding UI elements to specific functions from the Services folder to be called. Finally views folder contains the main windows and pages UI of the application's user interface.</w:t>
+      </w:r>
+    </w:p>
+    <w:p>
+      <w:pPr>
+        <w:jc w:val="both"/>
+        <w:rPr>
+          <w:rFonts w:hint="default" w:ascii="JetBrains Mono" w:hAnsi="JetBrains Mono" w:cs="JetBrains Mono"/>
+          <w:sz w:val="20"/>
+          <w:szCs w:val="20"/>
+          <w:lang w:val="en-US"/>
+        </w:rPr>
+      </w:pPr>
+    </w:p>
+    <w:p>
+      <w:pPr>
+        <w:jc w:val="both"/>
+        <w:rPr>
+          <w:rFonts w:hint="default" w:ascii="JetBrains Mono" w:hAnsi="JetBrains Mono" w:cs="JetBrains Mono"/>
+          <w:sz w:val="20"/>
+          <w:szCs w:val="20"/>
+          <w:lang w:val="en-US"/>
+        </w:rPr>
+      </w:pPr>
     </w:p>
     <w:tbl>
       <w:tblPr>
@@ -2391,7 +2451,9 @@
         </w:tblBorders>
         <w:tblLayout w:type="autofit"/>
         <w:tblCellMar>
+          <w:top w:w="0" w:type="dxa"/>
           <w:left w:w="108" w:type="dxa"/>
+          <w:bottom w:w="0" w:type="dxa"/>
           <w:right w:w="108" w:type="dxa"/>
         </w:tblCellMar>
       </w:tblPr>
@@ -2409,10 +2471,15 @@
             <w:insideV w:val="single" w:color="auto" w:sz="4" w:space="0"/>
           </w:tblBorders>
           <w:tblCellMar>
+            <w:top w:w="0" w:type="dxa"/>
             <w:left w:w="108" w:type="dxa"/>
+            <w:bottom w:w="0" w:type="dxa"/>
             <w:right w:w="108" w:type="dxa"/>
           </w:tblCellMar>
         </w:tblPrEx>
+        <w:trPr>
+          <w:trHeight w:val="11592" w:hRule="atLeast"/>
+        </w:trPr>
         <w:tc>
           <w:tcPr>
             <w:tcW w:w="10682" w:type="dxa"/>
@@ -2425,6 +2492,7 @@
           </w:tcPr>
           <w:p>
             <w:pPr>
+              <w:widowControl w:val="0"/>
               <w:jc w:val="left"/>
               <w:rPr>
                 <w:rFonts w:hint="default" w:ascii="JetBrains Mono" w:hAnsi="JetBrains Mono" w:cs="JetBrains Mono"/>
@@ -2439,6 +2507,7 @@
           </w:p>
           <w:p>
             <w:pPr>
+              <w:widowControl w:val="0"/>
               <w:ind w:left="720" w:leftChars="0"/>
               <w:jc w:val="left"/>
               <w:rPr>
@@ -2466,6 +2535,7 @@
           </w:p>
           <w:p>
             <w:pPr>
+              <w:widowControl w:val="0"/>
               <w:ind w:left="720" w:leftChars="0"/>
               <w:jc w:val="left"/>
               <w:rPr>
@@ -2493,6 +2563,7 @@
           </w:p>
           <w:p>
             <w:pPr>
+              <w:widowControl w:val="0"/>
               <w:ind w:left="720" w:leftChars="0"/>
               <w:jc w:val="left"/>
               <w:rPr>
@@ -2520,6 +2591,7 @@
           </w:p>
           <w:p>
             <w:pPr>
+              <w:widowControl w:val="0"/>
               <w:ind w:left="720" w:leftChars="0"/>
               <w:jc w:val="left"/>
               <w:rPr>
@@ -2547,6 +2619,7 @@
           </w:p>
           <w:p>
             <w:pPr>
+              <w:widowControl w:val="0"/>
               <w:ind w:left="720" w:leftChars="0"/>
               <w:jc w:val="left"/>
               <w:rPr>
@@ -2574,6 +2647,7 @@
           </w:p>
           <w:p>
             <w:pPr>
+              <w:widowControl w:val="0"/>
               <w:ind w:left="720" w:leftChars="0"/>
               <w:jc w:val="left"/>
               <w:rPr>
@@ -2601,6 +2675,7 @@
           </w:p>
           <w:p>
             <w:pPr>
+              <w:widowControl w:val="0"/>
               <w:ind w:left="720" w:leftChars="0"/>
               <w:jc w:val="left"/>
               <w:rPr>
@@ -2628,6 +2703,7 @@
           </w:p>
           <w:p>
             <w:pPr>
+              <w:widowControl w:val="0"/>
               <w:ind w:left="720" w:leftChars="0"/>
               <w:jc w:val="left"/>
               <w:rPr>
@@ -2655,6 +2731,7 @@
           </w:p>
           <w:p>
             <w:pPr>
+              <w:widowControl w:val="0"/>
               <w:ind w:left="720" w:leftChars="0"/>
               <w:jc w:val="left"/>
               <w:rPr>
@@ -2682,6 +2759,7 @@
           </w:p>
           <w:p>
             <w:pPr>
+              <w:widowControl w:val="0"/>
               <w:ind w:left="720" w:leftChars="0"/>
               <w:jc w:val="left"/>
               <w:rPr>
@@ -2709,6 +2787,7 @@
           </w:p>
           <w:p>
             <w:pPr>
+              <w:widowControl w:val="0"/>
               <w:ind w:left="720" w:leftChars="0"/>
               <w:jc w:val="left"/>
               <w:rPr>
@@ -2736,6 +2815,7 @@
           </w:p>
           <w:p>
             <w:pPr>
+              <w:widowControl w:val="0"/>
               <w:ind w:left="720" w:leftChars="0"/>
               <w:jc w:val="left"/>
               <w:rPr>
@@ -2763,6 +2843,7 @@
           </w:p>
           <w:p>
             <w:pPr>
+              <w:widowControl w:val="0"/>
               <w:ind w:left="720" w:leftChars="0"/>
               <w:jc w:val="left"/>
               <w:rPr>
@@ -2790,6 +2871,7 @@
           </w:p>
           <w:p>
             <w:pPr>
+              <w:widowControl w:val="0"/>
               <w:ind w:left="720" w:leftChars="0"/>
               <w:jc w:val="left"/>
               <w:rPr>
@@ -2817,6 +2899,7 @@
           </w:p>
           <w:p>
             <w:pPr>
+              <w:widowControl w:val="0"/>
               <w:ind w:left="720" w:leftChars="0"/>
               <w:jc w:val="left"/>
               <w:rPr>
@@ -2844,6 +2927,7 @@
           </w:p>
           <w:p>
             <w:pPr>
+              <w:widowControl w:val="0"/>
               <w:ind w:left="720" w:leftChars="0"/>
               <w:jc w:val="left"/>
               <w:rPr>
@@ -2871,6 +2955,7 @@
           </w:p>
           <w:p>
             <w:pPr>
+              <w:widowControl w:val="0"/>
               <w:ind w:left="720" w:leftChars="0"/>
               <w:jc w:val="left"/>
               <w:rPr>
@@ -2898,6 +2983,7 @@
           </w:p>
           <w:p>
             <w:pPr>
+              <w:widowControl w:val="0"/>
               <w:ind w:left="720" w:leftChars="0"/>
               <w:jc w:val="left"/>
               <w:rPr>
@@ -2925,6 +3011,7 @@
           </w:p>
           <w:p>
             <w:pPr>
+              <w:widowControl w:val="0"/>
               <w:ind w:left="720" w:leftChars="0"/>
               <w:jc w:val="left"/>
               <w:rPr>
@@ -2952,6 +3039,7 @@
           </w:p>
           <w:p>
             <w:pPr>
+              <w:widowControl w:val="0"/>
               <w:ind w:left="720" w:leftChars="0"/>
               <w:jc w:val="left"/>
               <w:rPr>
@@ -2979,6 +3067,7 @@
           </w:p>
           <w:p>
             <w:pPr>
+              <w:widowControl w:val="0"/>
               <w:ind w:left="720" w:leftChars="0"/>
               <w:jc w:val="left"/>
               <w:rPr>
@@ -3006,6 +3095,7 @@
           </w:p>
           <w:p>
             <w:pPr>
+              <w:widowControl w:val="0"/>
               <w:ind w:left="720" w:leftChars="0"/>
               <w:jc w:val="left"/>
               <w:rPr>
@@ -3028,11 +3118,12 @@
                 <w:vertAlign w:val="baseline"/>
                 <w:lang w:val="en-US"/>
               </w:rPr>
-              <w:t>│   ├── IHistoryService.cs</w:t>
+              <w:t>│   ├── UrlHelper.cs</w:t>
             </w:r>
           </w:p>
           <w:p>
             <w:pPr>
+              <w:widowControl w:val="0"/>
               <w:ind w:left="720" w:leftChars="0"/>
               <w:jc w:val="left"/>
               <w:rPr>
@@ -3055,11 +3146,12 @@
                 <w:vertAlign w:val="baseline"/>
                 <w:lang w:val="en-US"/>
               </w:rPr>
-              <w:t>│   ├── IHtmlParser.cs</w:t>
+              <w:t>│   ├── IBookmarkService.cs</w:t>
             </w:r>
           </w:p>
           <w:p>
             <w:pPr>
+              <w:widowControl w:val="0"/>
               <w:ind w:left="720" w:leftChars="0"/>
               <w:jc w:val="left"/>
               <w:rPr>
@@ -3082,11 +3174,12 @@
                 <w:vertAlign w:val="baseline"/>
                 <w:lang w:val="en-US"/>
               </w:rPr>
-              <w:t>│   ├── INavService.cs</w:t>
+              <w:t>│   ├── IHistoryService.cs</w:t>
             </w:r>
           </w:p>
           <w:p>
             <w:pPr>
+              <w:widowControl w:val="0"/>
               <w:ind w:left="720" w:leftChars="0"/>
               <w:jc w:val="left"/>
               <w:rPr>
@@ -3109,11 +3202,12 @@
                 <w:vertAlign w:val="baseline"/>
                 <w:lang w:val="en-US"/>
               </w:rPr>
-              <w:t>│   ├── IStorageService.cs</w:t>
+              <w:t>│   ├── IHtmlParser.cs</w:t>
             </w:r>
           </w:p>
           <w:p>
             <w:pPr>
+              <w:widowControl w:val="0"/>
               <w:ind w:left="720" w:leftChars="0"/>
               <w:jc w:val="left"/>
               <w:rPr>
@@ -3136,11 +3230,12 @@
                 <w:vertAlign w:val="baseline"/>
                 <w:lang w:val="en-US"/>
               </w:rPr>
-              <w:t>│   └── IWebService.cs</w:t>
+              <w:t>│   ├── INavService.cs</w:t>
             </w:r>
           </w:p>
           <w:p>
             <w:pPr>
+              <w:widowControl w:val="0"/>
               <w:ind w:left="720" w:leftChars="0"/>
               <w:jc w:val="left"/>
               <w:rPr>
@@ -3163,11 +3258,12 @@
                 <w:vertAlign w:val="baseline"/>
                 <w:lang w:val="en-US"/>
               </w:rPr>
-              <w:t xml:space="preserve">│ </w:t>
+              <w:t>│   ├── IStorageService.cs</w:t>
             </w:r>
           </w:p>
           <w:p>
             <w:pPr>
+              <w:widowControl w:val="0"/>
               <w:ind w:left="720" w:leftChars="0"/>
               <w:jc w:val="left"/>
               <w:rPr>
@@ -3190,11 +3286,12 @@
                 <w:vertAlign w:val="baseline"/>
                 <w:lang w:val="en-US"/>
               </w:rPr>
-              <w:t>├── ViewModels/</w:t>
+              <w:t>│   └── IWebService.cs</w:t>
             </w:r>
           </w:p>
           <w:p>
             <w:pPr>
+              <w:widowControl w:val="0"/>
               <w:ind w:left="720" w:leftChars="0"/>
               <w:jc w:val="left"/>
               <w:rPr>
@@ -3217,11 +3314,12 @@
                 <w:vertAlign w:val="baseline"/>
                 <w:lang w:val="en-US"/>
               </w:rPr>
-              <w:t>│   ├── MainWindowViewModel.cs</w:t>
+              <w:t xml:space="preserve">│ </w:t>
             </w:r>
           </w:p>
           <w:p>
             <w:pPr>
+              <w:widowControl w:val="0"/>
               <w:ind w:left="720" w:leftChars="0"/>
               <w:jc w:val="left"/>
               <w:rPr>
@@ -3244,11 +3342,12 @@
                 <w:vertAlign w:val="baseline"/>
                 <w:lang w:val="en-US"/>
               </w:rPr>
-              <w:t>│   └── ViewModelBase.cs</w:t>
+              <w:t>├── ViewModels/</w:t>
             </w:r>
           </w:p>
           <w:p>
             <w:pPr>
+              <w:widowControl w:val="0"/>
               <w:ind w:left="720" w:leftChars="0"/>
               <w:jc w:val="left"/>
               <w:rPr>
@@ -3271,11 +3370,12 @@
                 <w:vertAlign w:val="baseline"/>
                 <w:lang w:val="en-US"/>
               </w:rPr>
-              <w:t xml:space="preserve">│ </w:t>
+              <w:t>│   ├── MainWindowViewModel.cs</w:t>
             </w:r>
           </w:p>
           <w:p>
             <w:pPr>
+              <w:widowControl w:val="0"/>
               <w:ind w:left="720" w:leftChars="0"/>
               <w:jc w:val="left"/>
               <w:rPr>
@@ -3298,11 +3398,12 @@
                 <w:vertAlign w:val="baseline"/>
                 <w:lang w:val="en-US"/>
               </w:rPr>
-              <w:t>└── Views/</w:t>
+              <w:t>│   └── ViewModelBase.cs</w:t>
             </w:r>
           </w:p>
           <w:p>
             <w:pPr>
+              <w:widowControl w:val="0"/>
               <w:ind w:left="720" w:leftChars="0"/>
               <w:jc w:val="left"/>
               <w:rPr>
@@ -3325,11 +3426,12 @@
                 <w:vertAlign w:val="baseline"/>
                 <w:lang w:val="en-US"/>
               </w:rPr>
-              <w:t xml:space="preserve">    ├── App.axaml</w:t>
+              <w:t xml:space="preserve">│ </w:t>
             </w:r>
           </w:p>
           <w:p>
             <w:pPr>
+              <w:widowControl w:val="0"/>
               <w:ind w:left="720" w:leftChars="0"/>
               <w:jc w:val="left"/>
               <w:rPr>
@@ -3352,11 +3454,12 @@
                 <w:vertAlign w:val="baseline"/>
                 <w:lang w:val="en-US"/>
               </w:rPr>
-              <w:t xml:space="preserve">    ├── App.axaml.cs</w:t>
+              <w:t>├── Views/</w:t>
             </w:r>
           </w:p>
           <w:p>
             <w:pPr>
+              <w:widowControl w:val="0"/>
               <w:ind w:left="720" w:leftChars="0"/>
               <w:jc w:val="left"/>
               <w:rPr>
@@ -3379,12 +3482,13 @@
                 <w:vertAlign w:val="baseline"/>
                 <w:lang w:val="en-US"/>
               </w:rPr>
-              <w:t xml:space="preserve">    ├── MainWindow.axaml</w:t>
+              <w:t>│   ├── App.axaml</w:t>
             </w:r>
           </w:p>
           <w:p>
             <w:pPr>
-              <w:ind w:left="720" w:leftChars="0" w:firstLine="480"/>
+              <w:widowControl w:val="0"/>
+              <w:ind w:left="720" w:leftChars="0"/>
               <w:jc w:val="left"/>
               <w:rPr>
                 <w:rFonts w:hint="default" w:ascii="JetBrains Mono" w:hAnsi="JetBrains Mono" w:cs="JetBrains Mono"/>
@@ -3406,12 +3510,13 @@
                 <w:vertAlign w:val="baseline"/>
                 <w:lang w:val="en-US"/>
               </w:rPr>
-              <w:t>└── MainWindow.axaml.cs</w:t>
+              <w:t>│   ├── App.axaml.cs</w:t>
             </w:r>
           </w:p>
           <w:p>
             <w:pPr>
-              <w:ind w:firstLine="480"/>
+              <w:widowControl w:val="0"/>
+              <w:ind w:left="720" w:leftChars="0"/>
               <w:jc w:val="left"/>
               <w:rPr>
                 <w:rFonts w:hint="default" w:ascii="JetBrains Mono" w:hAnsi="JetBrains Mono" w:cs="JetBrains Mono"/>
@@ -3423,6 +3528,134 @@
                 <w:lang w:val="en-US"/>
               </w:rPr>
             </w:pPr>
+            <w:r>
+              <w:rPr>
+                <w:rFonts w:hint="default" w:ascii="JetBrains Mono" w:hAnsi="JetBrains Mono" w:cs="JetBrains Mono"/>
+                <w:b/>
+                <w:bCs/>
+                <w:sz w:val="20"/>
+                <w:szCs w:val="20"/>
+                <w:vertAlign w:val="baseline"/>
+                <w:lang w:val="en-US"/>
+              </w:rPr>
+              <w:t>│   ├── MainWindow.axaml</w:t>
+            </w:r>
+          </w:p>
+          <w:p>
+            <w:pPr>
+              <w:widowControl w:val="0"/>
+              <w:ind w:left="720" w:leftChars="0"/>
+              <w:jc w:val="left"/>
+              <w:rPr>
+                <w:rFonts w:hint="default" w:ascii="JetBrains Mono" w:hAnsi="JetBrains Mono" w:cs="JetBrains Mono"/>
+                <w:b/>
+                <w:bCs/>
+                <w:sz w:val="20"/>
+                <w:szCs w:val="20"/>
+                <w:vertAlign w:val="baseline"/>
+                <w:lang w:val="en-US"/>
+              </w:rPr>
+            </w:pPr>
+            <w:r>
+              <w:rPr>
+                <w:rFonts w:hint="default" w:ascii="JetBrains Mono" w:hAnsi="JetBrains Mono" w:cs="JetBrains Mono"/>
+                <w:b/>
+                <w:bCs/>
+                <w:sz w:val="20"/>
+                <w:szCs w:val="20"/>
+                <w:vertAlign w:val="baseline"/>
+                <w:lang w:val="en-US"/>
+              </w:rPr>
+              <w:t>│   └── MainWindow.axaml.cs</w:t>
+            </w:r>
+          </w:p>
+          <w:p>
+            <w:pPr>
+              <w:widowControl w:val="0"/>
+              <w:ind w:left="720" w:leftChars="0"/>
+              <w:jc w:val="left"/>
+              <w:rPr>
+                <w:rFonts w:hint="default" w:ascii="JetBrains Mono" w:hAnsi="JetBrains Mono" w:cs="JetBrains Mono"/>
+                <w:b/>
+                <w:bCs/>
+                <w:sz w:val="20"/>
+                <w:szCs w:val="20"/>
+                <w:vertAlign w:val="baseline"/>
+                <w:lang w:val="en-US"/>
+              </w:rPr>
+            </w:pPr>
+            <w:r>
+              <w:rPr>
+                <w:rFonts w:hint="default" w:ascii="JetBrains Mono" w:hAnsi="JetBrains Mono" w:cs="JetBrains Mono"/>
+                <w:b/>
+                <w:bCs/>
+                <w:sz w:val="20"/>
+                <w:szCs w:val="20"/>
+                <w:vertAlign w:val="baseline"/>
+                <w:lang w:val="en-US"/>
+              </w:rPr>
+              <w:t xml:space="preserve">│ </w:t>
+            </w:r>
+          </w:p>
+          <w:p>
+            <w:pPr>
+              <w:widowControl w:val="0"/>
+              <w:ind w:left="720" w:leftChars="0"/>
+              <w:jc w:val="left"/>
+              <w:rPr>
+                <w:rFonts w:hint="default" w:ascii="JetBrains Mono" w:hAnsi="JetBrains Mono" w:cs="JetBrains Mono"/>
+                <w:b/>
+                <w:bCs/>
+                <w:sz w:val="20"/>
+                <w:szCs w:val="20"/>
+                <w:vertAlign w:val="baseline"/>
+                <w:lang w:val="en-US"/>
+              </w:rPr>
+            </w:pPr>
+            <w:r>
+              <w:rPr>
+                <w:rFonts w:hint="default" w:ascii="JetBrains Mono" w:hAnsi="JetBrains Mono" w:cs="JetBrains Mono"/>
+                <w:b/>
+                <w:bCs/>
+                <w:sz w:val="20"/>
+                <w:szCs w:val="20"/>
+                <w:vertAlign w:val="baseline"/>
+                <w:lang w:val="en-US"/>
+              </w:rPr>
+              <w:t xml:space="preserve">└── browserdata.db </w:t>
+            </w:r>
+          </w:p>
+          <w:p>
+            <w:pPr>
+              <w:widowControl w:val="0"/>
+              <w:ind w:left="720" w:leftChars="0" w:firstLine="480"/>
+              <w:jc w:val="left"/>
+              <w:rPr>
+                <w:rFonts w:hint="default" w:ascii="JetBrains Mono" w:hAnsi="JetBrains Mono" w:cs="JetBrains Mono"/>
+                <w:b/>
+                <w:bCs/>
+                <w:sz w:val="20"/>
+                <w:szCs w:val="20"/>
+                <w:vertAlign w:val="baseline"/>
+                <w:lang w:val="en-US"/>
+              </w:rPr>
+            </w:pPr>
+          </w:p>
+          <w:p>
+            <w:pPr>
+              <w:widowControl w:val="0"/>
+              <w:ind w:firstLine="480"/>
+              <w:jc w:val="left"/>
+              <w:rPr>
+                <w:rFonts w:hint="default" w:ascii="JetBrains Mono" w:hAnsi="JetBrains Mono" w:cs="JetBrains Mono"/>
+                <w:b/>
+                <w:bCs/>
+                <w:sz w:val="20"/>
+                <w:szCs w:val="20"/>
+                <w:vertAlign w:val="baseline"/>
+                <w:lang w:val="en-US"/>
+              </w:rPr>
+            </w:pPr>
           </w:p>
         </w:tc>
       </w:tr>
@@ -3431,6 +3664,7 @@
       <w:pPr>
         <w:pStyle w:val="4"/>
         <w:numPr>
+          <w:ilvl w:val="0"/>
           <w:numId w:val="0"/>
         </w:numPr>
         <w:bidi w:val="0"/>
@@ -3449,6 +3683,7 @@
       <w:pPr>
         <w:pStyle w:val="4"/>
         <w:numPr>
+          <w:ilvl w:val="0"/>
           <w:numId w:val="0"/>
         </w:numPr>
         <w:bidi w:val="0"/>
@@ -3467,6 +3702,7 @@
       <w:pPr>
         <w:pStyle w:val="4"/>
         <w:numPr>
+          <w:ilvl w:val="0"/>
           <w:numId w:val="0"/>
         </w:numPr>
         <w:bidi w:val="0"/>
@@ -3485,6 +3721,7 @@
       <w:pPr>
         <w:pStyle w:val="4"/>
         <w:numPr>
+          <w:ilvl w:val="0"/>
           <w:numId w:val="0"/>
         </w:numPr>
         <w:bidi w:val="0"/>
@@ -3498,17 +3735,63 @@
           <w:lang w:val="en-US"/>
         </w:rPr>
       </w:pPr>
+      <w:r>
+        <w:rPr>
+          <w:rFonts w:hint="default" w:ascii="JetBrains Mono" w:hAnsi="JetBrains Mono" w:cs="JetBrains Mono"/>
+          <w:sz w:val="28"/>
+          <w:szCs w:val="28"/>
+          <w:lang w:val="en-US"/>
+        </w:rPr>
+        <w:t>Appendix 1 - Class diagrams:</w:t>
+      </w:r>
+    </w:p>
+    <w:p>
+      <w:pPr>
+        <w:jc w:val="both"/>
+        <w:rPr>
+          <w:rFonts w:hint="default" w:ascii="JetBrains Mono" w:hAnsi="JetBrains Mono" w:cs="JetBrains Mono"/>
+          <w:sz w:val="20"/>
+          <w:szCs w:val="20"/>
+          <w:lang w:val="en-US"/>
+        </w:rPr>
+      </w:pPr>
+      <w:r>
+        <w:rPr>
+          <w:rFonts w:hint="default" w:ascii="JetBrains Mono" w:hAnsi="JetBrains Mono" w:cs="JetBrains Mono"/>
+          <w:sz w:val="20"/>
+          <w:szCs w:val="20"/>
+          <w:lang w:val="en-US"/>
+        </w:rPr>
+        <w:t xml:space="preserve">This section covers the class diagram of the services folder, containing classes that handle most of the business logic such as the html parsing, database storing, url navigation, bookmark, history, etc. </w:t>
+      </w:r>
+    </w:p>
+    <w:p>
+      <w:pPr>
+        <w:jc w:val="both"/>
+        <w:rPr>
+          <w:rFonts w:hint="default" w:ascii="JetBrains Mono" w:hAnsi="JetBrains Mono" w:cs="JetBrains Mono"/>
+          <w:sz w:val="20"/>
+          <w:szCs w:val="20"/>
+          <w:lang w:val="en-US"/>
+        </w:rPr>
+      </w:pPr>
+    </w:p>
+    <w:p>
+      <w:pPr>
+        <w:jc w:val="both"/>
+        <w:rPr>
+          <w:rFonts w:hint="default" w:ascii="JetBrains Mono" w:hAnsi="JetBrains Mono" w:cs="JetBrains Mono"/>
+          <w:sz w:val="20"/>
+          <w:szCs w:val="20"/>
+          <w:lang w:val="en-US"/>
+        </w:rPr>
+      </w:pPr>
     </w:p>
     <w:p>
       <w:pPr>
         <w:pStyle w:val="4"/>
-        <w:numPr>
-          <w:numId w:val="0"/>
-        </w:numPr>
         <w:bidi w:val="0"/>
         <w:spacing w:line="240" w:lineRule="auto"/>
-        <w:ind w:leftChars="0"/>
-        <w:outlineLvl w:val="2"/>
         <w:rPr>
           <w:rFonts w:hint="default" w:ascii="JetBrains Mono" w:hAnsi="JetBrains Mono" w:cs="JetBrains Mono"/>
           <w:sz w:val="28"/>
@@ -3516,113 +3799,6 @@
           <w:lang w:val="en-US"/>
         </w:rPr>
       </w:pPr>
-    </w:p>
-    <w:p>
-      <w:pPr>
-        <w:pStyle w:val="4"/>
-        <w:numPr>
-          <w:numId w:val="0"/>
-        </w:numPr>
-        <w:bidi w:val="0"/>
-        <w:spacing w:line="240" w:lineRule="auto"/>
-        <w:ind w:leftChars="0"/>
-        <w:outlineLvl w:val="2"/>
-        <w:rPr>
-          <w:rFonts w:hint="default" w:ascii="JetBrains Mono" w:hAnsi="JetBrains Mono" w:cs="JetBrains Mono"/>
-          <w:sz w:val="28"/>
-          <w:szCs w:val="28"/>
-          <w:lang w:val="en-US"/>
-        </w:rPr>
-      </w:pPr>
-    </w:p>
-    <w:p>
-      <w:pPr>
-        <w:pStyle w:val="4"/>
-        <w:numPr>
-          <w:numId w:val="0"/>
-        </w:numPr>
-        <w:bidi w:val="0"/>
-        <w:spacing w:line="240" w:lineRule="auto"/>
-        <w:ind w:leftChars="0"/>
-        <w:outlineLvl w:val="2"/>
-        <w:rPr>
-          <w:rFonts w:hint="default" w:ascii="JetBrains Mono" w:hAnsi="JetBrains Mono" w:cs="JetBrains Mono"/>
-          <w:sz w:val="28"/>
-          <w:szCs w:val="28"/>
-          <w:lang w:val="en-US"/>
-        </w:rPr>
-      </w:pPr>
-    </w:p>
-    <w:p>
-      <w:pPr>
-        <w:pStyle w:val="4"/>
-        <w:numPr>
-          <w:numId w:val="0"/>
-        </w:numPr>
-        <w:bidi w:val="0"/>
-        <w:spacing w:line="240" w:lineRule="auto"/>
-        <w:ind w:leftChars="0"/>
-        <w:outlineLvl w:val="2"/>
-        <w:rPr>
-          <w:rFonts w:hint="default" w:ascii="JetBrains Mono" w:hAnsi="JetBrains Mono" w:cs="JetBrains Mono"/>
-          <w:sz w:val="28"/>
-          <w:szCs w:val="28"/>
-          <w:lang w:val="en-US"/>
-        </w:rPr>
-      </w:pPr>
-      <w:r>
-        <w:rPr>
-          <w:rFonts w:hint="default" w:ascii="JetBrains Mono" w:hAnsi="JetBrains Mono" w:cs="JetBrains Mono"/>
-          <w:sz w:val="28"/>
-          <w:szCs w:val="28"/>
-          <w:lang w:val="en-US"/>
-        </w:rPr>
-        <w:t>Appendix 1 - Class diagrams:</w:t>
-      </w:r>
-    </w:p>
-    <w:p>
-      <w:pPr>
-        <w:jc w:val="both"/>
-        <w:rPr>
-          <w:rFonts w:hint="default" w:ascii="JetBrains Mono" w:hAnsi="JetBrains Mono" w:cs="JetBrains Mono"/>
-          <w:sz w:val="20"/>
-          <w:szCs w:val="20"/>
-          <w:lang w:val="en-US"/>
-        </w:rPr>
-      </w:pPr>
-      <w:r>
-        <w:rPr>
-          <w:rFonts w:hint="default" w:ascii="JetBrains Mono" w:hAnsi="JetBrains Mono" w:cs="JetBrains Mono"/>
-          <w:sz w:val="20"/>
-          <w:szCs w:val="20"/>
-          <w:lang w:val="en-US"/>
-        </w:rPr>
-        <w:t xml:space="preserve">This section covers the class diagram of the services folder, containing classes that handle most of the business logic such as the html parsing, database storing, url navigation, bookmark, history, etc. </w:t>
-      </w:r>
-    </w:p>
-    <w:p>
-      <w:pPr>
-        <w:jc w:val="both"/>
-        <w:rPr>
-          <w:rFonts w:hint="default" w:ascii="JetBrains Mono" w:hAnsi="JetBrains Mono" w:cs="JetBrains Mono"/>
-          <w:sz w:val="20"/>
-          <w:szCs w:val="20"/>
-          <w:lang w:val="en-US"/>
-        </w:rPr>
-      </w:pPr>
-    </w:p>
-    <w:p>
-      <w:pPr>
-        <w:jc w:val="both"/>
-        <w:rPr>
-          <w:rFonts w:hint="default" w:ascii="JetBrains Mono" w:hAnsi="JetBrains Mono" w:cs="JetBrains Mono"/>
-          <w:sz w:val="20"/>
-          <w:szCs w:val="20"/>
-          <w:lang w:val="en-US"/>
-        </w:rPr>
-      </w:pPr>
-      <w:bookmarkStart w:id="0" w:name="_GoBack"/>
-      <w:bookmarkEnd w:id="0"/>
       <w:r>
         <w:rPr>
           <w:rFonts w:hint="default" w:ascii="JetBrains Mono" w:hAnsi="JetBrains Mono" w:cs="JetBrains Mono"/>
@@ -3631,18 +3807,18 @@
           <w:lang w:val="en-US"/>
         </w:rPr>
         <w:drawing>
-          <wp:anchor distT="0" distB="0" distL="118745" distR="118745" simplePos="0" relativeHeight="251659264" behindDoc="0" locked="0" layoutInCell="1" allowOverlap="1">
+          <wp:anchor distT="0" distB="0" distL="118745" distR="118745" simplePos="0" relativeHeight="251661312" behindDoc="0" locked="0" layoutInCell="1" allowOverlap="1">
             <wp:simplePos x="0" y="0"/>
             <wp:positionH relativeFrom="column">
-              <wp:posOffset>-347980</wp:posOffset>
+              <wp:posOffset>-422910</wp:posOffset>
             </wp:positionH>
             <wp:positionV relativeFrom="paragraph">
-              <wp:posOffset>93980</wp:posOffset>
+              <wp:posOffset>48260</wp:posOffset>
             </wp:positionV>
-            <wp:extent cx="7371715" cy="6245860"/>
-            <wp:effectExtent l="0" t="0" r="635" b="2540"/>
+            <wp:extent cx="7517130" cy="6178550"/>
+            <wp:effectExtent l="0" t="0" r="7620" b="12700"/>
             <wp:wrapTopAndBottom/>
-            <wp:docPr id="2" name="Picture 2" descr="/home/ajaz/Downloads/CD.drawio(2).pngCD.drawio(2)"/>
+            <wp:docPr id="2" name="Picture 2" descr="/home/ajaz/Downloads/Untitled Diagram.drawio(2).pngUntitled Diagram.drawio(2)"/>
             <wp:cNvGraphicFramePr>
               <a:graphicFrameLocks xmlns:a="http://schemas.openxmlformats.org/drawingml/2006/main" noChangeAspect="1"/>
             </wp:cNvGraphicFramePr>
@@ -3650,7 +3826,7 @@
               <a:graphicData uri="http://schemas.openxmlformats.org/drawingml/2006/picture">
                 <pic:pic xmlns:pic="http://schemas.openxmlformats.org/drawingml/2006/picture">
                   <pic:nvPicPr>
-                    <pic:cNvPr id="2" name="Picture 2" descr="/home/ajaz/Downloads/CD.drawio(2).pngCD.drawio(2)"/>
+                    <pic:cNvPr id="2" name="Picture 2" descr="/home/ajaz/Downloads/Untitled Diagram.drawio(2).pngUntitled Diagram.drawio(2)"/>
                     <pic:cNvPicPr>
                       <a:picLocks noChangeAspect="1"/>
                     </pic:cNvPicPr>
@@ -3665,7 +3841,7 @@
                   <pic:spPr>
                     <a:xfrm>
                       <a:off x="0" y="0"/>
-                      <a:ext cx="7371715" cy="6245860"/>
+                      <a:ext cx="7517130" cy="6178550"/>
                     </a:xfrm>
                     <a:prstGeom prst="rect">
                       <a:avLst/>
@@ -3680,27 +3856,6 @@
     </w:p>
     <w:p>
       <w:pPr>
-        <w:jc w:val="both"/>
-        <w:rPr>
-          <w:rFonts w:hint="default" w:ascii="JetBrains Mono" w:hAnsi="JetBrains Mono" w:cs="JetBrains Mono"/>
-          <w:sz w:val="20"/>
-          <w:szCs w:val="20"/>
-          <w:lang w:val="en-US"/>
-        </w:rPr>
-      </w:pPr>
-    </w:p>
-    <w:p>
-      <w:pPr>
-        <w:rPr>
-          <w:rFonts w:hint="default" w:ascii="JetBrains Mono" w:hAnsi="JetBrains Mono" w:cs="JetBrains Mono"/>
-          <w:sz w:val="28"/>
-          <w:szCs w:val="28"/>
-          <w:lang w:val="en-US"/>
-        </w:rPr>
-      </w:pPr>
-    </w:p>
-    <w:p>
-      <w:pPr>
         <w:pStyle w:val="4"/>
         <w:bidi w:val="0"/>
         <w:spacing w:line="240" w:lineRule="auto"/>
@@ -3763,6 +3918,118 @@
           <w:lang w:val="en-US"/>
         </w:rPr>
       </w:pPr>
+      <w:r>
+        <w:rPr>
+          <w:rFonts w:hint="default" w:ascii="JetBrains Mono" w:hAnsi="JetBrains Mono" w:cs="JetBrains Mono"/>
+          <w:sz w:val="28"/>
+          <w:szCs w:val="28"/>
+          <w:lang w:val="en-US"/>
+        </w:rPr>
+        <w:t>Entity Relationship Diagram (Advanced functionality 1):</w:t>
+      </w:r>
+    </w:p>
+    <w:p>
+      <w:pPr>
+        <w:rPr>
+          <w:rFonts w:hint="default" w:ascii="JetBrains Mono" w:hAnsi="JetBrains Mono" w:cs="JetBrains Mono"/>
+          <w:sz w:val="28"/>
+          <w:szCs w:val="28"/>
+          <w:lang w:val="en-US"/>
+        </w:rPr>
+      </w:pPr>
+      <w:r>
+        <w:rPr>
+          <w:rFonts w:hint="default" w:ascii="JetBrains Mono" w:hAnsi="JetBrains Mono" w:cs="JetBrains Mono"/>
+          <w:sz w:val="28"/>
+          <w:szCs w:val="28"/>
+          <w:lang w:val="en-US"/>
+        </w:rPr>
+        <w:drawing>
+          <wp:anchor distT="0" distB="0" distL="118745" distR="118745" simplePos="0" relativeHeight="251660288" behindDoc="0" locked="0" layoutInCell="1" allowOverlap="1">
+            <wp:simplePos x="0" y="0"/>
+            <wp:positionH relativeFrom="column">
+              <wp:posOffset>295275</wp:posOffset>
+            </wp:positionH>
+            <wp:positionV relativeFrom="paragraph">
+              <wp:posOffset>190500</wp:posOffset>
+            </wp:positionV>
+            <wp:extent cx="5915025" cy="1162050"/>
+            <wp:effectExtent l="0" t="0" r="9525" b="0"/>
+            <wp:wrapTopAndBottom/>
+            <wp:docPr id="3" name="Picture 3" descr="ER.drawio"/>
+            <wp:cNvGraphicFramePr>
+              <a:graphicFrameLocks xmlns:a="http://schemas.openxmlformats.org/drawingml/2006/main" noChangeAspect="1"/>
+            </wp:cNvGraphicFramePr>
+            <a:graphic xmlns:a="http://schemas.openxmlformats.org/drawingml/2006/main">
+              <a:graphicData uri="http://schemas.openxmlformats.org/drawingml/2006/picture">
+                <pic:pic xmlns:pic="http://schemas.openxmlformats.org/drawingml/2006/picture">
+                  <pic:nvPicPr>
+                    <pic:cNvPr id="3" name="Picture 3" descr="ER.drawio"/>
+                    <pic:cNvPicPr>
+                      <a:picLocks noChangeAspect="1"/>
+                    </pic:cNvPicPr>
+                  </pic:nvPicPr>
+                  <pic:blipFill>
+                    <a:blip r:embed="rId6"/>
+                    <a:stretch>
+                      <a:fillRect/>
+                    </a:stretch>
+                  </pic:blipFill>
+                  <pic:spPr>
+                    <a:xfrm>
+                      <a:off x="0" y="0"/>
+                      <a:ext cx="5915025" cy="1162050"/>
+                    </a:xfrm>
+                    <a:prstGeom prst="rect">
+                      <a:avLst/>
+                    </a:prstGeom>
+                  </pic:spPr>
+                </pic:pic>
+              </a:graphicData>
+            </a:graphic>
+          </wp:anchor>
+        </w:drawing>
+      </w:r>
+    </w:p>
+    <w:p>
+      <w:pPr>
+        <w:jc w:val="both"/>
+        <w:rPr>
+          <w:rFonts w:hint="default" w:ascii="JetBrains Mono" w:hAnsi="JetBrains Mono" w:cs="JetBrains Mono"/>
+          <w:sz w:val="20"/>
+          <w:szCs w:val="20"/>
+          <w:lang w:val="en-US"/>
+        </w:rPr>
+      </w:pPr>
+      <w:r>
+        <w:rPr>
+          <w:rFonts w:hint="default" w:ascii="JetBrains Mono" w:hAnsi="JetBrains Mono" w:cs="JetBrains Mono"/>
+          <w:sz w:val="20"/>
+          <w:szCs w:val="20"/>
+          <w:lang w:val="en-US"/>
+        </w:rPr>
+        <w:t xml:space="preserve">The current approach to the database was to use a unique table for different user requirements. Basically since this implementation was without the multi user feature, all data is stored independently in the tables without the need for any user identification. If I were to add the multi user feature, each entity (Setting, Bookmark, History) would need an additional field UserID as the foreign key to associate the records with specific users. </w:t>
+      </w:r>
+    </w:p>
+    <w:p>
+      <w:pPr>
+        <w:jc w:val="both"/>
+        <w:rPr>
+          <w:rFonts w:hint="default" w:ascii="JetBrains Mono" w:hAnsi="JetBrains Mono" w:cs="JetBrains Mono"/>
+          <w:sz w:val="20"/>
+          <w:szCs w:val="20"/>
+          <w:lang w:val="en-US"/>
+        </w:rPr>
+      </w:pPr>
+      <w:r>
+        <w:rPr>
+          <w:rFonts w:hint="default" w:ascii="JetBrains Mono" w:hAnsi="JetBrains Mono" w:cs="JetBrains Mono"/>
+          <w:sz w:val="20"/>
+          <w:szCs w:val="20"/>
+          <w:lang w:val="en-US"/>
+        </w:rPr>
+        <w:t>Throughout the implementation however LINQ was used for all database operations such as querying, storing, updating, etc. The implementation for this code can be accessed via the IStorageService and the AppDbContext class.</w:t>
+      </w:r>
     </w:p>
     <w:p>
       <w:pPr>
@@ -3776,88 +4043,135 @@
           <w:lang w:val="en-US"/>
         </w:rPr>
       </w:pPr>
-    </w:p>
-    <w:p>
-      <w:pPr>
-        <w:pStyle w:val="4"/>
-        <w:bidi w:val="0"/>
-        <w:spacing w:line="240" w:lineRule="auto"/>
+      <w:r>
         <w:rPr>
           <w:rFonts w:hint="default" w:ascii="JetBrains Mono" w:hAnsi="JetBrains Mono" w:cs="JetBrains Mono"/>
           <w:sz w:val="28"/>
           <w:szCs w:val="28"/>
           <w:lang w:val="en-US"/>
         </w:rPr>
-      </w:pPr>
-      <w:r>
+        <w:t>GUI Design &amp; Advanced language constructs:</w:t>
+      </w:r>
+    </w:p>
+    <w:p>
+      <w:pPr>
+        <w:jc w:val="both"/>
         <w:rPr>
           <w:rFonts w:hint="default" w:ascii="JetBrains Mono" w:hAnsi="JetBrains Mono" w:cs="JetBrains Mono"/>
           <w:sz w:val="28"/>
           <w:szCs w:val="28"/>
           <w:lang w:val="en-US"/>
         </w:rPr>
-        <w:t>Appendix 2 - Entity Relationship Diagram:</w:t>
-      </w:r>
-    </w:p>
-    <w:p>
-      <w:pPr>
-        <w:pStyle w:val="4"/>
-        <w:bidi w:val="0"/>
-        <w:spacing w:line="240" w:lineRule="auto"/>
-        <w:rPr>
-          <w:rFonts w:hint="default" w:ascii="JetBrains Mono" w:hAnsi="JetBrains Mono" w:cs="JetBrains Mono"/>
-          <w:sz w:val="28"/>
-          <w:szCs w:val="28"/>
-          <w:lang w:val="en-US"/>
-        </w:rPr>
-      </w:pPr>
-      <w:r>
-        <w:rPr>
-          <w:rFonts w:hint="default" w:ascii="JetBrains Mono" w:hAnsi="JetBrains Mono" w:cs="JetBrains Mono"/>
-          <w:sz w:val="28"/>
-          <w:szCs w:val="28"/>
-          <w:lang w:val="en-US"/>
-        </w:rPr>
-        <w:t>GUI Design &amp; Advanced language constructs:</w:t>
-      </w:r>
-    </w:p>
-    <w:p>
-      <w:pPr>
-        <w:pStyle w:val="4"/>
-        <w:bidi w:val="0"/>
-        <w:spacing w:line="240" w:lineRule="auto"/>
-        <w:rPr>
-          <w:rFonts w:hint="default" w:ascii="JetBrains Mono" w:hAnsi="JetBrains Mono" w:cs="JetBrains Mono"/>
-          <w:sz w:val="28"/>
-          <w:szCs w:val="28"/>
-          <w:lang w:val="en-US"/>
-        </w:rPr>
-      </w:pPr>
-      <w:r>
-        <w:rPr>
-          <w:rFonts w:hint="default" w:ascii="JetBrains Mono" w:hAnsi="JetBrains Mono" w:cs="JetBrains Mono"/>
-          <w:sz w:val="28"/>
-          <w:szCs w:val="28"/>
-          <w:lang w:val="en-US"/>
-        </w:rPr>
-        <w:t>Architecture:</w:t>
-      </w:r>
-    </w:p>
-    <w:p>
-      <w:pPr>
-        <w:rPr>
-          <w:rFonts w:hint="default" w:ascii="JetBrains Mono" w:hAnsi="JetBrains Mono" w:cs="JetBrains Mono"/>
-          <w:sz w:val="28"/>
-          <w:szCs w:val="28"/>
-          <w:lang w:val="en-US"/>
-        </w:rPr>
-      </w:pPr>
+      </w:pPr>
+      <w:r>
+        <w:rPr>
+          <w:rFonts w:hint="default" w:ascii="JetBrains Mono" w:hAnsi="JetBrains Mono" w:cs="JetBrains Mono"/>
+          <w:sz w:val="20"/>
+          <w:szCs w:val="20"/>
+          <w:lang w:val="en-US"/>
+        </w:rPr>
+        <w:t>The GUI is built in a way to mimic a classic web browser mostly taking inspiration from google chrome. Below is a screenshot of how the browser GUI looks like:</w:t>
+      </w:r>
+    </w:p>
+    <w:p>
+      <w:pPr>
+        <w:jc w:val="both"/>
+        <w:rPr>
+          <w:rFonts w:hint="default"/>
+          <w:lang w:val="en-US"/>
+        </w:rPr>
+      </w:pPr>
+    </w:p>
+    <w:p>
+      <w:pPr>
+        <w:jc w:val="both"/>
+        <w:rPr>
+          <w:rFonts w:hint="default"/>
+          <w:lang w:val="en-US"/>
+        </w:rPr>
+      </w:pPr>
+      <w:r>
+        <w:rPr>
+          <w:rFonts w:hint="default"/>
+          <w:lang w:val="en-US"/>
+        </w:rPr>
+        <w:drawing>
+          <wp:inline distT="0" distB="0" distL="114300" distR="114300">
+            <wp:extent cx="6704965" cy="3634105"/>
+            <wp:effectExtent l="0" t="0" r="635" b="4445"/>
+            <wp:docPr id="4" name="Picture 4" descr="/home/ajaz/Pictures/Screenshots/251023_14h45m32s_screenshot.png251023_14h45m32s_screenshot"/>
+            <wp:cNvGraphicFramePr>
+              <a:graphicFrameLocks xmlns:a="http://schemas.openxmlformats.org/drawingml/2006/main" noChangeAspect="1"/>
+            </wp:cNvGraphicFramePr>
+            <a:graphic xmlns:a="http://schemas.openxmlformats.org/drawingml/2006/main">
+              <a:graphicData uri="http://schemas.openxmlformats.org/drawingml/2006/picture">
+                <pic:pic xmlns:pic="http://schemas.openxmlformats.org/drawingml/2006/picture">
+                  <pic:nvPicPr>
+                    <pic:cNvPr id="4" name="Picture 4" descr="/home/ajaz/Pictures/Screenshots/251023_14h45m32s_screenshot.png251023_14h45m32s_screenshot"/>
+                    <pic:cNvPicPr>
+                      <a:picLocks noChangeAspect="1"/>
+                    </pic:cNvPicPr>
+                  </pic:nvPicPr>
+                  <pic:blipFill>
+                    <a:blip r:embed="rId7"/>
+                    <a:srcRect b="3588"/>
+                    <a:stretch>
+                      <a:fillRect/>
+                    </a:stretch>
+                  </pic:blipFill>
+                  <pic:spPr>
+                    <a:xfrm>
+                      <a:off x="0" y="0"/>
+                      <a:ext cx="6704965" cy="3634105"/>
+                    </a:xfrm>
+                    <a:prstGeom prst="rect">
+                      <a:avLst/>
+                    </a:prstGeom>
+                  </pic:spPr>
+                </pic:pic>
+              </a:graphicData>
+            </a:graphic>
+          </wp:inline>
+        </w:drawing>
+      </w:r>
+    </w:p>
+    <w:p>
+      <w:pPr>
+        <w:jc w:val="both"/>
+        <w:rPr>
+          <w:rFonts w:hint="default" w:ascii="JetBrains Mono" w:hAnsi="JetBrains Mono" w:cs="JetBrains Mono"/>
+          <w:sz w:val="20"/>
+          <w:szCs w:val="20"/>
+          <w:lang w:val="en-US"/>
+        </w:rPr>
+      </w:pPr>
+    </w:p>
+    <w:p>
+      <w:pPr>
+        <w:jc w:val="both"/>
+        <w:rPr>
+          <w:rFonts w:hint="default" w:ascii="JetBrains Mono" w:hAnsi="JetBrains Mono" w:cs="JetBrains Mono"/>
+          <w:sz w:val="36"/>
+          <w:szCs w:val="36"/>
+          <w:lang w:val="en-US"/>
+        </w:rPr>
+      </w:pPr>
+      <w:r>
+        <w:rPr>
+          <w:rFonts w:hint="default" w:ascii="JetBrains Mono" w:hAnsi="JetBrains Mono" w:cs="JetBrains Mono"/>
+          <w:sz w:val="20"/>
+          <w:szCs w:val="20"/>
+          <w:lang w:val="en-US"/>
+        </w:rPr>
+        <w:t>The top address bar hosts a sidebar toggle, Back, Forward, Reload, and Home buttons, a URL/search TextBox with Enter to navigate, a star button that opens a small dialog box to add a bookmark (name + read-only URL with Add/Cancel), a Go button, and a toggle to show/hide raw HTML. The bookmarks sidebar/panel lists saved bookmarks and supports clicking to navigate as well as add/edit/delete via simple inputs and validation. The History tab lists the most recent URLs visited by showing its URL and its timestamp accessed. each history item can be accessed by clicking on the item. Lastly the Edit Home Page tab allows the user to edit the home page URL. First initialized with “https:/www.hw.ac.uk/” as per the spec. The user is able to go back to the home URL via the home icon button.</w:t>
+      </w:r>
     </w:p>
     <w:p>
       <w:pPr>
         <w:pStyle w:val="3"/>
         <w:bidi w:val="0"/>
         <w:spacing w:line="240" w:lineRule="auto"/>
+        <w:jc w:val="both"/>
         <w:rPr>
           <w:rFonts w:hint="default" w:ascii="JetBrains Mono" w:hAnsi="JetBrains Mono" w:cs="JetBrains Mono"/>
           <w:sz w:val="36"/>
@@ -3877,6 +4191,11 @@
     </w:p>
     <w:p>
       <w:pPr>
+        <w:numPr>
+          <w:ilvl w:val="0"/>
+          <w:numId w:val="3"/>
+        </w:numPr>
+        <w:jc w:val="both"/>
         <w:rPr>
           <w:rFonts w:hint="default" w:ascii="JetBrains Mono" w:hAnsi="JetBrains Mono" w:cs="JetBrains Mono"/>
           <w:sz w:val="28"/>
@@ -3884,13 +4203,3428 @@
           <w:lang w:val="en-US"/>
         </w:rPr>
       </w:pPr>
-    </w:p>
-    <w:p>
-      <w:pPr>
+      <w:r>
         <w:rPr>
           <w:rFonts w:hint="default" w:ascii="JetBrains Mono" w:hAnsi="JetBrains Mono" w:cs="JetBrains Mono"/>
           <w:sz w:val="28"/>
           <w:szCs w:val="28"/>
+          <w:lang w:val="en-US"/>
+        </w:rPr>
+        <w:t>Setup Guide:</w:t>
+      </w:r>
+    </w:p>
+    <w:p>
+      <w:pPr>
+        <w:numPr>
+          <w:ilvl w:val="0"/>
+          <w:numId w:val="0"/>
+        </w:numPr>
+        <w:jc w:val="both"/>
+        <w:rPr>
+          <w:rFonts w:hint="default" w:ascii="JetBrains Mono" w:hAnsi="JetBrains Mono" w:cs="JetBrains Mono"/>
+          <w:sz w:val="28"/>
+          <w:szCs w:val="28"/>
+          <w:lang w:val="en-US"/>
+        </w:rPr>
+      </w:pPr>
+    </w:p>
+    <w:p>
+      <w:pPr>
+        <w:rPr>
+          <w:rFonts w:hint="default" w:ascii="JetBrains Mono" w:hAnsi="JetBrains Mono" w:cs="JetBrains Mono"/>
+          <w:b/>
+          <w:bCs/>
+          <w:sz w:val="20"/>
+          <w:szCs w:val="20"/>
+          <w:lang w:val="en-US"/>
+        </w:rPr>
+      </w:pPr>
+      <w:r>
+        <w:rPr>
+          <w:rFonts w:hint="default" w:ascii="JetBrains Mono" w:hAnsi="JetBrains Mono" w:cs="JetBrains Mono"/>
+          <w:b/>
+          <w:bCs/>
+          <w:sz w:val="20"/>
+          <w:szCs w:val="20"/>
+          <w:lang w:val="en-US"/>
+        </w:rPr>
+        <w:t>Prerequisites:</w:t>
+      </w:r>
+    </w:p>
+    <w:p>
+      <w:pPr>
+        <w:rPr>
+          <w:rFonts w:hint="default" w:ascii="JetBrains Mono" w:hAnsi="JetBrains Mono" w:cs="JetBrains Mono"/>
+          <w:sz w:val="20"/>
+          <w:szCs w:val="20"/>
+          <w:lang w:val="en-US"/>
+        </w:rPr>
+      </w:pPr>
+    </w:p>
+    <w:p>
+      <w:pPr>
+        <w:rPr>
+          <w:rFonts w:hint="default" w:ascii="JetBrains Mono" w:hAnsi="JetBrains Mono" w:cs="JetBrains Mono"/>
+          <w:sz w:val="20"/>
+          <w:szCs w:val="20"/>
+          <w:lang w:val="en-US"/>
+        </w:rPr>
+      </w:pPr>
+      <w:r>
+        <w:rPr>
+          <w:rFonts w:hint="default" w:ascii="JetBrains Mono" w:hAnsi="JetBrains Mono" w:cs="JetBrains Mono"/>
+          <w:sz w:val="20"/>
+          <w:szCs w:val="20"/>
+          <w:lang w:val="en-US"/>
+        </w:rPr>
+        <w:t>Before you begin, ensure you have the following installed:</w:t>
+      </w:r>
+    </w:p>
+    <w:p>
+      <w:pPr>
+        <w:rPr>
+          <w:rFonts w:hint="default" w:ascii="JetBrains Mono" w:hAnsi="JetBrains Mono" w:cs="JetBrains Mono"/>
+          <w:sz w:val="20"/>
+          <w:szCs w:val="20"/>
+          <w:lang w:val="en-US"/>
+        </w:rPr>
+      </w:pPr>
+    </w:p>
+    <w:p>
+      <w:pPr>
+        <w:numPr>
+          <w:ilvl w:val="0"/>
+          <w:numId w:val="4"/>
+        </w:numPr>
+        <w:ind w:left="840" w:leftChars="0" w:hanging="420" w:firstLineChars="0"/>
+        <w:rPr>
+          <w:rFonts w:hint="default" w:ascii="JetBrains Mono" w:hAnsi="JetBrains Mono" w:cs="JetBrains Mono"/>
+          <w:sz w:val="20"/>
+          <w:szCs w:val="20"/>
+          <w:lang w:val="en-US"/>
+        </w:rPr>
+      </w:pPr>
+      <w:r>
+        <w:rPr>
+          <w:rFonts w:hint="default" w:ascii="JetBrains Mono" w:hAnsi="JetBrains Mono" w:cs="JetBrains Mono"/>
+          <w:sz w:val="20"/>
+          <w:szCs w:val="20"/>
+          <w:lang w:val="en-US"/>
+        </w:rPr>
+        <w:t>.NET 9.0 SDK</w:t>
+      </w:r>
+    </w:p>
+    <w:p>
+      <w:pPr>
+        <w:numPr>
+          <w:ilvl w:val="0"/>
+          <w:numId w:val="4"/>
+        </w:numPr>
+        <w:ind w:left="840" w:leftChars="0" w:hanging="420" w:firstLineChars="0"/>
+        <w:rPr>
+          <w:rFonts w:hint="default" w:ascii="JetBrains Mono" w:hAnsi="JetBrains Mono" w:cs="JetBrains Mono"/>
+          <w:sz w:val="20"/>
+          <w:szCs w:val="20"/>
+          <w:lang w:val="en-US"/>
+        </w:rPr>
+      </w:pPr>
+      <w:r>
+        <w:rPr>
+          <w:rFonts w:hint="default" w:ascii="JetBrains Mono" w:hAnsi="JetBrains Mono" w:cs="JetBrains Mono"/>
+          <w:sz w:val="20"/>
+          <w:szCs w:val="20"/>
+          <w:lang w:val="en-US"/>
+        </w:rPr>
+        <w:t>VsCode, Visual Studio or any Avalonia compatible IDE/Text Editor</w:t>
+      </w:r>
+    </w:p>
+    <w:p>
+      <w:pPr>
+        <w:numPr>
+          <w:ilvl w:val="0"/>
+          <w:numId w:val="4"/>
+        </w:numPr>
+        <w:ind w:left="840" w:leftChars="0" w:hanging="420" w:firstLineChars="0"/>
+        <w:rPr>
+          <w:rFonts w:hint="default" w:ascii="JetBrains Mono" w:hAnsi="JetBrains Mono" w:cs="JetBrains Mono"/>
+          <w:sz w:val="20"/>
+          <w:szCs w:val="20"/>
+          <w:lang w:val="en-US"/>
+        </w:rPr>
+      </w:pPr>
+      <w:r>
+        <w:rPr>
+          <w:rFonts w:hint="default" w:ascii="JetBrains Mono" w:hAnsi="JetBrains Mono" w:cs="JetBrains Mono"/>
+          <w:sz w:val="20"/>
+          <w:szCs w:val="20"/>
+          <w:lang w:val="en-US"/>
+        </w:rPr>
+        <w:t>Preferably a linux machine, windows untested</w:t>
+      </w:r>
+    </w:p>
+    <w:p>
+      <w:pPr>
+        <w:numPr>
+          <w:ilvl w:val="0"/>
+          <w:numId w:val="0"/>
+        </w:numPr>
+        <w:rPr>
+          <w:rFonts w:hint="default" w:ascii="JetBrains Mono" w:hAnsi="JetBrains Mono" w:cs="JetBrains Mono"/>
+          <w:sz w:val="20"/>
+          <w:szCs w:val="20"/>
+          <w:lang w:val="en-US"/>
+        </w:rPr>
+      </w:pPr>
+    </w:p>
+    <w:p>
+      <w:pPr>
+        <w:numPr>
+          <w:ilvl w:val="0"/>
+          <w:numId w:val="0"/>
+        </w:numPr>
+        <w:rPr>
+          <w:rFonts w:hint="default" w:ascii="JetBrains Mono" w:hAnsi="JetBrains Mono" w:cs="JetBrains Mono"/>
+          <w:sz w:val="20"/>
+          <w:szCs w:val="20"/>
+          <w:lang w:val="en-US"/>
+        </w:rPr>
+      </w:pPr>
+      <w:r>
+        <w:rPr>
+          <w:rFonts w:hint="default" w:ascii="JetBrains Mono" w:hAnsi="JetBrains Mono" w:cs="JetBrains Mono"/>
+          <w:sz w:val="20"/>
+          <w:szCs w:val="20"/>
+          <w:lang w:val="en-US"/>
+        </w:rPr>
+        <w:t>Getting Started:</w:t>
+      </w:r>
+    </w:p>
+    <w:p>
+      <w:pPr>
+        <w:numPr>
+          <w:ilvl w:val="0"/>
+          <w:numId w:val="0"/>
+        </w:numPr>
+        <w:rPr>
+          <w:rFonts w:hint="default" w:ascii="JetBrains Mono" w:hAnsi="JetBrains Mono" w:cs="JetBrains Mono"/>
+          <w:sz w:val="20"/>
+          <w:szCs w:val="20"/>
+          <w:lang w:val="en-US"/>
+        </w:rPr>
+      </w:pPr>
+    </w:p>
+    <w:p>
+      <w:pPr>
+        <w:numPr>
+          <w:ilvl w:val="0"/>
+          <w:numId w:val="5"/>
+        </w:numPr>
+        <w:tabs>
+          <w:tab w:val="clear" w:pos="425"/>
+        </w:tabs>
+        <w:ind w:left="840" w:leftChars="0" w:hanging="420" w:firstLineChars="0"/>
+        <w:rPr>
+          <w:rFonts w:hint="default" w:ascii="JetBrains Mono" w:hAnsi="JetBrains Mono" w:cs="JetBrains Mono"/>
+          <w:sz w:val="20"/>
+          <w:szCs w:val="20"/>
+          <w:lang w:val="en-US"/>
+        </w:rPr>
+      </w:pPr>
+      <w:r>
+        <w:rPr>
+          <w:rFonts w:hint="default" w:ascii="JetBrains Mono" w:hAnsi="JetBrains Mono" w:cs="JetBrains Mono"/>
+          <w:sz w:val="20"/>
+          <w:szCs w:val="20"/>
+          <w:lang w:val="en-US"/>
+        </w:rPr>
+        <w:t>I assume you will have the project zip file I uploaded from canvas.</w:t>
+      </w:r>
+    </w:p>
+    <w:p>
+      <w:pPr>
+        <w:numPr>
+          <w:ilvl w:val="0"/>
+          <w:numId w:val="5"/>
+        </w:numPr>
+        <w:tabs>
+          <w:tab w:val="clear" w:pos="425"/>
+        </w:tabs>
+        <w:ind w:left="840" w:leftChars="0" w:hanging="420" w:firstLineChars="0"/>
+        <w:rPr>
+          <w:rFonts w:hint="default" w:ascii="JetBrains Mono" w:hAnsi="JetBrains Mono" w:cs="JetBrains Mono"/>
+          <w:sz w:val="20"/>
+          <w:szCs w:val="20"/>
+          <w:lang w:val="en-US"/>
+        </w:rPr>
+      </w:pPr>
+      <w:r>
+        <w:rPr>
+          <w:rFonts w:hint="default" w:ascii="JetBrains Mono" w:hAnsi="JetBrains Mono" w:cs="JetBrains Mono"/>
+          <w:sz w:val="20"/>
+          <w:szCs w:val="20"/>
+          <w:lang w:val="en-US"/>
+        </w:rPr>
+        <w:t xml:space="preserve">Next, restore the dependencies via command: </w:t>
+      </w:r>
+      <w:r>
+        <w:rPr>
+          <w:rFonts w:hint="default" w:ascii="JetBrains Mono" w:hAnsi="JetBrains Mono" w:cs="JetBrains Mono"/>
+          <w:b/>
+          <w:bCs/>
+          <w:sz w:val="20"/>
+          <w:szCs w:val="20"/>
+          <w:lang w:val="en-US"/>
+        </w:rPr>
+        <w:t>“dotnet restore”</w:t>
+      </w:r>
+    </w:p>
+    <w:p>
+      <w:pPr>
+        <w:numPr>
+          <w:ilvl w:val="0"/>
+          <w:numId w:val="5"/>
+        </w:numPr>
+        <w:tabs>
+          <w:tab w:val="clear" w:pos="425"/>
+        </w:tabs>
+        <w:ind w:left="840" w:leftChars="0" w:hanging="420" w:firstLineChars="0"/>
+        <w:rPr>
+          <w:rFonts w:hint="default" w:ascii="JetBrains Mono" w:hAnsi="JetBrains Mono" w:cs="JetBrains Mono"/>
+          <w:sz w:val="20"/>
+          <w:szCs w:val="20"/>
+          <w:lang w:val="en-US"/>
+        </w:rPr>
+      </w:pPr>
+      <w:r>
+        <w:rPr>
+          <w:rFonts w:hint="default" w:ascii="JetBrains Mono" w:hAnsi="JetBrains Mono" w:cs="JetBrains Mono"/>
+          <w:sz w:val="20"/>
+          <w:szCs w:val="20"/>
+          <w:lang w:val="en-US"/>
+        </w:rPr>
+        <w:t xml:space="preserve">Run the application via: </w:t>
+      </w:r>
+      <w:r>
+        <w:rPr>
+          <w:rFonts w:hint="default" w:ascii="JetBrains Mono" w:hAnsi="JetBrains Mono" w:cs="JetBrains Mono"/>
+          <w:b/>
+          <w:bCs/>
+          <w:sz w:val="20"/>
+          <w:szCs w:val="20"/>
+          <w:lang w:val="en-US"/>
+        </w:rPr>
+        <w:t>“dotnet run”</w:t>
+      </w:r>
+    </w:p>
+    <w:p>
+      <w:pPr>
+        <w:numPr>
+          <w:ilvl w:val="0"/>
+          <w:numId w:val="0"/>
+        </w:numPr>
+        <w:rPr>
+          <w:rFonts w:hint="default" w:ascii="JetBrains Mono" w:hAnsi="JetBrains Mono" w:cs="JetBrains Mono"/>
+          <w:b/>
+          <w:bCs/>
+          <w:sz w:val="20"/>
+          <w:szCs w:val="20"/>
+          <w:lang w:val="en-US"/>
+        </w:rPr>
+      </w:pPr>
+    </w:p>
+    <w:p>
+      <w:pPr>
+        <w:numPr>
+          <w:ilvl w:val="0"/>
+          <w:numId w:val="0"/>
+        </w:numPr>
+        <w:rPr>
+          <w:rFonts w:hint="default" w:ascii="JetBrains Mono" w:hAnsi="JetBrains Mono" w:cs="JetBrains Mono"/>
+          <w:b/>
+          <w:bCs/>
+          <w:sz w:val="20"/>
+          <w:szCs w:val="20"/>
+          <w:lang w:val="en-US"/>
+        </w:rPr>
+      </w:pPr>
+      <w:r>
+        <w:rPr>
+          <w:rFonts w:hint="default" w:ascii="JetBrains Mono" w:hAnsi="JetBrains Mono" w:cs="JetBrains Mono"/>
+          <w:b/>
+          <w:bCs/>
+          <w:sz w:val="20"/>
+          <w:szCs w:val="20"/>
+          <w:lang w:val="en-US"/>
+        </w:rPr>
+        <w:t>Building An executable:</w:t>
+      </w:r>
+    </w:p>
+    <w:p>
+      <w:pPr>
+        <w:numPr>
+          <w:ilvl w:val="0"/>
+          <w:numId w:val="0"/>
+        </w:numPr>
+        <w:rPr>
+          <w:rFonts w:hint="default" w:ascii="JetBrains Mono" w:hAnsi="JetBrains Mono" w:cs="JetBrains Mono"/>
+          <w:b/>
+          <w:bCs/>
+          <w:sz w:val="20"/>
+          <w:szCs w:val="20"/>
+          <w:lang w:val="en-US"/>
+        </w:rPr>
+      </w:pPr>
+    </w:p>
+    <w:p>
+      <w:pPr>
+        <w:numPr>
+          <w:ilvl w:val="0"/>
+          <w:numId w:val="0"/>
+        </w:numPr>
+        <w:rPr>
+          <w:rFonts w:hint="default" w:ascii="JetBrains Mono" w:hAnsi="JetBrains Mono" w:cs="JetBrains Mono"/>
+          <w:b w:val="0"/>
+          <w:bCs w:val="0"/>
+          <w:sz w:val="20"/>
+          <w:szCs w:val="20"/>
+          <w:lang w:val="en-US"/>
+        </w:rPr>
+      </w:pPr>
+      <w:r>
+        <w:rPr>
+          <w:rFonts w:hint="default" w:ascii="JetBrains Mono" w:hAnsi="JetBrains Mono" w:cs="JetBrains Mono"/>
+          <w:b w:val="0"/>
+          <w:bCs w:val="0"/>
+          <w:sz w:val="20"/>
+          <w:szCs w:val="20"/>
+          <w:lang w:val="en-US"/>
+        </w:rPr>
+        <w:t>The following project can be built into a windows executable via linux command:</w:t>
+      </w:r>
+    </w:p>
+    <w:p>
+      <w:pPr>
+        <w:numPr>
+          <w:ilvl w:val="0"/>
+          <w:numId w:val="0"/>
+        </w:numPr>
+        <w:rPr>
+          <w:rFonts w:hint="default" w:ascii="JetBrains Mono" w:hAnsi="JetBrains Mono" w:cs="JetBrains Mono"/>
+          <w:b w:val="0"/>
+          <w:bCs w:val="0"/>
+          <w:sz w:val="20"/>
+          <w:szCs w:val="20"/>
+          <w:lang w:val="en-US"/>
+        </w:rPr>
+      </w:pPr>
+    </w:p>
+    <w:p>
+      <w:pPr>
+        <w:numPr>
+          <w:ilvl w:val="0"/>
+          <w:numId w:val="0"/>
+        </w:numPr>
+        <w:rPr>
+          <w:rFonts w:hint="default" w:ascii="JetBrains Mono" w:hAnsi="JetBrains Mono" w:cs="JetBrains Mono"/>
+          <w:b/>
+          <w:bCs/>
+          <w:sz w:val="20"/>
+          <w:szCs w:val="20"/>
+          <w:lang w:val="en-US"/>
+        </w:rPr>
+      </w:pPr>
+      <w:r>
+        <w:rPr>
+          <w:rFonts w:hint="default" w:ascii="JetBrains Mono" w:hAnsi="JetBrains Mono" w:cs="JetBrains Mono"/>
+          <w:b/>
+          <w:bCs/>
+          <w:sz w:val="20"/>
+          <w:szCs w:val="20"/>
+          <w:lang w:val="en-US"/>
+        </w:rPr>
+        <w:t>“dotnet publish -c Release -r win-x64 --self-contained true /p:PublishSingleFile=true”</w:t>
+      </w:r>
+    </w:p>
+    <w:p>
+      <w:pPr>
+        <w:numPr>
+          <w:ilvl w:val="0"/>
+          <w:numId w:val="0"/>
+        </w:numPr>
+        <w:rPr>
+          <w:rFonts w:hint="default" w:ascii="JetBrains Mono" w:hAnsi="JetBrains Mono" w:cs="JetBrains Mono"/>
+          <w:b/>
+          <w:bCs/>
+          <w:sz w:val="20"/>
+          <w:szCs w:val="20"/>
+          <w:lang w:val="en-US"/>
+        </w:rPr>
+      </w:pPr>
+    </w:p>
+    <w:p>
+      <w:pPr>
+        <w:numPr>
+          <w:ilvl w:val="0"/>
+          <w:numId w:val="0"/>
+        </w:numPr>
+        <w:rPr>
+          <w:rFonts w:hint="default" w:ascii="JetBrains Mono" w:hAnsi="JetBrains Mono" w:cs="JetBrains Mono"/>
+          <w:b w:val="0"/>
+          <w:bCs w:val="0"/>
+          <w:sz w:val="20"/>
+          <w:szCs w:val="20"/>
+          <w:lang w:val="en-US"/>
+        </w:rPr>
+      </w:pPr>
+      <w:r>
+        <w:rPr>
+          <w:rFonts w:hint="default" w:ascii="JetBrains Mono" w:hAnsi="JetBrains Mono" w:cs="JetBrains Mono"/>
+          <w:b w:val="0"/>
+          <w:bCs w:val="0"/>
+          <w:sz w:val="20"/>
+          <w:szCs w:val="20"/>
+          <w:lang w:val="en-US"/>
+        </w:rPr>
+        <w:t xml:space="preserve">Then, the following executable file can be found in: </w:t>
+      </w:r>
+    </w:p>
+    <w:p>
+      <w:pPr>
+        <w:numPr>
+          <w:ilvl w:val="0"/>
+          <w:numId w:val="0"/>
+        </w:numPr>
+        <w:rPr>
+          <w:rFonts w:hint="default" w:ascii="JetBrains Mono" w:hAnsi="JetBrains Mono" w:cs="JetBrains Mono"/>
+          <w:b w:val="0"/>
+          <w:bCs w:val="0"/>
+          <w:sz w:val="20"/>
+          <w:szCs w:val="20"/>
+          <w:lang w:val="en-US"/>
+        </w:rPr>
+      </w:pPr>
+    </w:p>
+    <w:p>
+      <w:pPr>
+        <w:numPr>
+          <w:ilvl w:val="0"/>
+          <w:numId w:val="0"/>
+        </w:numPr>
+        <w:rPr>
+          <w:rFonts w:hint="default" w:ascii="JetBrains Mono" w:hAnsi="JetBrains Mono" w:cs="JetBrains Mono"/>
+          <w:b w:val="0"/>
+          <w:bCs w:val="0"/>
+          <w:sz w:val="20"/>
+          <w:szCs w:val="20"/>
+          <w:lang w:val="en-US"/>
+        </w:rPr>
+      </w:pPr>
+      <w:r>
+        <w:rPr>
+          <w:rFonts w:hint="default" w:ascii="JetBrains Mono" w:hAnsi="JetBrains Mono" w:cs="JetBrains Mono"/>
+          <w:b/>
+          <w:bCs/>
+          <w:sz w:val="20"/>
+          <w:szCs w:val="20"/>
+          <w:lang w:val="en-US"/>
+        </w:rPr>
+        <w:t>“bin/Release/net9.0/win-x64/publish/Squash_Web_Browser.exe”</w:t>
+      </w:r>
+    </w:p>
+    <w:p>
+      <w:pPr>
+        <w:numPr>
+          <w:ilvl w:val="0"/>
+          <w:numId w:val="0"/>
+        </w:numPr>
+        <w:rPr>
+          <w:rFonts w:hint="default" w:ascii="JetBrains Mono" w:hAnsi="JetBrains Mono" w:cs="JetBrains Mono"/>
+          <w:sz w:val="20"/>
+          <w:szCs w:val="20"/>
+          <w:lang w:val="en-US"/>
+        </w:rPr>
+      </w:pPr>
+    </w:p>
+    <w:p>
+      <w:pPr>
+        <w:numPr>
+          <w:ilvl w:val="0"/>
+          <w:numId w:val="0"/>
+        </w:numPr>
+        <w:rPr>
+          <w:rFonts w:hint="default" w:ascii="JetBrains Mono" w:hAnsi="JetBrains Mono" w:cs="JetBrains Mono"/>
+          <w:sz w:val="20"/>
+          <w:szCs w:val="20"/>
+          <w:lang w:val="en-US"/>
+        </w:rPr>
+      </w:pPr>
+      <w:r>
+        <w:rPr>
+          <w:rFonts w:hint="default" w:ascii="JetBrains Mono" w:hAnsi="JetBrains Mono" w:cs="JetBrains Mono"/>
+          <w:sz w:val="20"/>
+          <w:szCs w:val="20"/>
+          <w:lang w:val="en-US"/>
+        </w:rPr>
+        <w:t>This project uses the following main packages:</w:t>
+      </w:r>
+    </w:p>
+    <w:p>
+      <w:pPr>
+        <w:numPr>
+          <w:ilvl w:val="0"/>
+          <w:numId w:val="0"/>
+        </w:numPr>
+        <w:rPr>
+          <w:rFonts w:hint="default" w:ascii="JetBrains Mono" w:hAnsi="JetBrains Mono" w:cs="JetBrains Mono"/>
+          <w:sz w:val="20"/>
+          <w:szCs w:val="20"/>
+          <w:lang w:val="en-US"/>
+        </w:rPr>
+      </w:pPr>
+    </w:p>
+    <w:p>
+      <w:pPr>
+        <w:numPr>
+          <w:ilvl w:val="0"/>
+          <w:numId w:val="6"/>
+        </w:numPr>
+        <w:tabs>
+          <w:tab w:val="clear" w:pos="840"/>
+        </w:tabs>
+        <w:ind w:left="840" w:leftChars="0" w:hanging="420" w:firstLineChars="0"/>
+        <w:rPr>
+          <w:rFonts w:hint="default" w:ascii="JetBrains Mono" w:hAnsi="JetBrains Mono" w:cs="JetBrains Mono"/>
+          <w:sz w:val="20"/>
+          <w:szCs w:val="20"/>
+          <w:lang w:val="en-US"/>
+        </w:rPr>
+      </w:pPr>
+      <w:r>
+        <w:rPr>
+          <w:rFonts w:hint="default" w:ascii="JetBrains Mono" w:hAnsi="JetBrains Mono" w:cs="JetBrains Mono"/>
+          <w:sz w:val="20"/>
+          <w:szCs w:val="20"/>
+          <w:lang w:val="en-US"/>
+        </w:rPr>
+        <w:t>Avalonia - A cross-platform UI framework for .NET.</w:t>
+      </w:r>
+    </w:p>
+    <w:p>
+      <w:pPr>
+        <w:numPr>
+          <w:ilvl w:val="0"/>
+          <w:numId w:val="6"/>
+        </w:numPr>
+        <w:tabs>
+          <w:tab w:val="clear" w:pos="840"/>
+        </w:tabs>
+        <w:ind w:left="840" w:leftChars="0" w:hanging="420" w:firstLineChars="0"/>
+        <w:rPr>
+          <w:rFonts w:hint="default" w:ascii="JetBrains Mono" w:hAnsi="JetBrains Mono" w:cs="JetBrains Mono"/>
+          <w:sz w:val="20"/>
+          <w:szCs w:val="20"/>
+          <w:lang w:val="en-US"/>
+        </w:rPr>
+      </w:pPr>
+      <w:r>
+        <w:rPr>
+          <w:rFonts w:hint="default" w:ascii="JetBrains Mono" w:hAnsi="JetBrains Mono" w:cs="JetBrains Mono"/>
+          <w:sz w:val="20"/>
+          <w:szCs w:val="20"/>
+          <w:lang w:val="en-US"/>
+        </w:rPr>
+        <w:t>CommunityToolkit.Mvvm - Modern, fast, and flexible MVVM library.</w:t>
+      </w:r>
+    </w:p>
+    <w:p>
+      <w:pPr>
+        <w:numPr>
+          <w:ilvl w:val="0"/>
+          <w:numId w:val="6"/>
+        </w:numPr>
+        <w:tabs>
+          <w:tab w:val="clear" w:pos="840"/>
+        </w:tabs>
+        <w:ind w:left="840" w:leftChars="0" w:hanging="420" w:firstLineChars="0"/>
+        <w:rPr>
+          <w:rFonts w:hint="default" w:ascii="JetBrains Mono" w:hAnsi="JetBrains Mono" w:cs="JetBrains Mono"/>
+          <w:sz w:val="20"/>
+          <w:szCs w:val="20"/>
+          <w:lang w:val="en-US"/>
+        </w:rPr>
+      </w:pPr>
+      <w:r>
+        <w:rPr>
+          <w:rFonts w:hint="default" w:ascii="JetBrains Mono" w:hAnsi="JetBrains Mono" w:cs="JetBrains Mono"/>
+          <w:sz w:val="20"/>
+          <w:szCs w:val="20"/>
+          <w:lang w:val="en-US"/>
+        </w:rPr>
+        <w:t>HtmlAgilityPack - Solid HTML parser that parses and grabs Tags for Title or Attributes.</w:t>
+      </w:r>
+    </w:p>
+    <w:p>
+      <w:pPr>
+        <w:numPr>
+          <w:ilvl w:val="0"/>
+          <w:numId w:val="6"/>
+        </w:numPr>
+        <w:tabs>
+          <w:tab w:val="clear" w:pos="840"/>
+        </w:tabs>
+        <w:ind w:left="840" w:leftChars="0" w:hanging="420" w:firstLineChars="0"/>
+        <w:rPr>
+          <w:rFonts w:hint="default" w:ascii="JetBrains Mono" w:hAnsi="JetBrains Mono" w:cs="JetBrains Mono"/>
+          <w:sz w:val="20"/>
+          <w:szCs w:val="20"/>
+          <w:lang w:val="en-US"/>
+        </w:rPr>
+      </w:pPr>
+      <w:r>
+        <w:rPr>
+          <w:rFonts w:hint="default" w:ascii="JetBrains Mono" w:hAnsi="JetBrains Mono" w:cs="JetBrains Mono"/>
+          <w:sz w:val="20"/>
+          <w:szCs w:val="20"/>
+          <w:lang w:val="en-US"/>
+        </w:rPr>
+        <w:t>Microsoft.Data.Sqlite - SQLite database provider for Entity Framework Core.</w:t>
+      </w:r>
+    </w:p>
+    <w:p>
+      <w:pPr>
+        <w:numPr>
+          <w:ilvl w:val="0"/>
+          <w:numId w:val="6"/>
+        </w:numPr>
+        <w:tabs>
+          <w:tab w:val="clear" w:pos="840"/>
+        </w:tabs>
+        <w:ind w:left="840" w:leftChars="0" w:hanging="420" w:firstLineChars="0"/>
+        <w:rPr>
+          <w:rFonts w:hint="default" w:ascii="JetBrains Mono" w:hAnsi="JetBrains Mono" w:cs="JetBrains Mono"/>
+          <w:sz w:val="20"/>
+          <w:szCs w:val="20"/>
+          <w:lang w:val="en-US"/>
+        </w:rPr>
+      </w:pPr>
+      <w:r>
+        <w:rPr>
+          <w:rFonts w:hint="default" w:ascii="JetBrains Mono" w:hAnsi="JetBrains Mono" w:cs="JetBrains Mono"/>
+          <w:sz w:val="20"/>
+          <w:szCs w:val="20"/>
+          <w:lang w:val="en-US"/>
+        </w:rPr>
+        <w:t>Microsoft.EntityFrameworkCore.Sqlite - SQLite provider for EF Core.</w:t>
+      </w:r>
+    </w:p>
+    <w:p>
+      <w:pPr>
+        <w:numPr>
+          <w:ilvl w:val="0"/>
+          <w:numId w:val="6"/>
+        </w:numPr>
+        <w:tabs>
+          <w:tab w:val="clear" w:pos="840"/>
+        </w:tabs>
+        <w:ind w:left="840" w:leftChars="0" w:hanging="420" w:firstLineChars="0"/>
+        <w:rPr>
+          <w:rFonts w:hint="default" w:ascii="JetBrains Mono" w:hAnsi="JetBrains Mono" w:cs="JetBrains Mono"/>
+          <w:sz w:val="20"/>
+          <w:szCs w:val="20"/>
+          <w:lang w:val="en-US"/>
+        </w:rPr>
+      </w:pPr>
+      <w:r>
+        <w:rPr>
+          <w:rFonts w:hint="default" w:ascii="JetBrains Mono" w:hAnsi="JetBrains Mono" w:cs="JetBrains Mono"/>
+          <w:sz w:val="20"/>
+          <w:szCs w:val="20"/>
+          <w:lang w:val="en-US"/>
+        </w:rPr>
+        <w:t>LINQ - Used extensively for querying in-memory collections and database entities. It is a part of the .NET platform and does not require a separate package.</w:t>
+      </w:r>
+    </w:p>
+    <w:p>
+      <w:pPr>
+        <w:rPr>
+          <w:rFonts w:hint="default" w:ascii="JetBrains Mono" w:hAnsi="JetBrains Mono" w:cs="JetBrains Mono"/>
+          <w:sz w:val="36"/>
+          <w:szCs w:val="36"/>
+          <w:lang w:val="en-US"/>
+        </w:rPr>
+      </w:pPr>
+    </w:p>
+    <w:p>
+      <w:pPr>
+        <w:numPr>
+          <w:ilvl w:val="0"/>
+          <w:numId w:val="3"/>
+        </w:numPr>
+        <w:jc w:val="both"/>
+        <w:rPr>
+          <w:rFonts w:hint="default" w:ascii="JetBrains Mono" w:hAnsi="JetBrains Mono" w:cs="JetBrains Mono"/>
+          <w:sz w:val="28"/>
+          <w:szCs w:val="28"/>
+          <w:lang w:val="en-US"/>
+        </w:rPr>
+      </w:pPr>
+      <w:r>
+        <w:rPr>
+          <w:rFonts w:hint="default" w:ascii="JetBrains Mono" w:hAnsi="JetBrains Mono" w:cs="JetBrains Mono"/>
+          <w:sz w:val="28"/>
+          <w:szCs w:val="28"/>
+          <w:lang w:val="en-US"/>
+        </w:rPr>
+        <w:t>Class organization and responsibilities:</w:t>
+      </w:r>
+    </w:p>
+    <w:p>
+      <w:pPr>
+        <w:numPr>
+          <w:numId w:val="0"/>
+        </w:numPr>
+        <w:jc w:val="both"/>
+        <w:rPr>
+          <w:rFonts w:hint="default" w:ascii="JetBrains Mono" w:hAnsi="JetBrains Mono" w:cs="JetBrains Mono"/>
+          <w:sz w:val="28"/>
+          <w:szCs w:val="28"/>
+          <w:lang w:val="en-US"/>
+        </w:rPr>
+      </w:pPr>
+    </w:p>
+    <w:p>
+      <w:pPr>
+        <w:numPr>
+          <w:ilvl w:val="0"/>
+          <w:numId w:val="0"/>
+        </w:numPr>
+        <w:jc w:val="both"/>
+        <w:rPr>
+          <w:rFonts w:hint="default" w:ascii="JetBrains Mono" w:hAnsi="JetBrains Mono" w:cs="JetBrains Mono"/>
+          <w:sz w:val="20"/>
+          <w:szCs w:val="20"/>
+          <w:lang w:val="en-US"/>
+        </w:rPr>
+      </w:pPr>
+      <w:r>
+        <w:rPr>
+          <w:rFonts w:hint="default" w:ascii="JetBrains Mono" w:hAnsi="JetBrains Mono" w:cs="JetBrains Mono"/>
+          <w:sz w:val="20"/>
+          <w:szCs w:val="20"/>
+          <w:lang w:val="en-US"/>
+        </w:rPr>
+        <w:t>As mentioned in the architecture section, the project follows a MVVM architecture to allow for clear separation of concerns:</w:t>
+      </w:r>
+    </w:p>
+    <w:p>
+      <w:pPr>
+        <w:numPr>
+          <w:ilvl w:val="0"/>
+          <w:numId w:val="0"/>
+        </w:numPr>
+        <w:pBdr>
+          <w:bottom w:val="single" w:color="auto" w:sz="4" w:space="0"/>
+        </w:pBdr>
+        <w:jc w:val="both"/>
+        <w:rPr>
+          <w:rFonts w:hint="default" w:ascii="JetBrains Mono" w:hAnsi="JetBrains Mono" w:cs="JetBrains Mono"/>
+          <w:sz w:val="20"/>
+          <w:szCs w:val="20"/>
+          <w:lang w:val="en-US"/>
+        </w:rPr>
+      </w:pPr>
+    </w:p>
+    <w:p>
+      <w:pPr>
+        <w:numPr>
+          <w:ilvl w:val="0"/>
+          <w:numId w:val="0"/>
+        </w:numPr>
+        <w:jc w:val="both"/>
+        <w:rPr>
+          <w:rFonts w:hint="default" w:ascii="JetBrains Mono" w:hAnsi="JetBrains Mono" w:cs="JetBrains Mono"/>
+          <w:sz w:val="20"/>
+          <w:szCs w:val="20"/>
+          <w:lang w:val="en-US"/>
+        </w:rPr>
+      </w:pPr>
+    </w:p>
+    <w:p>
+      <w:pPr>
+        <w:widowControl w:val="0"/>
+        <w:ind w:left="720" w:leftChars="0"/>
+        <w:jc w:val="left"/>
+        <w:rPr>
+          <w:rFonts w:hint="default" w:ascii="JetBrains Mono" w:hAnsi="JetBrains Mono" w:cs="JetBrains Mono"/>
+          <w:b/>
+          <w:bCs/>
+          <w:sz w:val="20"/>
+          <w:szCs w:val="20"/>
+          <w:vertAlign w:val="baseline"/>
+          <w:lang w:val="en-US"/>
+        </w:rPr>
+      </w:pPr>
+      <w:r>
+        <w:rPr>
+          <w:rFonts w:hint="default" w:ascii="JetBrains Mono" w:hAnsi="JetBrains Mono" w:cs="JetBrains Mono"/>
+          <w:b/>
+          <w:bCs/>
+          <w:sz w:val="20"/>
+          <w:szCs w:val="20"/>
+          <w:vertAlign w:val="baseline"/>
+          <w:lang w:val="en-US"/>
+        </w:rPr>
+        <w:t>├── Models/</w:t>
+      </w:r>
+    </w:p>
+    <w:p>
+      <w:pPr>
+        <w:widowControl w:val="0"/>
+        <w:ind w:left="720" w:leftChars="0"/>
+        <w:jc w:val="left"/>
+        <w:rPr>
+          <w:rFonts w:hint="default" w:ascii="JetBrains Mono" w:hAnsi="JetBrains Mono" w:cs="JetBrains Mono"/>
+          <w:b/>
+          <w:bCs/>
+          <w:sz w:val="20"/>
+          <w:szCs w:val="20"/>
+          <w:vertAlign w:val="baseline"/>
+          <w:lang w:val="en-US"/>
+        </w:rPr>
+      </w:pPr>
+      <w:r>
+        <w:rPr>
+          <w:rFonts w:hint="default" w:ascii="JetBrains Mono" w:hAnsi="JetBrains Mono" w:cs="JetBrains Mono"/>
+          <w:b/>
+          <w:bCs/>
+          <w:sz w:val="20"/>
+          <w:szCs w:val="20"/>
+          <w:vertAlign w:val="baseline"/>
+          <w:lang w:val="en-US"/>
+        </w:rPr>
+        <w:t>│   ├── Bookmark.cs</w:t>
+      </w:r>
+    </w:p>
+    <w:p>
+      <w:pPr>
+        <w:widowControl w:val="0"/>
+        <w:ind w:left="720" w:leftChars="0"/>
+        <w:jc w:val="left"/>
+        <w:rPr>
+          <w:rFonts w:hint="default" w:ascii="JetBrains Mono" w:hAnsi="JetBrains Mono" w:cs="JetBrains Mono"/>
+          <w:b/>
+          <w:bCs/>
+          <w:sz w:val="20"/>
+          <w:szCs w:val="20"/>
+          <w:vertAlign w:val="baseline"/>
+          <w:lang w:val="en-US"/>
+        </w:rPr>
+      </w:pPr>
+      <w:r>
+        <w:rPr>
+          <w:rFonts w:hint="default" w:ascii="JetBrains Mono" w:hAnsi="JetBrains Mono" w:cs="JetBrains Mono"/>
+          <w:b/>
+          <w:bCs/>
+          <w:sz w:val="20"/>
+          <w:szCs w:val="20"/>
+          <w:vertAlign w:val="baseline"/>
+          <w:lang w:val="en-US"/>
+        </w:rPr>
+        <w:t>│   ├── History.cs</w:t>
+      </w:r>
+    </w:p>
+    <w:p>
+      <w:pPr>
+        <w:widowControl w:val="0"/>
+        <w:ind w:left="720" w:leftChars="0"/>
+        <w:jc w:val="left"/>
+        <w:rPr>
+          <w:rFonts w:hint="default" w:ascii="JetBrains Mono" w:hAnsi="JetBrains Mono" w:cs="JetBrains Mono"/>
+          <w:b/>
+          <w:bCs/>
+          <w:sz w:val="20"/>
+          <w:szCs w:val="20"/>
+          <w:vertAlign w:val="baseline"/>
+          <w:lang w:val="en-US"/>
+        </w:rPr>
+      </w:pPr>
+      <w:r>
+        <w:rPr>
+          <w:rFonts w:hint="default" w:ascii="JetBrains Mono" w:hAnsi="JetBrains Mono" w:cs="JetBrains Mono"/>
+          <w:b/>
+          <w:bCs/>
+          <w:sz w:val="20"/>
+          <w:szCs w:val="20"/>
+          <w:vertAlign w:val="baseline"/>
+          <w:lang w:val="en-US"/>
+        </w:rPr>
+        <w:t>│   └── Setting.cs</w:t>
+      </w:r>
+    </w:p>
+    <w:p>
+      <w:pPr>
+        <w:numPr>
+          <w:ilvl w:val="0"/>
+          <w:numId w:val="0"/>
+        </w:numPr>
+        <w:jc w:val="both"/>
+        <w:rPr>
+          <w:rFonts w:hint="default" w:ascii="JetBrains Mono" w:hAnsi="JetBrains Mono" w:cs="JetBrains Mono"/>
+          <w:sz w:val="20"/>
+          <w:szCs w:val="20"/>
+          <w:lang w:val="en-US"/>
+        </w:rPr>
+      </w:pPr>
+    </w:p>
+    <w:p>
+      <w:pPr>
+        <w:numPr>
+          <w:ilvl w:val="0"/>
+          <w:numId w:val="0"/>
+        </w:numPr>
+        <w:ind w:leftChars="0"/>
+        <w:jc w:val="both"/>
+        <w:rPr>
+          <w:rFonts w:hint="default" w:ascii="JetBrains Mono" w:hAnsi="JetBrains Mono" w:cs="JetBrains Mono"/>
+          <w:sz w:val="20"/>
+          <w:szCs w:val="20"/>
+          <w:lang w:val="en-US"/>
+        </w:rPr>
+      </w:pPr>
+      <w:r>
+        <w:rPr>
+          <w:rFonts w:hint="default" w:ascii="JetBrains Mono" w:hAnsi="JetBrains Mono" w:cs="JetBrains Mono"/>
+          <w:b/>
+          <w:bCs/>
+          <w:sz w:val="20"/>
+          <w:szCs w:val="20"/>
+          <w:lang w:val="en-US"/>
+        </w:rPr>
+        <w:t>Models</w:t>
+      </w:r>
+      <w:r>
+        <w:rPr>
+          <w:rFonts w:hint="default" w:ascii="JetBrains Mono" w:hAnsi="JetBrains Mono" w:cs="JetBrains Mono"/>
+          <w:b w:val="0"/>
+          <w:bCs w:val="0"/>
+          <w:sz w:val="20"/>
+          <w:szCs w:val="20"/>
+          <w:lang w:val="en-US"/>
+        </w:rPr>
+        <w:t xml:space="preserve">: </w:t>
+      </w:r>
+      <w:r>
+        <w:rPr>
+          <w:rFonts w:hint="default" w:ascii="JetBrains Mono" w:hAnsi="JetBrains Mono" w:cs="JetBrains Mono"/>
+          <w:sz w:val="20"/>
+          <w:szCs w:val="20"/>
+          <w:lang w:val="en-US"/>
+        </w:rPr>
+        <w:t xml:space="preserve">These hold the Bookmark, Settings, History entity classes which are representing the database tables holding properties like ID, Name, URL, etc. </w:t>
+      </w:r>
+    </w:p>
+    <w:p>
+      <w:pPr>
+        <w:numPr>
+          <w:ilvl w:val="0"/>
+          <w:numId w:val="0"/>
+        </w:numPr>
+        <w:pBdr>
+          <w:bottom w:val="single" w:color="auto" w:sz="4" w:space="0"/>
+        </w:pBdr>
+        <w:ind w:leftChars="0"/>
+        <w:jc w:val="both"/>
+        <w:rPr>
+          <w:rFonts w:hint="default" w:ascii="JetBrains Mono" w:hAnsi="JetBrains Mono" w:cs="JetBrains Mono"/>
+          <w:sz w:val="20"/>
+          <w:szCs w:val="20"/>
+          <w:lang w:val="en-US"/>
+        </w:rPr>
+      </w:pPr>
+    </w:p>
+    <w:p>
+      <w:pPr>
+        <w:numPr>
+          <w:ilvl w:val="0"/>
+          <w:numId w:val="0"/>
+        </w:numPr>
+        <w:ind w:leftChars="0"/>
+        <w:jc w:val="both"/>
+        <w:rPr>
+          <w:rFonts w:hint="default" w:ascii="JetBrains Mono" w:hAnsi="JetBrains Mono" w:cs="JetBrains Mono"/>
+          <w:sz w:val="20"/>
+          <w:szCs w:val="20"/>
+          <w:lang w:val="en-US"/>
+        </w:rPr>
+      </w:pPr>
+    </w:p>
+    <w:p>
+      <w:pPr>
+        <w:widowControl w:val="0"/>
+        <w:ind w:left="720" w:leftChars="0"/>
+        <w:jc w:val="left"/>
+        <w:rPr>
+          <w:rFonts w:hint="default" w:ascii="JetBrains Mono" w:hAnsi="JetBrains Mono" w:cs="JetBrains Mono"/>
+          <w:b/>
+          <w:bCs/>
+          <w:sz w:val="20"/>
+          <w:szCs w:val="20"/>
+          <w:vertAlign w:val="baseline"/>
+          <w:lang w:val="en-US"/>
+        </w:rPr>
+      </w:pPr>
+      <w:r>
+        <w:rPr>
+          <w:rFonts w:hint="default" w:ascii="JetBrains Mono" w:hAnsi="JetBrains Mono" w:cs="JetBrains Mono"/>
+          <w:b/>
+          <w:bCs/>
+          <w:sz w:val="20"/>
+          <w:szCs w:val="20"/>
+          <w:vertAlign w:val="baseline"/>
+          <w:lang w:val="en-US"/>
+        </w:rPr>
+        <w:t>├── ViewModels/</w:t>
+      </w:r>
+    </w:p>
+    <w:p>
+      <w:pPr>
+        <w:widowControl w:val="0"/>
+        <w:ind w:left="720" w:leftChars="0"/>
+        <w:jc w:val="left"/>
+        <w:rPr>
+          <w:rFonts w:hint="default" w:ascii="JetBrains Mono" w:hAnsi="JetBrains Mono" w:cs="JetBrains Mono"/>
+          <w:b/>
+          <w:bCs/>
+          <w:sz w:val="20"/>
+          <w:szCs w:val="20"/>
+          <w:vertAlign w:val="baseline"/>
+          <w:lang w:val="en-US"/>
+        </w:rPr>
+      </w:pPr>
+      <w:r>
+        <w:rPr>
+          <w:rFonts w:hint="default" w:ascii="JetBrains Mono" w:hAnsi="JetBrains Mono" w:cs="JetBrains Mono"/>
+          <w:b/>
+          <w:bCs/>
+          <w:sz w:val="20"/>
+          <w:szCs w:val="20"/>
+          <w:vertAlign w:val="baseline"/>
+          <w:lang w:val="en-US"/>
+        </w:rPr>
+        <w:t>│   ├── MainWindowViewModel.cs</w:t>
+      </w:r>
+    </w:p>
+    <w:p>
+      <w:pPr>
+        <w:widowControl w:val="0"/>
+        <w:ind w:left="720" w:leftChars="0"/>
+        <w:jc w:val="left"/>
+        <w:rPr>
+          <w:rFonts w:hint="default" w:ascii="JetBrains Mono" w:hAnsi="JetBrains Mono" w:cs="JetBrains Mono"/>
+          <w:sz w:val="20"/>
+          <w:szCs w:val="20"/>
+          <w:lang w:val="en-US"/>
+        </w:rPr>
+      </w:pPr>
+      <w:r>
+        <w:rPr>
+          <w:rFonts w:hint="default" w:ascii="JetBrains Mono" w:hAnsi="JetBrains Mono" w:cs="JetBrains Mono"/>
+          <w:b/>
+          <w:bCs/>
+          <w:sz w:val="20"/>
+          <w:szCs w:val="20"/>
+          <w:vertAlign w:val="baseline"/>
+          <w:lang w:val="en-US"/>
+        </w:rPr>
+        <w:t>│   └── ViewModelBase.cs</w:t>
+      </w:r>
+    </w:p>
+    <w:p>
+      <w:pPr>
+        <w:numPr>
+          <w:ilvl w:val="0"/>
+          <w:numId w:val="0"/>
+        </w:numPr>
+        <w:ind w:leftChars="0"/>
+        <w:jc w:val="both"/>
+        <w:rPr>
+          <w:rFonts w:hint="default" w:ascii="JetBrains Mono" w:hAnsi="JetBrains Mono" w:cs="JetBrains Mono"/>
+          <w:sz w:val="20"/>
+          <w:szCs w:val="20"/>
+          <w:lang w:val="en-US"/>
+        </w:rPr>
+      </w:pPr>
+    </w:p>
+    <w:p>
+      <w:pPr>
+        <w:numPr>
+          <w:ilvl w:val="0"/>
+          <w:numId w:val="0"/>
+        </w:numPr>
+        <w:ind w:leftChars="0"/>
+        <w:jc w:val="both"/>
+        <w:rPr>
+          <w:rFonts w:hint="default" w:ascii="JetBrains Mono" w:hAnsi="JetBrains Mono" w:cs="JetBrains Mono"/>
+          <w:b/>
+          <w:bCs/>
+          <w:sz w:val="20"/>
+          <w:szCs w:val="20"/>
+          <w:lang w:val="en-US"/>
+        </w:rPr>
+      </w:pPr>
+      <w:r>
+        <w:rPr>
+          <w:rFonts w:hint="default" w:ascii="JetBrains Mono" w:hAnsi="JetBrains Mono" w:cs="JetBrains Mono"/>
+          <w:b/>
+          <w:bCs/>
+          <w:sz w:val="20"/>
+          <w:szCs w:val="20"/>
+          <w:lang w:val="en-US"/>
+        </w:rPr>
+        <w:t>ViewModel</w:t>
+      </w:r>
+      <w:r>
+        <w:rPr>
+          <w:rFonts w:hint="default" w:ascii="JetBrains Mono" w:hAnsi="JetBrains Mono" w:cs="JetBrains Mono"/>
+          <w:b w:val="0"/>
+          <w:bCs w:val="0"/>
+          <w:sz w:val="20"/>
+          <w:szCs w:val="20"/>
+          <w:lang w:val="en-US"/>
+        </w:rPr>
+        <w:t>: The view model MainWindowViewModel handles all the application states and user interactions, it exposes:</w:t>
+      </w:r>
+    </w:p>
+    <w:p>
+      <w:pPr>
+        <w:numPr>
+          <w:ilvl w:val="0"/>
+          <w:numId w:val="0"/>
+        </w:numPr>
+        <w:ind w:leftChars="0"/>
+        <w:jc w:val="both"/>
+        <w:rPr>
+          <w:rFonts w:hint="default" w:ascii="JetBrains Mono" w:hAnsi="JetBrains Mono" w:cs="JetBrains Mono"/>
+          <w:b/>
+          <w:bCs/>
+          <w:sz w:val="20"/>
+          <w:szCs w:val="20"/>
+          <w:lang w:val="en-US"/>
+        </w:rPr>
+      </w:pPr>
+    </w:p>
+    <w:p>
+      <w:pPr>
+        <w:numPr>
+          <w:ilvl w:val="1"/>
+          <w:numId w:val="7"/>
+        </w:numPr>
+        <w:ind w:left="840" w:leftChars="0" w:hanging="420" w:firstLineChars="0"/>
+        <w:jc w:val="left"/>
+        <w:rPr>
+          <w:rFonts w:hint="default" w:ascii="JetBrains Mono" w:hAnsi="JetBrains Mono" w:cs="JetBrains Mono"/>
+          <w:b w:val="0"/>
+          <w:bCs w:val="0"/>
+          <w:sz w:val="20"/>
+          <w:szCs w:val="20"/>
+          <w:lang w:val="en-US"/>
+        </w:rPr>
+      </w:pPr>
+      <w:r>
+        <w:rPr>
+          <w:rFonts w:hint="default" w:ascii="JetBrains Mono" w:hAnsi="JetBrains Mono" w:cs="JetBrains Mono"/>
+          <w:b/>
+          <w:bCs/>
+          <w:sz w:val="20"/>
+          <w:szCs w:val="20"/>
+          <w:lang w:val="en-US"/>
+        </w:rPr>
+        <w:t xml:space="preserve">Properties: </w:t>
+      </w:r>
+      <w:r>
+        <w:rPr>
+          <w:rFonts w:hint="default" w:ascii="JetBrains Mono" w:hAnsi="JetBrains Mono" w:cs="JetBrains Mono"/>
+          <w:b w:val="0"/>
+          <w:bCs w:val="0"/>
+          <w:sz w:val="20"/>
+          <w:szCs w:val="20"/>
+          <w:lang w:val="en-US"/>
+        </w:rPr>
+        <w:t>Address, HomePageUrl, HtmlSource, StatusMessage, Bookmarks, History, ParsedLinks (all ObservableCollections for reactive UI updates)</w:t>
+      </w:r>
+    </w:p>
+    <w:p>
+      <w:pPr>
+        <w:numPr>
+          <w:ilvl w:val="0"/>
+          <w:numId w:val="0"/>
+        </w:numPr>
+        <w:jc w:val="left"/>
+        <w:rPr>
+          <w:rFonts w:hint="default" w:ascii="JetBrains Mono" w:hAnsi="JetBrains Mono" w:cs="JetBrains Mono"/>
+          <w:b w:val="0"/>
+          <w:bCs w:val="0"/>
+          <w:sz w:val="20"/>
+          <w:szCs w:val="20"/>
+          <w:lang w:val="en-US"/>
+        </w:rPr>
+      </w:pPr>
+    </w:p>
+    <w:p>
+      <w:pPr>
+        <w:numPr>
+          <w:ilvl w:val="1"/>
+          <w:numId w:val="7"/>
+        </w:numPr>
+        <w:ind w:left="840" w:leftChars="0" w:hanging="420" w:firstLineChars="0"/>
+        <w:jc w:val="left"/>
+        <w:rPr>
+          <w:rFonts w:hint="default" w:ascii="JetBrains Mono" w:hAnsi="JetBrains Mono" w:cs="JetBrains Mono"/>
+          <w:b w:val="0"/>
+          <w:bCs w:val="0"/>
+          <w:sz w:val="20"/>
+          <w:szCs w:val="20"/>
+          <w:lang w:val="en-US"/>
+        </w:rPr>
+      </w:pPr>
+      <w:r>
+        <w:rPr>
+          <w:rFonts w:hint="default" w:ascii="JetBrains Mono" w:hAnsi="JetBrains Mono" w:cs="JetBrains Mono"/>
+          <w:b/>
+          <w:bCs/>
+          <w:sz w:val="20"/>
+          <w:szCs w:val="20"/>
+          <w:lang w:val="en-US"/>
+        </w:rPr>
+        <w:t xml:space="preserve">Commands: </w:t>
+      </w:r>
+      <w:r>
+        <w:rPr>
+          <w:rFonts w:hint="default" w:ascii="JetBrains Mono" w:hAnsi="JetBrains Mono" w:cs="JetBrains Mono"/>
+          <w:b w:val="0"/>
+          <w:bCs w:val="0"/>
+          <w:sz w:val="20"/>
+          <w:szCs w:val="20"/>
+          <w:lang w:val="en-US"/>
+        </w:rPr>
+        <w:t>FetchHtmlCommand, BackButtonCommand, ForwardButtonCommand, HomeButtonCommand, ToggleHtmlCommand, ShowBookmarkFlyoutCommand, HistoryItemClickCommand</w:t>
+      </w:r>
+    </w:p>
+    <w:p>
+      <w:pPr>
+        <w:numPr>
+          <w:ilvl w:val="0"/>
+          <w:numId w:val="0"/>
+        </w:numPr>
+        <w:ind w:left="420" w:leftChars="0"/>
+        <w:jc w:val="left"/>
+        <w:rPr>
+          <w:rFonts w:hint="default" w:ascii="JetBrains Mono" w:hAnsi="JetBrains Mono" w:cs="JetBrains Mono"/>
+          <w:b w:val="0"/>
+          <w:bCs w:val="0"/>
+          <w:sz w:val="20"/>
+          <w:szCs w:val="20"/>
+          <w:lang w:val="en-US"/>
+        </w:rPr>
+      </w:pPr>
+    </w:p>
+    <w:p>
+      <w:pPr>
+        <w:numPr>
+          <w:ilvl w:val="1"/>
+          <w:numId w:val="7"/>
+        </w:numPr>
+        <w:ind w:left="840" w:leftChars="0" w:hanging="420" w:firstLineChars="0"/>
+        <w:jc w:val="left"/>
+        <w:rPr>
+          <w:rFonts w:hint="default" w:ascii="JetBrains Mono" w:hAnsi="JetBrains Mono" w:cs="JetBrains Mono"/>
+          <w:b w:val="0"/>
+          <w:bCs w:val="0"/>
+          <w:sz w:val="20"/>
+          <w:szCs w:val="20"/>
+          <w:lang w:val="en-US"/>
+        </w:rPr>
+      </w:pPr>
+      <w:r>
+        <w:rPr>
+          <w:rFonts w:hint="default" w:ascii="JetBrains Mono" w:hAnsi="JetBrains Mono" w:cs="JetBrains Mono"/>
+          <w:b/>
+          <w:bCs/>
+          <w:sz w:val="20"/>
+          <w:szCs w:val="20"/>
+          <w:lang w:val="en-US"/>
+        </w:rPr>
+        <w:t>Methods:</w:t>
+      </w:r>
+      <w:r>
+        <w:rPr>
+          <w:rFonts w:hint="default" w:ascii="JetBrains Mono" w:hAnsi="JetBrains Mono" w:cs="JetBrains Mono"/>
+          <w:b w:val="0"/>
+          <w:bCs w:val="0"/>
+          <w:sz w:val="20"/>
+          <w:szCs w:val="20"/>
+          <w:lang w:val="en-US"/>
+        </w:rPr>
+        <w:t xml:space="preserve"> FetchHtmlAsync(), ParseHtml(), GoHomeAsync(), GoBackAsync(), GoForwardAsync()</w:t>
+      </w:r>
+    </w:p>
+    <w:p>
+      <w:pPr>
+        <w:numPr>
+          <w:ilvl w:val="0"/>
+          <w:numId w:val="0"/>
+        </w:numPr>
+        <w:pBdr>
+          <w:bottom w:val="single" w:color="auto" w:sz="4" w:space="0"/>
+        </w:pBdr>
+        <w:ind w:left="420" w:leftChars="0"/>
+        <w:jc w:val="left"/>
+        <w:rPr>
+          <w:rFonts w:hint="default" w:ascii="JetBrains Mono" w:hAnsi="JetBrains Mono" w:cs="JetBrains Mono"/>
+          <w:b w:val="0"/>
+          <w:bCs w:val="0"/>
+          <w:sz w:val="20"/>
+          <w:szCs w:val="20"/>
+          <w:lang w:val="en-US"/>
+        </w:rPr>
+      </w:pPr>
+    </w:p>
+    <w:p>
+      <w:pPr>
+        <w:numPr>
+          <w:ilvl w:val="0"/>
+          <w:numId w:val="0"/>
+        </w:numPr>
+        <w:jc w:val="left"/>
+        <w:rPr>
+          <w:rFonts w:hint="default" w:ascii="JetBrains Mono" w:hAnsi="JetBrains Mono" w:cs="JetBrains Mono"/>
+          <w:b w:val="0"/>
+          <w:bCs w:val="0"/>
+          <w:sz w:val="20"/>
+          <w:szCs w:val="20"/>
+          <w:lang w:val="en-US"/>
+        </w:rPr>
+      </w:pPr>
+    </w:p>
+    <w:p>
+      <w:pPr>
+        <w:widowControl w:val="0"/>
+        <w:ind w:left="720" w:leftChars="0"/>
+        <w:jc w:val="left"/>
+        <w:rPr>
+          <w:rFonts w:hint="default" w:ascii="JetBrains Mono" w:hAnsi="JetBrains Mono" w:cs="JetBrains Mono"/>
+          <w:b/>
+          <w:bCs/>
+          <w:sz w:val="20"/>
+          <w:szCs w:val="20"/>
+          <w:vertAlign w:val="baseline"/>
+          <w:lang w:val="en-US"/>
+        </w:rPr>
+      </w:pPr>
+      <w:r>
+        <w:rPr>
+          <w:rFonts w:hint="default" w:ascii="JetBrains Mono" w:hAnsi="JetBrains Mono" w:cs="JetBrains Mono"/>
+          <w:b/>
+          <w:bCs/>
+          <w:sz w:val="20"/>
+          <w:szCs w:val="20"/>
+          <w:vertAlign w:val="baseline"/>
+          <w:lang w:val="en-US"/>
+        </w:rPr>
+        <w:t>├── Services/</w:t>
+      </w:r>
+    </w:p>
+    <w:p>
+      <w:pPr>
+        <w:widowControl w:val="0"/>
+        <w:ind w:left="720" w:leftChars="0"/>
+        <w:jc w:val="left"/>
+        <w:rPr>
+          <w:rFonts w:hint="default" w:ascii="JetBrains Mono" w:hAnsi="JetBrains Mono" w:cs="JetBrains Mono"/>
+          <w:b/>
+          <w:bCs/>
+          <w:sz w:val="20"/>
+          <w:szCs w:val="20"/>
+          <w:vertAlign w:val="baseline"/>
+          <w:lang w:val="en-US"/>
+        </w:rPr>
+      </w:pPr>
+      <w:r>
+        <w:rPr>
+          <w:rFonts w:hint="default" w:ascii="JetBrains Mono" w:hAnsi="JetBrains Mono" w:cs="JetBrains Mono"/>
+          <w:b/>
+          <w:bCs/>
+          <w:sz w:val="20"/>
+          <w:szCs w:val="20"/>
+          <w:vertAlign w:val="baseline"/>
+          <w:lang w:val="en-US"/>
+        </w:rPr>
+        <w:t>│   ├── AppDbContext.cs</w:t>
+      </w:r>
+    </w:p>
+    <w:p>
+      <w:pPr>
+        <w:widowControl w:val="0"/>
+        <w:ind w:left="720" w:leftChars="0"/>
+        <w:jc w:val="left"/>
+        <w:rPr>
+          <w:rFonts w:hint="default" w:ascii="JetBrains Mono" w:hAnsi="JetBrains Mono" w:cs="JetBrains Mono"/>
+          <w:b/>
+          <w:bCs/>
+          <w:sz w:val="20"/>
+          <w:szCs w:val="20"/>
+          <w:vertAlign w:val="baseline"/>
+          <w:lang w:val="en-US"/>
+        </w:rPr>
+      </w:pPr>
+      <w:r>
+        <w:rPr>
+          <w:rFonts w:hint="default" w:ascii="JetBrains Mono" w:hAnsi="JetBrains Mono" w:cs="JetBrains Mono"/>
+          <w:b/>
+          <w:bCs/>
+          <w:sz w:val="20"/>
+          <w:szCs w:val="20"/>
+          <w:vertAlign w:val="baseline"/>
+          <w:lang w:val="en-US"/>
+        </w:rPr>
+        <w:t>│   ├── UrlHelper.cs</w:t>
+      </w:r>
+    </w:p>
+    <w:p>
+      <w:pPr>
+        <w:widowControl w:val="0"/>
+        <w:ind w:left="720" w:leftChars="0"/>
+        <w:jc w:val="left"/>
+        <w:rPr>
+          <w:rFonts w:hint="default" w:ascii="JetBrains Mono" w:hAnsi="JetBrains Mono" w:cs="JetBrains Mono"/>
+          <w:b/>
+          <w:bCs/>
+          <w:sz w:val="20"/>
+          <w:szCs w:val="20"/>
+          <w:vertAlign w:val="baseline"/>
+          <w:lang w:val="en-US"/>
+        </w:rPr>
+      </w:pPr>
+      <w:r>
+        <w:rPr>
+          <w:rFonts w:hint="default" w:ascii="JetBrains Mono" w:hAnsi="JetBrains Mono" w:cs="JetBrains Mono"/>
+          <w:b/>
+          <w:bCs/>
+          <w:sz w:val="20"/>
+          <w:szCs w:val="20"/>
+          <w:vertAlign w:val="baseline"/>
+          <w:lang w:val="en-US"/>
+        </w:rPr>
+        <w:t>│   ├── IBookmarkService.cs</w:t>
+      </w:r>
+    </w:p>
+    <w:p>
+      <w:pPr>
+        <w:widowControl w:val="0"/>
+        <w:ind w:left="720" w:leftChars="0"/>
+        <w:jc w:val="left"/>
+        <w:rPr>
+          <w:rFonts w:hint="default" w:ascii="JetBrains Mono" w:hAnsi="JetBrains Mono" w:cs="JetBrains Mono"/>
+          <w:b/>
+          <w:bCs/>
+          <w:sz w:val="20"/>
+          <w:szCs w:val="20"/>
+          <w:vertAlign w:val="baseline"/>
+          <w:lang w:val="en-US"/>
+        </w:rPr>
+      </w:pPr>
+      <w:r>
+        <w:rPr>
+          <w:rFonts w:hint="default" w:ascii="JetBrains Mono" w:hAnsi="JetBrains Mono" w:cs="JetBrains Mono"/>
+          <w:b/>
+          <w:bCs/>
+          <w:sz w:val="20"/>
+          <w:szCs w:val="20"/>
+          <w:vertAlign w:val="baseline"/>
+          <w:lang w:val="en-US"/>
+        </w:rPr>
+        <w:t>│   ├── IHistoryService.cs</w:t>
+      </w:r>
+    </w:p>
+    <w:p>
+      <w:pPr>
+        <w:widowControl w:val="0"/>
+        <w:ind w:left="720" w:leftChars="0"/>
+        <w:jc w:val="left"/>
+        <w:rPr>
+          <w:rFonts w:hint="default" w:ascii="JetBrains Mono" w:hAnsi="JetBrains Mono" w:cs="JetBrains Mono"/>
+          <w:b/>
+          <w:bCs/>
+          <w:sz w:val="20"/>
+          <w:szCs w:val="20"/>
+          <w:vertAlign w:val="baseline"/>
+          <w:lang w:val="en-US"/>
+        </w:rPr>
+      </w:pPr>
+      <w:r>
+        <w:rPr>
+          <w:rFonts w:hint="default" w:ascii="JetBrains Mono" w:hAnsi="JetBrains Mono" w:cs="JetBrains Mono"/>
+          <w:b/>
+          <w:bCs/>
+          <w:sz w:val="20"/>
+          <w:szCs w:val="20"/>
+          <w:vertAlign w:val="baseline"/>
+          <w:lang w:val="en-US"/>
+        </w:rPr>
+        <w:t>│   ├── IHtmlParser.cs</w:t>
+      </w:r>
+    </w:p>
+    <w:p>
+      <w:pPr>
+        <w:widowControl w:val="0"/>
+        <w:ind w:left="720" w:leftChars="0"/>
+        <w:jc w:val="left"/>
+        <w:rPr>
+          <w:rFonts w:hint="default" w:ascii="JetBrains Mono" w:hAnsi="JetBrains Mono" w:cs="JetBrains Mono"/>
+          <w:b/>
+          <w:bCs/>
+          <w:sz w:val="20"/>
+          <w:szCs w:val="20"/>
+          <w:vertAlign w:val="baseline"/>
+          <w:lang w:val="en-US"/>
+        </w:rPr>
+      </w:pPr>
+      <w:r>
+        <w:rPr>
+          <w:rFonts w:hint="default" w:ascii="JetBrains Mono" w:hAnsi="JetBrains Mono" w:cs="JetBrains Mono"/>
+          <w:b/>
+          <w:bCs/>
+          <w:sz w:val="20"/>
+          <w:szCs w:val="20"/>
+          <w:vertAlign w:val="baseline"/>
+          <w:lang w:val="en-US"/>
+        </w:rPr>
+        <w:t>│   ├── INavService.cs</w:t>
+      </w:r>
+    </w:p>
+    <w:p>
+      <w:pPr>
+        <w:widowControl w:val="0"/>
+        <w:ind w:left="720" w:leftChars="0"/>
+        <w:jc w:val="left"/>
+        <w:rPr>
+          <w:rFonts w:hint="default" w:ascii="JetBrains Mono" w:hAnsi="JetBrains Mono" w:cs="JetBrains Mono"/>
+          <w:b/>
+          <w:bCs/>
+          <w:sz w:val="20"/>
+          <w:szCs w:val="20"/>
+          <w:vertAlign w:val="baseline"/>
+          <w:lang w:val="en-US"/>
+        </w:rPr>
+      </w:pPr>
+      <w:r>
+        <w:rPr>
+          <w:rFonts w:hint="default" w:ascii="JetBrains Mono" w:hAnsi="JetBrains Mono" w:cs="JetBrains Mono"/>
+          <w:b/>
+          <w:bCs/>
+          <w:sz w:val="20"/>
+          <w:szCs w:val="20"/>
+          <w:vertAlign w:val="baseline"/>
+          <w:lang w:val="en-US"/>
+        </w:rPr>
+        <w:t>│   ├── IStorageService.cs</w:t>
+      </w:r>
+    </w:p>
+    <w:p>
+      <w:pPr>
+        <w:widowControl w:val="0"/>
+        <w:ind w:left="720" w:leftChars="0"/>
+        <w:jc w:val="left"/>
+        <w:rPr>
+          <w:rFonts w:hint="default" w:ascii="JetBrains Mono" w:hAnsi="JetBrains Mono" w:cs="JetBrains Mono"/>
+          <w:b/>
+          <w:bCs/>
+          <w:sz w:val="20"/>
+          <w:szCs w:val="20"/>
+          <w:vertAlign w:val="baseline"/>
+          <w:lang w:val="en-US"/>
+        </w:rPr>
+      </w:pPr>
+      <w:r>
+        <w:rPr>
+          <w:rFonts w:hint="default" w:ascii="JetBrains Mono" w:hAnsi="JetBrains Mono" w:cs="JetBrains Mono"/>
+          <w:b/>
+          <w:bCs/>
+          <w:sz w:val="20"/>
+          <w:szCs w:val="20"/>
+          <w:vertAlign w:val="baseline"/>
+          <w:lang w:val="en-US"/>
+        </w:rPr>
+        <w:t>│   └── IWebService.cs</w:t>
+      </w:r>
+    </w:p>
+    <w:p>
+      <w:pPr>
+        <w:numPr>
+          <w:ilvl w:val="0"/>
+          <w:numId w:val="0"/>
+        </w:numPr>
+        <w:ind w:left="420" w:leftChars="0"/>
+        <w:jc w:val="both"/>
+        <w:rPr>
+          <w:rFonts w:hint="default" w:ascii="JetBrains Mono" w:hAnsi="JetBrains Mono" w:cs="JetBrains Mono"/>
+          <w:b/>
+          <w:bCs/>
+          <w:sz w:val="20"/>
+          <w:szCs w:val="20"/>
+          <w:lang w:val="en-US"/>
+        </w:rPr>
+      </w:pPr>
+    </w:p>
+    <w:p>
+      <w:pPr>
+        <w:numPr>
+          <w:ilvl w:val="0"/>
+          <w:numId w:val="0"/>
+        </w:numPr>
+        <w:ind w:leftChars="0"/>
+        <w:jc w:val="both"/>
+        <w:rPr>
+          <w:rFonts w:hint="default" w:ascii="JetBrains Mono" w:hAnsi="JetBrains Mono" w:cs="JetBrains Mono"/>
+          <w:b w:val="0"/>
+          <w:bCs w:val="0"/>
+          <w:sz w:val="20"/>
+          <w:szCs w:val="20"/>
+          <w:lang w:val="en-US"/>
+        </w:rPr>
+      </w:pPr>
+      <w:r>
+        <w:rPr>
+          <w:rFonts w:hint="default" w:ascii="JetBrains Mono" w:hAnsi="JetBrains Mono" w:cs="JetBrains Mono"/>
+          <w:b/>
+          <w:bCs/>
+          <w:sz w:val="20"/>
+          <w:szCs w:val="20"/>
+          <w:lang w:val="en-US"/>
+        </w:rPr>
+        <w:t xml:space="preserve">Services: </w:t>
+      </w:r>
+      <w:r>
+        <w:rPr>
+          <w:rFonts w:hint="default" w:ascii="JetBrains Mono" w:hAnsi="JetBrains Mono" w:cs="JetBrains Mono"/>
+          <w:b w:val="0"/>
+          <w:bCs w:val="0"/>
+          <w:sz w:val="20"/>
+          <w:szCs w:val="20"/>
+          <w:lang w:val="en-US"/>
+        </w:rPr>
+        <w:t>These files hold most of the business logic (Http requests, database operations, navigation)</w:t>
+      </w:r>
+    </w:p>
+    <w:p>
+      <w:pPr>
+        <w:numPr>
+          <w:ilvl w:val="0"/>
+          <w:numId w:val="0"/>
+        </w:numPr>
+        <w:ind w:leftChars="0"/>
+        <w:jc w:val="both"/>
+        <w:rPr>
+          <w:rFonts w:hint="default" w:ascii="JetBrains Mono" w:hAnsi="JetBrains Mono" w:cs="JetBrains Mono"/>
+          <w:b w:val="0"/>
+          <w:bCs w:val="0"/>
+          <w:sz w:val="20"/>
+          <w:szCs w:val="20"/>
+          <w:lang w:val="en-US"/>
+        </w:rPr>
+      </w:pPr>
+    </w:p>
+    <w:p>
+      <w:pPr>
+        <w:numPr>
+          <w:ilvl w:val="1"/>
+          <w:numId w:val="8"/>
+        </w:numPr>
+        <w:ind w:left="840" w:leftChars="0" w:hanging="420" w:firstLineChars="0"/>
+        <w:jc w:val="left"/>
+        <w:rPr>
+          <w:rFonts w:hint="default" w:ascii="JetBrains Mono" w:hAnsi="JetBrains Mono" w:cs="JetBrains Mono"/>
+          <w:b w:val="0"/>
+          <w:bCs w:val="0"/>
+          <w:sz w:val="20"/>
+          <w:szCs w:val="20"/>
+          <w:lang w:val="en-US"/>
+        </w:rPr>
+      </w:pPr>
+      <w:r>
+        <w:rPr>
+          <w:rFonts w:hint="default" w:ascii="JetBrains Mono" w:hAnsi="JetBrains Mono" w:cs="JetBrains Mono"/>
+          <w:b w:val="0"/>
+          <w:bCs w:val="0"/>
+          <w:sz w:val="20"/>
+          <w:szCs w:val="20"/>
+          <w:lang w:val="en-US"/>
+        </w:rPr>
+        <w:t xml:space="preserve">IWebService / WebService - Handles HTTP communication via the </w:t>
+      </w:r>
+      <w:r>
+        <w:rPr>
+          <w:rFonts w:hint="default" w:ascii="JetBrains Mono" w:hAnsi="JetBrains Mono" w:cs="JetBrains Mono"/>
+          <w:b/>
+          <w:bCs/>
+          <w:sz w:val="20"/>
+          <w:szCs w:val="20"/>
+          <w:lang w:val="en-US"/>
+        </w:rPr>
+        <w:t xml:space="preserve">FetchHtmlAsync </w:t>
+      </w:r>
+      <w:r>
+        <w:rPr>
+          <w:rFonts w:hint="default" w:ascii="JetBrains Mono" w:hAnsi="JetBrains Mono" w:cs="JetBrains Mono"/>
+          <w:b w:val="0"/>
+          <w:bCs w:val="0"/>
+          <w:sz w:val="20"/>
+          <w:szCs w:val="20"/>
+          <w:lang w:val="en-US"/>
+        </w:rPr>
+        <w:t>method, allowing for fetching HTML content from URLs.</w:t>
+      </w:r>
+    </w:p>
+    <w:p>
+      <w:pPr>
+        <w:numPr>
+          <w:ilvl w:val="0"/>
+          <w:numId w:val="0"/>
+        </w:numPr>
+        <w:ind w:left="420" w:leftChars="0"/>
+        <w:jc w:val="left"/>
+        <w:rPr>
+          <w:rFonts w:hint="default" w:ascii="JetBrains Mono" w:hAnsi="JetBrains Mono" w:cs="JetBrains Mono"/>
+          <w:b w:val="0"/>
+          <w:bCs w:val="0"/>
+          <w:sz w:val="20"/>
+          <w:szCs w:val="20"/>
+          <w:lang w:val="en-US"/>
+        </w:rPr>
+      </w:pPr>
+    </w:p>
+    <w:p>
+      <w:pPr>
+        <w:numPr>
+          <w:ilvl w:val="1"/>
+          <w:numId w:val="8"/>
+        </w:numPr>
+        <w:ind w:left="840" w:leftChars="0" w:hanging="420" w:firstLineChars="0"/>
+        <w:jc w:val="left"/>
+        <w:rPr>
+          <w:rFonts w:hint="default" w:ascii="JetBrains Mono" w:hAnsi="JetBrains Mono" w:cs="JetBrains Mono"/>
+          <w:b w:val="0"/>
+          <w:bCs w:val="0"/>
+          <w:sz w:val="20"/>
+          <w:szCs w:val="20"/>
+          <w:lang w:val="en-US"/>
+        </w:rPr>
+      </w:pPr>
+      <w:r>
+        <w:rPr>
+          <w:rFonts w:hint="default" w:ascii="JetBrains Mono" w:hAnsi="JetBrains Mono" w:cs="JetBrains Mono"/>
+          <w:b w:val="0"/>
+          <w:bCs w:val="0"/>
+          <w:sz w:val="20"/>
+          <w:szCs w:val="20"/>
+          <w:lang w:val="en-US"/>
+        </w:rPr>
+        <w:t>IStorageService / StorageService - Manages persistent storage operations (save/load home page, bookmarks, history, last URL)</w:t>
+      </w:r>
+    </w:p>
+    <w:p>
+      <w:pPr>
+        <w:numPr>
+          <w:ilvl w:val="0"/>
+          <w:numId w:val="0"/>
+        </w:numPr>
+        <w:ind w:left="420" w:leftChars="0"/>
+        <w:jc w:val="left"/>
+        <w:rPr>
+          <w:rFonts w:hint="default" w:ascii="JetBrains Mono" w:hAnsi="JetBrains Mono" w:cs="JetBrains Mono"/>
+          <w:b w:val="0"/>
+          <w:bCs w:val="0"/>
+          <w:sz w:val="20"/>
+          <w:szCs w:val="20"/>
+          <w:lang w:val="en-US"/>
+        </w:rPr>
+      </w:pPr>
+    </w:p>
+    <w:p>
+      <w:pPr>
+        <w:numPr>
+          <w:ilvl w:val="1"/>
+          <w:numId w:val="8"/>
+        </w:numPr>
+        <w:ind w:left="840" w:leftChars="0" w:hanging="420" w:firstLineChars="0"/>
+        <w:jc w:val="left"/>
+        <w:rPr>
+          <w:rFonts w:hint="default" w:ascii="JetBrains Mono" w:hAnsi="JetBrains Mono" w:cs="JetBrains Mono"/>
+          <w:b w:val="0"/>
+          <w:bCs w:val="0"/>
+          <w:sz w:val="20"/>
+          <w:szCs w:val="20"/>
+          <w:lang w:val="en-US"/>
+        </w:rPr>
+      </w:pPr>
+      <w:r>
+        <w:rPr>
+          <w:rFonts w:hint="default" w:ascii="JetBrains Mono" w:hAnsi="JetBrains Mono" w:cs="JetBrains Mono"/>
+          <w:b w:val="0"/>
+          <w:bCs w:val="0"/>
+          <w:sz w:val="20"/>
+          <w:szCs w:val="20"/>
+          <w:lang w:val="en-US"/>
+        </w:rPr>
+        <w:t>IHtmlParserService / HtmlParserService - Parses HTML to extract titles and links</w:t>
+      </w:r>
+    </w:p>
+    <w:p>
+      <w:pPr>
+        <w:numPr>
+          <w:ilvl w:val="0"/>
+          <w:numId w:val="0"/>
+        </w:numPr>
+        <w:ind w:left="420" w:leftChars="0"/>
+        <w:jc w:val="left"/>
+        <w:rPr>
+          <w:rFonts w:hint="default" w:ascii="JetBrains Mono" w:hAnsi="JetBrains Mono" w:cs="JetBrains Mono"/>
+          <w:b w:val="0"/>
+          <w:bCs w:val="0"/>
+          <w:sz w:val="20"/>
+          <w:szCs w:val="20"/>
+          <w:lang w:val="en-US"/>
+        </w:rPr>
+      </w:pPr>
+    </w:p>
+    <w:p>
+      <w:pPr>
+        <w:numPr>
+          <w:ilvl w:val="1"/>
+          <w:numId w:val="8"/>
+        </w:numPr>
+        <w:ind w:left="840" w:leftChars="0" w:hanging="420" w:firstLineChars="0"/>
+        <w:jc w:val="left"/>
+        <w:rPr>
+          <w:rFonts w:hint="default" w:ascii="JetBrains Mono" w:hAnsi="JetBrains Mono" w:cs="JetBrains Mono"/>
+          <w:b w:val="0"/>
+          <w:bCs w:val="0"/>
+          <w:sz w:val="20"/>
+          <w:szCs w:val="20"/>
+          <w:lang w:val="en-US"/>
+        </w:rPr>
+      </w:pPr>
+      <w:r>
+        <w:rPr>
+          <w:rFonts w:hint="default" w:ascii="JetBrains Mono" w:hAnsi="JetBrains Mono" w:cs="JetBrains Mono"/>
+          <w:b w:val="0"/>
+          <w:bCs w:val="0"/>
+          <w:sz w:val="20"/>
+          <w:szCs w:val="20"/>
+          <w:lang w:val="en-US"/>
+        </w:rPr>
+        <w:t xml:space="preserve">INavService / NavService - Manages navigation history, </w:t>
+      </w:r>
+      <w:r>
+        <w:rPr>
+          <w:rFonts w:hint="default" w:ascii="JetBrains Mono" w:hAnsi="JetBrains Mono" w:cs="JetBrains Mono"/>
+          <w:b w:val="0"/>
+          <w:bCs w:val="0"/>
+          <w:color w:val="0000FF"/>
+          <w:sz w:val="20"/>
+          <w:szCs w:val="20"/>
+          <w:lang w:val="en-US"/>
+        </w:rPr>
+        <w:t xml:space="preserve">the data structure used for the Navigation of history is via a List. As this allows forward and backward navigation without altering the stack. </w:t>
+      </w:r>
+    </w:p>
+    <w:p>
+      <w:pPr>
+        <w:numPr>
+          <w:ilvl w:val="0"/>
+          <w:numId w:val="0"/>
+        </w:numPr>
+        <w:ind w:left="420" w:leftChars="0"/>
+        <w:jc w:val="left"/>
+        <w:rPr>
+          <w:rFonts w:hint="default" w:ascii="JetBrains Mono" w:hAnsi="JetBrains Mono" w:cs="JetBrains Mono"/>
+          <w:b w:val="0"/>
+          <w:bCs w:val="0"/>
+          <w:sz w:val="20"/>
+          <w:szCs w:val="20"/>
+          <w:lang w:val="en-US"/>
+        </w:rPr>
+      </w:pPr>
+    </w:p>
+    <w:p>
+      <w:pPr>
+        <w:numPr>
+          <w:ilvl w:val="1"/>
+          <w:numId w:val="8"/>
+        </w:numPr>
+        <w:ind w:left="840" w:leftChars="0" w:hanging="420" w:firstLineChars="0"/>
+        <w:jc w:val="left"/>
+        <w:rPr>
+          <w:rFonts w:hint="default" w:ascii="JetBrains Mono" w:hAnsi="JetBrains Mono" w:cs="JetBrains Mono"/>
+          <w:b w:val="0"/>
+          <w:bCs w:val="0"/>
+          <w:sz w:val="20"/>
+          <w:szCs w:val="20"/>
+          <w:lang w:val="en-US"/>
+        </w:rPr>
+      </w:pPr>
+      <w:r>
+        <w:rPr>
+          <w:rFonts w:hint="default" w:ascii="JetBrains Mono" w:hAnsi="JetBrains Mono" w:cs="JetBrains Mono"/>
+          <w:b w:val="0"/>
+          <w:bCs w:val="0"/>
+          <w:sz w:val="20"/>
+          <w:szCs w:val="20"/>
+          <w:lang w:val="en-US"/>
+        </w:rPr>
+        <w:t>IHistoryService / HistoryService - Handles browsing history operations</w:t>
+      </w:r>
+    </w:p>
+    <w:p>
+      <w:pPr>
+        <w:numPr>
+          <w:numId w:val="0"/>
+        </w:numPr>
+        <w:jc w:val="left"/>
+        <w:rPr>
+          <w:rFonts w:hint="default" w:ascii="JetBrains Mono" w:hAnsi="JetBrains Mono" w:cs="JetBrains Mono"/>
+          <w:b w:val="0"/>
+          <w:bCs w:val="0"/>
+          <w:sz w:val="20"/>
+          <w:szCs w:val="20"/>
+          <w:lang w:val="en-US"/>
+        </w:rPr>
+      </w:pPr>
+    </w:p>
+    <w:p>
+      <w:pPr>
+        <w:numPr>
+          <w:ilvl w:val="1"/>
+          <w:numId w:val="8"/>
+        </w:numPr>
+        <w:ind w:left="840" w:leftChars="0" w:hanging="420" w:firstLineChars="0"/>
+        <w:jc w:val="left"/>
+        <w:rPr>
+          <w:rFonts w:hint="default" w:ascii="JetBrains Mono" w:hAnsi="JetBrains Mono" w:cs="JetBrains Mono"/>
+          <w:b w:val="0"/>
+          <w:bCs w:val="0"/>
+          <w:sz w:val="20"/>
+          <w:szCs w:val="20"/>
+          <w:lang w:val="en-US"/>
+        </w:rPr>
+      </w:pPr>
+      <w:r>
+        <w:rPr>
+          <w:rFonts w:hint="default" w:ascii="JetBrains Mono" w:hAnsi="JetBrains Mono" w:cs="JetBrains Mono"/>
+          <w:b w:val="0"/>
+          <w:bCs w:val="0"/>
+          <w:sz w:val="20"/>
+          <w:szCs w:val="20"/>
+          <w:lang w:val="en-US"/>
+        </w:rPr>
+        <w:t>IBookmarkService / BookmarkService - Handles adding, editing, and deleting bookmark operations</w:t>
+      </w:r>
+    </w:p>
+    <w:p>
+      <w:pPr>
+        <w:numPr>
+          <w:ilvl w:val="0"/>
+          <w:numId w:val="0"/>
+        </w:numPr>
+        <w:ind w:left="420" w:leftChars="0"/>
+        <w:jc w:val="left"/>
+        <w:rPr>
+          <w:rFonts w:hint="default" w:ascii="JetBrains Mono" w:hAnsi="JetBrains Mono" w:cs="JetBrains Mono"/>
+          <w:b w:val="0"/>
+          <w:bCs w:val="0"/>
+          <w:sz w:val="20"/>
+          <w:szCs w:val="20"/>
+          <w:lang w:val="en-US"/>
+        </w:rPr>
+      </w:pPr>
+    </w:p>
+    <w:p>
+      <w:pPr>
+        <w:numPr>
+          <w:ilvl w:val="1"/>
+          <w:numId w:val="8"/>
+        </w:numPr>
+        <w:ind w:left="840" w:leftChars="0" w:hanging="420" w:firstLineChars="0"/>
+        <w:jc w:val="left"/>
+        <w:rPr>
+          <w:rFonts w:hint="default" w:ascii="JetBrains Mono" w:hAnsi="JetBrains Mono" w:cs="JetBrains Mono"/>
+          <w:b w:val="0"/>
+          <w:bCs w:val="0"/>
+          <w:sz w:val="20"/>
+          <w:szCs w:val="20"/>
+          <w:lang w:val="en-US"/>
+        </w:rPr>
+      </w:pPr>
+      <w:r>
+        <w:rPr>
+          <w:rFonts w:hint="default" w:ascii="JetBrains Mono" w:hAnsi="JetBrains Mono" w:cs="JetBrains Mono"/>
+          <w:b w:val="0"/>
+          <w:bCs w:val="0"/>
+          <w:sz w:val="20"/>
+          <w:szCs w:val="20"/>
+          <w:lang w:val="en-US"/>
+        </w:rPr>
+        <w:t>AppDbContext - Entity Framework Core DbContext managing database schema and connections</w:t>
+      </w:r>
+    </w:p>
+    <w:p>
+      <w:pPr>
+        <w:numPr>
+          <w:numId w:val="0"/>
+        </w:numPr>
+        <w:ind w:left="420" w:leftChars="0"/>
+        <w:jc w:val="left"/>
+        <w:rPr>
+          <w:rFonts w:hint="default" w:ascii="JetBrains Mono" w:hAnsi="JetBrains Mono" w:cs="JetBrains Mono"/>
+          <w:b w:val="0"/>
+          <w:bCs w:val="0"/>
+          <w:sz w:val="20"/>
+          <w:szCs w:val="20"/>
+          <w:lang w:val="en-US"/>
+        </w:rPr>
+      </w:pPr>
+    </w:p>
+    <w:p>
+      <w:pPr>
+        <w:numPr>
+          <w:ilvl w:val="1"/>
+          <w:numId w:val="8"/>
+        </w:numPr>
+        <w:ind w:left="840" w:leftChars="0" w:hanging="420" w:firstLineChars="0"/>
+        <w:jc w:val="left"/>
+        <w:rPr>
+          <w:rFonts w:hint="default" w:ascii="JetBrains Mono" w:hAnsi="JetBrains Mono" w:cs="JetBrains Mono"/>
+          <w:b w:val="0"/>
+          <w:bCs w:val="0"/>
+          <w:sz w:val="20"/>
+          <w:szCs w:val="20"/>
+          <w:lang w:val="en-US"/>
+        </w:rPr>
+      </w:pPr>
+      <w:r>
+        <w:rPr>
+          <w:rFonts w:hint="default" w:ascii="JetBrains Mono" w:hAnsi="JetBrains Mono" w:cs="JetBrains Mono"/>
+          <w:b w:val="0"/>
+          <w:bCs w:val="0"/>
+          <w:sz w:val="20"/>
+          <w:szCs w:val="20"/>
+          <w:lang w:val="en-US"/>
+        </w:rPr>
+        <w:t>UrlHelper - Standardizes URLs by ensuring they have the correct scheme (http/https) and formatting</w:t>
+      </w:r>
+    </w:p>
+    <w:p>
+      <w:pPr>
+        <w:numPr>
+          <w:ilvl w:val="0"/>
+          <w:numId w:val="0"/>
+        </w:numPr>
+        <w:pBdr>
+          <w:bottom w:val="single" w:color="auto" w:sz="4" w:space="0"/>
+        </w:pBdr>
+        <w:ind w:left="420" w:leftChars="0"/>
+        <w:jc w:val="left"/>
+        <w:rPr>
+          <w:rFonts w:hint="default" w:ascii="JetBrains Mono" w:hAnsi="JetBrains Mono" w:cs="JetBrains Mono"/>
+          <w:b w:val="0"/>
+          <w:bCs w:val="0"/>
+          <w:sz w:val="20"/>
+          <w:szCs w:val="20"/>
+          <w:lang w:val="en-US"/>
+        </w:rPr>
+      </w:pPr>
+    </w:p>
+    <w:p>
+      <w:pPr>
+        <w:numPr>
+          <w:ilvl w:val="0"/>
+          <w:numId w:val="0"/>
+        </w:numPr>
+        <w:jc w:val="left"/>
+        <w:rPr>
+          <w:rFonts w:hint="default" w:ascii="JetBrains Mono" w:hAnsi="JetBrains Mono" w:cs="JetBrains Mono"/>
+          <w:b w:val="0"/>
+          <w:bCs w:val="0"/>
+          <w:sz w:val="20"/>
+          <w:szCs w:val="20"/>
+          <w:lang w:val="en-US"/>
+        </w:rPr>
+      </w:pPr>
+    </w:p>
+    <w:p>
+      <w:pPr>
+        <w:widowControl w:val="0"/>
+        <w:ind w:left="720" w:leftChars="0"/>
+        <w:jc w:val="left"/>
+        <w:rPr>
+          <w:rFonts w:hint="default" w:ascii="JetBrains Mono" w:hAnsi="JetBrains Mono" w:cs="JetBrains Mono"/>
+          <w:b/>
+          <w:bCs/>
+          <w:sz w:val="20"/>
+          <w:szCs w:val="20"/>
+          <w:vertAlign w:val="baseline"/>
+          <w:lang w:val="en-US"/>
+        </w:rPr>
+      </w:pPr>
+      <w:r>
+        <w:rPr>
+          <w:rFonts w:hint="default" w:ascii="JetBrains Mono" w:hAnsi="JetBrains Mono" w:cs="JetBrains Mono"/>
+          <w:b/>
+          <w:bCs/>
+          <w:sz w:val="20"/>
+          <w:szCs w:val="20"/>
+          <w:vertAlign w:val="baseline"/>
+          <w:lang w:val="en-US"/>
+        </w:rPr>
+        <w:t>└── Views/</w:t>
+      </w:r>
+    </w:p>
+    <w:p>
+      <w:pPr>
+        <w:widowControl w:val="0"/>
+        <w:ind w:left="720" w:leftChars="0"/>
+        <w:jc w:val="left"/>
+        <w:rPr>
+          <w:rFonts w:hint="default" w:ascii="JetBrains Mono" w:hAnsi="JetBrains Mono" w:cs="JetBrains Mono"/>
+          <w:b/>
+          <w:bCs/>
+          <w:sz w:val="20"/>
+          <w:szCs w:val="20"/>
+          <w:vertAlign w:val="baseline"/>
+          <w:lang w:val="en-US"/>
+        </w:rPr>
+      </w:pPr>
+      <w:r>
+        <w:rPr>
+          <w:rFonts w:hint="default" w:ascii="JetBrains Mono" w:hAnsi="JetBrains Mono" w:cs="JetBrains Mono"/>
+          <w:b/>
+          <w:bCs/>
+          <w:sz w:val="20"/>
+          <w:szCs w:val="20"/>
+          <w:vertAlign w:val="baseline"/>
+          <w:lang w:val="en-US"/>
+        </w:rPr>
+        <w:t xml:space="preserve">    ├── App.axaml</w:t>
+      </w:r>
+    </w:p>
+    <w:p>
+      <w:pPr>
+        <w:widowControl w:val="0"/>
+        <w:ind w:left="720" w:leftChars="0"/>
+        <w:jc w:val="left"/>
+        <w:rPr>
+          <w:rFonts w:hint="default" w:ascii="JetBrains Mono" w:hAnsi="JetBrains Mono" w:cs="JetBrains Mono"/>
+          <w:b/>
+          <w:bCs/>
+          <w:sz w:val="20"/>
+          <w:szCs w:val="20"/>
+          <w:vertAlign w:val="baseline"/>
+          <w:lang w:val="en-US"/>
+        </w:rPr>
+      </w:pPr>
+      <w:r>
+        <w:rPr>
+          <w:rFonts w:hint="default" w:ascii="JetBrains Mono" w:hAnsi="JetBrains Mono" w:cs="JetBrains Mono"/>
+          <w:b/>
+          <w:bCs/>
+          <w:sz w:val="20"/>
+          <w:szCs w:val="20"/>
+          <w:vertAlign w:val="baseline"/>
+          <w:lang w:val="en-US"/>
+        </w:rPr>
+        <w:t xml:space="preserve">    ├── App.axaml.cs</w:t>
+      </w:r>
+    </w:p>
+    <w:p>
+      <w:pPr>
+        <w:widowControl w:val="0"/>
+        <w:ind w:left="720" w:leftChars="0"/>
+        <w:jc w:val="left"/>
+        <w:rPr>
+          <w:rFonts w:hint="default" w:ascii="JetBrains Mono" w:hAnsi="JetBrains Mono" w:cs="JetBrains Mono"/>
+          <w:b/>
+          <w:bCs/>
+          <w:sz w:val="20"/>
+          <w:szCs w:val="20"/>
+          <w:vertAlign w:val="baseline"/>
+          <w:lang w:val="en-US"/>
+        </w:rPr>
+      </w:pPr>
+      <w:r>
+        <w:rPr>
+          <w:rFonts w:hint="default" w:ascii="JetBrains Mono" w:hAnsi="JetBrains Mono" w:cs="JetBrains Mono"/>
+          <w:b/>
+          <w:bCs/>
+          <w:sz w:val="20"/>
+          <w:szCs w:val="20"/>
+          <w:vertAlign w:val="baseline"/>
+          <w:lang w:val="en-US"/>
+        </w:rPr>
+        <w:t xml:space="preserve">    ├── MainWindow.axaml</w:t>
+      </w:r>
+    </w:p>
+    <w:p>
+      <w:pPr>
+        <w:widowControl w:val="0"/>
+        <w:ind w:left="720" w:leftChars="0" w:firstLine="480"/>
+        <w:jc w:val="left"/>
+        <w:rPr>
+          <w:rFonts w:hint="default" w:ascii="JetBrains Mono" w:hAnsi="JetBrains Mono" w:cs="JetBrains Mono"/>
+          <w:b/>
+          <w:bCs/>
+          <w:sz w:val="20"/>
+          <w:szCs w:val="20"/>
+          <w:vertAlign w:val="baseline"/>
+          <w:lang w:val="en-US"/>
+        </w:rPr>
+      </w:pPr>
+      <w:r>
+        <w:rPr>
+          <w:rFonts w:hint="default" w:ascii="JetBrains Mono" w:hAnsi="JetBrains Mono" w:cs="JetBrains Mono"/>
+          <w:b/>
+          <w:bCs/>
+          <w:sz w:val="20"/>
+          <w:szCs w:val="20"/>
+          <w:vertAlign w:val="baseline"/>
+          <w:lang w:val="en-US"/>
+        </w:rPr>
+        <w:t>└── MainWindow.axaml.cs</w:t>
+      </w:r>
+    </w:p>
+    <w:p>
+      <w:pPr>
+        <w:numPr>
+          <w:ilvl w:val="0"/>
+          <w:numId w:val="0"/>
+        </w:numPr>
+        <w:ind w:leftChars="0"/>
+        <w:jc w:val="both"/>
+        <w:rPr>
+          <w:rFonts w:hint="default" w:ascii="JetBrains Mono" w:hAnsi="JetBrains Mono" w:cs="JetBrains Mono"/>
+          <w:b w:val="0"/>
+          <w:bCs w:val="0"/>
+          <w:sz w:val="20"/>
+          <w:szCs w:val="20"/>
+          <w:lang w:val="en-US"/>
+        </w:rPr>
+      </w:pPr>
+    </w:p>
+    <w:p>
+      <w:pPr>
+        <w:numPr>
+          <w:ilvl w:val="0"/>
+          <w:numId w:val="0"/>
+        </w:numPr>
+        <w:ind w:leftChars="0"/>
+        <w:jc w:val="both"/>
+        <w:rPr>
+          <w:rFonts w:hint="default" w:ascii="JetBrains Mono" w:hAnsi="JetBrains Mono" w:cs="JetBrains Mono"/>
+          <w:b w:val="0"/>
+          <w:bCs w:val="0"/>
+          <w:sz w:val="20"/>
+          <w:szCs w:val="20"/>
+          <w:lang w:val="en-US"/>
+        </w:rPr>
+      </w:pPr>
+      <w:r>
+        <w:rPr>
+          <w:rFonts w:hint="default" w:ascii="JetBrains Mono" w:hAnsi="JetBrains Mono" w:cs="JetBrains Mono"/>
+          <w:b w:val="0"/>
+          <w:bCs w:val="0"/>
+          <w:sz w:val="20"/>
+          <w:szCs w:val="20"/>
+          <w:lang w:val="en-US"/>
+        </w:rPr>
+        <w:t>Views:</w:t>
+      </w:r>
+    </w:p>
+    <w:p>
+      <w:pPr>
+        <w:numPr>
+          <w:ilvl w:val="0"/>
+          <w:numId w:val="0"/>
+        </w:numPr>
+        <w:ind w:leftChars="0"/>
+        <w:jc w:val="both"/>
+        <w:rPr>
+          <w:rFonts w:hint="default" w:ascii="JetBrains Mono" w:hAnsi="JetBrains Mono" w:cs="JetBrains Mono"/>
+          <w:b w:val="0"/>
+          <w:bCs w:val="0"/>
+          <w:sz w:val="20"/>
+          <w:szCs w:val="20"/>
+          <w:lang w:val="en-US"/>
+        </w:rPr>
+      </w:pPr>
+    </w:p>
+    <w:p>
+      <w:pPr>
+        <w:numPr>
+          <w:ilvl w:val="1"/>
+          <w:numId w:val="8"/>
+        </w:numPr>
+        <w:ind w:left="840" w:leftChars="0" w:hanging="420" w:firstLineChars="0"/>
+        <w:jc w:val="left"/>
+        <w:rPr>
+          <w:rFonts w:hint="default" w:ascii="JetBrains Mono" w:hAnsi="JetBrains Mono" w:cs="JetBrains Mono"/>
+          <w:b w:val="0"/>
+          <w:bCs w:val="0"/>
+          <w:sz w:val="20"/>
+          <w:szCs w:val="20"/>
+          <w:lang w:val="en-US"/>
+        </w:rPr>
+      </w:pPr>
+      <w:r>
+        <w:rPr>
+          <w:rFonts w:hint="default" w:ascii="JetBrains Mono" w:hAnsi="JetBrains Mono" w:cs="JetBrains Mono"/>
+          <w:b w:val="0"/>
+          <w:bCs w:val="0"/>
+          <w:sz w:val="20"/>
+          <w:szCs w:val="20"/>
+          <w:lang w:val="en-US"/>
+        </w:rPr>
+        <w:t>MainWindow.axaml.cs - Main application window, wires up DataContext to MainWindowViewModel</w:t>
+      </w:r>
+    </w:p>
+    <w:p>
+      <w:pPr>
+        <w:numPr>
+          <w:ilvl w:val="0"/>
+          <w:numId w:val="0"/>
+        </w:numPr>
+        <w:ind w:left="420" w:leftChars="0"/>
+        <w:jc w:val="left"/>
+        <w:rPr>
+          <w:rFonts w:hint="default" w:ascii="JetBrains Mono" w:hAnsi="JetBrains Mono" w:cs="JetBrains Mono"/>
+          <w:b w:val="0"/>
+          <w:bCs w:val="0"/>
+          <w:sz w:val="20"/>
+          <w:szCs w:val="20"/>
+          <w:lang w:val="en-US"/>
+        </w:rPr>
+      </w:pPr>
+    </w:p>
+    <w:p>
+      <w:pPr>
+        <w:numPr>
+          <w:ilvl w:val="1"/>
+          <w:numId w:val="8"/>
+        </w:numPr>
+        <w:ind w:left="840" w:leftChars="0" w:hanging="420" w:firstLineChars="0"/>
+        <w:jc w:val="left"/>
+        <w:rPr>
+          <w:rFonts w:hint="default" w:ascii="JetBrains Mono" w:hAnsi="JetBrains Mono" w:cs="JetBrains Mono"/>
+          <w:b w:val="0"/>
+          <w:bCs w:val="0"/>
+          <w:sz w:val="20"/>
+          <w:szCs w:val="20"/>
+          <w:lang w:val="en-US"/>
+        </w:rPr>
+      </w:pPr>
+      <w:r>
+        <w:rPr>
+          <w:rFonts w:hint="default" w:ascii="JetBrains Mono" w:hAnsi="JetBrains Mono" w:cs="JetBrains Mono"/>
+          <w:b w:val="0"/>
+          <w:bCs w:val="0"/>
+          <w:sz w:val="20"/>
+          <w:szCs w:val="20"/>
+          <w:lang w:val="en-US"/>
+        </w:rPr>
+        <w:t>App.axaml.cs - Application entry point and lifecycle management</w:t>
+      </w:r>
+    </w:p>
+    <w:p>
+      <w:pPr>
+        <w:numPr>
+          <w:ilvl w:val="0"/>
+          <w:numId w:val="0"/>
+        </w:numPr>
+        <w:pBdr>
+          <w:bottom w:val="single" w:color="auto" w:sz="4" w:space="0"/>
+        </w:pBdr>
+        <w:ind w:left="420" w:leftChars="0"/>
+        <w:jc w:val="both"/>
+        <w:rPr>
+          <w:rFonts w:hint="default" w:ascii="JetBrains Mono" w:hAnsi="JetBrains Mono" w:cs="JetBrains Mono"/>
+          <w:b w:val="0"/>
+          <w:bCs w:val="0"/>
+          <w:sz w:val="20"/>
+          <w:szCs w:val="20"/>
+          <w:lang w:val="en-US"/>
+        </w:rPr>
+      </w:pPr>
+    </w:p>
+    <w:p>
+      <w:pPr>
+        <w:numPr>
+          <w:ilvl w:val="0"/>
+          <w:numId w:val="0"/>
+        </w:numPr>
+        <w:ind w:leftChars="0"/>
+        <w:jc w:val="both"/>
+        <w:rPr>
+          <w:rFonts w:hint="default" w:ascii="JetBrains Mono" w:hAnsi="JetBrains Mono" w:cs="JetBrains Mono"/>
+          <w:b w:val="0"/>
+          <w:bCs w:val="0"/>
+          <w:sz w:val="20"/>
+          <w:szCs w:val="20"/>
+          <w:lang w:val="en-US"/>
+        </w:rPr>
+      </w:pPr>
+    </w:p>
+    <w:p>
+      <w:pPr>
+        <w:widowControl w:val="0"/>
+        <w:ind w:left="720" w:leftChars="0"/>
+        <w:jc w:val="left"/>
+        <w:rPr>
+          <w:rFonts w:hint="default" w:ascii="JetBrains Mono" w:hAnsi="JetBrains Mono" w:cs="JetBrains Mono"/>
+          <w:b/>
+          <w:bCs/>
+          <w:sz w:val="20"/>
+          <w:szCs w:val="20"/>
+          <w:vertAlign w:val="baseline"/>
+          <w:lang w:val="en-US"/>
+        </w:rPr>
+      </w:pPr>
+      <w:r>
+        <w:rPr>
+          <w:rFonts w:hint="default" w:ascii="JetBrains Mono" w:hAnsi="JetBrains Mono" w:cs="JetBrains Mono"/>
+          <w:b/>
+          <w:bCs/>
+          <w:sz w:val="20"/>
+          <w:szCs w:val="20"/>
+          <w:vertAlign w:val="baseline"/>
+          <w:lang w:val="en-US"/>
+        </w:rPr>
+        <w:t>├── Controls/</w:t>
+      </w:r>
+    </w:p>
+    <w:p>
+      <w:pPr>
+        <w:widowControl w:val="0"/>
+        <w:ind w:left="720" w:leftChars="0"/>
+        <w:jc w:val="left"/>
+        <w:rPr>
+          <w:rFonts w:hint="default" w:ascii="JetBrains Mono" w:hAnsi="JetBrains Mono" w:cs="JetBrains Mono"/>
+          <w:b/>
+          <w:bCs/>
+          <w:sz w:val="20"/>
+          <w:szCs w:val="20"/>
+          <w:vertAlign w:val="baseline"/>
+          <w:lang w:val="en-US"/>
+        </w:rPr>
+      </w:pPr>
+      <w:r>
+        <w:rPr>
+          <w:rFonts w:hint="default" w:ascii="JetBrains Mono" w:hAnsi="JetBrains Mono" w:cs="JetBrains Mono"/>
+          <w:b/>
+          <w:bCs/>
+          <w:sz w:val="20"/>
+          <w:szCs w:val="20"/>
+          <w:vertAlign w:val="baseline"/>
+          <w:lang w:val="en-US"/>
+        </w:rPr>
+        <w:t>│   ├── AddressBar.axaml</w:t>
+      </w:r>
+    </w:p>
+    <w:p>
+      <w:pPr>
+        <w:widowControl w:val="0"/>
+        <w:ind w:left="720" w:leftChars="0"/>
+        <w:jc w:val="left"/>
+        <w:rPr>
+          <w:rFonts w:hint="default" w:ascii="JetBrains Mono" w:hAnsi="JetBrains Mono" w:cs="JetBrains Mono"/>
+          <w:b/>
+          <w:bCs/>
+          <w:sz w:val="20"/>
+          <w:szCs w:val="20"/>
+          <w:vertAlign w:val="baseline"/>
+          <w:lang w:val="en-US"/>
+        </w:rPr>
+      </w:pPr>
+      <w:r>
+        <w:rPr>
+          <w:rFonts w:hint="default" w:ascii="JetBrains Mono" w:hAnsi="JetBrains Mono" w:cs="JetBrains Mono"/>
+          <w:b/>
+          <w:bCs/>
+          <w:sz w:val="20"/>
+          <w:szCs w:val="20"/>
+          <w:vertAlign w:val="baseline"/>
+          <w:lang w:val="en-US"/>
+        </w:rPr>
+        <w:t>│   ├── AddressBar.axaml.cs</w:t>
+      </w:r>
+    </w:p>
+    <w:p>
+      <w:pPr>
+        <w:widowControl w:val="0"/>
+        <w:ind w:left="720" w:leftChars="0"/>
+        <w:jc w:val="left"/>
+        <w:rPr>
+          <w:rFonts w:hint="default" w:ascii="JetBrains Mono" w:hAnsi="JetBrains Mono" w:cs="JetBrains Mono"/>
+          <w:b/>
+          <w:bCs/>
+          <w:sz w:val="20"/>
+          <w:szCs w:val="20"/>
+          <w:vertAlign w:val="baseline"/>
+          <w:lang w:val="en-US"/>
+        </w:rPr>
+      </w:pPr>
+      <w:r>
+        <w:rPr>
+          <w:rFonts w:hint="default" w:ascii="JetBrains Mono" w:hAnsi="JetBrains Mono" w:cs="JetBrains Mono"/>
+          <w:b/>
+          <w:bCs/>
+          <w:sz w:val="20"/>
+          <w:szCs w:val="20"/>
+          <w:vertAlign w:val="baseline"/>
+          <w:lang w:val="en-US"/>
+        </w:rPr>
+        <w:t>│   ├── BookmarksPanel.axaml</w:t>
+      </w:r>
+    </w:p>
+    <w:p>
+      <w:pPr>
+        <w:widowControl w:val="0"/>
+        <w:ind w:left="720" w:leftChars="0"/>
+        <w:jc w:val="left"/>
+        <w:rPr>
+          <w:rFonts w:hint="default" w:ascii="JetBrains Mono" w:hAnsi="JetBrains Mono" w:cs="JetBrains Mono"/>
+          <w:b/>
+          <w:bCs/>
+          <w:sz w:val="20"/>
+          <w:szCs w:val="20"/>
+          <w:vertAlign w:val="baseline"/>
+          <w:lang w:val="en-US"/>
+        </w:rPr>
+      </w:pPr>
+      <w:r>
+        <w:rPr>
+          <w:rFonts w:hint="default" w:ascii="JetBrains Mono" w:hAnsi="JetBrains Mono" w:cs="JetBrains Mono"/>
+          <w:b/>
+          <w:bCs/>
+          <w:sz w:val="20"/>
+          <w:szCs w:val="20"/>
+          <w:vertAlign w:val="baseline"/>
+          <w:lang w:val="en-US"/>
+        </w:rPr>
+        <w:t>│   ├── BookmarksPanel.axaml.cs</w:t>
+      </w:r>
+    </w:p>
+    <w:p>
+      <w:pPr>
+        <w:widowControl w:val="0"/>
+        <w:ind w:left="720" w:leftChars="0"/>
+        <w:jc w:val="left"/>
+        <w:rPr>
+          <w:rFonts w:hint="default" w:ascii="JetBrains Mono" w:hAnsi="JetBrains Mono" w:cs="JetBrains Mono"/>
+          <w:b/>
+          <w:bCs/>
+          <w:sz w:val="20"/>
+          <w:szCs w:val="20"/>
+          <w:vertAlign w:val="baseline"/>
+          <w:lang w:val="en-US"/>
+        </w:rPr>
+      </w:pPr>
+      <w:r>
+        <w:rPr>
+          <w:rFonts w:hint="default" w:ascii="JetBrains Mono" w:hAnsi="JetBrains Mono" w:cs="JetBrains Mono"/>
+          <w:b/>
+          <w:bCs/>
+          <w:sz w:val="20"/>
+          <w:szCs w:val="20"/>
+          <w:vertAlign w:val="baseline"/>
+          <w:lang w:val="en-US"/>
+        </w:rPr>
+        <w:t>│   ├── EditHomePagePanel.axaml</w:t>
+      </w:r>
+    </w:p>
+    <w:p>
+      <w:pPr>
+        <w:widowControl w:val="0"/>
+        <w:ind w:left="720" w:leftChars="0"/>
+        <w:jc w:val="left"/>
+        <w:rPr>
+          <w:rFonts w:hint="default" w:ascii="JetBrains Mono" w:hAnsi="JetBrains Mono" w:cs="JetBrains Mono"/>
+          <w:b/>
+          <w:bCs/>
+          <w:sz w:val="20"/>
+          <w:szCs w:val="20"/>
+          <w:vertAlign w:val="baseline"/>
+          <w:lang w:val="en-US"/>
+        </w:rPr>
+      </w:pPr>
+      <w:r>
+        <w:rPr>
+          <w:rFonts w:hint="default" w:ascii="JetBrains Mono" w:hAnsi="JetBrains Mono" w:cs="JetBrains Mono"/>
+          <w:b/>
+          <w:bCs/>
+          <w:sz w:val="20"/>
+          <w:szCs w:val="20"/>
+          <w:vertAlign w:val="baseline"/>
+          <w:lang w:val="en-US"/>
+        </w:rPr>
+        <w:t>│   ├── EditHomePagePanel.axaml.cs</w:t>
+      </w:r>
+    </w:p>
+    <w:p>
+      <w:pPr>
+        <w:widowControl w:val="0"/>
+        <w:ind w:left="720" w:leftChars="0"/>
+        <w:jc w:val="left"/>
+        <w:rPr>
+          <w:rFonts w:hint="default" w:ascii="JetBrains Mono" w:hAnsi="JetBrains Mono" w:cs="JetBrains Mono"/>
+          <w:b/>
+          <w:bCs/>
+          <w:sz w:val="20"/>
+          <w:szCs w:val="20"/>
+          <w:vertAlign w:val="baseline"/>
+          <w:lang w:val="en-US"/>
+        </w:rPr>
+      </w:pPr>
+      <w:r>
+        <w:rPr>
+          <w:rFonts w:hint="default" w:ascii="JetBrains Mono" w:hAnsi="JetBrains Mono" w:cs="JetBrains Mono"/>
+          <w:b/>
+          <w:bCs/>
+          <w:sz w:val="20"/>
+          <w:szCs w:val="20"/>
+          <w:vertAlign w:val="baseline"/>
+          <w:lang w:val="en-US"/>
+        </w:rPr>
+        <w:t>│   ├── HistoryPanel.axaml</w:t>
+      </w:r>
+    </w:p>
+    <w:p>
+      <w:pPr>
+        <w:widowControl w:val="0"/>
+        <w:ind w:left="720" w:leftChars="0"/>
+        <w:jc w:val="left"/>
+        <w:rPr>
+          <w:rFonts w:hint="default" w:ascii="JetBrains Mono" w:hAnsi="JetBrains Mono" w:cs="JetBrains Mono"/>
+          <w:b/>
+          <w:bCs/>
+          <w:sz w:val="20"/>
+          <w:szCs w:val="20"/>
+          <w:vertAlign w:val="baseline"/>
+          <w:lang w:val="en-US"/>
+        </w:rPr>
+      </w:pPr>
+      <w:r>
+        <w:rPr>
+          <w:rFonts w:hint="default" w:ascii="JetBrains Mono" w:hAnsi="JetBrains Mono" w:cs="JetBrains Mono"/>
+          <w:b/>
+          <w:bCs/>
+          <w:sz w:val="20"/>
+          <w:szCs w:val="20"/>
+          <w:vertAlign w:val="baseline"/>
+          <w:lang w:val="en-US"/>
+        </w:rPr>
+        <w:t>│   └── HistoryPanel.axaml.cs</w:t>
+      </w:r>
+    </w:p>
+    <w:p>
+      <w:pPr>
+        <w:numPr>
+          <w:ilvl w:val="0"/>
+          <w:numId w:val="0"/>
+        </w:numPr>
+        <w:jc w:val="both"/>
+        <w:rPr>
+          <w:rFonts w:hint="default" w:ascii="JetBrains Mono" w:hAnsi="JetBrains Mono" w:cs="JetBrains Mono"/>
+          <w:b w:val="0"/>
+          <w:bCs w:val="0"/>
+          <w:sz w:val="20"/>
+          <w:szCs w:val="20"/>
+          <w:lang w:val="en-US"/>
+        </w:rPr>
+      </w:pPr>
+    </w:p>
+    <w:p>
+      <w:pPr>
+        <w:numPr>
+          <w:ilvl w:val="0"/>
+          <w:numId w:val="0"/>
+        </w:numPr>
+        <w:ind w:leftChars="0"/>
+        <w:jc w:val="both"/>
+        <w:rPr>
+          <w:rFonts w:hint="default" w:ascii="JetBrains Mono" w:hAnsi="JetBrains Mono" w:cs="JetBrains Mono"/>
+          <w:b w:val="0"/>
+          <w:bCs w:val="0"/>
+          <w:sz w:val="20"/>
+          <w:szCs w:val="20"/>
+          <w:lang w:val="en-US"/>
+        </w:rPr>
+      </w:pPr>
+      <w:r>
+        <w:rPr>
+          <w:rFonts w:hint="default" w:ascii="JetBrains Mono" w:hAnsi="JetBrains Mono" w:cs="JetBrains Mono"/>
+          <w:b w:val="0"/>
+          <w:bCs w:val="0"/>
+          <w:sz w:val="20"/>
+          <w:szCs w:val="20"/>
+          <w:lang w:val="en-US"/>
+        </w:rPr>
+        <w:t>Controls :</w:t>
+      </w:r>
+    </w:p>
+    <w:p>
+      <w:pPr>
+        <w:numPr>
+          <w:ilvl w:val="0"/>
+          <w:numId w:val="0"/>
+        </w:numPr>
+        <w:ind w:leftChars="0"/>
+        <w:jc w:val="both"/>
+        <w:rPr>
+          <w:rFonts w:hint="default" w:ascii="JetBrains Mono" w:hAnsi="JetBrains Mono" w:cs="JetBrains Mono"/>
+          <w:b w:val="0"/>
+          <w:bCs w:val="0"/>
+          <w:sz w:val="20"/>
+          <w:szCs w:val="20"/>
+          <w:lang w:val="en-US"/>
+        </w:rPr>
+      </w:pPr>
+    </w:p>
+    <w:p>
+      <w:pPr>
+        <w:numPr>
+          <w:ilvl w:val="1"/>
+          <w:numId w:val="8"/>
+        </w:numPr>
+        <w:ind w:left="840" w:leftChars="0" w:hanging="420" w:firstLineChars="0"/>
+        <w:jc w:val="left"/>
+        <w:rPr>
+          <w:rFonts w:hint="default" w:ascii="JetBrains Mono" w:hAnsi="JetBrains Mono" w:cs="JetBrains Mono"/>
+          <w:b w:val="0"/>
+          <w:bCs w:val="0"/>
+          <w:sz w:val="20"/>
+          <w:szCs w:val="20"/>
+          <w:lang w:val="en-US"/>
+        </w:rPr>
+      </w:pPr>
+      <w:r>
+        <w:rPr>
+          <w:rFonts w:hint="default" w:ascii="JetBrains Mono" w:hAnsi="JetBrains Mono" w:cs="JetBrains Mono"/>
+          <w:b w:val="0"/>
+          <w:bCs w:val="0"/>
+          <w:sz w:val="20"/>
+          <w:szCs w:val="20"/>
+          <w:lang w:val="en-US"/>
+        </w:rPr>
+        <w:t>AddressBar.axaml - Top navigation bar with buttons, URL input, and bookmark flyout</w:t>
+      </w:r>
+    </w:p>
+    <w:p>
+      <w:pPr>
+        <w:numPr>
+          <w:ilvl w:val="1"/>
+          <w:numId w:val="8"/>
+        </w:numPr>
+        <w:ind w:left="840" w:leftChars="0" w:hanging="420" w:firstLineChars="0"/>
+        <w:jc w:val="left"/>
+        <w:rPr>
+          <w:rFonts w:hint="default" w:ascii="JetBrains Mono" w:hAnsi="JetBrains Mono" w:cs="JetBrains Mono"/>
+          <w:b w:val="0"/>
+          <w:bCs w:val="0"/>
+          <w:sz w:val="20"/>
+          <w:szCs w:val="20"/>
+          <w:lang w:val="en-US"/>
+        </w:rPr>
+      </w:pPr>
+      <w:r>
+        <w:rPr>
+          <w:rFonts w:hint="default" w:ascii="JetBrains Mono" w:hAnsi="JetBrains Mono" w:cs="JetBrains Mono"/>
+          <w:b w:val="0"/>
+          <w:bCs w:val="0"/>
+          <w:sz w:val="20"/>
+          <w:szCs w:val="20"/>
+          <w:lang w:val="en-US"/>
+        </w:rPr>
+        <w:t>BookmarksPanel.axaml - Sidebar UI for viewing bookmarks panel</w:t>
+      </w:r>
+    </w:p>
+    <w:p>
+      <w:pPr>
+        <w:numPr>
+          <w:ilvl w:val="1"/>
+          <w:numId w:val="8"/>
+        </w:numPr>
+        <w:ind w:left="840" w:leftChars="0" w:hanging="420" w:firstLineChars="0"/>
+        <w:jc w:val="left"/>
+        <w:rPr>
+          <w:rFonts w:hint="default" w:ascii="JetBrains Mono" w:hAnsi="JetBrains Mono" w:cs="JetBrains Mono"/>
+          <w:b w:val="0"/>
+          <w:bCs w:val="0"/>
+          <w:sz w:val="20"/>
+          <w:szCs w:val="20"/>
+          <w:lang w:val="en-US"/>
+        </w:rPr>
+      </w:pPr>
+      <w:r>
+        <w:rPr>
+          <w:rFonts w:hint="default" w:ascii="JetBrains Mono" w:hAnsi="JetBrains Mono" w:cs="JetBrains Mono"/>
+          <w:b w:val="0"/>
+          <w:bCs w:val="0"/>
+          <w:sz w:val="20"/>
+          <w:szCs w:val="20"/>
+          <w:vertAlign w:val="baseline"/>
+          <w:lang w:val="en-US"/>
+        </w:rPr>
+        <w:t xml:space="preserve">EditHomePagePanel.axaml - </w:t>
+      </w:r>
+      <w:r>
+        <w:rPr>
+          <w:rFonts w:hint="default" w:ascii="JetBrains Mono" w:hAnsi="JetBrains Mono" w:cs="JetBrains Mono"/>
+          <w:b w:val="0"/>
+          <w:bCs w:val="0"/>
+          <w:sz w:val="20"/>
+          <w:szCs w:val="20"/>
+          <w:lang w:val="en-US"/>
+        </w:rPr>
+        <w:t>Sidebar UI for viewing EditHomePage panel</w:t>
+      </w:r>
+    </w:p>
+    <w:p>
+      <w:pPr>
+        <w:numPr>
+          <w:ilvl w:val="1"/>
+          <w:numId w:val="8"/>
+        </w:numPr>
+        <w:ind w:left="840" w:leftChars="0" w:hanging="420" w:firstLineChars="0"/>
+        <w:jc w:val="left"/>
+        <w:rPr>
+          <w:rFonts w:hint="default" w:ascii="JetBrains Mono" w:hAnsi="JetBrains Mono" w:cs="JetBrains Mono"/>
+          <w:b w:val="0"/>
+          <w:bCs w:val="0"/>
+          <w:sz w:val="20"/>
+          <w:szCs w:val="20"/>
+          <w:lang w:val="en-US"/>
+        </w:rPr>
+      </w:pPr>
+      <w:r>
+        <w:rPr>
+          <w:rFonts w:hint="default" w:ascii="JetBrains Mono" w:hAnsi="JetBrains Mono" w:cs="JetBrains Mono"/>
+          <w:b w:val="0"/>
+          <w:bCs w:val="0"/>
+          <w:sz w:val="20"/>
+          <w:szCs w:val="20"/>
+          <w:vertAlign w:val="baseline"/>
+          <w:lang w:val="en-US"/>
+        </w:rPr>
+        <w:t xml:space="preserve">HistoryPanel.axaml - </w:t>
+      </w:r>
+      <w:r>
+        <w:rPr>
+          <w:rFonts w:hint="default" w:ascii="JetBrains Mono" w:hAnsi="JetBrains Mono" w:cs="JetBrains Mono"/>
+          <w:b w:val="0"/>
+          <w:bCs w:val="0"/>
+          <w:sz w:val="20"/>
+          <w:szCs w:val="20"/>
+          <w:lang w:val="en-US"/>
+        </w:rPr>
+        <w:t>Sidebar UI for viewing History panel</w:t>
+      </w:r>
+    </w:p>
+    <w:p>
+      <w:pPr>
+        <w:numPr>
+          <w:ilvl w:val="0"/>
+          <w:numId w:val="0"/>
+        </w:numPr>
+        <w:ind w:leftChars="0"/>
+        <w:jc w:val="both"/>
+        <w:rPr>
+          <w:rFonts w:hint="default" w:ascii="JetBrains Mono" w:hAnsi="JetBrains Mono" w:cs="JetBrains Mono"/>
+          <w:b w:val="0"/>
+          <w:bCs w:val="0"/>
+          <w:sz w:val="20"/>
+          <w:szCs w:val="20"/>
+          <w:lang w:val="en-US"/>
+        </w:rPr>
+      </w:pPr>
+    </w:p>
+    <w:p>
+      <w:pPr>
+        <w:numPr>
+          <w:ilvl w:val="0"/>
+          <w:numId w:val="0"/>
+        </w:numPr>
+        <w:ind w:leftChars="0"/>
+        <w:jc w:val="both"/>
+        <w:rPr>
+          <w:rFonts w:hint="default" w:ascii="JetBrains Mono" w:hAnsi="JetBrains Mono" w:cs="JetBrains Mono"/>
+          <w:b w:val="0"/>
+          <w:bCs w:val="0"/>
+          <w:sz w:val="20"/>
+          <w:szCs w:val="20"/>
+          <w:lang w:val="en-US"/>
+        </w:rPr>
+      </w:pPr>
+    </w:p>
+    <w:p>
+      <w:pPr>
+        <w:numPr>
+          <w:ilvl w:val="0"/>
+          <w:numId w:val="3"/>
+        </w:numPr>
+        <w:ind w:left="0" w:leftChars="0" w:firstLine="0" w:firstLineChars="0"/>
+        <w:jc w:val="both"/>
+        <w:rPr>
+          <w:rFonts w:hint="default" w:ascii="JetBrains Mono" w:hAnsi="JetBrains Mono" w:cs="JetBrains Mono"/>
+          <w:b w:val="0"/>
+          <w:bCs w:val="0"/>
+          <w:sz w:val="28"/>
+          <w:szCs w:val="28"/>
+          <w:lang w:val="en-US"/>
+        </w:rPr>
+      </w:pPr>
+      <w:r>
+        <w:rPr>
+          <w:rFonts w:hint="default" w:ascii="JetBrains Mono" w:hAnsi="JetBrains Mono" w:cs="JetBrains Mono"/>
+          <w:b w:val="0"/>
+          <w:bCs w:val="0"/>
+          <w:sz w:val="28"/>
+          <w:szCs w:val="28"/>
+          <w:lang w:val="en-US"/>
+        </w:rPr>
+        <w:t>HTTP Communication Technology</w:t>
+      </w:r>
+    </w:p>
+    <w:p>
+      <w:pPr>
+        <w:numPr>
+          <w:ilvl w:val="0"/>
+          <w:numId w:val="0"/>
+        </w:numPr>
+        <w:ind w:leftChars="0"/>
+        <w:jc w:val="both"/>
+        <w:rPr>
+          <w:rFonts w:hint="default" w:ascii="JetBrains Mono" w:hAnsi="JetBrains Mono" w:cs="JetBrains Mono"/>
+          <w:b w:val="0"/>
+          <w:bCs w:val="0"/>
+          <w:sz w:val="28"/>
+          <w:szCs w:val="28"/>
+          <w:lang w:val="en-US"/>
+        </w:rPr>
+      </w:pPr>
+    </w:p>
+    <w:p>
+      <w:pPr>
+        <w:numPr>
+          <w:ilvl w:val="0"/>
+          <w:numId w:val="0"/>
+        </w:numPr>
+        <w:ind w:leftChars="0"/>
+        <w:jc w:val="both"/>
+        <w:rPr>
+          <w:rFonts w:hint="default" w:ascii="JetBrains Mono" w:hAnsi="JetBrains Mono" w:cs="JetBrains Mono"/>
+          <w:b w:val="0"/>
+          <w:bCs w:val="0"/>
+          <w:sz w:val="20"/>
+          <w:szCs w:val="20"/>
+          <w:lang w:val="en-US"/>
+        </w:rPr>
+      </w:pPr>
+      <w:r>
+        <w:rPr>
+          <w:rFonts w:hint="default" w:ascii="JetBrains Mono" w:hAnsi="JetBrains Mono" w:cs="JetBrains Mono"/>
+          <w:b w:val="0"/>
+          <w:bCs w:val="0"/>
+          <w:sz w:val="20"/>
+          <w:szCs w:val="20"/>
+          <w:lang w:val="en-US"/>
+        </w:rPr>
+        <w:t>HttpClient library is used for all HTTP operations. The WebService class creates HttpClient instances with a 30-second timeout and executes GetStringAsync() to fetch HTML content. Error handling manages network failures, timeouts, and invalid responses, returning appropriate status messages to the ViewModel.</w:t>
+      </w:r>
+    </w:p>
+    <w:p>
+      <w:pPr>
+        <w:numPr>
+          <w:ilvl w:val="0"/>
+          <w:numId w:val="0"/>
+        </w:numPr>
+        <w:ind w:leftChars="0"/>
+        <w:jc w:val="both"/>
+        <w:rPr>
+          <w:rFonts w:hint="default" w:ascii="JetBrains Mono" w:hAnsi="JetBrains Mono" w:cs="JetBrains Mono"/>
+          <w:b w:val="0"/>
+          <w:bCs w:val="0"/>
+          <w:sz w:val="20"/>
+          <w:szCs w:val="20"/>
+          <w:lang w:val="en-US"/>
+        </w:rPr>
+      </w:pPr>
+    </w:p>
+    <w:p>
+      <w:pPr>
+        <w:numPr>
+          <w:ilvl w:val="0"/>
+          <w:numId w:val="0"/>
+        </w:numPr>
+        <w:ind w:leftChars="0"/>
+        <w:jc w:val="both"/>
+        <w:rPr>
+          <w:rFonts w:hint="default" w:ascii="JetBrains Mono" w:hAnsi="JetBrains Mono" w:cs="JetBrains Mono"/>
+          <w:b w:val="0"/>
+          <w:bCs w:val="0"/>
+          <w:sz w:val="20"/>
+          <w:szCs w:val="20"/>
+          <w:lang w:val="en-US"/>
+        </w:rPr>
+      </w:pPr>
+    </w:p>
+    <w:p>
+      <w:pPr>
+        <w:numPr>
+          <w:ilvl w:val="0"/>
+          <w:numId w:val="3"/>
+        </w:numPr>
+        <w:ind w:left="0" w:leftChars="0" w:firstLine="0" w:firstLineChars="0"/>
+        <w:jc w:val="both"/>
+        <w:rPr>
+          <w:rFonts w:hint="default" w:ascii="JetBrains Mono" w:hAnsi="JetBrains Mono" w:cs="JetBrains Mono"/>
+          <w:b w:val="0"/>
+          <w:bCs w:val="0"/>
+          <w:sz w:val="28"/>
+          <w:szCs w:val="28"/>
+          <w:lang w:val="en-US"/>
+        </w:rPr>
+      </w:pPr>
+      <w:r>
+        <w:rPr>
+          <w:rFonts w:hint="default" w:ascii="JetBrains Mono" w:hAnsi="JetBrains Mono" w:cs="JetBrains Mono"/>
+          <w:b w:val="0"/>
+          <w:bCs w:val="0"/>
+          <w:sz w:val="28"/>
+          <w:szCs w:val="28"/>
+          <w:lang w:val="en-US"/>
+        </w:rPr>
+        <w:t>Persistence Technology</w:t>
+      </w:r>
+    </w:p>
+    <w:p>
+      <w:pPr>
+        <w:numPr>
+          <w:numId w:val="0"/>
+        </w:numPr>
+        <w:jc w:val="both"/>
+        <w:rPr>
+          <w:rFonts w:hint="default" w:ascii="JetBrains Mono" w:hAnsi="JetBrains Mono" w:cs="JetBrains Mono"/>
+          <w:b w:val="0"/>
+          <w:bCs w:val="0"/>
+          <w:sz w:val="28"/>
+          <w:szCs w:val="28"/>
+          <w:lang w:val="en-US"/>
+        </w:rPr>
+      </w:pPr>
+    </w:p>
+    <w:p>
+      <w:pPr>
+        <w:numPr>
+          <w:ilvl w:val="0"/>
+          <w:numId w:val="0"/>
+        </w:numPr>
+        <w:ind w:leftChars="0"/>
+        <w:jc w:val="both"/>
+        <w:rPr>
+          <w:rFonts w:hint="default" w:ascii="JetBrains Mono" w:hAnsi="JetBrains Mono" w:cs="JetBrains Mono"/>
+          <w:b w:val="0"/>
+          <w:bCs w:val="0"/>
+          <w:sz w:val="20"/>
+          <w:szCs w:val="20"/>
+          <w:lang w:val="en-US"/>
+        </w:rPr>
+      </w:pPr>
+      <w:r>
+        <w:rPr>
+          <w:rFonts w:hint="default" w:ascii="JetBrains Mono" w:hAnsi="JetBrains Mono" w:cs="JetBrains Mono"/>
+          <w:b w:val="0"/>
+          <w:bCs w:val="0"/>
+          <w:sz w:val="20"/>
+          <w:szCs w:val="20"/>
+          <w:lang w:val="en-US"/>
+        </w:rPr>
+        <w:t>Entity Framework Core with SQLite is used to provide persistent storage. A single database file called browserdata.db holds all the tables as mentioned in the entity relation diagram. A constructor also calls db.Database.EnsureCreated() to initialize the schema on first run. For a dev to create a new table, they must define a new DbSet&lt;T&gt; properties in AppDbContext class, then define their LINQ queries in the StorageService class</w:t>
+      </w:r>
+    </w:p>
+    <w:p>
+      <w:pPr>
+        <w:numPr>
+          <w:ilvl w:val="0"/>
+          <w:numId w:val="0"/>
+        </w:numPr>
+        <w:ind w:leftChars="0"/>
+        <w:jc w:val="both"/>
+        <w:rPr>
+          <w:rFonts w:hint="default" w:ascii="JetBrains Mono" w:hAnsi="JetBrains Mono" w:cs="JetBrains Mono"/>
+          <w:b w:val="0"/>
+          <w:bCs w:val="0"/>
+          <w:sz w:val="20"/>
+          <w:szCs w:val="20"/>
+          <w:lang w:val="en-US"/>
+        </w:rPr>
+      </w:pPr>
+    </w:p>
+    <w:p>
+      <w:pPr>
+        <w:numPr>
+          <w:ilvl w:val="0"/>
+          <w:numId w:val="0"/>
+        </w:numPr>
+        <w:ind w:leftChars="0"/>
+        <w:jc w:val="both"/>
+        <w:rPr>
+          <w:rFonts w:hint="default" w:ascii="JetBrains Mono" w:hAnsi="JetBrains Mono" w:cs="JetBrains Mono"/>
+          <w:b w:val="0"/>
+          <w:bCs w:val="0"/>
+          <w:sz w:val="20"/>
+          <w:szCs w:val="20"/>
+          <w:lang w:val="en-US"/>
+        </w:rPr>
+      </w:pPr>
+    </w:p>
+    <w:p>
+      <w:pPr>
+        <w:numPr>
+          <w:ilvl w:val="0"/>
+          <w:numId w:val="0"/>
+        </w:numPr>
+        <w:ind w:leftChars="0"/>
+        <w:jc w:val="both"/>
+        <w:rPr>
+          <w:rFonts w:hint="default" w:ascii="JetBrains Mono" w:hAnsi="JetBrains Mono" w:cs="JetBrains Mono"/>
+          <w:b w:val="0"/>
+          <w:bCs w:val="0"/>
+          <w:sz w:val="20"/>
+          <w:szCs w:val="20"/>
+          <w:lang w:val="en-US"/>
+        </w:rPr>
+      </w:pPr>
+    </w:p>
+    <w:p>
+      <w:pPr>
+        <w:numPr>
+          <w:ilvl w:val="0"/>
+          <w:numId w:val="0"/>
+        </w:numPr>
+        <w:ind w:leftChars="0"/>
+        <w:jc w:val="both"/>
+        <w:rPr>
+          <w:rFonts w:hint="default" w:ascii="JetBrains Mono" w:hAnsi="JetBrains Mono" w:cs="JetBrains Mono"/>
+          <w:b w:val="0"/>
+          <w:bCs w:val="0"/>
+          <w:sz w:val="20"/>
+          <w:szCs w:val="20"/>
+          <w:lang w:val="en-US"/>
+        </w:rPr>
+      </w:pPr>
+    </w:p>
+    <w:p>
+      <w:pPr>
+        <w:numPr>
+          <w:ilvl w:val="0"/>
+          <w:numId w:val="3"/>
+        </w:numPr>
+        <w:ind w:left="0" w:leftChars="0" w:firstLine="0" w:firstLineChars="0"/>
+        <w:jc w:val="both"/>
+        <w:rPr>
+          <w:rFonts w:hint="default" w:ascii="JetBrains Mono" w:hAnsi="JetBrains Mono" w:cs="JetBrains Mono"/>
+          <w:b w:val="0"/>
+          <w:bCs w:val="0"/>
+          <w:sz w:val="28"/>
+          <w:szCs w:val="28"/>
+          <w:lang w:val="en-US"/>
+        </w:rPr>
+      </w:pPr>
+      <w:r>
+        <w:rPr>
+          <w:rFonts w:hint="default" w:ascii="JetBrains Mono" w:hAnsi="JetBrains Mono" w:cs="JetBrains Mono"/>
+          <w:b w:val="0"/>
+          <w:bCs w:val="0"/>
+          <w:sz w:val="28"/>
+          <w:szCs w:val="28"/>
+          <w:lang w:val="en-US"/>
+        </w:rPr>
+        <w:t>GUI Technology</w:t>
+      </w:r>
+    </w:p>
+    <w:p>
+      <w:pPr>
+        <w:numPr>
+          <w:numId w:val="0"/>
+        </w:numPr>
+        <w:jc w:val="both"/>
+        <w:rPr>
+          <w:rFonts w:hint="default" w:ascii="JetBrains Mono" w:hAnsi="JetBrains Mono" w:cs="JetBrains Mono"/>
+          <w:b w:val="0"/>
+          <w:bCs w:val="0"/>
+          <w:sz w:val="28"/>
+          <w:szCs w:val="28"/>
+          <w:lang w:val="en-US"/>
+        </w:rPr>
+      </w:pPr>
+    </w:p>
+    <w:p>
+      <w:pPr>
+        <w:numPr>
+          <w:numId w:val="0"/>
+        </w:numPr>
+        <w:jc w:val="both"/>
+        <w:rPr>
+          <w:rFonts w:hint="default" w:ascii="JetBrains Mono" w:hAnsi="JetBrains Mono" w:cs="JetBrains Mono"/>
+          <w:b w:val="0"/>
+          <w:bCs w:val="0"/>
+          <w:sz w:val="28"/>
+          <w:szCs w:val="28"/>
+          <w:lang w:val="en-US"/>
+        </w:rPr>
+      </w:pPr>
+      <w:r>
+        <w:rPr>
+          <w:rFonts w:hint="default" w:ascii="JetBrains Mono" w:hAnsi="JetBrains Mono" w:cs="JetBrains Mono"/>
+          <w:b w:val="0"/>
+          <w:bCs w:val="0"/>
+          <w:sz w:val="20"/>
+          <w:szCs w:val="20"/>
+          <w:lang w:val="en-US"/>
+        </w:rPr>
+        <w:t>As mentioned before, the Avalonia UI is responsible for rendering the interface. To know more about how to design the user interface I used the documentation [</w:t>
+      </w:r>
+      <w:r>
+        <w:rPr>
+          <w:rFonts w:hint="default" w:ascii="JetBrains Mono" w:hAnsi="JetBrains Mono" w:cs="JetBrains Mono"/>
+          <w:b w:val="0"/>
+          <w:bCs w:val="0"/>
+          <w:sz w:val="20"/>
+          <w:szCs w:val="20"/>
+          <w:lang w:val="en-US"/>
+        </w:rPr>
+        <w:fldChar w:fldCharType="begin"/>
+      </w:r>
+      <w:r>
+        <w:rPr>
+          <w:rFonts w:hint="default" w:ascii="JetBrains Mono" w:hAnsi="JetBrains Mono" w:cs="JetBrains Mono"/>
+          <w:b w:val="0"/>
+          <w:bCs w:val="0"/>
+          <w:sz w:val="20"/>
+          <w:szCs w:val="20"/>
+          <w:lang w:val="en-US"/>
+        </w:rPr>
+        <w:instrText xml:space="preserve"> HYPERLINK "https://docs.avaloniaui.net/docs/basics/" </w:instrText>
+      </w:r>
+      <w:r>
+        <w:rPr>
+          <w:rFonts w:hint="default" w:ascii="JetBrains Mono" w:hAnsi="JetBrains Mono" w:cs="JetBrains Mono"/>
+          <w:b w:val="0"/>
+          <w:bCs w:val="0"/>
+          <w:sz w:val="20"/>
+          <w:szCs w:val="20"/>
+          <w:lang w:val="en-US"/>
+        </w:rPr>
+        <w:fldChar w:fldCharType="separate"/>
+      </w:r>
+      <w:r>
+        <w:rPr>
+          <w:rStyle w:val="12"/>
+          <w:rFonts w:hint="default" w:ascii="JetBrains Mono" w:hAnsi="JetBrains Mono" w:cs="JetBrains Mono"/>
+          <w:b w:val="0"/>
+          <w:bCs w:val="0"/>
+          <w:sz w:val="20"/>
+          <w:szCs w:val="20"/>
+          <w:lang w:val="en-US"/>
+        </w:rPr>
+        <w:t>https://docs.avaloniaui.net/docs/basics/</w:t>
+      </w:r>
+      <w:r>
+        <w:rPr>
+          <w:rFonts w:hint="default" w:ascii="JetBrains Mono" w:hAnsi="JetBrains Mono" w:cs="JetBrains Mono"/>
+          <w:b w:val="0"/>
+          <w:bCs w:val="0"/>
+          <w:sz w:val="20"/>
+          <w:szCs w:val="20"/>
+          <w:lang w:val="en-US"/>
+        </w:rPr>
+        <w:fldChar w:fldCharType="end"/>
+      </w:r>
+      <w:r>
+        <w:rPr>
+          <w:rFonts w:hint="default" w:ascii="JetBrains Mono" w:hAnsi="JetBrains Mono" w:cs="JetBrains Mono"/>
+          <w:b w:val="0"/>
+          <w:bCs w:val="0"/>
+          <w:sz w:val="20"/>
+          <w:szCs w:val="20"/>
+          <w:lang w:val="en-US"/>
+        </w:rPr>
+        <w:t>] and several youtube videos.</w:t>
+      </w:r>
+    </w:p>
+    <w:p>
+      <w:pPr>
+        <w:rPr>
+          <w:rFonts w:hint="default" w:ascii="JetBrains Mono" w:hAnsi="JetBrains Mono" w:cs="JetBrains Mono"/>
+          <w:sz w:val="28"/>
+          <w:szCs w:val="28"/>
+          <w:lang w:val="en-US"/>
+        </w:rPr>
+      </w:pPr>
+      <w:bookmarkStart w:id="0" w:name="_GoBack"/>
+      <w:bookmarkEnd w:id="0"/>
+    </w:p>
+    <w:p>
+      <w:pPr>
+        <w:pStyle w:val="3"/>
+        <w:bidi w:val="0"/>
+        <w:spacing w:line="240" w:lineRule="auto"/>
+        <w:jc w:val="both"/>
+        <w:rPr>
+          <w:rFonts w:hint="default" w:ascii="JetBrains Mono" w:hAnsi="JetBrains Mono" w:cs="JetBrains Mono"/>
+          <w:sz w:val="36"/>
+          <w:szCs w:val="36"/>
+          <w:lang w:val="en-US"/>
+        </w:rPr>
+      </w:pPr>
+      <w:r>
+        <w:rPr>
+          <w:rFonts w:hint="default" w:ascii="JetBrains Mono" w:hAnsi="JetBrains Mono" w:cs="JetBrains Mono"/>
+          <w:sz w:val="36"/>
+          <w:szCs w:val="36"/>
+          <w:lang w:val="en-US"/>
+        </w:rPr>
+        <w:t>Conclusions:</w:t>
+      </w:r>
+    </w:p>
+    <w:p>
+      <w:pPr>
+        <w:jc w:val="both"/>
+        <w:rPr>
+          <w:rFonts w:hint="default" w:ascii="JetBrains Mono" w:hAnsi="JetBrains Mono" w:cs="JetBrains Mono"/>
+          <w:lang w:val="en-US"/>
+        </w:rPr>
+      </w:pPr>
+      <w:r>
+        <w:rPr>
+          <w:rFonts w:hint="default" w:ascii="JetBrains Mono" w:hAnsi="JetBrains Mono" w:cs="JetBrains Mono"/>
+          <w:lang w:val="en-US"/>
+        </w:rPr>
+        <w:t>The squash web browser was a fun but time consuming project; to use a new framework like Avalonia instead of Windows Forms was a hard but necessary decision to make due to my limitations as a linux only user. However said and done building an actual functioning and responsive UI is probably my most proud achievement in this project. If I were to improve on this project I would start with completing the final advanced feature that is multi user access. However due to time constraints and my limited knowledge it was not possible, as such I will leave it to my future self in another time to hopefully make this a real and full fledged browser.</w:t>
+      </w:r>
+    </w:p>
+    <w:p>
+      <w:pPr>
+        <w:rPr>
+          <w:rFonts w:hint="default"/>
           <w:lang w:val="en-US"/>
         </w:rPr>
       </w:pPr>
@@ -3956,22 +7690,6 @@
                       <a:ln w="6350">
                         <a:noFill/>
                       </a:ln>
-                      <a:extLst>
-                        <a:ext uri="{909E8E84-426E-40DD-AFC4-6F175D3DCCD1}">
-                          <a14:hiddenFill xmlns:a14="http://schemas.microsoft.com/office/drawing/2010/main">
-                            <a:solidFill>
-                              <a:schemeClr val="lt1"/>
-                            </a:solidFill>
-                          </a14:hiddenFill>
-                        </a:ext>
-                        <a:ext uri="{91240B29-F687-4F45-9708-019B960494DF}">
-                          <a14:hiddenLine xmlns:a14="http://schemas.microsoft.com/office/drawing/2010/main" w="6350">
-                            <a:solidFill>
-                              <a:prstClr val="black"/>
-                            </a:solidFill>
-                          </a14:hiddenLine>
-                        </a:ext>
-                      </a:extLst>
                     </wps:spPr>
                     <wps:style>
                       <a:lnRef idx="0">
@@ -4022,7 +7740,7 @@
         </mc:Choice>
         <mc:Fallback>
           <w:pict>
-            <v:shape id="_x0000_s1026" o:spid="_x0000_s1026" o:spt="202" type="#_x0000_t202" style="position:absolute;left:0pt;margin-top:0pt;height:144pt;width:144pt;mso-position-horizontal:center;mso-position-horizontal-relative:margin;mso-wrap-style:none;z-index:251659264;mso-width-relative:page;mso-height-relative:page;" filled="f" stroked="f" coordsize="21600,21600" o:gfxdata="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">
+            <v:shape id="_x0000_s1026" o:spid="_x0000_s1026" o:spt="202" type="#_x0000_t202" style="position:absolute;left:0pt;margin-top:0pt;height:144pt;width:144pt;mso-position-horizontal:center;mso-position-horizontal-relative:margin;mso-wrap-style:none;z-index:251659264;mso-width-relative:page;mso-height-relative:page;" filled="f" stroked="f" coordsize="21600,21600" o:gfxdata="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">
               <v:fill on="f" focussize="0,0"/>
               <v:stroke on="f" weight="0.5pt"/>
               <v:imagedata o:title=""/>
@@ -4063,6 +7781,26 @@
 <file path=word/numbering.xml><?xml version="1.0" encoding="utf-8"?>
 <w:numbering xmlns:wpc="http://schemas.microsoft.com/office/word/2010/wordprocessingCanvas" xmlns:mc="http://schemas.openxmlformats.org/markup-compatibility/2006" xmlns:o="urn:schemas-microsoft-com:office:office" xmlns:r="http://schemas.openxmlformats.org/officeDocument/2006/relationships" xmlns:m="http://schemas.openxmlformats.org/officeDocument/2006/math" xmlns:v="urn:schemas-microsoft-com:vml" xmlns:wp14="http://schemas.microsoft.com/office/word/2010/wordprocessingDrawing" xmlns:wp="http://schemas.openxmlformats.org/drawingml/2006/wordprocessingDrawing" xmlns:w10="urn:schemas-microsoft-com:office:word" xmlns:w="http://schemas.openxmlformats.org/wordprocessingml/2006/main" xmlns:w14="http://schemas.microsoft.com/office/word/2010/wordml" xmlns:wpg="http://schemas.microsoft.com/office/word/2010/wordprocessingGroup" xmlns:wpi="http://schemas.microsoft.com/office/word/2010/wordprocessingInk" xmlns:wne="http://schemas.microsoft.com/office/word/2006/wordml" xmlns:wps="http://schemas.microsoft.com/office/word/2010/wordprocessingShape" xmlns:wpsCustomData="http://www.wps.cn/officeDocument/2013/wpsCustomData" mc:Ignorable="w14 wp14">
   <w:abstractNum w:abstractNumId="0">
+    <w:nsid w:val="A3FC3B11"/>
+    <w:multiLevelType w:val="singleLevel"/>
+    <w:tmpl w:val="A3FC3B11"/>
+    <w:lvl w:ilvl="0" w:tentative="0">
+      <w:start w:val="1"/>
+      <w:numFmt w:val="bullet"/>
+      <w:lvlText w:val=""/>
+      <w:lvlJc w:val="left"/>
+      <w:pPr>
+        <w:tabs>
+          <w:tab w:val="left" w:pos="840"/>
+        </w:tabs>
+        <w:ind w:left="840" w:leftChars="0" w:hanging="420" w:firstLineChars="0"/>
+      </w:pPr>
+      <w:rPr>
+        <w:rFonts w:hint="default" w:ascii="Wingdings" w:hAnsi="Wingdings"/>
+      </w:rPr>
+    </w:lvl>
+  </w:abstractNum>
+  <w:abstractNum w:abstractNumId="1">
     <w:nsid w:val="B5DBFFB8"/>
     <w:multiLevelType w:val="singleLevel"/>
     <w:tmpl w:val="B5DBFFB8"/>
@@ -4074,7 +7812,147 @@
       <w:lvlJc w:val="left"/>
     </w:lvl>
   </w:abstractNum>
-  <w:abstractNum w:abstractNumId="1">
+  <w:abstractNum w:abstractNumId="2">
+    <w:nsid w:val="EBBA7B7C"/>
+    <w:multiLevelType w:val="multilevel"/>
+    <w:tmpl w:val="EBBA7B7C"/>
+    <w:lvl w:ilvl="0" w:tentative="0">
+      <w:start w:val="1"/>
+      <w:numFmt w:val="bullet"/>
+      <w:lvlText w:val=""/>
+      <w:lvlJc w:val="left"/>
+      <w:pPr>
+        <w:tabs>
+          <w:tab w:val="left" w:pos="420"/>
+        </w:tabs>
+        <w:ind w:left="420" w:leftChars="0" w:hanging="420" w:firstLineChars="0"/>
+      </w:pPr>
+      <w:rPr>
+        <w:rFonts w:hint="default" w:ascii="Wingdings" w:hAnsi="Wingdings"/>
+      </w:rPr>
+    </w:lvl>
+    <w:lvl w:ilvl="1" w:tentative="0">
+      <w:start w:val="1"/>
+      <w:numFmt w:val="bullet"/>
+      <w:lvlText w:val=""/>
+      <w:lvlJc w:val="left"/>
+      <w:pPr>
+        <w:tabs>
+          <w:tab w:val="left" w:pos="840"/>
+        </w:tabs>
+        <w:ind w:left="840" w:leftChars="0" w:hanging="420" w:firstLineChars="0"/>
+      </w:pPr>
+      <w:rPr>
+        <w:rFonts w:hint="default" w:ascii="Wingdings" w:hAnsi="Wingdings"/>
+      </w:rPr>
+    </w:lvl>
+    <w:lvl w:ilvl="2" w:tentative="0">
+      <w:start w:val="1"/>
+      <w:numFmt w:val="bullet"/>
+      <w:lvlText w:val=""/>
+      <w:lvlJc w:val="left"/>
+      <w:pPr>
+        <w:tabs>
+          <w:tab w:val="left" w:pos="1260"/>
+        </w:tabs>
+        <w:ind w:left="1260" w:leftChars="0" w:hanging="420" w:firstLineChars="0"/>
+      </w:pPr>
+      <w:rPr>
+        <w:rFonts w:hint="default" w:ascii="Wingdings" w:hAnsi="Wingdings"/>
+      </w:rPr>
+    </w:lvl>
+    <w:lvl w:ilvl="3" w:tentative="0">
+      <w:start w:val="1"/>
+      <w:numFmt w:val="bullet"/>
+      <w:lvlText w:val=""/>
+      <w:lvlJc w:val="left"/>
+      <w:pPr>
+        <w:tabs>
+          <w:tab w:val="left" w:pos="1680"/>
+        </w:tabs>
+        <w:ind w:left="1680" w:leftChars="0" w:hanging="420" w:firstLineChars="0"/>
+      </w:pPr>
+      <w:rPr>
+        <w:rFonts w:hint="default" w:ascii="Wingdings" w:hAnsi="Wingdings"/>
+      </w:rPr>
+    </w:lvl>
+    <w:lvl w:ilvl="4" w:tentative="0">
+      <w:start w:val="1"/>
+      <w:numFmt w:val="bullet"/>
+      <w:lvlText w:val=""/>
+      <w:lvlJc w:val="left"/>
+      <w:pPr>
+        <w:tabs>
+          <w:tab w:val="left" w:pos="2100"/>
+        </w:tabs>
+        <w:ind w:left="2100" w:leftChars="0" w:hanging="420" w:firstLineChars="0"/>
+      </w:pPr>
+      <w:rPr>
+        <w:rFonts w:hint="default" w:ascii="Wingdings" w:hAnsi="Wingdings"/>
+      </w:rPr>
+    </w:lvl>
+    <w:lvl w:ilvl="5" w:tentative="0">
+      <w:start w:val="1"/>
+      <w:numFmt w:val="bullet"/>
+      <w:lvlText w:val=""/>
+      <w:lvlJc w:val="left"/>
+      <w:pPr>
+        <w:tabs>
+          <w:tab w:val="left" w:pos="2520"/>
+        </w:tabs>
+        <w:ind w:left="2520" w:leftChars="0" w:hanging="420" w:firstLineChars="0"/>
+      </w:pPr>
+      <w:rPr>
+        <w:rFonts w:hint="default" w:ascii="Wingdings" w:hAnsi="Wingdings"/>
+      </w:rPr>
+    </w:lvl>
+    <w:lvl w:ilvl="6" w:tentative="0">
+      <w:start w:val="1"/>
+      <w:numFmt w:val="bullet"/>
+      <w:lvlText w:val=""/>
+      <w:lvlJc w:val="left"/>
+      <w:pPr>
+        <w:tabs>
+          <w:tab w:val="left" w:pos="2940"/>
+        </w:tabs>
+        <w:ind w:left="2940" w:leftChars="0" w:hanging="420" w:firstLineChars="0"/>
+      </w:pPr>
+      <w:rPr>
+        <w:rFonts w:hint="default" w:ascii="Wingdings" w:hAnsi="Wingdings"/>
+      </w:rPr>
+    </w:lvl>
+    <w:lvl w:ilvl="7" w:tentative="0">
+      <w:start w:val="1"/>
+      <w:numFmt w:val="bullet"/>
+      <w:lvlText w:val=""/>
+      <w:lvlJc w:val="left"/>
+      <w:pPr>
+        <w:tabs>
+          <w:tab w:val="left" w:pos="3360"/>
+        </w:tabs>
+        <w:ind w:left="3360" w:leftChars="0" w:hanging="420" w:firstLineChars="0"/>
+      </w:pPr>
+      <w:rPr>
+        <w:rFonts w:hint="default" w:ascii="Wingdings" w:hAnsi="Wingdings"/>
+      </w:rPr>
+    </w:lvl>
+    <w:lvl w:ilvl="8" w:tentative="0">
+      <w:start w:val="1"/>
+      <w:numFmt w:val="bullet"/>
+      <w:lvlText w:val=""/>
+      <w:lvlJc w:val="left"/>
+      <w:pPr>
+        <w:tabs>
+          <w:tab w:val="left" w:pos="3780"/>
+        </w:tabs>
+        <w:ind w:left="3780" w:leftChars="0" w:hanging="420" w:firstLineChars="0"/>
+      </w:pPr>
+      <w:rPr>
+        <w:rFonts w:hint="default" w:ascii="Wingdings" w:hAnsi="Wingdings"/>
+      </w:rPr>
+    </w:lvl>
+  </w:abstractNum>
+  <w:abstractNum w:abstractNumId="3">
     <w:nsid w:val="F2F72412"/>
     <w:multiLevelType w:val="singleLevel"/>
     <w:tmpl w:val="F2F72412"/>
@@ -4094,11 +7972,221 @@
       </w:rPr>
     </w:lvl>
   </w:abstractNum>
+  <w:abstractNum w:abstractNumId="4">
+    <w:nsid w:val="FBFE564F"/>
+    <w:multiLevelType w:val="multilevel"/>
+    <w:tmpl w:val="FBFE564F"/>
+    <w:lvl w:ilvl="0" w:tentative="0">
+      <w:start w:val="1"/>
+      <w:numFmt w:val="bullet"/>
+      <w:lvlText w:val=""/>
+      <w:lvlJc w:val="left"/>
+      <w:pPr>
+        <w:tabs>
+          <w:tab w:val="left" w:pos="420"/>
+        </w:tabs>
+        <w:ind w:left="420" w:leftChars="0" w:hanging="420" w:firstLineChars="0"/>
+      </w:pPr>
+      <w:rPr>
+        <w:rFonts w:hint="default" w:ascii="Wingdings" w:hAnsi="Wingdings"/>
+      </w:rPr>
+    </w:lvl>
+    <w:lvl w:ilvl="1" w:tentative="0">
+      <w:start w:val="1"/>
+      <w:numFmt w:val="bullet"/>
+      <w:lvlText w:val=""/>
+      <w:lvlJc w:val="left"/>
+      <w:pPr>
+        <w:tabs>
+          <w:tab w:val="left" w:pos="840"/>
+        </w:tabs>
+        <w:ind w:left="840" w:leftChars="0" w:hanging="420" w:firstLineChars="0"/>
+      </w:pPr>
+      <w:rPr>
+        <w:rFonts w:hint="default" w:ascii="Wingdings" w:hAnsi="Wingdings"/>
+      </w:rPr>
+    </w:lvl>
+    <w:lvl w:ilvl="2" w:tentative="0">
+      <w:start w:val="1"/>
+      <w:numFmt w:val="bullet"/>
+      <w:lvlText w:val=""/>
+      <w:lvlJc w:val="left"/>
+      <w:pPr>
+        <w:tabs>
+          <w:tab w:val="left" w:pos="1260"/>
+        </w:tabs>
+        <w:ind w:left="1260" w:leftChars="0" w:hanging="420" w:firstLineChars="0"/>
+      </w:pPr>
+      <w:rPr>
+        <w:rFonts w:hint="default" w:ascii="Wingdings" w:hAnsi="Wingdings"/>
+      </w:rPr>
+    </w:lvl>
+    <w:lvl w:ilvl="3" w:tentative="0">
+      <w:start w:val="1"/>
+      <w:numFmt w:val="bullet"/>
+      <w:lvlText w:val=""/>
+      <w:lvlJc w:val="left"/>
+      <w:pPr>
+        <w:tabs>
+          <w:tab w:val="left" w:pos="1680"/>
+        </w:tabs>
+        <w:ind w:left="1680" w:leftChars="0" w:hanging="420" w:firstLineChars="0"/>
+      </w:pPr>
+      <w:rPr>
+        <w:rFonts w:hint="default" w:ascii="Wingdings" w:hAnsi="Wingdings"/>
+      </w:rPr>
+    </w:lvl>
+    <w:lvl w:ilvl="4" w:tentative="0">
+      <w:start w:val="1"/>
+      <w:numFmt w:val="bullet"/>
+      <w:lvlText w:val=""/>
+      <w:lvlJc w:val="left"/>
+      <w:pPr>
+        <w:tabs>
+          <w:tab w:val="left" w:pos="2100"/>
+        </w:tabs>
+        <w:ind w:left="2100" w:leftChars="0" w:hanging="420" w:firstLineChars="0"/>
+      </w:pPr>
+      <w:rPr>
+        <w:rFonts w:hint="default" w:ascii="Wingdings" w:hAnsi="Wingdings"/>
+      </w:rPr>
+    </w:lvl>
+    <w:lvl w:ilvl="5" w:tentative="0">
+      <w:start w:val="1"/>
+      <w:numFmt w:val="bullet"/>
+      <w:lvlText w:val=""/>
+      <w:lvlJc w:val="left"/>
+      <w:pPr>
+        <w:tabs>
+          <w:tab w:val="left" w:pos="2520"/>
+        </w:tabs>
+        <w:ind w:left="2520" w:leftChars="0" w:hanging="420" w:firstLineChars="0"/>
+      </w:pPr>
+      <w:rPr>
+        <w:rFonts w:hint="default" w:ascii="Wingdings" w:hAnsi="Wingdings"/>
+      </w:rPr>
+    </w:lvl>
+    <w:lvl w:ilvl="6" w:tentative="0">
+      <w:start w:val="1"/>
+      <w:numFmt w:val="bullet"/>
+      <w:lvlText w:val=""/>
+      <w:lvlJc w:val="left"/>
+      <w:pPr>
+        <w:tabs>
+          <w:tab w:val="left" w:pos="2940"/>
+        </w:tabs>
+        <w:ind w:left="2940" w:leftChars="0" w:hanging="420" w:firstLineChars="0"/>
+      </w:pPr>
+      <w:rPr>
+        <w:rFonts w:hint="default" w:ascii="Wingdings" w:hAnsi="Wingdings"/>
+      </w:rPr>
+    </w:lvl>
+    <w:lvl w:ilvl="7" w:tentative="0">
+      <w:start w:val="1"/>
+      <w:numFmt w:val="bullet"/>
+      <w:lvlText w:val=""/>
+      <w:lvlJc w:val="left"/>
+      <w:pPr>
+        <w:tabs>
+          <w:tab w:val="left" w:pos="3360"/>
+        </w:tabs>
+        <w:ind w:left="3360" w:leftChars="0" w:hanging="420" w:firstLineChars="0"/>
+      </w:pPr>
+      <w:rPr>
+        <w:rFonts w:hint="default" w:ascii="Wingdings" w:hAnsi="Wingdings"/>
+      </w:rPr>
+    </w:lvl>
+    <w:lvl w:ilvl="8" w:tentative="0">
+      <w:start w:val="1"/>
+      <w:numFmt w:val="bullet"/>
+      <w:lvlText w:val=""/>
+      <w:lvlJc w:val="left"/>
+      <w:pPr>
+        <w:tabs>
+          <w:tab w:val="left" w:pos="3780"/>
+        </w:tabs>
+        <w:ind w:left="3780" w:leftChars="0" w:hanging="420" w:firstLineChars="0"/>
+      </w:pPr>
+      <w:rPr>
+        <w:rFonts w:hint="default" w:ascii="Wingdings" w:hAnsi="Wingdings"/>
+      </w:rPr>
+    </w:lvl>
+  </w:abstractNum>
+  <w:abstractNum w:abstractNumId="5">
+    <w:nsid w:val="FF6FB5B6"/>
+    <w:multiLevelType w:val="singleLevel"/>
+    <w:tmpl w:val="FF6FB5B6"/>
+    <w:lvl w:ilvl="0" w:tentative="0">
+      <w:start w:val="1"/>
+      <w:numFmt w:val="decimal"/>
+      <w:suff w:val="space"/>
+      <w:lvlText w:val="%1."/>
+      <w:lvlJc w:val="left"/>
+    </w:lvl>
+  </w:abstractNum>
+  <w:abstractNum w:abstractNumId="6">
+    <w:nsid w:val="FFBB4C92"/>
+    <w:multiLevelType w:val="singleLevel"/>
+    <w:tmpl w:val="FFBB4C92"/>
+    <w:lvl w:ilvl="0" w:tentative="0">
+      <w:start w:val="1"/>
+      <w:numFmt w:val="decimal"/>
+      <w:lvlText w:val="%1."/>
+      <w:lvlJc w:val="left"/>
+      <w:pPr>
+        <w:tabs>
+          <w:tab w:val="left" w:pos="425"/>
+        </w:tabs>
+        <w:ind w:left="425" w:leftChars="0" w:hanging="425" w:firstLineChars="0"/>
+      </w:pPr>
+      <w:rPr>
+        <w:rFonts w:hint="default"/>
+      </w:rPr>
+    </w:lvl>
+  </w:abstractNum>
+  <w:abstractNum w:abstractNumId="7">
+    <w:nsid w:val="356DEFFB"/>
+    <w:multiLevelType w:val="singleLevel"/>
+    <w:tmpl w:val="356DEFFB"/>
+    <w:lvl w:ilvl="0" w:tentative="0">
+      <w:start w:val="1"/>
+      <w:numFmt w:val="bullet"/>
+      <w:lvlText w:val=""/>
+      <w:lvlJc w:val="left"/>
+      <w:pPr>
+        <w:tabs>
+          <w:tab w:val="left" w:pos="840"/>
+        </w:tabs>
+        <w:ind w:left="840" w:leftChars="0" w:hanging="420" w:firstLineChars="0"/>
+      </w:pPr>
+      <w:rPr>
+        <w:rFonts w:hint="default" w:ascii="Wingdings" w:hAnsi="Wingdings"/>
+      </w:rPr>
+    </w:lvl>
+  </w:abstractNum>
   <w:num w:numId="1">
+    <w:abstractNumId w:val="3"/>
+  </w:num>
+  <w:num w:numId="2">
     <w:abstractNumId w:val="1"/>
   </w:num>
-  <w:num w:numId="2">
+  <w:num w:numId="3">
+    <w:abstractNumId w:val="5"/>
+  </w:num>
+  <w:num w:numId="4">
     <w:abstractNumId w:val="0"/>
+  </w:num>
+  <w:num w:numId="5">
+    <w:abstractNumId w:val="6"/>
+  </w:num>
+  <w:num w:numId="6">
+    <w:abstractNumId w:val="7"/>
+  </w:num>
+  <w:num w:numId="7">
+    <w:abstractNumId w:val="4"/>
+  </w:num>
+  <w:num w:numId="8">
+    <w:abstractNumId w:val="2"/>
   </w:num>
 </w:numbering>
 </file>
@@ -4145,8 +8233,8 @@
     <w:lsdException w:unhideWhenUsed="0" w:uiPriority="0" w:semiHidden="0" w:name="Normal Indent"/>
     <w:lsdException w:unhideWhenUsed="0" w:uiPriority="0" w:semiHidden="0" w:name="footnote text"/>
     <w:lsdException w:unhideWhenUsed="0" w:uiPriority="0" w:semiHidden="0" w:name="annotation text"/>
-    <w:lsdException w:unhideWhenUsed="0" w:uiPriority="0" w:semiHidden="0" w:name="header"/>
-    <w:lsdException w:unhideWhenUsed="0" w:uiPriority="0" w:semiHidden="0" w:name="footer"/>
+    <w:lsdException w:qFormat="1" w:unhideWhenUsed="0" w:uiPriority="0" w:semiHidden="0" w:name="header"/>
+    <w:lsdException w:qFormat="1" w:unhideWhenUsed="0" w:uiPriority="0" w:semiHidden="0" w:name="footer"/>
     <w:lsdException w:unhideWhenUsed="0" w:uiPriority="0" w:semiHidden="0" w:name="index heading"/>
     <w:lsdException w:qFormat="1" w:uiPriority="0" w:name="caption"/>
     <w:lsdException w:unhideWhenUsed="0" w:uiPriority="0" w:semiHidden="0" w:name="table of figures"/>
@@ -4210,7 +8298,7 @@
     <w:lsdException w:unhideWhenUsed="0" w:uiPriority="0" w:semiHidden="0" w:name="HTML Acronym"/>
     <w:lsdException w:unhideWhenUsed="0" w:uiPriority="0" w:semiHidden="0" w:name="HTML Address"/>
     <w:lsdException w:unhideWhenUsed="0" w:uiPriority="0" w:semiHidden="0" w:name="HTML Cite"/>
-    <w:lsdException w:unhideWhenUsed="0" w:uiPriority="0" w:semiHidden="0" w:name="HTML Code"/>
+    <w:lsdException w:qFormat="1" w:unhideWhenUsed="0" w:uiPriority="0" w:semiHidden="0" w:name="HTML Code"/>
     <w:lsdException w:unhideWhenUsed="0" w:uiPriority="0" w:semiHidden="0" w:name="HTML Definition"/>
     <w:lsdException w:unhideWhenUsed="0" w:uiPriority="0" w:semiHidden="0" w:name="HTML Keyboard"/>
     <w:lsdException w:unhideWhenUsed="0" w:uiPriority="0" w:semiHidden="0" w:name="HTML Preformatted"/>
@@ -4486,6 +8574,7 @@
   <w:style w:type="paragraph" w:styleId="9">
     <w:name w:val="footer"/>
     <w:basedOn w:val="1"/>
+    <w:qFormat/>
     <w:uiPriority w:val="0"/>
     <w:pPr>
       <w:tabs>
@@ -4503,6 +8592,7 @@
   <w:style w:type="paragraph" w:styleId="10">
     <w:name w:val="header"/>
     <w:basedOn w:val="1"/>
+    <w:qFormat/>
     <w:uiPriority w:val="0"/>
     <w:pPr>
       <w:tabs>
@@ -4519,6 +8609,7 @@
   <w:style w:type="character" w:styleId="11">
     <w:name w:val="HTML Code"/>
     <w:basedOn w:val="6"/>
+    <w:qFormat/>
     <w:uiPriority w:val="0"/>
     <w:rPr>
       <w:rFonts w:ascii="Courier New" w:hAnsi="Courier New" w:cs="Courier New"/>
@@ -4544,6 +8635,7 @@
       <w:jc w:val="left"/>
     </w:pPr>
     <w:rPr>
+      <w:rFonts w:ascii="Times New Roman" w:hAnsi="Times New Roman" w:eastAsia="SimSun" w:cs="Times New Roman"/>
       <w:kern w:val="0"/>
       <w:sz w:val="24"/>
       <w:szCs w:val="24"/>
